--- a/fuentes/CFA2_84920096_DU.docx
+++ b/fuentes/CFA2_84920096_DU.docx
@@ -85,7 +85,7 @@
               </wp:anchor>
             </w:drawing>
           </mc:Choice>
-          <mc:Fallback xmlns:w16sdtfl="http://schemas.microsoft.com/office/word/2024/wordml/sdtformatlock" xmlns:w16du="http://schemas.microsoft.com/office/word/2023/wordml/word16du" xmlns:oel="http://schemas.microsoft.com/office/2019/extlst">
+          <mc:Fallback xmlns:oel="http://schemas.microsoft.com/office/2019/extlst" xmlns:w16du="http://schemas.microsoft.com/office/word/2023/wordml/word16du" xmlns:w16sdtfl="http://schemas.microsoft.com/office/word/2024/wordml/sdtformatlock">
             <w:pict>
               <v:rect w14:anchorId="4E7873B1" id="Rectángulo 3" o:spid="_x0000_s1026" alt="&quot;&quot;" style="position:absolute;margin-left:-54pt;margin-top:31.65pt;width:613.85pt;height:204pt;z-index:-251655168;visibility:visible;mso-wrap-style:square;mso-height-percent:0;mso-wrap-distance-left:9pt;mso-wrap-distance-top:0;mso-wrap-distance-right:9pt;mso-wrap-distance-bottom:0;mso-position-horizontal:absolute;mso-position-horizontal-relative:text;mso-position-vertical:absolute;mso-position-vertical-relative:text;mso-height-percent:0;mso-height-relative:margin;v-text-anchor:middle" o:gfxdata="UEsDBBQABgAIAAAAIQC2gziS/gAAAOEBAAATAAAAW0NvbnRlbnRfVHlwZXNdLnhtbJSRQU7DMBBF&#10;90jcwfIWJU67QAgl6YK0S0CoHGBkTxKLZGx5TGhvj5O2G0SRWNoz/78nu9wcxkFMGNg6quQqL6RA&#10;0s5Y6ir5vt9lD1JwBDIwOMJKHpHlpr69KfdHjyxSmriSfYz+USnWPY7AufNIadK6MEJMx9ApD/oD&#10;OlTrorhX2lFEilmcO2RdNtjC5xDF9pCuTyYBB5bi6bQ4syoJ3g9WQ0ymaiLzg5KdCXlKLjvcW893&#10;SUOqXwnz5DrgnHtJTxOsQfEKIT7DmDSUCaxw7Rqn8787ZsmRM9e2VmPeBN4uqYvTtW7jvijg9N/y&#10;JsXecLq0q+WD6m8AAAD//wMAUEsDBBQABgAIAAAAIQA4/SH/1gAAAJQBAAALAAAAX3JlbHMvLnJl&#10;bHOkkMFqwzAMhu+DvYPRfXGawxijTi+j0GvpHsDYimMaW0Yy2fr2M4PBMnrbUb/Q94l/f/hMi1qR&#10;JVI2sOt6UJgd+ZiDgffL8ekFlFSbvV0oo4EbChzGx4f9GRdb25HMsYhqlCwG5lrLq9biZkxWOiqY&#10;22YiTra2kYMu1l1tQD30/bPm3wwYN0x18gb45AdQl1tp5j/sFB2T0FQ7R0nTNEV3j6o9feQzro1i&#10;OWA14Fm+Q8a1a8+Bvu/d/dMb2JY5uiPbhG/ktn4cqGU/er3pcvwCAAD//wMAUEsDBBQABgAIAAAA&#10;IQA7pdBEpwIAAJAFAAAOAAAAZHJzL2Uyb0RvYy54bWysVM1u2zAMvg/YOwi6r3bSePlBnSJI0GFA&#10;0RZth54VWYoNyKImKXGyt9mz7MVKyT/tumKHYTkookh+JD+TvLg81oochHUV6JyOzlJKhOZQVHqX&#10;02+PV59mlDjPdMEUaJHTk3D0cvnxw0VjFmIMJahCWIIg2i0ak9PSe7NIEsdLUTN3BkZoVEqwNfMo&#10;2l1SWNYgeq2ScZp+ThqwhbHAhXP4ummVdBnxpRTc30rphCcqp5ibj6eN5zacyfKCLXaWmbLiXRrs&#10;H7KoWaUx6AC1YZ6Rva3+gKorbsGB9Gcc6gSkrLiINWA1o/RNNQ8lMyLWguQ4M9Dk/h8svzncWVIV&#10;OZ2m2WycTSZTSjSr8VPdI3m/furdXgE5D0Q1xi3Q/sHc2U5yeA1VH6Wtwz/WQ46R3NNArjh6wvFx&#10;Op1ns3lGCUfdOJunszTSn7y4G+v8FwE1CZecWkwgksoO185jSDTtTUI0B6oqriqlomB327Wy5MDC&#10;l07PR5NNyBldfjNTOhhrCG6tOrwkobS2mHjzJyWCndL3QiI7mP44ZhL7UgxxGOdC+1GrKlkh2vBZ&#10;ir8+eujk4BFziYABWWL8AbsD6C1bkB67zbKzD64itvXgnP4tsdZ58IiRQfvBua402PcAFFbVRW7t&#10;e5JaagJLWyhO2DsW2qFyhl9V+N2umfN3zOIU4bzhZvC3eEgFTU6hu1FSgv3x3nuwx+ZGLSUNTmVO&#10;3fc9s4IS9VVj289Hk0kY4yhMsukYBftas32t0ft6DdgOI9xBhsdrsPeqv0oL9RMukFWIiiqmOcbO&#10;Kfe2F9a+3Ra4grhYraIZjq5h/lo/GB7AA6uhLx+PT8yarnk99v0N9BPMFm96uLUNnhpWew+yig3+&#10;wmvHN459bJxuRYW98lqOVi+LdPkMAAD//wMAUEsDBBQABgAIAAAAIQAs8qBh4AAAAAwBAAAPAAAA&#10;ZHJzL2Rvd25yZXYueG1sTI8xb8IwFIT3Sv0P1qvUDRw3FdAQB1WoUbdKoR06mviRRMTPwTaQ/Pua&#10;qYynO919l29G07MLOt9ZkiDmCTCk2uqOGgk/3+VsBcwHRVr1llDChB42xeNDrjJtr1ThZRcaFkvI&#10;Z0pCG8KQce7rFo3yczsgRe9gnVEhStdw7dQ1lpuevyTJghvVUVxo1YDbFuvj7mwk/H5s8bPC09fk&#10;3CROdNBlVQYpn5/G9zWwgGP4D8MNP6JDEZn29kzas17CTCSreCZIWKQpsFtCiLclsL2E16VIgRc5&#10;vz9R/AEAAP//AwBQSwECLQAUAAYACAAAACEAtoM4kv4AAADhAQAAEwAAAAAAAAAAAAAAAAAAAAAA&#10;W0NvbnRlbnRfVHlwZXNdLnhtbFBLAQItABQABgAIAAAAIQA4/SH/1gAAAJQBAAALAAAAAAAAAAAA&#10;AAAAAC8BAABfcmVscy8ucmVsc1BLAQItABQABgAIAAAAIQA7pdBEpwIAAJAFAAAOAAAAAAAAAAAA&#10;AAAAAC4CAABkcnMvZTJvRG9jLnhtbFBLAQItABQABgAIAAAAIQAs8qBh4AAAAAwBAAAPAAAAAAAA&#10;AAAAAAAAAAEFAABkcnMvZG93bnJldi54bWxQSwUGAAAAAAQABADzAAAADgYAAAAA&#10;" fillcolor="#00314d" stroked="f" strokeweight="1pt"/>
             </w:pict>
@@ -3106,14 +3106,12 @@
               </w:rPr>
               <w:t xml:space="preserve">: </w:t>
             </w:r>
-            <w:proofErr w:type="spellStart"/>
             <w:r>
               <w:rPr>
                 <w:rStyle w:val="Extranjerismo"/>
               </w:rPr>
               <w:t>palets</w:t>
             </w:r>
-            <w:proofErr w:type="spellEnd"/>
             <w:r>
               <w:rPr>
                 <w:lang w:val="es-419"/>
@@ -3525,21 +3523,7 @@
         <w:rPr>
           <w:lang w:val="es-419" w:eastAsia="es-CO"/>
         </w:rPr>
-        <w:t xml:space="preserve">Elegir entre </w:t>
-      </w:r>
-      <w:proofErr w:type="spellStart"/>
-      <w:r>
-        <w:rPr>
-          <w:lang w:val="es-419" w:eastAsia="es-CO"/>
-        </w:rPr>
-        <w:t>trincaje</w:t>
-      </w:r>
-      <w:proofErr w:type="spellEnd"/>
-      <w:r>
-        <w:rPr>
-          <w:lang w:val="es-419" w:eastAsia="es-CO"/>
-        </w:rPr>
-        <w:t xml:space="preserve">, bloqueo, fijado, entibado o amortiguación, según las características de la carga. </w:t>
+        <w:t xml:space="preserve">Elegir entre trincaje, bloqueo, fijado, entibado o amortiguación, según las características de la carga. </w:t>
       </w:r>
     </w:p>
     <w:p>
@@ -4293,23 +4277,13 @@
                 <w:lang w:val="es-CO"/>
               </w:rPr>
             </w:pPr>
-            <w:proofErr w:type="spellStart"/>
-            <w:r>
-              <w:rPr>
-                <w:rFonts w:asciiTheme="minorHAnsi" w:hAnsiTheme="minorHAnsi" w:cs="Arial"/>
-                <w:szCs w:val="24"/>
-                <w:lang w:val="es-CO"/>
-              </w:rPr>
-              <w:t>Trincaje</w:t>
-            </w:r>
-            <w:proofErr w:type="spellEnd"/>
-            <w:r>
-              <w:rPr>
-                <w:rFonts w:asciiTheme="minorHAnsi" w:hAnsiTheme="minorHAnsi" w:cs="Arial"/>
-                <w:szCs w:val="24"/>
-                <w:lang w:val="es-CO"/>
-              </w:rPr>
-              <w:t xml:space="preserve"> (Amarre)</w:t>
+            <w:r>
+              <w:rPr>
+                <w:rFonts w:asciiTheme="minorHAnsi" w:hAnsiTheme="minorHAnsi" w:cs="Arial"/>
+                <w:szCs w:val="24"/>
+                <w:lang w:val="es-CO"/>
+              </w:rPr>
+              <w:t>Trincaje (Amarre)</w:t>
             </w:r>
           </w:p>
         </w:tc>
@@ -4876,18 +4850,8 @@
                 <w:szCs w:val="24"/>
                 <w:lang w:val="es-CO"/>
               </w:rPr>
-              <w:t xml:space="preserve">Cubiertas </w:t>
-            </w:r>
-            <w:proofErr w:type="spellStart"/>
-            <w:r>
-              <w:rPr>
-                <w:rFonts w:asciiTheme="minorHAnsi" w:hAnsiTheme="minorHAnsi" w:cs="Arial"/>
-                <w:szCs w:val="24"/>
-                <w:lang w:val="es-CO"/>
-              </w:rPr>
-              <w:t>termorretráctiles</w:t>
-            </w:r>
-            <w:proofErr w:type="spellEnd"/>
+              <w:t>Cubiertas termorretráctiles</w:t>
+            </w:r>
           </w:p>
         </w:tc>
         <w:tc>
@@ -5194,25 +5158,7 @@
                 <w:szCs w:val="24"/>
                 <w:lang w:val="es-CO"/>
               </w:rPr>
-              <w:t xml:space="preserve">Establecer directrices para el correcto estibado y </w:t>
-            </w:r>
-            <w:proofErr w:type="spellStart"/>
-            <w:r>
-              <w:rPr>
-                <w:rFonts w:asciiTheme="minorHAnsi" w:hAnsiTheme="minorHAnsi" w:cs="Arial"/>
-                <w:szCs w:val="24"/>
-                <w:lang w:val="es-CO"/>
-              </w:rPr>
-              <w:t>trincaje</w:t>
-            </w:r>
-            <w:proofErr w:type="spellEnd"/>
-            <w:r>
-              <w:rPr>
-                <w:rFonts w:asciiTheme="minorHAnsi" w:hAnsiTheme="minorHAnsi" w:cs="Arial"/>
-                <w:szCs w:val="24"/>
-                <w:lang w:val="es-CO"/>
-              </w:rPr>
-              <w:t xml:space="preserve"> de carga en contenedores y unidades de transporte.</w:t>
+              <w:t>Establecer directrices para el correcto estibado y trincaje de carga en contenedores y unidades de transporte.</w:t>
             </w:r>
           </w:p>
         </w:tc>
@@ -6315,14 +6261,12 @@
         </w:rPr>
         <w:t>Las paletas (</w:t>
       </w:r>
-      <w:proofErr w:type="spellStart"/>
       <w:r>
         <w:rPr>
           <w:rStyle w:val="Extranjerismo"/>
         </w:rPr>
         <w:t>palets</w:t>
       </w:r>
-      <w:proofErr w:type="spellEnd"/>
       <w:r>
         <w:rPr>
           <w:bCs/>
@@ -6352,14 +6296,12 @@
         </w:rPr>
         <w:t xml:space="preserve">Las paletas (o </w:t>
       </w:r>
-      <w:proofErr w:type="spellStart"/>
       <w:r>
         <w:rPr>
           <w:rStyle w:val="Extranjerismo"/>
         </w:rPr>
         <w:t>palets</w:t>
       </w:r>
-      <w:proofErr w:type="spellEnd"/>
       <w:r>
         <w:rPr>
           <w:lang w:val="es-419" w:eastAsia="es-CO"/>
@@ -6433,14 +6375,12 @@
         </w:rPr>
         <w:t xml:space="preserve">os </w:t>
       </w:r>
-      <w:proofErr w:type="spellStart"/>
       <w:r>
         <w:rPr>
           <w:rStyle w:val="Extranjerismo"/>
         </w:rPr>
         <w:t>palets</w:t>
       </w:r>
-      <w:proofErr w:type="spellEnd"/>
       <w:r>
         <w:rPr>
           <w:lang w:val="es-419" w:eastAsia="es-CO"/>
@@ -6474,14 +6414,12 @@
         </w:rPr>
         <w:t xml:space="preserve">n la actualidad los </w:t>
       </w:r>
-      <w:proofErr w:type="spellStart"/>
       <w:r>
         <w:rPr>
           <w:rStyle w:val="Extranjerismo"/>
         </w:rPr>
         <w:t>palets</w:t>
       </w:r>
-      <w:proofErr w:type="spellEnd"/>
       <w:r>
         <w:rPr>
           <w:lang w:val="es-419" w:eastAsia="es-CO"/>
@@ -6521,14 +6459,12 @@
         </w:rPr>
         <w:t xml:space="preserve">a mayoría de los </w:t>
       </w:r>
-      <w:proofErr w:type="spellStart"/>
       <w:r>
         <w:rPr>
           <w:rStyle w:val="Extranjerismo"/>
         </w:rPr>
         <w:t>palets</w:t>
       </w:r>
-      <w:proofErr w:type="spellEnd"/>
       <w:r>
         <w:rPr>
           <w:lang w:val="es-419" w:eastAsia="es-CO"/>
@@ -7650,7 +7586,6 @@
           <w:lang w:val="es-419" w:eastAsia="es-CO"/>
         </w:rPr>
       </w:pPr>
-      <w:proofErr w:type="spellStart"/>
       <w:r>
         <w:rPr>
           <w:rStyle w:val="Extranjerismo"/>
@@ -7660,7 +7595,6 @@
         <w:lastRenderedPageBreak/>
         <w:t>Palet</w:t>
       </w:r>
-      <w:proofErr w:type="spellEnd"/>
       <w:r>
         <w:rPr>
           <w:b/>
@@ -7765,23 +7699,13 @@
           <w:lang w:val="es-419" w:eastAsia="es-CO"/>
         </w:rPr>
       </w:pPr>
-      <w:proofErr w:type="spellStart"/>
       <w:r>
         <w:rPr>
           <w:rStyle w:val="Extranjerismo"/>
           <w:b/>
           <w:bCs/>
         </w:rPr>
-        <w:t>Palet</w:t>
-      </w:r>
-      <w:proofErr w:type="spellEnd"/>
-      <w:r>
-        <w:rPr>
-          <w:rStyle w:val="Extranjerismo"/>
-          <w:b/>
-          <w:bCs/>
-        </w:rPr>
-        <w:t xml:space="preserve"> </w:t>
+        <w:t xml:space="preserve">Palet </w:t>
       </w:r>
       <w:r>
         <w:rPr>
@@ -7879,7 +7803,6 @@
           <w:lang w:val="es-419" w:eastAsia="es-CO"/>
         </w:rPr>
       </w:pPr>
-      <w:proofErr w:type="spellStart"/>
       <w:r>
         <w:rPr>
           <w:rStyle w:val="Extranjerismo"/>
@@ -7889,7 +7812,6 @@
         <w:lastRenderedPageBreak/>
         <w:t>Palet</w:t>
       </w:r>
-      <w:proofErr w:type="spellEnd"/>
       <w:r>
         <w:rPr>
           <w:b/>
@@ -7986,23 +7908,13 @@
           <w:lang w:val="es-419" w:eastAsia="es-CO"/>
         </w:rPr>
       </w:pPr>
-      <w:proofErr w:type="spellStart"/>
       <w:r>
         <w:rPr>
           <w:rStyle w:val="Extranjerismo"/>
           <w:b/>
           <w:bCs/>
         </w:rPr>
-        <w:t>Palet</w:t>
-      </w:r>
-      <w:proofErr w:type="spellEnd"/>
-      <w:r>
-        <w:rPr>
-          <w:rStyle w:val="Extranjerismo"/>
-          <w:b/>
-          <w:bCs/>
-        </w:rPr>
-        <w:t xml:space="preserve"> </w:t>
+        <w:t xml:space="preserve">Palet </w:t>
       </w:r>
       <w:r>
         <w:rPr>
@@ -8348,14 +8260,12 @@
         </w:rPr>
         <w:t xml:space="preserve">e refiere a la vida útil del </w:t>
       </w:r>
-      <w:proofErr w:type="spellStart"/>
       <w:r>
         <w:rPr>
           <w:rStyle w:val="Extranjerismo"/>
         </w:rPr>
         <w:t>palet</w:t>
       </w:r>
-      <w:proofErr w:type="spellEnd"/>
       <w:r>
         <w:rPr>
           <w:lang w:val="es-419" w:eastAsia="es-CO"/>
@@ -8548,14 +8458,12 @@
         </w:rPr>
         <w:t xml:space="preserve">e distribuye la mercancía sobre el </w:t>
       </w:r>
-      <w:proofErr w:type="spellStart"/>
       <w:r>
         <w:rPr>
           <w:rStyle w:val="Extranjerismo"/>
         </w:rPr>
         <w:t>palet</w:t>
       </w:r>
-      <w:proofErr w:type="spellEnd"/>
       <w:r>
         <w:rPr>
           <w:lang w:val="es-419" w:eastAsia="es-CO"/>
@@ -8601,14 +8509,12 @@
         </w:rPr>
         <w:t xml:space="preserve">e emplean carretillas elevadoras, transpaletas o grúas horquilla para levantar el </w:t>
       </w:r>
-      <w:proofErr w:type="spellStart"/>
       <w:r>
         <w:rPr>
           <w:rStyle w:val="Extranjerismo"/>
         </w:rPr>
         <w:t>palet</w:t>
       </w:r>
-      <w:proofErr w:type="spellEnd"/>
       <w:r>
         <w:rPr>
           <w:lang w:val="es-419" w:eastAsia="es-CO"/>
@@ -8642,14 +8548,12 @@
         </w:rPr>
         <w:t xml:space="preserve">os </w:t>
       </w:r>
-      <w:proofErr w:type="spellStart"/>
       <w:r>
         <w:rPr>
           <w:rStyle w:val="Extranjerismo"/>
         </w:rPr>
         <w:t>palets</w:t>
       </w:r>
-      <w:proofErr w:type="spellEnd"/>
       <w:r>
         <w:rPr>
           <w:lang w:val="es-419" w:eastAsia="es-CO"/>
@@ -8710,28 +8614,24 @@
         </w:rPr>
         <w:t xml:space="preserve">l llegar a destino, se retira la mercancía del </w:t>
       </w:r>
-      <w:proofErr w:type="spellStart"/>
       <w:r>
         <w:rPr>
           <w:rStyle w:val="Extranjerismo"/>
         </w:rPr>
         <w:t>palet</w:t>
       </w:r>
-      <w:proofErr w:type="spellEnd"/>
       <w:r>
         <w:rPr>
           <w:lang w:val="es-419" w:eastAsia="es-CO"/>
         </w:rPr>
         <w:t xml:space="preserve"> con cuidado, utilizando maquinaria o manualmente, y se almacena o reutiliza el </w:t>
       </w:r>
-      <w:proofErr w:type="spellStart"/>
       <w:r>
         <w:rPr>
           <w:rStyle w:val="Extranjerismo"/>
         </w:rPr>
         <w:t>palet</w:t>
       </w:r>
-      <w:proofErr w:type="spellEnd"/>
       <w:r>
         <w:rPr>
           <w:lang w:val="es-419" w:eastAsia="es-CO"/>
@@ -8894,14 +8794,12 @@
         </w:rPr>
         <w:t xml:space="preserve">ebe adaptarse a </w:t>
       </w:r>
-      <w:proofErr w:type="spellStart"/>
       <w:r>
         <w:rPr>
           <w:rStyle w:val="Extranjerismo"/>
         </w:rPr>
         <w:t>palets</w:t>
       </w:r>
-      <w:proofErr w:type="spellEnd"/>
       <w:r>
         <w:rPr>
           <w:lang w:val="es-419" w:eastAsia="es-CO"/>
@@ -9880,7 +9778,6 @@
           <w:lang w:val="es-419" w:eastAsia="es-CO"/>
         </w:rPr>
       </w:pPr>
-      <w:proofErr w:type="spellStart"/>
       <w:r>
         <w:rPr>
           <w:b/>
@@ -9889,7 +9786,6 @@
         </w:rPr>
         <w:t>Unitización</w:t>
       </w:r>
-      <w:proofErr w:type="spellEnd"/>
     </w:p>
     <w:p>
       <w:pPr>
@@ -10991,25 +10887,7 @@
                 <w:szCs w:val="24"/>
                 <w:lang w:val="es-CO"/>
               </w:rPr>
-              <w:t xml:space="preserve">Exige la placa CSC </w:t>
-            </w:r>
-            <w:proofErr w:type="spellStart"/>
-            <w:r>
-              <w:rPr>
-                <w:rFonts w:asciiTheme="minorHAnsi" w:hAnsiTheme="minorHAnsi" w:cs="Arial"/>
-                <w:szCs w:val="24"/>
-                <w:lang w:val="es-CO"/>
-              </w:rPr>
-              <w:t>Plate</w:t>
-            </w:r>
-            <w:proofErr w:type="spellEnd"/>
-            <w:r>
-              <w:rPr>
-                <w:rFonts w:asciiTheme="minorHAnsi" w:hAnsiTheme="minorHAnsi" w:cs="Arial"/>
-                <w:szCs w:val="24"/>
-                <w:lang w:val="es-CO"/>
-              </w:rPr>
-              <w:t xml:space="preserve"> como certificación de cumplimiento</w:t>
+              <w:t>Exige la placa CSC Plate como certificación de cumplimiento</w:t>
             </w:r>
             <w:r>
               <w:rPr>
@@ -11105,25 +10983,7 @@
                 <w:szCs w:val="24"/>
                 <w:lang w:val="es-CO"/>
               </w:rPr>
-              <w:t xml:space="preserve">: normas para estiba y </w:t>
-            </w:r>
-            <w:proofErr w:type="spellStart"/>
-            <w:r>
-              <w:rPr>
-                <w:rFonts w:asciiTheme="minorHAnsi" w:hAnsiTheme="minorHAnsi" w:cs="Arial"/>
-                <w:szCs w:val="24"/>
-                <w:lang w:val="es-CO"/>
-              </w:rPr>
-              <w:t>trincaje</w:t>
-            </w:r>
-            <w:proofErr w:type="spellEnd"/>
-            <w:r>
-              <w:rPr>
-                <w:rFonts w:asciiTheme="minorHAnsi" w:hAnsiTheme="minorHAnsi" w:cs="Arial"/>
-                <w:szCs w:val="24"/>
-                <w:lang w:val="es-CO"/>
-              </w:rPr>
-              <w:t xml:space="preserve"> de contenedores.</w:t>
+              <w:t>: normas para estiba y trincaje de contenedores.</w:t>
             </w:r>
           </w:p>
           <w:p>
@@ -11401,25 +11261,7 @@
                 <w:szCs w:val="24"/>
                 <w:lang w:val="es-CO"/>
               </w:rPr>
-              <w:t>: requisitos para contenedores refrigerados (</w:t>
-            </w:r>
-            <w:proofErr w:type="spellStart"/>
-            <w:r>
-              <w:rPr>
-                <w:rFonts w:asciiTheme="minorHAnsi" w:hAnsiTheme="minorHAnsi" w:cs="Arial"/>
-                <w:szCs w:val="24"/>
-                <w:lang w:val="es-CO"/>
-              </w:rPr>
-              <w:t>Reefers</w:t>
-            </w:r>
-            <w:proofErr w:type="spellEnd"/>
-            <w:r>
-              <w:rPr>
-                <w:rFonts w:asciiTheme="minorHAnsi" w:hAnsiTheme="minorHAnsi" w:cs="Arial"/>
-                <w:szCs w:val="24"/>
-                <w:lang w:val="es-CO"/>
-              </w:rPr>
-              <w:t>).</w:t>
+              <w:t>: requisitos para contenedores refrigerados (Reefers).</w:t>
             </w:r>
           </w:p>
           <w:p>
@@ -11481,6 +11323,7 @@
                 <w:szCs w:val="24"/>
                 <w:lang w:val="es-CO"/>
               </w:rPr>
+              <w:lastRenderedPageBreak/>
               <w:t>Superintendencia de Transporte</w:t>
             </w:r>
           </w:p>
@@ -11776,21 +11619,7 @@
         <w:rPr>
           <w:lang w:val="es-419" w:eastAsia="es-CO"/>
         </w:rPr>
-        <w:t xml:space="preserve">acilitan el movimiento seguro de bienes entre diferentes modos de transporte (marítimo, terrestre y ferroviario) sin necesidad de </w:t>
-      </w:r>
-      <w:proofErr w:type="spellStart"/>
-      <w:r>
-        <w:rPr>
-          <w:lang w:val="es-419" w:eastAsia="es-CO"/>
-        </w:rPr>
-        <w:t>reembalaje</w:t>
-      </w:r>
-      <w:proofErr w:type="spellEnd"/>
-      <w:r>
-        <w:rPr>
-          <w:lang w:val="es-419" w:eastAsia="es-CO"/>
-        </w:rPr>
-        <w:t>.</w:t>
+        <w:t>acilitan el movimiento seguro de bienes entre diferentes modos de transporte (marítimo, terrestre y ferroviario) sin necesidad de reembalaje.</w:t>
       </w:r>
     </w:p>
     <w:p>
@@ -12279,25 +12108,7 @@
           <w:szCs w:val="28"/>
           <w:lang w:val="es-419"/>
         </w:rPr>
-        <w:t xml:space="preserve">código CTU, directrices para el correcto estibado y </w:t>
-      </w:r>
-      <w:proofErr w:type="spellStart"/>
-      <w:r>
-        <w:rPr>
-          <w:rFonts w:ascii="Calibri" w:hAnsi="Calibri" w:cs="Calibri"/>
-          <w:szCs w:val="28"/>
-          <w:lang w:val="es-419"/>
-        </w:rPr>
-        <w:t>trincaje</w:t>
-      </w:r>
-      <w:proofErr w:type="spellEnd"/>
-      <w:r>
-        <w:rPr>
-          <w:rFonts w:ascii="Calibri" w:hAnsi="Calibri" w:cs="Calibri"/>
-          <w:szCs w:val="28"/>
-          <w:lang w:val="es-419"/>
-        </w:rPr>
-        <w:t xml:space="preserve"> de carga en contenedores y unidades de transporte.</w:t>
+        <w:t>código CTU, directrices para el correcto estibado y trincaje de carga en contenedores y unidades de transporte.</w:t>
       </w:r>
     </w:p>
     <w:p>
@@ -12757,25 +12568,7 @@
           <w:szCs w:val="28"/>
           <w:lang w:val="es-419"/>
         </w:rPr>
-        <w:t xml:space="preserve">Organización Marítima Internacional, que establece directrices para el estibado y </w:t>
-      </w:r>
-      <w:proofErr w:type="spellStart"/>
-      <w:r>
-        <w:rPr>
-          <w:rFonts w:ascii="Calibri" w:hAnsi="Calibri" w:cs="Calibri"/>
-          <w:szCs w:val="28"/>
-          <w:lang w:val="es-419"/>
-        </w:rPr>
-        <w:t>trincaje</w:t>
-      </w:r>
-      <w:proofErr w:type="spellEnd"/>
-      <w:r>
-        <w:rPr>
-          <w:rFonts w:ascii="Calibri" w:hAnsi="Calibri" w:cs="Calibri"/>
-          <w:szCs w:val="28"/>
-          <w:lang w:val="es-419"/>
-        </w:rPr>
-        <w:t xml:space="preserve"> de carga en contenedores y unidades de transporte.</w:t>
+        <w:t>Organización Marítima Internacional, que establece directrices para el estibado y trincaje de carga en contenedores y unidades de transporte.</w:t>
       </w:r>
     </w:p>
     <w:p>
@@ -12796,7 +12589,6 @@
         </w:rPr>
         <w:t xml:space="preserve">Paleta (o </w:t>
       </w:r>
-      <w:proofErr w:type="spellStart"/>
       <w:r>
         <w:rPr>
           <w:rStyle w:val="Extranjerismo"/>
@@ -12805,7 +12597,6 @@
         </w:rPr>
         <w:t>palet</w:t>
       </w:r>
-      <w:proofErr w:type="spellEnd"/>
       <w:r>
         <w:rPr>
           <w:rFonts w:ascii="Calibri" w:hAnsi="Calibri" w:cs="Calibri"/>
@@ -12876,7 +12667,6 @@
           <w:lang w:val="es-419"/>
         </w:rPr>
       </w:pPr>
-      <w:proofErr w:type="spellStart"/>
       <w:r>
         <w:rPr>
           <w:rFonts w:ascii="Calibri" w:hAnsi="Calibri" w:cs="Calibri"/>
@@ -12887,7 +12677,6 @@
         </w:rPr>
         <w:t>Trincaje</w:t>
       </w:r>
-      <w:proofErr w:type="spellEnd"/>
       <w:r>
         <w:rPr>
           <w:rFonts w:ascii="Calibri" w:hAnsi="Calibri" w:cs="Calibri"/>
@@ -13105,37 +12894,12 @@
                 <w:szCs w:val="28"/>
               </w:rPr>
             </w:pPr>
-            <w:proofErr w:type="spellStart"/>
             <w:r>
               <w:rPr>
                 <w:sz w:val="28"/>
                 <w:szCs w:val="28"/>
               </w:rPr>
-              <w:t>Brain</w:t>
-            </w:r>
-            <w:proofErr w:type="spellEnd"/>
-            <w:r>
-              <w:rPr>
-                <w:sz w:val="28"/>
-                <w:szCs w:val="28"/>
-              </w:rPr>
-              <w:t xml:space="preserve"> </w:t>
-            </w:r>
-            <w:proofErr w:type="spellStart"/>
-            <w:r>
-              <w:rPr>
-                <w:sz w:val="28"/>
-                <w:szCs w:val="28"/>
-              </w:rPr>
-              <w:t>Logistic</w:t>
-            </w:r>
-            <w:proofErr w:type="spellEnd"/>
-            <w:r>
-              <w:rPr>
-                <w:sz w:val="28"/>
-                <w:szCs w:val="28"/>
-              </w:rPr>
-              <w:t xml:space="preserve">. (2023). </w:t>
+              <w:t xml:space="preserve">Brain Logistic. (2023). </w:t>
             </w:r>
             <w:r>
               <w:rPr>
@@ -13143,25 +12907,7 @@
                 <w:sz w:val="28"/>
                 <w:szCs w:val="28"/>
               </w:rPr>
-              <w:t>¿</w:t>
-            </w:r>
-            <w:proofErr w:type="spellStart"/>
-            <w:r>
-              <w:rPr>
-                <w:rStyle w:val="Extranjerismo"/>
-                <w:sz w:val="28"/>
-                <w:szCs w:val="28"/>
-              </w:rPr>
-              <w:t>Qué</w:t>
-            </w:r>
-            <w:proofErr w:type="spellEnd"/>
-            <w:r>
-              <w:rPr>
-                <w:rStyle w:val="Extranjerismo"/>
-                <w:sz w:val="28"/>
-                <w:szCs w:val="28"/>
-              </w:rPr>
-              <w:t xml:space="preserve"> es un pallet? [Video]. YouTube.</w:t>
+              <w:t>¿Qué es un pallet? [Video]. YouTube.</w:t>
             </w:r>
           </w:p>
         </w:tc>
@@ -13254,21 +13000,12 @@
                 <w:szCs w:val="28"/>
               </w:rPr>
             </w:pPr>
-            <w:proofErr w:type="spellStart"/>
             <w:r>
               <w:rPr>
                 <w:sz w:val="28"/>
                 <w:szCs w:val="28"/>
               </w:rPr>
-              <w:t>ARGalliance</w:t>
-            </w:r>
-            <w:proofErr w:type="spellEnd"/>
-            <w:r>
-              <w:rPr>
-                <w:sz w:val="28"/>
-                <w:szCs w:val="28"/>
-              </w:rPr>
-              <w:t>. (2024</w:t>
+              <w:t>ARGalliance. (2024</w:t>
             </w:r>
             <w:r>
               <w:rPr>
@@ -13276,43 +13013,7 @@
                 <w:sz w:val="28"/>
                 <w:szCs w:val="28"/>
               </w:rPr>
-              <w:t xml:space="preserve">). </w:t>
-            </w:r>
-            <w:proofErr w:type="spellStart"/>
-            <w:r>
-              <w:rPr>
-                <w:rStyle w:val="Extranjerismo"/>
-                <w:sz w:val="28"/>
-                <w:szCs w:val="28"/>
-              </w:rPr>
-              <w:t>Tipos</w:t>
-            </w:r>
-            <w:proofErr w:type="spellEnd"/>
-            <w:r>
-              <w:rPr>
-                <w:rStyle w:val="Extranjerismo"/>
-                <w:sz w:val="28"/>
-                <w:szCs w:val="28"/>
-              </w:rPr>
-              <w:t xml:space="preserve"> de </w:t>
-            </w:r>
-            <w:proofErr w:type="spellStart"/>
-            <w:r>
-              <w:rPr>
-                <w:rStyle w:val="Extranjerismo"/>
-                <w:sz w:val="28"/>
-                <w:szCs w:val="28"/>
-              </w:rPr>
-              <w:t>contenedores</w:t>
-            </w:r>
-            <w:proofErr w:type="spellEnd"/>
-            <w:r>
-              <w:rPr>
-                <w:rStyle w:val="Extranjerismo"/>
-                <w:sz w:val="28"/>
-                <w:szCs w:val="28"/>
-              </w:rPr>
-              <w:t>. [Video]. YouTube.</w:t>
+              <w:t>). Tipos de contenedores. [Video]. YouTube.</w:t>
             </w:r>
           </w:p>
         </w:tc>
@@ -13425,59 +13126,13 @@
               </w:rPr>
               <w:t xml:space="preserve">Líder del Emprendimiento. (2019). </w:t>
             </w:r>
-            <w:proofErr w:type="spellStart"/>
             <w:r>
               <w:rPr>
                 <w:rStyle w:val="Extranjerismo"/>
                 <w:sz w:val="28"/>
                 <w:szCs w:val="28"/>
               </w:rPr>
-              <w:t>Tipos</w:t>
-            </w:r>
-            <w:proofErr w:type="spellEnd"/>
-            <w:r>
-              <w:rPr>
-                <w:rStyle w:val="Extranjerismo"/>
-                <w:sz w:val="28"/>
-                <w:szCs w:val="28"/>
-              </w:rPr>
-              <w:t xml:space="preserve"> de </w:t>
-            </w:r>
-            <w:proofErr w:type="spellStart"/>
-            <w:r>
-              <w:rPr>
-                <w:rStyle w:val="Extranjerismo"/>
-                <w:sz w:val="28"/>
-                <w:szCs w:val="28"/>
-              </w:rPr>
-              <w:t>empaque</w:t>
-            </w:r>
-            <w:proofErr w:type="spellEnd"/>
-            <w:r>
-              <w:rPr>
-                <w:rStyle w:val="Extranjerismo"/>
-                <w:sz w:val="28"/>
-                <w:szCs w:val="28"/>
-              </w:rPr>
-              <w:t xml:space="preserve"> y </w:t>
-            </w:r>
-            <w:proofErr w:type="spellStart"/>
-            <w:r>
-              <w:rPr>
-                <w:rStyle w:val="Extranjerismo"/>
-                <w:sz w:val="28"/>
-                <w:szCs w:val="28"/>
-              </w:rPr>
-              <w:t>embalaje</w:t>
-            </w:r>
-            <w:proofErr w:type="spellEnd"/>
-            <w:r>
-              <w:rPr>
-                <w:rStyle w:val="Extranjerismo"/>
-                <w:sz w:val="28"/>
-                <w:szCs w:val="28"/>
-              </w:rPr>
-              <w:t>. [Video]. YouTube.</w:t>
+              <w:t>Tipos de empaque y embalaje. [Video]. YouTube.</w:t>
             </w:r>
           </w:p>
         </w:tc>
@@ -13569,9 +13224,8 @@
           <w:sz w:val="28"/>
           <w:szCs w:val="28"/>
         </w:rPr>
-        <w:t xml:space="preserve">Andes Montacargas. (2024). </w:t>
-      </w:r>
-      <w:proofErr w:type="spellStart"/>
+        <w:t xml:space="preserve">Andes Montacargas. (2025). </w:t>
+      </w:r>
       <w:r>
         <w:rPr>
           <w:rStyle w:val="Extranjerismo"/>
@@ -13579,9 +13233,57 @@
           <w:sz w:val="28"/>
           <w:szCs w:val="28"/>
         </w:rPr>
-        <w:t>Tipos</w:t>
-      </w:r>
-      <w:proofErr w:type="spellEnd"/>
+        <w:t>Asegurar la carga: Guía completa para garantizar seguridad y eficiencia.</w:t>
+      </w:r>
+      <w:r>
+        <w:rPr>
+          <w:rFonts w:asciiTheme="minorHAnsi" w:hAnsiTheme="minorHAnsi" w:cstheme="minorHAnsi"/>
+          <w:sz w:val="28"/>
+          <w:szCs w:val="28"/>
+        </w:rPr>
+        <w:t xml:space="preserve"> </w:t>
+      </w:r>
+      <w:hyperlink r:id="rId31" w:history="1">
+        <w:r>
+          <w:rPr>
+            <w:rStyle w:val="Hipervnculo"/>
+            <w:rFonts w:asciiTheme="minorHAnsi" w:hAnsiTheme="minorHAnsi" w:cstheme="minorHAnsi"/>
+            <w:sz w:val="28"/>
+            <w:szCs w:val="28"/>
+          </w:rPr>
+          <w:t>https://andesmontacargas.com/asegurar-la-carga/</w:t>
+        </w:r>
+      </w:hyperlink>
+    </w:p>
+    <w:p>
+      <w:pPr>
+        <w:pStyle w:val="Normal0"/>
+        <w:ind w:firstLine="708"/>
+        <w:rPr>
+          <w:rFonts w:asciiTheme="minorHAnsi" w:hAnsiTheme="minorHAnsi" w:cstheme="minorHAnsi"/>
+          <w:sz w:val="28"/>
+          <w:szCs w:val="28"/>
+        </w:rPr>
+      </w:pPr>
+    </w:p>
+    <w:p>
+      <w:pPr>
+        <w:pStyle w:val="Normal0"/>
+        <w:ind w:firstLine="708"/>
+        <w:rPr>
+          <w:rFonts w:asciiTheme="minorHAnsi" w:hAnsiTheme="minorHAnsi" w:cstheme="minorHAnsi"/>
+          <w:sz w:val="28"/>
+          <w:szCs w:val="28"/>
+        </w:rPr>
+      </w:pPr>
+      <w:r>
+        <w:rPr>
+          <w:rFonts w:asciiTheme="minorHAnsi" w:hAnsiTheme="minorHAnsi" w:cstheme="minorHAnsi"/>
+          <w:sz w:val="28"/>
+          <w:szCs w:val="28"/>
+        </w:rPr>
+        <w:t xml:space="preserve">Andes Montacargas. (2024). </w:t>
+      </w:r>
       <w:r>
         <w:rPr>
           <w:rStyle w:val="Extranjerismo"/>
@@ -13589,119 +13291,28 @@
           <w:sz w:val="28"/>
           <w:szCs w:val="28"/>
         </w:rPr>
-        <w:t xml:space="preserve"> de </w:t>
-      </w:r>
-      <w:proofErr w:type="spellStart"/>
-      <w:r>
-        <w:rPr>
-          <w:rStyle w:val="Extranjerismo"/>
+        <w:t>Tipos de Contenedores: Guía Completa para su Negocio</w:t>
+      </w:r>
+      <w:r>
+        <w:rPr>
           <w:rFonts w:asciiTheme="minorHAnsi" w:hAnsiTheme="minorHAnsi" w:cstheme="minorHAnsi"/>
           <w:sz w:val="28"/>
           <w:szCs w:val="28"/>
         </w:rPr>
-        <w:t>Contenedores</w:t>
-      </w:r>
-      <w:proofErr w:type="spellEnd"/>
-      <w:r>
-        <w:rPr>
-          <w:rStyle w:val="Extranjerismo"/>
+        <w:t>.</w:t>
+      </w:r>
+    </w:p>
+    <w:p>
+      <w:pPr>
+        <w:pStyle w:val="Normal0"/>
+        <w:ind w:firstLine="708"/>
+        <w:rPr>
           <w:rFonts w:asciiTheme="minorHAnsi" w:hAnsiTheme="minorHAnsi" w:cstheme="minorHAnsi"/>
           <w:sz w:val="28"/>
           <w:szCs w:val="28"/>
         </w:rPr>
-        <w:t xml:space="preserve">: </w:t>
-      </w:r>
-      <w:proofErr w:type="spellStart"/>
-      <w:r>
-        <w:rPr>
-          <w:rStyle w:val="Extranjerismo"/>
-          <w:rFonts w:asciiTheme="minorHAnsi" w:hAnsiTheme="minorHAnsi" w:cstheme="minorHAnsi"/>
-          <w:sz w:val="28"/>
-          <w:szCs w:val="28"/>
-        </w:rPr>
-        <w:t>Guía</w:t>
-      </w:r>
-      <w:proofErr w:type="spellEnd"/>
-      <w:r>
-        <w:rPr>
-          <w:rStyle w:val="Extranjerismo"/>
-          <w:rFonts w:asciiTheme="minorHAnsi" w:hAnsiTheme="minorHAnsi" w:cstheme="minorHAnsi"/>
-          <w:sz w:val="28"/>
-          <w:szCs w:val="28"/>
-        </w:rPr>
-        <w:t xml:space="preserve"> </w:t>
-      </w:r>
-      <w:proofErr w:type="spellStart"/>
-      <w:r>
-        <w:rPr>
-          <w:rStyle w:val="Extranjerismo"/>
-          <w:rFonts w:asciiTheme="minorHAnsi" w:hAnsiTheme="minorHAnsi" w:cstheme="minorHAnsi"/>
-          <w:sz w:val="28"/>
-          <w:szCs w:val="28"/>
-        </w:rPr>
-        <w:t>Completa</w:t>
-      </w:r>
-      <w:proofErr w:type="spellEnd"/>
-      <w:r>
-        <w:rPr>
-          <w:rStyle w:val="Extranjerismo"/>
-          <w:rFonts w:asciiTheme="minorHAnsi" w:hAnsiTheme="minorHAnsi" w:cstheme="minorHAnsi"/>
-          <w:sz w:val="28"/>
-          <w:szCs w:val="28"/>
-        </w:rPr>
-        <w:t xml:space="preserve"> para </w:t>
-      </w:r>
-      <w:proofErr w:type="spellStart"/>
-      <w:r>
-        <w:rPr>
-          <w:rStyle w:val="Extranjerismo"/>
-          <w:rFonts w:asciiTheme="minorHAnsi" w:hAnsiTheme="minorHAnsi" w:cstheme="minorHAnsi"/>
-          <w:sz w:val="28"/>
-          <w:szCs w:val="28"/>
-        </w:rPr>
-        <w:t>su</w:t>
-      </w:r>
-      <w:proofErr w:type="spellEnd"/>
-      <w:r>
-        <w:rPr>
-          <w:rStyle w:val="Extranjerismo"/>
-          <w:rFonts w:asciiTheme="minorHAnsi" w:hAnsiTheme="minorHAnsi" w:cstheme="minorHAnsi"/>
-          <w:sz w:val="28"/>
-          <w:szCs w:val="28"/>
-        </w:rPr>
-        <w:t xml:space="preserve"> </w:t>
-      </w:r>
-      <w:proofErr w:type="spellStart"/>
-      <w:r>
-        <w:rPr>
-          <w:rStyle w:val="Extranjerismo"/>
-          <w:rFonts w:asciiTheme="minorHAnsi" w:hAnsiTheme="minorHAnsi" w:cstheme="minorHAnsi"/>
-          <w:sz w:val="28"/>
-          <w:szCs w:val="28"/>
-        </w:rPr>
-        <w:t>Negocio</w:t>
-      </w:r>
-      <w:proofErr w:type="spellEnd"/>
-      <w:r>
-        <w:rPr>
-          <w:rFonts w:asciiTheme="minorHAnsi" w:hAnsiTheme="minorHAnsi" w:cstheme="minorHAnsi"/>
-          <w:sz w:val="28"/>
-          <w:szCs w:val="28"/>
-        </w:rPr>
-        <w:t>.</w:t>
-      </w:r>
-    </w:p>
-    <w:p>
-      <w:pPr>
-        <w:pStyle w:val="Normal0"/>
-        <w:ind w:firstLine="708"/>
-        <w:rPr>
-          <w:rFonts w:asciiTheme="minorHAnsi" w:hAnsiTheme="minorHAnsi" w:cstheme="minorHAnsi"/>
-          <w:sz w:val="28"/>
-          <w:szCs w:val="28"/>
-        </w:rPr>
-      </w:pPr>
-      <w:hyperlink r:id="rId31" w:history="1">
+      </w:pPr>
+      <w:hyperlink r:id="rId32" w:history="1">
         <w:r>
           <w:rPr>
             <w:rStyle w:val="Hipervnculo"/>
@@ -13740,9 +13351,8 @@
           <w:sz w:val="28"/>
           <w:szCs w:val="28"/>
         </w:rPr>
-        <w:t xml:space="preserve">Andes Montacargas. (2025). </w:t>
-      </w:r>
-      <w:proofErr w:type="spellStart"/>
+        <w:t xml:space="preserve">AR Racking. (2024). </w:t>
+      </w:r>
       <w:r>
         <w:rPr>
           <w:rStyle w:val="Extranjerismo"/>
@@ -13750,276 +13360,8 @@
           <w:sz w:val="28"/>
           <w:szCs w:val="28"/>
         </w:rPr>
-        <w:t>Asegurar</w:t>
-      </w:r>
-      <w:proofErr w:type="spellEnd"/>
-      <w:r>
-        <w:rPr>
-          <w:rStyle w:val="Extranjerismo"/>
-          <w:rFonts w:asciiTheme="minorHAnsi" w:hAnsiTheme="minorHAnsi" w:cstheme="minorHAnsi"/>
-          <w:sz w:val="28"/>
-          <w:szCs w:val="28"/>
-        </w:rPr>
-        <w:t xml:space="preserve"> la carga: </w:t>
-      </w:r>
-      <w:proofErr w:type="spellStart"/>
-      <w:r>
-        <w:rPr>
-          <w:rStyle w:val="Extranjerismo"/>
-          <w:rFonts w:asciiTheme="minorHAnsi" w:hAnsiTheme="minorHAnsi" w:cstheme="minorHAnsi"/>
-          <w:sz w:val="28"/>
-          <w:szCs w:val="28"/>
-        </w:rPr>
-        <w:t>Guía</w:t>
-      </w:r>
-      <w:proofErr w:type="spellEnd"/>
-      <w:r>
-        <w:rPr>
-          <w:rStyle w:val="Extranjerismo"/>
-          <w:rFonts w:asciiTheme="minorHAnsi" w:hAnsiTheme="minorHAnsi" w:cstheme="minorHAnsi"/>
-          <w:sz w:val="28"/>
-          <w:szCs w:val="28"/>
-        </w:rPr>
-        <w:t xml:space="preserve"> </w:t>
-      </w:r>
-      <w:proofErr w:type="spellStart"/>
-      <w:r>
-        <w:rPr>
-          <w:rStyle w:val="Extranjerismo"/>
-          <w:rFonts w:asciiTheme="minorHAnsi" w:hAnsiTheme="minorHAnsi" w:cstheme="minorHAnsi"/>
-          <w:sz w:val="28"/>
-          <w:szCs w:val="28"/>
-        </w:rPr>
-        <w:t>completa</w:t>
-      </w:r>
-      <w:proofErr w:type="spellEnd"/>
-      <w:r>
-        <w:rPr>
-          <w:rStyle w:val="Extranjerismo"/>
-          <w:rFonts w:asciiTheme="minorHAnsi" w:hAnsiTheme="minorHAnsi" w:cstheme="minorHAnsi"/>
-          <w:sz w:val="28"/>
-          <w:szCs w:val="28"/>
-        </w:rPr>
-        <w:t xml:space="preserve"> para </w:t>
-      </w:r>
-      <w:proofErr w:type="spellStart"/>
-      <w:r>
-        <w:rPr>
-          <w:rStyle w:val="Extranjerismo"/>
-          <w:rFonts w:asciiTheme="minorHAnsi" w:hAnsiTheme="minorHAnsi" w:cstheme="minorHAnsi"/>
-          <w:sz w:val="28"/>
-          <w:szCs w:val="28"/>
-        </w:rPr>
-        <w:t>garantizar</w:t>
-      </w:r>
-      <w:proofErr w:type="spellEnd"/>
-      <w:r>
-        <w:rPr>
-          <w:rStyle w:val="Extranjerismo"/>
-          <w:rFonts w:asciiTheme="minorHAnsi" w:hAnsiTheme="minorHAnsi" w:cstheme="minorHAnsi"/>
-          <w:sz w:val="28"/>
-          <w:szCs w:val="28"/>
-        </w:rPr>
-        <w:t xml:space="preserve"> </w:t>
-      </w:r>
-      <w:proofErr w:type="spellStart"/>
-      <w:r>
-        <w:rPr>
-          <w:rStyle w:val="Extranjerismo"/>
-          <w:rFonts w:asciiTheme="minorHAnsi" w:hAnsiTheme="minorHAnsi" w:cstheme="minorHAnsi"/>
-          <w:sz w:val="28"/>
-          <w:szCs w:val="28"/>
-        </w:rPr>
-        <w:t>seguridad</w:t>
-      </w:r>
-      <w:proofErr w:type="spellEnd"/>
-      <w:r>
-        <w:rPr>
-          <w:rStyle w:val="Extranjerismo"/>
-          <w:rFonts w:asciiTheme="minorHAnsi" w:hAnsiTheme="minorHAnsi" w:cstheme="minorHAnsi"/>
-          <w:sz w:val="28"/>
-          <w:szCs w:val="28"/>
-        </w:rPr>
-        <w:t xml:space="preserve"> y </w:t>
-      </w:r>
-      <w:proofErr w:type="spellStart"/>
-      <w:r>
-        <w:rPr>
-          <w:rStyle w:val="Extranjerismo"/>
-          <w:rFonts w:asciiTheme="minorHAnsi" w:hAnsiTheme="minorHAnsi" w:cstheme="minorHAnsi"/>
-          <w:sz w:val="28"/>
-          <w:szCs w:val="28"/>
-        </w:rPr>
-        <w:t>eficiencia</w:t>
-      </w:r>
-      <w:proofErr w:type="spellEnd"/>
-      <w:r>
-        <w:rPr>
-          <w:rStyle w:val="Extranjerismo"/>
-          <w:rFonts w:asciiTheme="minorHAnsi" w:hAnsiTheme="minorHAnsi" w:cstheme="minorHAnsi"/>
-          <w:sz w:val="28"/>
-          <w:szCs w:val="28"/>
-        </w:rPr>
-        <w:t>.</w:t>
-      </w:r>
-      <w:r>
-        <w:rPr>
-          <w:rFonts w:asciiTheme="minorHAnsi" w:hAnsiTheme="minorHAnsi" w:cstheme="minorHAnsi"/>
-          <w:sz w:val="28"/>
-          <w:szCs w:val="28"/>
-        </w:rPr>
-        <w:t xml:space="preserve"> </w:t>
-      </w:r>
-      <w:hyperlink r:id="rId32" w:history="1">
-        <w:r>
-          <w:rPr>
-            <w:rStyle w:val="Hipervnculo"/>
-            <w:rFonts w:asciiTheme="minorHAnsi" w:hAnsiTheme="minorHAnsi" w:cstheme="minorHAnsi"/>
-            <w:sz w:val="28"/>
-            <w:szCs w:val="28"/>
-          </w:rPr>
-          <w:t>https://andesmontacargas.com/asegurar-la-carga/</w:t>
-        </w:r>
-      </w:hyperlink>
-    </w:p>
-    <w:p>
-      <w:pPr>
-        <w:pStyle w:val="Normal0"/>
-        <w:ind w:firstLine="708"/>
-        <w:rPr>
-          <w:rFonts w:asciiTheme="minorHAnsi" w:hAnsiTheme="minorHAnsi" w:cstheme="minorHAnsi"/>
-          <w:sz w:val="28"/>
-          <w:szCs w:val="28"/>
-        </w:rPr>
-      </w:pPr>
-    </w:p>
-    <w:p>
-      <w:pPr>
-        <w:pStyle w:val="Normal0"/>
-        <w:ind w:firstLine="708"/>
-        <w:rPr>
-          <w:rFonts w:asciiTheme="minorHAnsi" w:hAnsiTheme="minorHAnsi" w:cstheme="minorHAnsi"/>
-          <w:sz w:val="28"/>
-          <w:szCs w:val="28"/>
-        </w:rPr>
-      </w:pPr>
-      <w:r>
-        <w:rPr>
-          <w:rFonts w:asciiTheme="minorHAnsi" w:hAnsiTheme="minorHAnsi" w:cstheme="minorHAnsi"/>
-          <w:sz w:val="28"/>
-          <w:szCs w:val="28"/>
-        </w:rPr>
-        <w:t xml:space="preserve">AR </w:t>
-      </w:r>
-      <w:proofErr w:type="spellStart"/>
-      <w:r>
-        <w:rPr>
-          <w:rFonts w:asciiTheme="minorHAnsi" w:hAnsiTheme="minorHAnsi" w:cstheme="minorHAnsi"/>
-          <w:sz w:val="28"/>
-          <w:szCs w:val="28"/>
-        </w:rPr>
-        <w:t>Racking</w:t>
-      </w:r>
-      <w:proofErr w:type="spellEnd"/>
-      <w:r>
-        <w:rPr>
-          <w:rFonts w:asciiTheme="minorHAnsi" w:hAnsiTheme="minorHAnsi" w:cstheme="minorHAnsi"/>
-          <w:sz w:val="28"/>
-          <w:szCs w:val="28"/>
-        </w:rPr>
-        <w:t xml:space="preserve">. (2024). </w:t>
-      </w:r>
-      <w:proofErr w:type="spellStart"/>
-      <w:r>
-        <w:rPr>
-          <w:rStyle w:val="Extranjerismo"/>
-          <w:rFonts w:asciiTheme="minorHAnsi" w:hAnsiTheme="minorHAnsi" w:cstheme="minorHAnsi"/>
-          <w:sz w:val="28"/>
-          <w:szCs w:val="28"/>
-        </w:rPr>
-        <w:t>Embalaje</w:t>
-      </w:r>
-      <w:proofErr w:type="spellEnd"/>
-      <w:r>
-        <w:rPr>
-          <w:rStyle w:val="Extranjerismo"/>
-          <w:rFonts w:asciiTheme="minorHAnsi" w:hAnsiTheme="minorHAnsi" w:cstheme="minorHAnsi"/>
-          <w:sz w:val="28"/>
-          <w:szCs w:val="28"/>
-        </w:rPr>
-        <w:t xml:space="preserve"> </w:t>
-      </w:r>
-      <w:proofErr w:type="spellStart"/>
-      <w:r>
-        <w:rPr>
-          <w:rStyle w:val="Extranjerismo"/>
-          <w:rFonts w:asciiTheme="minorHAnsi" w:hAnsiTheme="minorHAnsi" w:cstheme="minorHAnsi"/>
-          <w:sz w:val="28"/>
-          <w:szCs w:val="28"/>
-        </w:rPr>
-        <w:t>primario</w:t>
-      </w:r>
-      <w:proofErr w:type="spellEnd"/>
-      <w:r>
-        <w:rPr>
-          <w:rStyle w:val="Extranjerismo"/>
-          <w:rFonts w:asciiTheme="minorHAnsi" w:hAnsiTheme="minorHAnsi" w:cstheme="minorHAnsi"/>
-          <w:sz w:val="28"/>
-          <w:szCs w:val="28"/>
-        </w:rPr>
-        <w:t xml:space="preserve">, </w:t>
-      </w:r>
-      <w:proofErr w:type="spellStart"/>
-      <w:r>
-        <w:rPr>
-          <w:rStyle w:val="Extranjerismo"/>
-          <w:rFonts w:asciiTheme="minorHAnsi" w:hAnsiTheme="minorHAnsi" w:cstheme="minorHAnsi"/>
-          <w:sz w:val="28"/>
-          <w:szCs w:val="28"/>
-        </w:rPr>
-        <w:t>secundario</w:t>
-      </w:r>
-      <w:proofErr w:type="spellEnd"/>
-      <w:r>
-        <w:rPr>
-          <w:rStyle w:val="Extranjerismo"/>
-          <w:rFonts w:asciiTheme="minorHAnsi" w:hAnsiTheme="minorHAnsi" w:cstheme="minorHAnsi"/>
-          <w:sz w:val="28"/>
-          <w:szCs w:val="28"/>
-        </w:rPr>
-        <w:t xml:space="preserve"> y </w:t>
-      </w:r>
-      <w:proofErr w:type="spellStart"/>
-      <w:r>
-        <w:rPr>
-          <w:rStyle w:val="Extranjerismo"/>
-          <w:rFonts w:asciiTheme="minorHAnsi" w:hAnsiTheme="minorHAnsi" w:cstheme="minorHAnsi"/>
-          <w:sz w:val="28"/>
-          <w:szCs w:val="28"/>
-        </w:rPr>
-        <w:t>terciario</w:t>
-      </w:r>
-      <w:proofErr w:type="spellEnd"/>
-      <w:r>
-        <w:rPr>
-          <w:rStyle w:val="Extranjerismo"/>
-          <w:rFonts w:asciiTheme="minorHAnsi" w:hAnsiTheme="minorHAnsi" w:cstheme="minorHAnsi"/>
-          <w:sz w:val="28"/>
-          <w:szCs w:val="28"/>
-        </w:rPr>
-        <w:t xml:space="preserve">: </w:t>
-      </w:r>
-      <w:proofErr w:type="spellStart"/>
-      <w:r>
-        <w:rPr>
-          <w:rStyle w:val="Extranjerismo"/>
-          <w:rFonts w:asciiTheme="minorHAnsi" w:hAnsiTheme="minorHAnsi" w:cstheme="minorHAnsi"/>
-          <w:sz w:val="28"/>
-          <w:szCs w:val="28"/>
-        </w:rPr>
-        <w:t>Tipos</w:t>
-      </w:r>
-      <w:proofErr w:type="spellEnd"/>
+        <w:t>Embalaje primario, secundario y terciario: Tipos</w:t>
+      </w:r>
       <w:r>
         <w:rPr>
           <w:rFonts w:asciiTheme="minorHAnsi" w:hAnsiTheme="minorHAnsi" w:cstheme="minorHAnsi"/>
@@ -14078,27 +13420,8 @@
           <w:sz w:val="28"/>
           <w:szCs w:val="28"/>
         </w:rPr>
-        <w:t xml:space="preserve">IPLA </w:t>
-      </w:r>
-      <w:proofErr w:type="spellStart"/>
-      <w:r>
-        <w:rPr>
-          <w:rFonts w:asciiTheme="minorHAnsi" w:hAnsiTheme="minorHAnsi" w:cstheme="minorHAnsi"/>
-          <w:sz w:val="28"/>
-          <w:szCs w:val="28"/>
-        </w:rPr>
-        <w:t>Palletizers</w:t>
-      </w:r>
-      <w:proofErr w:type="spellEnd"/>
-      <w:r>
-        <w:rPr>
-          <w:rFonts w:asciiTheme="minorHAnsi" w:hAnsiTheme="minorHAnsi" w:cstheme="minorHAnsi"/>
-          <w:sz w:val="28"/>
-          <w:szCs w:val="28"/>
-        </w:rPr>
-        <w:t xml:space="preserve">. (2024). </w:t>
-      </w:r>
-      <w:proofErr w:type="spellStart"/>
+        <w:t xml:space="preserve">IPLA Palletizers. (2024). </w:t>
+      </w:r>
       <w:r>
         <w:rPr>
           <w:rStyle w:val="Extranjerismo"/>
@@ -14106,49 +13429,8 @@
           <w:sz w:val="28"/>
           <w:szCs w:val="28"/>
         </w:rPr>
-        <w:t>Tipos</w:t>
-      </w:r>
-      <w:proofErr w:type="spellEnd"/>
-      <w:r>
-        <w:rPr>
-          <w:rStyle w:val="Extranjerismo"/>
-          <w:rFonts w:asciiTheme="minorHAnsi" w:hAnsiTheme="minorHAnsi" w:cstheme="minorHAnsi"/>
-          <w:sz w:val="28"/>
-          <w:szCs w:val="28"/>
-        </w:rPr>
-        <w:t xml:space="preserve"> de </w:t>
-      </w:r>
-      <w:proofErr w:type="spellStart"/>
-      <w:r>
-        <w:rPr>
-          <w:rStyle w:val="Extranjerismo"/>
-          <w:rFonts w:asciiTheme="minorHAnsi" w:hAnsiTheme="minorHAnsi" w:cstheme="minorHAnsi"/>
-          <w:sz w:val="28"/>
-          <w:szCs w:val="28"/>
-        </w:rPr>
-        <w:t>palets</w:t>
-      </w:r>
-      <w:proofErr w:type="spellEnd"/>
-      <w:r>
-        <w:rPr>
-          <w:rStyle w:val="Extranjerismo"/>
-          <w:rFonts w:asciiTheme="minorHAnsi" w:hAnsiTheme="minorHAnsi" w:cstheme="minorHAnsi"/>
-          <w:sz w:val="28"/>
-          <w:szCs w:val="28"/>
-        </w:rPr>
-        <w:t xml:space="preserve"> y sus </w:t>
-      </w:r>
-      <w:proofErr w:type="spellStart"/>
-      <w:r>
-        <w:rPr>
-          <w:rStyle w:val="Extranjerismo"/>
-          <w:rFonts w:asciiTheme="minorHAnsi" w:hAnsiTheme="minorHAnsi" w:cstheme="minorHAnsi"/>
-          <w:sz w:val="28"/>
-          <w:szCs w:val="28"/>
-        </w:rPr>
-        <w:t>características</w:t>
-      </w:r>
-      <w:proofErr w:type="spellEnd"/>
+        <w:t>Tipos de palets y sus características</w:t>
+      </w:r>
       <w:r>
         <w:rPr>
           <w:rFonts w:asciiTheme="minorHAnsi" w:hAnsiTheme="minorHAnsi" w:cstheme="minorHAnsi"/>
@@ -14217,7 +13499,6 @@
         </w:rPr>
         <w:t xml:space="preserve">Servicio Nacional de Aprendizaje (SENA). (2021). </w:t>
       </w:r>
-      <w:proofErr w:type="spellStart"/>
       <w:r>
         <w:rPr>
           <w:rStyle w:val="Extranjerismo"/>
@@ -14225,89 +13506,8 @@
           <w:sz w:val="28"/>
           <w:szCs w:val="28"/>
         </w:rPr>
-        <w:t>Zajuna</w:t>
-      </w:r>
-      <w:proofErr w:type="spellEnd"/>
-      <w:r>
-        <w:rPr>
-          <w:rStyle w:val="Extranjerismo"/>
-          <w:rFonts w:asciiTheme="minorHAnsi" w:hAnsiTheme="minorHAnsi" w:cstheme="minorHAnsi"/>
-          <w:sz w:val="28"/>
-          <w:szCs w:val="28"/>
-        </w:rPr>
-        <w:t xml:space="preserve"> </w:t>
-      </w:r>
-      <w:proofErr w:type="spellStart"/>
-      <w:r>
-        <w:rPr>
-          <w:rStyle w:val="Extranjerismo"/>
-          <w:rFonts w:asciiTheme="minorHAnsi" w:hAnsiTheme="minorHAnsi" w:cstheme="minorHAnsi"/>
-          <w:sz w:val="28"/>
-          <w:szCs w:val="28"/>
-        </w:rPr>
-        <w:t>Semilla</w:t>
-      </w:r>
-      <w:proofErr w:type="spellEnd"/>
-      <w:r>
-        <w:rPr>
-          <w:rStyle w:val="Extranjerismo"/>
-          <w:rFonts w:asciiTheme="minorHAnsi" w:hAnsiTheme="minorHAnsi" w:cstheme="minorHAnsi"/>
-          <w:sz w:val="28"/>
-          <w:szCs w:val="28"/>
-        </w:rPr>
-        <w:t xml:space="preserve">. 136200_1_virtual_1-Servicios </w:t>
-      </w:r>
-      <w:proofErr w:type="spellStart"/>
-      <w:r>
-        <w:rPr>
-          <w:rStyle w:val="Extranjerismo"/>
-          <w:rFonts w:asciiTheme="minorHAnsi" w:hAnsiTheme="minorHAnsi" w:cstheme="minorHAnsi"/>
-          <w:sz w:val="28"/>
-          <w:szCs w:val="28"/>
-        </w:rPr>
-        <w:t>postales</w:t>
-      </w:r>
-      <w:proofErr w:type="spellEnd"/>
-      <w:r>
-        <w:rPr>
-          <w:rStyle w:val="Extranjerismo"/>
-          <w:rFonts w:asciiTheme="minorHAnsi" w:hAnsiTheme="minorHAnsi" w:cstheme="minorHAnsi"/>
-          <w:sz w:val="28"/>
-          <w:szCs w:val="28"/>
-        </w:rPr>
-        <w:t xml:space="preserve"> y </w:t>
-      </w:r>
-      <w:proofErr w:type="spellStart"/>
-      <w:r>
-        <w:rPr>
-          <w:rStyle w:val="Extranjerismo"/>
-          <w:rFonts w:asciiTheme="minorHAnsi" w:hAnsiTheme="minorHAnsi" w:cstheme="minorHAnsi"/>
-          <w:sz w:val="28"/>
-          <w:szCs w:val="28"/>
-        </w:rPr>
-        <w:t>transporte</w:t>
-      </w:r>
-      <w:proofErr w:type="spellEnd"/>
-      <w:r>
-        <w:rPr>
-          <w:rStyle w:val="Extranjerismo"/>
-          <w:rFonts w:asciiTheme="minorHAnsi" w:hAnsiTheme="minorHAnsi" w:cstheme="minorHAnsi"/>
-          <w:sz w:val="28"/>
-          <w:szCs w:val="28"/>
-        </w:rPr>
-        <w:t xml:space="preserve"> de </w:t>
-      </w:r>
-      <w:proofErr w:type="spellStart"/>
-      <w:r>
-        <w:rPr>
-          <w:rStyle w:val="Extranjerismo"/>
-          <w:rFonts w:asciiTheme="minorHAnsi" w:hAnsiTheme="minorHAnsi" w:cstheme="minorHAnsi"/>
-          <w:sz w:val="28"/>
-          <w:szCs w:val="28"/>
-        </w:rPr>
-        <w:t>mercancías</w:t>
-      </w:r>
-      <w:proofErr w:type="spellEnd"/>
+        <w:t>Zajuna Semilla. 136200_1_virtual_1-Servicios postales y transporte de mercancías</w:t>
+      </w:r>
       <w:r>
         <w:rPr>
           <w:rFonts w:asciiTheme="minorHAnsi" w:hAnsiTheme="minorHAnsi" w:cstheme="minorHAnsi"/>
@@ -14580,23 +13780,13 @@
                 <w:szCs w:val="28"/>
               </w:rPr>
             </w:pPr>
-            <w:proofErr w:type="spellStart"/>
             <w:r>
               <w:rPr>
                 <w:rFonts w:cs="Calibri"/>
                 <w:sz w:val="28"/>
                 <w:szCs w:val="28"/>
               </w:rPr>
-              <w:t>Milady</w:t>
-            </w:r>
-            <w:proofErr w:type="spellEnd"/>
-            <w:r>
-              <w:rPr>
-                <w:rFonts w:cs="Calibri"/>
-                <w:sz w:val="28"/>
-                <w:szCs w:val="28"/>
-              </w:rPr>
-              <w:t xml:space="preserve"> Tatiana Villamil Castellanos</w:t>
+              <w:t>Milady Tatiana Villamil Castellanos</w:t>
             </w:r>
           </w:p>
         </w:tc>
@@ -14894,23 +14084,13 @@
                 <w:szCs w:val="28"/>
               </w:rPr>
             </w:pPr>
-            <w:proofErr w:type="spellStart"/>
             <w:r>
               <w:rPr>
                 <w:rFonts w:cs="Calibri"/>
                 <w:sz w:val="28"/>
                 <w:szCs w:val="28"/>
               </w:rPr>
-              <w:t>Heydy</w:t>
-            </w:r>
-            <w:proofErr w:type="spellEnd"/>
-            <w:r>
-              <w:rPr>
-                <w:rFonts w:cs="Calibri"/>
-                <w:sz w:val="28"/>
-                <w:szCs w:val="28"/>
-              </w:rPr>
-              <w:t xml:space="preserve"> Cristina González García</w:t>
+              <w:t>Heydy Cristina González García</w:t>
             </w:r>
           </w:p>
         </w:tc>
@@ -15426,18 +14606,8 @@
                 <w:sz w:val="28"/>
                 <w:szCs w:val="28"/>
               </w:rPr>
-              <w:t xml:space="preserve">Jairo Luis Valencia </w:t>
-            </w:r>
-            <w:proofErr w:type="spellStart"/>
-            <w:r>
-              <w:rPr>
-                <w:rFonts w:cs="Calibri"/>
-                <w:sz w:val="28"/>
-                <w:szCs w:val="28"/>
-              </w:rPr>
-              <w:t>Ebratt</w:t>
-            </w:r>
-            <w:proofErr w:type="spellEnd"/>
+              <w:t>Jairo Luis Valencia Ebratt</w:t>
+            </w:r>
           </w:p>
         </w:tc>
         <w:tc>
@@ -15510,25 +14680,7 @@
                 <w:sz w:val="28"/>
                 <w:szCs w:val="28"/>
               </w:rPr>
-              <w:t xml:space="preserve">Jonathan </w:t>
-            </w:r>
-            <w:proofErr w:type="spellStart"/>
-            <w:r>
-              <w:rPr>
-                <w:rFonts w:cs="Calibri"/>
-                <w:sz w:val="28"/>
-                <w:szCs w:val="28"/>
-              </w:rPr>
-              <w:t>Adie</w:t>
-            </w:r>
-            <w:proofErr w:type="spellEnd"/>
-            <w:r>
-              <w:rPr>
-                <w:rFonts w:cs="Calibri"/>
-                <w:sz w:val="28"/>
-                <w:szCs w:val="28"/>
-              </w:rPr>
-              <w:t xml:space="preserve"> Villafañe</w:t>
+              <w:t>Jonathan Adie Villafañe</w:t>
             </w:r>
           </w:p>
         </w:tc>
@@ -21311,6 +20463,10 @@
 </file>
 
 <file path=customXml/item1.xml><?xml version="1.0" encoding="utf-8"?>
+<b:Sources xmlns:b="http://schemas.openxmlformats.org/officeDocument/2006/bibliography" xmlns="http://schemas.openxmlformats.org/officeDocument/2006/bibliography" SelectedStyle="\APASixthEditionOfficeOnline.xsl" StyleName="APA" Version="6"/>
+</file>
+
+<file path=customXml/item2.xml><?xml version="1.0" encoding="utf-8"?>
 <ct:contentTypeSchema xmlns:ct="http://schemas.microsoft.com/office/2006/metadata/contentType" xmlns:ma="http://schemas.microsoft.com/office/2006/metadata/properties/metaAttributes" ct:_="" ma:_="" ma:contentTypeName="Documento" ma:contentTypeID="0x01010049282E1EDBE9234EA9E6D38F720E265F" ma:contentTypeVersion="15" ma:contentTypeDescription="Crear nuevo documento." ma:contentTypeScope="" ma:versionID="b31c7aa9eaf043a08b87120b3c4916e3">
   <xsd:schema xmlns:xsd="http://www.w3.org/2001/XMLSchema" xmlns:xs="http://www.w3.org/2001/XMLSchema" xmlns:p="http://schemas.microsoft.com/office/2006/metadata/properties" xmlns:ns2="cb45339b-ced9-4d0d-8f64-77573914d53b" xmlns:ns3="43a3ca16-9c26-4813-b83f-4aec9927b43f" targetNamespace="http://schemas.microsoft.com/office/2006/metadata/properties" ma:root="true" ma:fieldsID="3533d065b04d75c457075bc55f1f5315" ns2:_="" ns3:_="">
     <xsd:import namespace="cb45339b-ced9-4d0d-8f64-77573914d53b"/>
@@ -21545,11 +20701,16 @@
 </ct:contentTypeSchema>
 </file>
 
-<file path=customXml/item2.xml><?xml version="1.0" encoding="utf-8"?>
-<b:Sources xmlns:b="http://schemas.openxmlformats.org/officeDocument/2006/bibliography" xmlns="http://schemas.openxmlformats.org/officeDocument/2006/bibliography" SelectedStyle="\APASixthEditionOfficeOnline.xsl" StyleName="APA" Version="6"/>
+<file path=customXml/item3.xml><?xml version="1.0" encoding="utf-8"?>
+<?mso-contentType ?>
+<FormTemplates xmlns="http://schemas.microsoft.com/sharepoint/v3/contenttype/forms">
+  <Display>DocumentLibraryForm</Display>
+  <Edit>DocumentLibraryForm</Edit>
+  <New>DocumentLibraryForm</New>
+</FormTemplates>
 </file>
 
-<file path=customXml/item3.xml><?xml version="1.0" encoding="utf-8"?>
+<file path=customXml/item4.xml><?xml version="1.0" encoding="utf-8"?>
 <p:properties xmlns:p="http://schemas.microsoft.com/office/2006/metadata/properties" xmlns:xsi="http://www.w3.org/2001/XMLSchema-instance" xmlns:pc="http://schemas.microsoft.com/office/infopath/2007/PartnerControls">
   <documentManagement>
     <TaxCatchAll xmlns="cb45339b-ced9-4d0d-8f64-77573914d53b"/>
@@ -21560,16 +20721,15 @@
 </p:properties>
 </file>
 
-<file path=customXml/item4.xml><?xml version="1.0" encoding="utf-8"?>
-<?mso-contentType ?>
-<FormTemplates xmlns="http://schemas.microsoft.com/sharepoint/v3/contenttype/forms">
-  <Display>DocumentLibraryForm</Display>
-  <Edit>DocumentLibraryForm</Edit>
-  <New>DocumentLibraryForm</New>
-</FormTemplates>
+<file path=customXml/itemProps1.xml><?xml version="1.0" encoding="utf-8"?>
+<ds:datastoreItem xmlns:ds="http://schemas.openxmlformats.org/officeDocument/2006/customXml" ds:itemID="{E8AB44A3-7C62-4BD2-82ED-8ABC209970FA}">
+  <ds:schemaRefs>
+    <ds:schemaRef ds:uri="http://schemas.openxmlformats.org/officeDocument/2006/bibliography"/>
+  </ds:schemaRefs>
+</ds:datastoreItem>
 </file>
 
-<file path=customXml/itemProps1.xml><?xml version="1.0" encoding="utf-8"?>
+<file path=customXml/itemProps2.xml><?xml version="1.0" encoding="utf-8"?>
 <ds:datastoreItem xmlns:ds="http://schemas.openxmlformats.org/officeDocument/2006/customXml" ds:itemID="{DF43E046-DB0C-42D1-8C73-AE38B52F1ED7}">
   <ds:schemaRefs>
     <ds:schemaRef ds:uri="http://schemas.microsoft.com/office/2006/metadata/contentType"/>
@@ -21588,15 +20748,15 @@
 </ds:datastoreItem>
 </file>
 
-<file path=customXml/itemProps2.xml><?xml version="1.0" encoding="utf-8"?>
-<ds:datastoreItem xmlns:ds="http://schemas.openxmlformats.org/officeDocument/2006/customXml" ds:itemID="{E8AB44A3-7C62-4BD2-82ED-8ABC209970FA}">
+<file path=customXml/itemProps3.xml><?xml version="1.0" encoding="utf-8"?>
+<ds:datastoreItem xmlns:ds="http://schemas.openxmlformats.org/officeDocument/2006/customXml" ds:itemID="{81CBDEC1-3B00-44ED-AD36-0268077980BA}">
   <ds:schemaRefs>
-    <ds:schemaRef ds:uri="http://schemas.openxmlformats.org/officeDocument/2006/bibliography"/>
+    <ds:schemaRef ds:uri="http://schemas.microsoft.com/sharepoint/v3/contenttype/forms"/>
   </ds:schemaRefs>
 </ds:datastoreItem>
 </file>
 
-<file path=customXml/itemProps3.xml><?xml version="1.0" encoding="utf-8"?>
+<file path=customXml/itemProps4.xml><?xml version="1.0" encoding="utf-8"?>
 <ds:datastoreItem xmlns:ds="http://schemas.openxmlformats.org/officeDocument/2006/customXml" ds:itemID="{1145D752-ACC1-45E1-AB53-0C756F67FC7F}">
   <ds:schemaRefs>
     <ds:schemaRef ds:uri="http://schemas.microsoft.com/office/2006/metadata/properties"/>
@@ -21605,12 +20765,4 @@
     <ds:schemaRef ds:uri="43a3ca16-9c26-4813-b83f-4aec9927b43f"/>
   </ds:schemaRefs>
 </ds:datastoreItem>
-</file>
-
-<file path=customXml/itemProps4.xml><?xml version="1.0" encoding="utf-8"?>
-<ds:datastoreItem xmlns:ds="http://schemas.openxmlformats.org/officeDocument/2006/customXml" ds:itemID="{81CBDEC1-3B00-44ED-AD36-0268077980BA}">
-  <ds:schemaRefs>
-    <ds:schemaRef ds:uri="http://schemas.microsoft.com/sharepoint/v3/contenttype/forms"/>
-  </ds:schemaRefs>
-</ds:datastoreItem>
 </file>
--- a/fuentes/CFA2_84920096_DU.docx
+++ b/fuentes/CFA2_84920096_DU.docx
@@ -1,6 +1,6 @@
 
 <file path=word/document.xml><?xml version="1.0" encoding="utf-8"?>
-<w:document xmlns:wpc="http://schemas.microsoft.com/office/word/2010/wordprocessingCanvas" xmlns:cx="http://schemas.microsoft.com/office/drawing/2014/chartex" xmlns:cx1="http://schemas.microsoft.com/office/drawing/2015/9/8/chartex" xmlns:cx2="http://schemas.microsoft.com/office/drawing/2015/10/21/chartex" xmlns:cx3="http://schemas.microsoft.com/office/drawing/2016/5/9/chartex" xmlns:cx4="http://schemas.microsoft.com/office/drawing/2016/5/10/chartex" xmlns:cx5="http://schemas.microsoft.com/office/drawing/2016/5/11/chartex" xmlns:cx6="http://schemas.microsoft.com/office/drawing/2016/5/12/chartex" xmlns:cx7="http://schemas.microsoft.com/office/drawing/2016/5/13/chartex" xmlns:cx8="http://schemas.microsoft.com/office/drawing/2016/5/14/chartex" xmlns:mc="http://schemas.openxmlformats.org/markup-compatibility/2006" xmlns:aink="http://schemas.microsoft.com/office/drawing/2016/ink" xmlns:am3d="http://schemas.microsoft.com/office/drawing/2017/model3d" xmlns:o="urn:schemas-microsoft-com:office:office" xmlns:r="http://schemas.openxmlformats.org/officeDocument/2006/relationships" xmlns:m="http://schemas.openxmlformats.org/officeDocument/2006/math" xmlns:v="urn:schemas-microsoft-com:vml" xmlns:wp14="http://schemas.microsoft.com/office/word/2010/wordprocessingDrawing" xmlns:wp="http://schemas.openxmlformats.org/drawingml/2006/wordprocessingDrawing" xmlns:w10="urn:schemas-microsoft-com:office:word" xmlns:w="http://schemas.openxmlformats.org/wordprocessingml/2006/main" xmlns:w14="http://schemas.microsoft.com/office/word/2010/wordml" xmlns:w15="http://schemas.microsoft.com/office/word/2012/wordml" xmlns:w16cex="http://schemas.microsoft.com/office/word/2018/wordml/cex" xmlns:w16cid="http://schemas.microsoft.com/office/word/2016/wordml/cid" xmlns:w16="http://schemas.microsoft.com/office/word/2018/wordml" xmlns:w16sdtdh="http://schemas.microsoft.com/office/word/2020/wordml/sdtdatahash" xmlns:w16se="http://schemas.microsoft.com/office/word/2015/wordml/symex" xmlns:wpg="http://schemas.microsoft.com/office/word/2010/wordprocessingGroup" xmlns:wpi="http://schemas.microsoft.com/office/word/2010/wordprocessingInk" xmlns:wne="http://schemas.microsoft.com/office/word/2006/wordml" xmlns:wps="http://schemas.microsoft.com/office/word/2010/wordprocessingShape" mc:Ignorable="w14 w15 w16se w16cid w16 w16cex w16sdtdh wp14">
+<w:document xmlns:wpc="http://schemas.microsoft.com/office/word/2010/wordprocessingCanvas" xmlns:cx="http://schemas.microsoft.com/office/drawing/2014/chartex" xmlns:cx1="http://schemas.microsoft.com/office/drawing/2015/9/8/chartex" xmlns:cx2="http://schemas.microsoft.com/office/drawing/2015/10/21/chartex" xmlns:cx3="http://schemas.microsoft.com/office/drawing/2016/5/9/chartex" xmlns:cx4="http://schemas.microsoft.com/office/drawing/2016/5/10/chartex" xmlns:cx5="http://schemas.microsoft.com/office/drawing/2016/5/11/chartex" xmlns:cx6="http://schemas.microsoft.com/office/drawing/2016/5/12/chartex" xmlns:cx7="http://schemas.microsoft.com/office/drawing/2016/5/13/chartex" xmlns:cx8="http://schemas.microsoft.com/office/drawing/2016/5/14/chartex" xmlns:mc="http://schemas.openxmlformats.org/markup-compatibility/2006" xmlns:aink="http://schemas.microsoft.com/office/drawing/2016/ink" xmlns:am3d="http://schemas.microsoft.com/office/drawing/2017/model3d" xmlns:o="urn:schemas-microsoft-com:office:office" xmlns:oel="http://schemas.microsoft.com/office/2019/extlst" xmlns:r="http://schemas.openxmlformats.org/officeDocument/2006/relationships" xmlns:m="http://schemas.openxmlformats.org/officeDocument/2006/math" xmlns:v="urn:schemas-microsoft-com:vml" xmlns:wp14="http://schemas.microsoft.com/office/word/2010/wordprocessingDrawing" xmlns:wp="http://schemas.openxmlformats.org/drawingml/2006/wordprocessingDrawing" xmlns:w10="urn:schemas-microsoft-com:office:word" xmlns:w="http://schemas.openxmlformats.org/wordprocessingml/2006/main" xmlns:w14="http://schemas.microsoft.com/office/word/2010/wordml" xmlns:w15="http://schemas.microsoft.com/office/word/2012/wordml" xmlns:w16cex="http://schemas.microsoft.com/office/word/2018/wordml/cex" xmlns:w16cid="http://schemas.microsoft.com/office/word/2016/wordml/cid" xmlns:w16="http://schemas.microsoft.com/office/word/2018/wordml" xmlns:w16du="http://schemas.microsoft.com/office/word/2023/wordml/word16du" xmlns:w16sdtdh="http://schemas.microsoft.com/office/word/2020/wordml/sdtdatahash" xmlns:w16sdtfl="http://schemas.microsoft.com/office/word/2024/wordml/sdtformatlock" xmlns:w16se="http://schemas.microsoft.com/office/word/2015/wordml/symex" xmlns:wpg="http://schemas.microsoft.com/office/word/2010/wordprocessingGroup" xmlns:wpi="http://schemas.microsoft.com/office/word/2010/wordprocessingInk" xmlns:wne="http://schemas.microsoft.com/office/word/2006/wordml" xmlns:wps="http://schemas.microsoft.com/office/word/2010/wordprocessingShape" mc:Ignorable="w14 w15 w16se w16cid w16 w16cex w16sdtdh w16sdtfl w16du wp14">
   <w:body>
     <w:p>
       <w:pPr>
@@ -85,7 +85,7 @@
               </wp:anchor>
             </w:drawing>
           </mc:Choice>
-          <mc:Fallback xmlns:oel="http://schemas.microsoft.com/office/2019/extlst" xmlns:w16du="http://schemas.microsoft.com/office/word/2023/wordml/word16du" xmlns:w16sdtfl="http://schemas.microsoft.com/office/word/2024/wordml/sdtformatlock">
+          <mc:Fallback>
             <w:pict>
               <v:rect w14:anchorId="4E7873B1" id="Rectángulo 3" o:spid="_x0000_s1026" alt="&quot;&quot;" style="position:absolute;margin-left:-54pt;margin-top:31.65pt;width:613.85pt;height:204pt;z-index:-251655168;visibility:visible;mso-wrap-style:square;mso-height-percent:0;mso-wrap-distance-left:9pt;mso-wrap-distance-top:0;mso-wrap-distance-right:9pt;mso-wrap-distance-bottom:0;mso-position-horizontal:absolute;mso-position-horizontal-relative:text;mso-position-vertical:absolute;mso-position-vertical-relative:text;mso-height-percent:0;mso-height-relative:margin;v-text-anchor:middle" o:gfxdata="UEsDBBQABgAIAAAAIQC2gziS/gAAAOEBAAATAAAAW0NvbnRlbnRfVHlwZXNdLnhtbJSRQU7DMBBF&#10;90jcwfIWJU67QAgl6YK0S0CoHGBkTxKLZGx5TGhvj5O2G0SRWNoz/78nu9wcxkFMGNg6quQqL6RA&#10;0s5Y6ir5vt9lD1JwBDIwOMJKHpHlpr69KfdHjyxSmriSfYz+USnWPY7AufNIadK6MEJMx9ApD/oD&#10;OlTrorhX2lFEilmcO2RdNtjC5xDF9pCuTyYBB5bi6bQ4syoJ3g9WQ0ymaiLzg5KdCXlKLjvcW893&#10;SUOqXwnz5DrgnHtJTxOsQfEKIT7DmDSUCaxw7Rqn8787ZsmRM9e2VmPeBN4uqYvTtW7jvijg9N/y&#10;JsXecLq0q+WD6m8AAAD//wMAUEsDBBQABgAIAAAAIQA4/SH/1gAAAJQBAAALAAAAX3JlbHMvLnJl&#10;bHOkkMFqwzAMhu+DvYPRfXGawxijTi+j0GvpHsDYimMaW0Yy2fr2M4PBMnrbUb/Q94l/f/hMi1qR&#10;JVI2sOt6UJgd+ZiDgffL8ekFlFSbvV0oo4EbChzGx4f9GRdb25HMsYhqlCwG5lrLq9biZkxWOiqY&#10;22YiTra2kYMu1l1tQD30/bPm3wwYN0x18gb45AdQl1tp5j/sFB2T0FQ7R0nTNEV3j6o9feQzro1i&#10;OWA14Fm+Q8a1a8+Bvu/d/dMb2JY5uiPbhG/ktn4cqGU/er3pcvwCAAD//wMAUEsDBBQABgAIAAAA&#10;IQA7pdBEpwIAAJAFAAAOAAAAZHJzL2Uyb0RvYy54bWysVM1u2zAMvg/YOwi6r3bSePlBnSJI0GFA&#10;0RZth54VWYoNyKImKXGyt9mz7MVKyT/tumKHYTkookh+JD+TvLg81oochHUV6JyOzlJKhOZQVHqX&#10;02+PV59mlDjPdMEUaJHTk3D0cvnxw0VjFmIMJahCWIIg2i0ak9PSe7NIEsdLUTN3BkZoVEqwNfMo&#10;2l1SWNYgeq2ScZp+ThqwhbHAhXP4ummVdBnxpRTc30rphCcqp5ibj6eN5zacyfKCLXaWmbLiXRrs&#10;H7KoWaUx6AC1YZ6Rva3+gKorbsGB9Gcc6gSkrLiINWA1o/RNNQ8lMyLWguQ4M9Dk/h8svzncWVIV&#10;OZ2m2WycTSZTSjSr8VPdI3m/furdXgE5D0Q1xi3Q/sHc2U5yeA1VH6Wtwz/WQ46R3NNArjh6wvFx&#10;Op1ns3lGCUfdOJunszTSn7y4G+v8FwE1CZecWkwgksoO185jSDTtTUI0B6oqriqlomB327Wy5MDC&#10;l07PR5NNyBldfjNTOhhrCG6tOrwkobS2mHjzJyWCndL3QiI7mP44ZhL7UgxxGOdC+1GrKlkh2vBZ&#10;ir8+eujk4BFziYABWWL8AbsD6C1bkB67zbKzD64itvXgnP4tsdZ58IiRQfvBua402PcAFFbVRW7t&#10;e5JaagJLWyhO2DsW2qFyhl9V+N2umfN3zOIU4bzhZvC3eEgFTU6hu1FSgv3x3nuwx+ZGLSUNTmVO&#10;3fc9s4IS9VVj289Hk0kY4yhMsukYBftas32t0ft6DdgOI9xBhsdrsPeqv0oL9RMukFWIiiqmOcbO&#10;Kfe2F9a+3Ra4grhYraIZjq5h/lo/GB7AA6uhLx+PT8yarnk99v0N9BPMFm96uLUNnhpWew+yig3+&#10;wmvHN459bJxuRYW98lqOVi+LdPkMAAD//wMAUEsDBBQABgAIAAAAIQAs8qBh4AAAAAwBAAAPAAAA&#10;ZHJzL2Rvd25yZXYueG1sTI8xb8IwFIT3Sv0P1qvUDRw3FdAQB1WoUbdKoR06mviRRMTPwTaQ/Pua&#10;qYynO919l29G07MLOt9ZkiDmCTCk2uqOGgk/3+VsBcwHRVr1llDChB42xeNDrjJtr1ThZRcaFkvI&#10;Z0pCG8KQce7rFo3yczsgRe9gnVEhStdw7dQ1lpuevyTJghvVUVxo1YDbFuvj7mwk/H5s8bPC09fk&#10;3CROdNBlVQYpn5/G9zWwgGP4D8MNP6JDEZn29kzas17CTCSreCZIWKQpsFtCiLclsL2E16VIgRc5&#10;vz9R/AEAAP//AwBQSwECLQAUAAYACAAAACEAtoM4kv4AAADhAQAAEwAAAAAAAAAAAAAAAAAAAAAA&#10;W0NvbnRlbnRfVHlwZXNdLnhtbFBLAQItABQABgAIAAAAIQA4/SH/1gAAAJQBAAALAAAAAAAAAAAA&#10;AAAAAC8BAABfcmVscy8ucmVsc1BLAQItABQABgAIAAAAIQA7pdBEpwIAAJAFAAAOAAAAAAAAAAAA&#10;AAAAAC4CAABkcnMvZTJvRG9jLnhtbFBLAQItABQABgAIAAAAIQAs8qBh4AAAAAwBAAAPAAAAAAAA&#10;AAAAAAAAAAEFAABkcnMvZG93bnJldi54bWxQSwUGAAAAAAQABADzAAAADgYAAAAA&#10;" fillcolor="#00314d" stroked="f" strokeweight="1pt"/>
             </w:pict>
@@ -267,7 +267,7 @@
                 <v:stroke joinstyle="miter"/>
                 <v:path gradientshapeok="t" o:connecttype="rect"/>
               </v:shapetype>
-              <v:shape id="Cuadro de texto 2" o:spid="_x0000_s1026" type="#_x0000_t202" alt="&quot;&quot;" style="position:absolute;left:0;text-align:left;margin-left:-7.2pt;margin-top:33.5pt;width:488.95pt;height:143.25pt;z-index:251663360;visibility:visible;mso-wrap-style:square;mso-width-percent:0;mso-height-percent:0;mso-wrap-distance-left:9pt;mso-wrap-distance-top:3.6pt;mso-wrap-distance-right:9pt;mso-wrap-distance-bottom:3.6pt;mso-position-horizontal:absolute;mso-position-horizontal-relative:text;mso-position-vertical:absolute;mso-position-vertical-relative:text;mso-width-percent:0;mso-height-percent:0;mso-width-relative:margin;mso-height-relative:margin;v-text-anchor:top" o:gfxdata="UEsDBBQABgAIAAAAIQC2gziS/gAAAOEBAAATAAAAW0NvbnRlbnRfVHlwZXNdLnhtbJSRQU7DMBBF&#10;90jcwfIWJU67QAgl6YK0S0CoHGBkTxKLZGx5TGhvj5O2G0SRWNoz/78nu9wcxkFMGNg6quQqL6RA&#10;0s5Y6ir5vt9lD1JwBDIwOMJKHpHlpr69KfdHjyxSmriSfYz+USnWPY7AufNIadK6MEJMx9ApD/oD&#10;OlTrorhX2lFEilmcO2RdNtjC5xDF9pCuTyYBB5bi6bQ4syoJ3g9WQ0ymaiLzg5KdCXlKLjvcW893&#10;SUOqXwnz5DrgnHtJTxOsQfEKIT7DmDSUCaxw7Rqn8787ZsmRM9e2VmPeBN4uqYvTtW7jvijg9N/y&#10;JsXecLq0q+WD6m8AAAD//wMAUEsDBBQABgAIAAAAIQA4/SH/1gAAAJQBAAALAAAAX3JlbHMvLnJl&#10;bHOkkMFqwzAMhu+DvYPRfXGawxijTi+j0GvpHsDYimMaW0Yy2fr2M4PBMnrbUb/Q94l/f/hMi1qR&#10;JVI2sOt6UJgd+ZiDgffL8ekFlFSbvV0oo4EbChzGx4f9GRdb25HMsYhqlCwG5lrLq9biZkxWOiqY&#10;22YiTra2kYMu1l1tQD30/bPm3wwYN0x18gb45AdQl1tp5j/sFB2T0FQ7R0nTNEV3j6o9feQzro1i&#10;OWA14Fm+Q8a1a8+Bvu/d/dMb2JY5uiPbhG/ktn4cqGU/er3pcvwCAAD//wMAUEsDBBQABgAIAAAA&#10;IQDgrq8m+AEAANIDAAAOAAAAZHJzL2Uyb0RvYy54bWysU8tu2zAQvBfoPxC817IEP2LBcpA6SFEg&#10;fQBpP2BNUZZQicsuaUvu13dJOa7b3oJcCJK7HM4Mh+vboWvFUZNr0BQynUyl0EZh2Zh9Ib9/e3h3&#10;I4XzYEpo0ehCnrSTt5u3b9a9zXWGNbalJsEgxuW9LWTtvc2TxKlad+AmaLXhYoXUgecl7ZOSoGf0&#10;rk2y6XSR9EilJVTaOd69H4tyE/GrSiv/paqc9qItJHPzcaQ47sKYbNaQ7wls3agzDXgBiw4aw5de&#10;oO7BgzhQ8x9U1yhCh5WfKOwSrKpG6aiB1aTTf9Q81WB11MLmOHuxyb0erPp8/EqiKQuZpUspDHT8&#10;SNsDlISi1MLrwaPIgk29dTl3P1nu98N7HPi5o2RnH1H9cMLgtgaz13dE2NcaSqaZhpPJ1dERxwWQ&#10;Xf8JS74NDh4j0FBRFzxkVwSj83OdLk/EPITizUU2XS0WcykU19KbdJUt5/EOyJ+PW3L+g8ZOhEkh&#10;iTMQ4eH46HygA/lzS7jN4EPTtjEHrflrgxvHHR2DdD4dxAT+oxI/7IazOTssTyyLcAwZfwqe1Ei/&#10;pOg5YIV0Pw9AWor2o2FrVulsFhIZF7P5MuMFXVd21xUwiqEK6aUYp1sfUzwSvmMLqyaKC/RGJmfj&#10;OThR8znkIZnX69j15ytufgMAAP//AwBQSwMEFAAGAAgAAAAhANYyJineAAAACgEAAA8AAABkcnMv&#10;ZG93bnJldi54bWxMj01PwzAMhu9I/IfISNy2ZKwtrNSdEIgriPEhcctar61onKrJ1vLvMSe42fKj&#10;189bbGfXqxONofOMsFoaUMSVrztuEN5eHxc3oEK0XNveMyF8U4BteX5W2Lz2E7/QaRcbJSEccovQ&#10;xjjkWoeqJWfD0g/Ecjv40dko69joerSThLteXxmTaWc7lg+tHei+peprd3QI70+Hz4/EPDcPLh0m&#10;PxvNbqMRLy/mu1tQkeb4B8OvvqhDKU57f+Q6qB5hsUoSQRGya+kkwCZbp6D2COtUBl0W+n+F8gcA&#10;AP//AwBQSwECLQAUAAYACAAAACEAtoM4kv4AAADhAQAAEwAAAAAAAAAAAAAAAAAAAAAAW0NvbnRl&#10;bnRfVHlwZXNdLnhtbFBLAQItABQABgAIAAAAIQA4/SH/1gAAAJQBAAALAAAAAAAAAAAAAAAAAC8B&#10;AABfcmVscy8ucmVsc1BLAQItABQABgAIAAAAIQDgrq8m+AEAANIDAAAOAAAAAAAAAAAAAAAAAC4C&#10;AABkcnMvZTJvRG9jLnhtbFBLAQItABQABgAIAAAAIQDWMiYp3gAAAAoBAAAPAAAAAAAAAAAAAAAA&#10;AFIEAABkcnMvZG93bnJldi54bWxQSwUGAAAAAAQABADzAAAAXQUAAAAA&#10;" filled="f" stroked="f">
+              <v:shape id="Cuadro de texto 2" o:spid="_x0000_s1026" type="#_x0000_t202" alt="&quot;&quot;" style="position:absolute;left:0;text-align:left;margin-left:-7.2pt;margin-top:33.5pt;width:488.95pt;height:143.25pt;z-index:251663360;visibility:visible;mso-wrap-style:square;mso-width-percent:0;mso-height-percent:0;mso-wrap-distance-left:9pt;mso-wrap-distance-top:3.6pt;mso-wrap-distance-right:9pt;mso-wrap-distance-bottom:3.6pt;mso-position-horizontal:absolute;mso-position-horizontal-relative:text;mso-position-vertical:absolute;mso-position-vertical-relative:text;mso-width-percent:0;mso-height-percent:0;mso-width-relative:margin;mso-height-relative:margin;v-text-anchor:top" o:gfxdata="UEsDBBQABgAIAAAAIQC2gziS/gAAAOEBAAATAAAAW0NvbnRlbnRfVHlwZXNdLnhtbJSRQU7DMBBF&#13;&#10;90jcwfIWJU67QAgl6YK0S0CoHGBkTxKLZGx5TGhvj5O2G0SRWNoz/78nu9wcxkFMGNg6quQqL6RA&#13;&#10;0s5Y6ir5vt9lD1JwBDIwOMJKHpHlpr69KfdHjyxSmriSfYz+USnWPY7AufNIadK6MEJMx9ApD/oD&#13;&#10;OlTrorhX2lFEilmcO2RdNtjC5xDF9pCuTyYBB5bi6bQ4syoJ3g9WQ0ymaiLzg5KdCXlKLjvcW893&#13;&#10;SUOqXwnz5DrgnHtJTxOsQfEKIT7DmDSUCaxw7Rqn8787ZsmRM9e2VmPeBN4uqYvTtW7jvijg9N/y&#13;&#10;JsXecLq0q+WD6m8AAAD//wMAUEsDBBQABgAIAAAAIQA4/SH/1gAAAJQBAAALAAAAX3JlbHMvLnJl&#13;&#10;bHOkkMFqwzAMhu+DvYPRfXGawxijTi+j0GvpHsDYimMaW0Yy2fr2M4PBMnrbUb/Q94l/f/hMi1qR&#13;&#10;JVI2sOt6UJgd+ZiDgffL8ekFlFSbvV0oo4EbChzGx4f9GRdb25HMsYhqlCwG5lrLq9biZkxWOiqY&#13;&#10;22YiTra2kYMu1l1tQD30/bPm3wwYN0x18gb45AdQl1tp5j/sFB2T0FQ7R0nTNEV3j6o9feQzro1i&#13;&#10;OWA14Fm+Q8a1a8+Bvu/d/dMb2JY5uiPbhG/ktn4cqGU/er3pcvwCAAD//wMAUEsDBBQABgAIAAAA&#13;&#10;IQDl70x13QEAAKQDAAAOAAAAZHJzL2Uyb0RvYy54bWysU8Fu2zAMvQ/YPwi6L46NJG2MOEXXosOA&#13;&#10;bh3Q7QNkWYqN2aJGKbGzrx8lO2m23YpeBImUHvkenzY3Q9eyg0LXgCl4OptzpoyEqjG7gv/4/vDh&#13;&#10;mjPnhalEC0YV/Kgcv9m+f7fpba4yqKGtFDICMS7vbcFr722eJE7WqhNuBlYZSmrATng64i6pUPSE&#13;&#10;3rVJNp+vkh6wsghSOUfR+zHJtxFfayX9k9ZOedYWnHrzccW4lmFNthuR71DYupFTG+IVXXSiMVT0&#13;&#10;DHUvvGB7bP6D6hqJ4ED7mYQuAa0bqSIHYpPO/2HzXAurIhcSx9mzTO7tYOXXw7P9hswPH2GgAUYS&#13;&#10;zj6C/OmYgbtamJ26RYS+VqKiwmmQLOmty6enQWqXuwBS9l+goiGLvYcINGjsgirEkxE6DeB4Fl0N&#13;&#10;nkkKrrL5erVaciYpl16n6+xqGWuI/PTcovOfFHQsbAqONNUILw6Pzod2RH66EqoZeGjaNk62NX8F&#13;&#10;6OIYUdEa0+tT/yMTP5QDvQ3BEqoj0UIYbUM2p00N+JuznixTcPdrL1Bx1n42JM06XSyCx+JhsbzK&#13;&#10;6ICXmfIyI4wkqIJ7zsbtnY++HBu+JQl1E8m9dDIJT1aInCfbBq9dnuOtl8+1/QMAAP//AwBQSwME&#13;&#10;FAAGAAgAAAAhAGwyUE7jAAAADwEAAA8AAABkcnMvZG93bnJldi54bWxMj09PwzAMxe9IfIfISNy2&#13;&#10;ZFtbWFd3mpi4ghh/JG5Zk7UVjVM12Vq+PeYEF8uWn5/fr9hOrhMXO4TWE8JirkBYqrxpqUZ4e32c&#13;&#10;3YMIUZPRnSeL8G0DbMvrq0Lnxo/0Yi+HWAs2oZBrhCbGPpcyVI11Osx9b4l3Jz84HXkcamkGPbK5&#13;&#10;6+RSqUw63RJ/aHRvHxpbfR3ODuH96fT5kajneu/SfvSTkuTWEvH2ZtpvuOw2IKKd4t8F/DJwfig5&#13;&#10;2NGfyQTRIcwWScJShOyOwViwzlYpiCPCKuVGloX8z1H+AAAA//8DAFBLAQItABQABgAIAAAAIQC2&#13;&#10;gziS/gAAAOEBAAATAAAAAAAAAAAAAAAAAAAAAABbQ29udGVudF9UeXBlc10ueG1sUEsBAi0AFAAG&#13;&#10;AAgAAAAhADj9If/WAAAAlAEAAAsAAAAAAAAAAAAAAAAALwEAAF9yZWxzLy5yZWxzUEsBAi0AFAAG&#13;&#10;AAgAAAAhAOXvTHXdAQAApAMAAA4AAAAAAAAAAAAAAAAALgIAAGRycy9lMm9Eb2MueG1sUEsBAi0A&#13;&#10;FAAGAAgAAAAhAGwyUE7jAAAADwEAAA8AAAAAAAAAAAAAAAAANwQAAGRycy9kb3ducmV2LnhtbFBL&#13;&#10;BQYAAAAABAAEAPMAAABHBQAAAAA=&#13;&#10;" filled="f" stroked="f">
                 <v:textbox>
                   <w:txbxContent>
                     <w:p>
@@ -498,9 +498,13 @@
         <w:p>
           <w:pPr>
             <w:pStyle w:val="TtuloTDC"/>
+            <w:rPr>
+              <w:color w:val="auto"/>
+            </w:rPr>
           </w:pPr>
           <w:r>
             <w:rPr>
+              <w:color w:val="auto"/>
               <w:lang w:val="es-ES"/>
             </w:rPr>
             <w:t>Tabla de contenido</w:t>
@@ -515,10 +519,9 @@
             <w:rPr>
               <w:rFonts w:eastAsiaTheme="minorEastAsia"/>
               <w:noProof/>
-              <w:kern w:val="0"/>
-              <w:sz w:val="22"/>
-              <w:lang w:eastAsia="es-CO"/>
-              <w14:ligatures w14:val="none"/>
+              <w:sz w:val="24"/>
+              <w:szCs w:val="24"/>
+              <w:lang w:eastAsia="es-MX"/>
             </w:rPr>
           </w:pPr>
           <w:r>
@@ -530,7 +533,7 @@
           <w:r>
             <w:fldChar w:fldCharType="separate"/>
           </w:r>
-          <w:hyperlink w:anchor="_Toc204099405" w:history="1">
+          <w:hyperlink w:anchor="_Toc207309829" w:history="1">
             <w:r>
               <w:rPr>
                 <w:rStyle w:val="Hipervnculo"/>
@@ -557,7 +560,7 @@
                 <w:noProof/>
                 <w:webHidden/>
               </w:rPr>
-              <w:instrText xml:space="preserve"> PAGEREF _Toc204099405 \h </w:instrText>
+              <w:instrText xml:space="preserve"> PAGEREF _Toc207309829 \h </w:instrText>
             </w:r>
             <w:r>
               <w:rPr>
@@ -592,19 +595,18 @@
           <w:pPr>
             <w:pStyle w:val="TDC1"/>
             <w:tabs>
-              <w:tab w:val="left" w:pos="1320"/>
+              <w:tab w:val="left" w:pos="1200"/>
               <w:tab w:val="right" w:leader="dot" w:pos="9962"/>
             </w:tabs>
             <w:rPr>
               <w:rFonts w:eastAsiaTheme="minorEastAsia"/>
               <w:noProof/>
-              <w:kern w:val="0"/>
-              <w:sz w:val="22"/>
-              <w:lang w:eastAsia="es-CO"/>
-              <w14:ligatures w14:val="none"/>
+              <w:sz w:val="24"/>
+              <w:szCs w:val="24"/>
+              <w:lang w:eastAsia="es-MX"/>
             </w:rPr>
           </w:pPr>
-          <w:hyperlink w:anchor="_Toc204099406" w:history="1">
+          <w:hyperlink w:anchor="_Toc207309830" w:history="1">
             <w:r>
               <w:rPr>
                 <w:rStyle w:val="Hipervnculo"/>
@@ -616,10 +618,9 @@
               <w:rPr>
                 <w:rFonts w:eastAsiaTheme="minorEastAsia"/>
                 <w:noProof/>
-                <w:kern w:val="0"/>
-                <w:sz w:val="22"/>
-                <w:lang w:eastAsia="es-CO"/>
-                <w14:ligatures w14:val="none"/>
+                <w:sz w:val="24"/>
+                <w:szCs w:val="24"/>
+                <w:lang w:eastAsia="es-MX"/>
               </w:rPr>
               <w:tab/>
             </w:r>
@@ -649,7 +650,7 @@
                 <w:noProof/>
                 <w:webHidden/>
               </w:rPr>
-              <w:instrText xml:space="preserve"> PAGEREF _Toc204099406 \h </w:instrText>
+              <w:instrText xml:space="preserve"> PAGEREF _Toc207309830 \h </w:instrText>
             </w:r>
             <w:r>
               <w:rPr>
@@ -686,58 +687,39 @@
             <w:rPr>
               <w:rFonts w:eastAsiaTheme="minorEastAsia"/>
               <w:noProof/>
-              <w:kern w:val="0"/>
-              <w:sz w:val="22"/>
-              <w:lang w:eastAsia="es-CO"/>
-              <w14:ligatures w14:val="none"/>
+              <w:sz w:val="24"/>
+              <w:szCs w:val="24"/>
+              <w:lang w:eastAsia="es-MX"/>
             </w:rPr>
           </w:pPr>
-          <w:hyperlink w:anchor="_Toc204099407" w:history="1">
+          <w:hyperlink w:anchor="_Toc207309831" w:history="1">
             <w:r>
               <w:rPr>
                 <w:rStyle w:val="Hipervnculo"/>
                 <w:noProof/>
               </w:rPr>
-              <w:t>1.1.</w:t>
-            </w:r>
-            <w:r>
-              <w:rPr>
-                <w:rFonts w:eastAsiaTheme="minorEastAsia"/>
-                <w:noProof/>
-                <w:kern w:val="0"/>
-                <w:sz w:val="22"/>
-                <w:lang w:eastAsia="es-CO"/>
-                <w14:ligatures w14:val="none"/>
+              <w:t>1.1 Concepto</w:t>
+            </w:r>
+            <w:r>
+              <w:rPr>
+                <w:noProof/>
+                <w:webHidden/>
               </w:rPr>
               <w:tab/>
             </w:r>
             <w:r>
               <w:rPr>
-                <w:rStyle w:val="Hipervnculo"/>
-                <w:noProof/>
-              </w:rPr>
-              <w:t>Concepto</w:t>
-            </w:r>
-            <w:r>
-              <w:rPr>
                 <w:noProof/>
                 <w:webHidden/>
               </w:rPr>
-              <w:tab/>
+              <w:fldChar w:fldCharType="begin"/>
             </w:r>
             <w:r>
               <w:rPr>
                 <w:noProof/>
                 <w:webHidden/>
               </w:rPr>
-              <w:fldChar w:fldCharType="begin"/>
-            </w:r>
-            <w:r>
-              <w:rPr>
-                <w:noProof/>
-                <w:webHidden/>
-              </w:rPr>
-              <w:instrText xml:space="preserve"> PAGEREF _Toc204099407 \h </w:instrText>
+              <w:instrText xml:space="preserve"> PAGEREF _Toc207309831 \h </w:instrText>
             </w:r>
             <w:r>
               <w:rPr>
@@ -774,58 +756,39 @@
             <w:rPr>
               <w:rFonts w:eastAsiaTheme="minorEastAsia"/>
               <w:noProof/>
-              <w:kern w:val="0"/>
-              <w:sz w:val="22"/>
-              <w:lang w:eastAsia="es-CO"/>
-              <w14:ligatures w14:val="none"/>
+              <w:sz w:val="24"/>
+              <w:szCs w:val="24"/>
+              <w:lang w:eastAsia="es-MX"/>
             </w:rPr>
           </w:pPr>
-          <w:hyperlink w:anchor="_Toc204099408" w:history="1">
+          <w:hyperlink w:anchor="_Toc207309832" w:history="1">
             <w:r>
               <w:rPr>
                 <w:rStyle w:val="Hipervnculo"/>
                 <w:noProof/>
               </w:rPr>
-              <w:t>1.2.</w:t>
-            </w:r>
-            <w:r>
-              <w:rPr>
-                <w:rFonts w:eastAsiaTheme="minorEastAsia"/>
-                <w:noProof/>
-                <w:kern w:val="0"/>
-                <w:sz w:val="22"/>
-                <w:lang w:eastAsia="es-CO"/>
-                <w14:ligatures w14:val="none"/>
+              <w:t>1.2 Métodos</w:t>
+            </w:r>
+            <w:r>
+              <w:rPr>
+                <w:noProof/>
+                <w:webHidden/>
               </w:rPr>
               <w:tab/>
             </w:r>
             <w:r>
               <w:rPr>
-                <w:rStyle w:val="Hipervnculo"/>
-                <w:noProof/>
-              </w:rPr>
-              <w:t>Métodos</w:t>
-            </w:r>
-            <w:r>
-              <w:rPr>
                 <w:noProof/>
                 <w:webHidden/>
               </w:rPr>
-              <w:tab/>
+              <w:fldChar w:fldCharType="begin"/>
             </w:r>
             <w:r>
               <w:rPr>
                 <w:noProof/>
                 <w:webHidden/>
               </w:rPr>
-              <w:fldChar w:fldCharType="begin"/>
-            </w:r>
-            <w:r>
-              <w:rPr>
-                <w:noProof/>
-                <w:webHidden/>
-              </w:rPr>
-              <w:instrText xml:space="preserve"> PAGEREF _Toc204099408 \h </w:instrText>
+              <w:instrText xml:space="preserve"> PAGEREF _Toc207309832 \h </w:instrText>
             </w:r>
             <w:r>
               <w:rPr>
@@ -862,58 +825,39 @@
             <w:rPr>
               <w:rFonts w:eastAsiaTheme="minorEastAsia"/>
               <w:noProof/>
-              <w:kern w:val="0"/>
-              <w:sz w:val="22"/>
-              <w:lang w:eastAsia="es-CO"/>
-              <w14:ligatures w14:val="none"/>
+              <w:sz w:val="24"/>
+              <w:szCs w:val="24"/>
+              <w:lang w:eastAsia="es-MX"/>
             </w:rPr>
           </w:pPr>
-          <w:hyperlink w:anchor="_Toc204099409" w:history="1">
+          <w:hyperlink w:anchor="_Toc207309833" w:history="1">
             <w:r>
               <w:rPr>
                 <w:rStyle w:val="Hipervnculo"/>
                 <w:noProof/>
               </w:rPr>
-              <w:t>1.3.</w:t>
-            </w:r>
-            <w:r>
-              <w:rPr>
-                <w:rFonts w:eastAsiaTheme="minorEastAsia"/>
-                <w:noProof/>
-                <w:kern w:val="0"/>
-                <w:sz w:val="22"/>
-                <w:lang w:eastAsia="es-CO"/>
-                <w14:ligatures w14:val="none"/>
+              <w:t>1.3 Normativa</w:t>
+            </w:r>
+            <w:r>
+              <w:rPr>
+                <w:noProof/>
+                <w:webHidden/>
               </w:rPr>
               <w:tab/>
             </w:r>
             <w:r>
               <w:rPr>
-                <w:rStyle w:val="Hipervnculo"/>
-                <w:noProof/>
-              </w:rPr>
-              <w:t>Normativa</w:t>
-            </w:r>
-            <w:r>
-              <w:rPr>
                 <w:noProof/>
                 <w:webHidden/>
               </w:rPr>
-              <w:tab/>
+              <w:fldChar w:fldCharType="begin"/>
             </w:r>
             <w:r>
               <w:rPr>
                 <w:noProof/>
                 <w:webHidden/>
               </w:rPr>
-              <w:fldChar w:fldCharType="begin"/>
-            </w:r>
-            <w:r>
-              <w:rPr>
-                <w:noProof/>
-                <w:webHidden/>
-              </w:rPr>
-              <w:instrText xml:space="preserve"> PAGEREF _Toc204099409 \h </w:instrText>
+              <w:instrText xml:space="preserve"> PAGEREF _Toc207309833 \h </w:instrText>
             </w:r>
             <w:r>
               <w:rPr>
@@ -948,19 +892,18 @@
           <w:pPr>
             <w:pStyle w:val="TDC1"/>
             <w:tabs>
-              <w:tab w:val="left" w:pos="1320"/>
+              <w:tab w:val="left" w:pos="1200"/>
               <w:tab w:val="right" w:leader="dot" w:pos="9962"/>
             </w:tabs>
             <w:rPr>
               <w:rFonts w:eastAsiaTheme="minorEastAsia"/>
               <w:noProof/>
-              <w:kern w:val="0"/>
-              <w:sz w:val="22"/>
-              <w:lang w:eastAsia="es-CO"/>
-              <w14:ligatures w14:val="none"/>
+              <w:sz w:val="24"/>
+              <w:szCs w:val="24"/>
+              <w:lang w:eastAsia="es-MX"/>
             </w:rPr>
           </w:pPr>
-          <w:hyperlink w:anchor="_Toc204099410" w:history="1">
+          <w:hyperlink w:anchor="_Toc207309834" w:history="1">
             <w:r>
               <w:rPr>
                 <w:rStyle w:val="Hipervnculo"/>
@@ -972,10 +915,9 @@
               <w:rPr>
                 <w:rFonts w:eastAsiaTheme="minorEastAsia"/>
                 <w:noProof/>
-                <w:kern w:val="0"/>
-                <w:sz w:val="22"/>
-                <w:lang w:eastAsia="es-CO"/>
-                <w14:ligatures w14:val="none"/>
+                <w:sz w:val="24"/>
+                <w:szCs w:val="24"/>
+                <w:lang w:eastAsia="es-MX"/>
               </w:rPr>
               <w:tab/>
             </w:r>
@@ -1005,7 +947,7 @@
                 <w:noProof/>
                 <w:webHidden/>
               </w:rPr>
-              <w:instrText xml:space="preserve"> PAGEREF _Toc204099410 \h </w:instrText>
+              <w:instrText xml:space="preserve"> PAGEREF _Toc207309834 \h </w:instrText>
             </w:r>
             <w:r>
               <w:rPr>
@@ -1042,58 +984,39 @@
             <w:rPr>
               <w:rFonts w:eastAsiaTheme="minorEastAsia"/>
               <w:noProof/>
-              <w:kern w:val="0"/>
-              <w:sz w:val="22"/>
-              <w:lang w:eastAsia="es-CO"/>
-              <w14:ligatures w14:val="none"/>
+              <w:sz w:val="24"/>
+              <w:szCs w:val="24"/>
+              <w:lang w:eastAsia="es-MX"/>
             </w:rPr>
           </w:pPr>
-          <w:hyperlink w:anchor="_Toc204099411" w:history="1">
+          <w:hyperlink w:anchor="_Toc207309835" w:history="1">
             <w:r>
               <w:rPr>
                 <w:rStyle w:val="Hipervnculo"/>
                 <w:noProof/>
               </w:rPr>
-              <w:t>2.1.</w:t>
-            </w:r>
-            <w:r>
-              <w:rPr>
-                <w:rFonts w:eastAsiaTheme="minorEastAsia"/>
-                <w:noProof/>
-                <w:kern w:val="0"/>
-                <w:sz w:val="22"/>
-                <w:lang w:eastAsia="es-CO"/>
-                <w14:ligatures w14:val="none"/>
+              <w:t>2.1 Concepto</w:t>
+            </w:r>
+            <w:r>
+              <w:rPr>
+                <w:noProof/>
+                <w:webHidden/>
               </w:rPr>
               <w:tab/>
             </w:r>
             <w:r>
               <w:rPr>
-                <w:rStyle w:val="Hipervnculo"/>
-                <w:noProof/>
-              </w:rPr>
-              <w:t>Concepto</w:t>
-            </w:r>
-            <w:r>
-              <w:rPr>
                 <w:noProof/>
                 <w:webHidden/>
               </w:rPr>
-              <w:tab/>
+              <w:fldChar w:fldCharType="begin"/>
             </w:r>
             <w:r>
               <w:rPr>
                 <w:noProof/>
                 <w:webHidden/>
               </w:rPr>
-              <w:fldChar w:fldCharType="begin"/>
-            </w:r>
-            <w:r>
-              <w:rPr>
-                <w:noProof/>
-                <w:webHidden/>
-              </w:rPr>
-              <w:instrText xml:space="preserve"> PAGEREF _Toc204099411 \h </w:instrText>
+              <w:instrText xml:space="preserve"> PAGEREF _Toc207309835 \h </w:instrText>
             </w:r>
             <w:r>
               <w:rPr>
@@ -1130,58 +1053,39 @@
             <w:rPr>
               <w:rFonts w:eastAsiaTheme="minorEastAsia"/>
               <w:noProof/>
-              <w:kern w:val="0"/>
-              <w:sz w:val="22"/>
-              <w:lang w:eastAsia="es-CO"/>
-              <w14:ligatures w14:val="none"/>
+              <w:sz w:val="24"/>
+              <w:szCs w:val="24"/>
+              <w:lang w:eastAsia="es-MX"/>
             </w:rPr>
           </w:pPr>
-          <w:hyperlink w:anchor="_Toc204099412" w:history="1">
+          <w:hyperlink w:anchor="_Toc207309836" w:history="1">
             <w:r>
               <w:rPr>
                 <w:rStyle w:val="Hipervnculo"/>
                 <w:noProof/>
               </w:rPr>
-              <w:t>2.2.</w:t>
-            </w:r>
-            <w:r>
-              <w:rPr>
-                <w:rFonts w:eastAsiaTheme="minorEastAsia"/>
-                <w:noProof/>
-                <w:kern w:val="0"/>
-                <w:sz w:val="22"/>
-                <w:lang w:eastAsia="es-CO"/>
-                <w14:ligatures w14:val="none"/>
+              <w:t>2.2 Tipos</w:t>
+            </w:r>
+            <w:r>
+              <w:rPr>
+                <w:noProof/>
+                <w:webHidden/>
               </w:rPr>
               <w:tab/>
             </w:r>
             <w:r>
               <w:rPr>
-                <w:rStyle w:val="Hipervnculo"/>
-                <w:noProof/>
-              </w:rPr>
-              <w:t>Tipos</w:t>
-            </w:r>
-            <w:r>
-              <w:rPr>
                 <w:noProof/>
                 <w:webHidden/>
               </w:rPr>
-              <w:tab/>
+              <w:fldChar w:fldCharType="begin"/>
             </w:r>
             <w:r>
               <w:rPr>
                 <w:noProof/>
                 <w:webHidden/>
               </w:rPr>
-              <w:fldChar w:fldCharType="begin"/>
-            </w:r>
-            <w:r>
-              <w:rPr>
-                <w:noProof/>
-                <w:webHidden/>
-              </w:rPr>
-              <w:instrText xml:space="preserve"> PAGEREF _Toc204099412 \h </w:instrText>
+              <w:instrText xml:space="preserve"> PAGEREF _Toc207309836 \h </w:instrText>
             </w:r>
             <w:r>
               <w:rPr>
@@ -1218,58 +1122,39 @@
             <w:rPr>
               <w:rFonts w:eastAsiaTheme="minorEastAsia"/>
               <w:noProof/>
-              <w:kern w:val="0"/>
-              <w:sz w:val="22"/>
-              <w:lang w:eastAsia="es-CO"/>
-              <w14:ligatures w14:val="none"/>
+              <w:sz w:val="24"/>
+              <w:szCs w:val="24"/>
+              <w:lang w:eastAsia="es-MX"/>
             </w:rPr>
           </w:pPr>
-          <w:hyperlink w:anchor="_Toc204099413" w:history="1">
+          <w:hyperlink w:anchor="_Toc207309837" w:history="1">
             <w:r>
               <w:rPr>
                 <w:rStyle w:val="Hipervnculo"/>
                 <w:noProof/>
               </w:rPr>
-              <w:t>2.3.</w:t>
-            </w:r>
-            <w:r>
-              <w:rPr>
-                <w:rFonts w:eastAsiaTheme="minorEastAsia"/>
-                <w:noProof/>
-                <w:kern w:val="0"/>
-                <w:sz w:val="22"/>
-                <w:lang w:eastAsia="es-CO"/>
-                <w14:ligatures w14:val="none"/>
+              <w:t>2.3 Características</w:t>
+            </w:r>
+            <w:r>
+              <w:rPr>
+                <w:noProof/>
+                <w:webHidden/>
               </w:rPr>
               <w:tab/>
             </w:r>
             <w:r>
               <w:rPr>
-                <w:rStyle w:val="Hipervnculo"/>
-                <w:noProof/>
-              </w:rPr>
-              <w:t>Características</w:t>
-            </w:r>
-            <w:r>
-              <w:rPr>
                 <w:noProof/>
                 <w:webHidden/>
               </w:rPr>
-              <w:tab/>
+              <w:fldChar w:fldCharType="begin"/>
             </w:r>
             <w:r>
               <w:rPr>
                 <w:noProof/>
                 <w:webHidden/>
               </w:rPr>
-              <w:fldChar w:fldCharType="begin"/>
-            </w:r>
-            <w:r>
-              <w:rPr>
-                <w:noProof/>
-                <w:webHidden/>
-              </w:rPr>
-              <w:instrText xml:space="preserve"> PAGEREF _Toc204099413 \h </w:instrText>
+              <w:instrText xml:space="preserve"> PAGEREF _Toc207309837 \h </w:instrText>
             </w:r>
             <w:r>
               <w:rPr>
@@ -1306,58 +1191,39 @@
             <w:rPr>
               <w:rFonts w:eastAsiaTheme="minorEastAsia"/>
               <w:noProof/>
-              <w:kern w:val="0"/>
-              <w:sz w:val="22"/>
-              <w:lang w:eastAsia="es-CO"/>
-              <w14:ligatures w14:val="none"/>
+              <w:sz w:val="24"/>
+              <w:szCs w:val="24"/>
+              <w:lang w:eastAsia="es-MX"/>
             </w:rPr>
           </w:pPr>
-          <w:hyperlink w:anchor="_Toc204099414" w:history="1">
+          <w:hyperlink w:anchor="_Toc207309838" w:history="1">
             <w:r>
               <w:rPr>
                 <w:rStyle w:val="Hipervnculo"/>
                 <w:noProof/>
               </w:rPr>
-              <w:t>2.4.</w:t>
-            </w:r>
-            <w:r>
-              <w:rPr>
-                <w:rFonts w:eastAsiaTheme="minorEastAsia"/>
-                <w:noProof/>
-                <w:kern w:val="0"/>
-                <w:sz w:val="22"/>
-                <w:lang w:eastAsia="es-CO"/>
-                <w14:ligatures w14:val="none"/>
+              <w:t>2.4 Métodos de uso</w:t>
+            </w:r>
+            <w:r>
+              <w:rPr>
+                <w:noProof/>
+                <w:webHidden/>
               </w:rPr>
               <w:tab/>
             </w:r>
             <w:r>
               <w:rPr>
-                <w:rStyle w:val="Hipervnculo"/>
-                <w:noProof/>
-              </w:rPr>
-              <w:t>Métodos de uso</w:t>
-            </w:r>
-            <w:r>
-              <w:rPr>
                 <w:noProof/>
                 <w:webHidden/>
               </w:rPr>
-              <w:tab/>
+              <w:fldChar w:fldCharType="begin"/>
             </w:r>
             <w:r>
               <w:rPr>
                 <w:noProof/>
                 <w:webHidden/>
               </w:rPr>
-              <w:fldChar w:fldCharType="begin"/>
-            </w:r>
-            <w:r>
-              <w:rPr>
-                <w:noProof/>
-                <w:webHidden/>
-              </w:rPr>
-              <w:instrText xml:space="preserve"> PAGEREF _Toc204099414 \h </w:instrText>
+              <w:instrText xml:space="preserve"> PAGEREF _Toc207309838 \h </w:instrText>
             </w:r>
             <w:r>
               <w:rPr>
@@ -1392,19 +1258,18 @@
           <w:pPr>
             <w:pStyle w:val="TDC1"/>
             <w:tabs>
-              <w:tab w:val="left" w:pos="1320"/>
+              <w:tab w:val="left" w:pos="1200"/>
               <w:tab w:val="right" w:leader="dot" w:pos="9962"/>
             </w:tabs>
             <w:rPr>
               <w:rFonts w:eastAsiaTheme="minorEastAsia"/>
               <w:noProof/>
-              <w:kern w:val="0"/>
-              <w:sz w:val="22"/>
-              <w:lang w:eastAsia="es-CO"/>
-              <w14:ligatures w14:val="none"/>
+              <w:sz w:val="24"/>
+              <w:szCs w:val="24"/>
+              <w:lang w:eastAsia="es-MX"/>
             </w:rPr>
           </w:pPr>
-          <w:hyperlink w:anchor="_Toc204099415" w:history="1">
+          <w:hyperlink w:anchor="_Toc207309839" w:history="1">
             <w:r>
               <w:rPr>
                 <w:rStyle w:val="Hipervnculo"/>
@@ -1416,10 +1281,9 @@
               <w:rPr>
                 <w:rFonts w:eastAsiaTheme="minorEastAsia"/>
                 <w:noProof/>
-                <w:kern w:val="0"/>
-                <w:sz w:val="22"/>
-                <w:lang w:eastAsia="es-CO"/>
-                <w14:ligatures w14:val="none"/>
+                <w:sz w:val="24"/>
+                <w:szCs w:val="24"/>
+                <w:lang w:eastAsia="es-MX"/>
               </w:rPr>
               <w:tab/>
             </w:r>
@@ -1449,7 +1313,7 @@
                 <w:noProof/>
                 <w:webHidden/>
               </w:rPr>
-              <w:instrText xml:space="preserve"> PAGEREF _Toc204099415 \h </w:instrText>
+              <w:instrText xml:space="preserve"> PAGEREF _Toc207309839 \h </w:instrText>
             </w:r>
             <w:r>
               <w:rPr>
@@ -1486,58 +1350,39 @@
             <w:rPr>
               <w:rFonts w:eastAsiaTheme="minorEastAsia"/>
               <w:noProof/>
-              <w:kern w:val="0"/>
-              <w:sz w:val="22"/>
-              <w:lang w:eastAsia="es-CO"/>
-              <w14:ligatures w14:val="none"/>
+              <w:sz w:val="24"/>
+              <w:szCs w:val="24"/>
+              <w:lang w:eastAsia="es-MX"/>
             </w:rPr>
           </w:pPr>
-          <w:hyperlink w:anchor="_Toc204099416" w:history="1">
+          <w:hyperlink w:anchor="_Toc207309840" w:history="1">
             <w:r>
               <w:rPr>
                 <w:rStyle w:val="Hipervnculo"/>
                 <w:noProof/>
               </w:rPr>
-              <w:t>3.1.</w:t>
-            </w:r>
-            <w:r>
-              <w:rPr>
-                <w:rFonts w:eastAsiaTheme="minorEastAsia"/>
-                <w:noProof/>
-                <w:kern w:val="0"/>
-                <w:sz w:val="22"/>
-                <w:lang w:eastAsia="es-CO"/>
-                <w14:ligatures w14:val="none"/>
+              <w:t>3.1 Concepto</w:t>
+            </w:r>
+            <w:r>
+              <w:rPr>
+                <w:noProof/>
+                <w:webHidden/>
               </w:rPr>
               <w:tab/>
             </w:r>
             <w:r>
               <w:rPr>
-                <w:rStyle w:val="Hipervnculo"/>
-                <w:noProof/>
-              </w:rPr>
-              <w:t>Concepto</w:t>
-            </w:r>
-            <w:r>
-              <w:rPr>
                 <w:noProof/>
                 <w:webHidden/>
               </w:rPr>
-              <w:tab/>
+              <w:fldChar w:fldCharType="begin"/>
             </w:r>
             <w:r>
               <w:rPr>
                 <w:noProof/>
                 <w:webHidden/>
               </w:rPr>
-              <w:fldChar w:fldCharType="begin"/>
-            </w:r>
-            <w:r>
-              <w:rPr>
-                <w:noProof/>
-                <w:webHidden/>
-              </w:rPr>
-              <w:instrText xml:space="preserve"> PAGEREF _Toc204099416 \h </w:instrText>
+              <w:instrText xml:space="preserve"> PAGEREF _Toc207309840 \h </w:instrText>
             </w:r>
             <w:r>
               <w:rPr>
@@ -1574,58 +1419,39 @@
             <w:rPr>
               <w:rFonts w:eastAsiaTheme="minorEastAsia"/>
               <w:noProof/>
-              <w:kern w:val="0"/>
-              <w:sz w:val="22"/>
-              <w:lang w:eastAsia="es-CO"/>
-              <w14:ligatures w14:val="none"/>
+              <w:sz w:val="24"/>
+              <w:szCs w:val="24"/>
+              <w:lang w:eastAsia="es-MX"/>
             </w:rPr>
           </w:pPr>
-          <w:hyperlink w:anchor="_Toc204099417" w:history="1">
+          <w:hyperlink w:anchor="_Toc207309841" w:history="1">
             <w:r>
               <w:rPr>
                 <w:rStyle w:val="Hipervnculo"/>
                 <w:noProof/>
               </w:rPr>
-              <w:t>3.2.</w:t>
-            </w:r>
-            <w:r>
-              <w:rPr>
-                <w:rFonts w:eastAsiaTheme="minorEastAsia"/>
-                <w:noProof/>
-                <w:kern w:val="0"/>
-                <w:sz w:val="22"/>
-                <w:lang w:eastAsia="es-CO"/>
-                <w14:ligatures w14:val="none"/>
+              <w:t>3.2 Tipos</w:t>
+            </w:r>
+            <w:r>
+              <w:rPr>
+                <w:noProof/>
+                <w:webHidden/>
               </w:rPr>
               <w:tab/>
             </w:r>
             <w:r>
               <w:rPr>
-                <w:rStyle w:val="Hipervnculo"/>
-                <w:noProof/>
-              </w:rPr>
-              <w:t>Tipos</w:t>
-            </w:r>
-            <w:r>
-              <w:rPr>
                 <w:noProof/>
                 <w:webHidden/>
               </w:rPr>
-              <w:tab/>
+              <w:fldChar w:fldCharType="begin"/>
             </w:r>
             <w:r>
               <w:rPr>
                 <w:noProof/>
                 <w:webHidden/>
               </w:rPr>
-              <w:fldChar w:fldCharType="begin"/>
-            </w:r>
-            <w:r>
-              <w:rPr>
-                <w:noProof/>
-                <w:webHidden/>
-              </w:rPr>
-              <w:instrText xml:space="preserve"> PAGEREF _Toc204099417 \h </w:instrText>
+              <w:instrText xml:space="preserve"> PAGEREF _Toc207309841 \h </w:instrText>
             </w:r>
             <w:r>
               <w:rPr>
@@ -1662,58 +1488,39 @@
             <w:rPr>
               <w:rFonts w:eastAsiaTheme="minorEastAsia"/>
               <w:noProof/>
-              <w:kern w:val="0"/>
-              <w:sz w:val="22"/>
-              <w:lang w:eastAsia="es-CO"/>
-              <w14:ligatures w14:val="none"/>
+              <w:sz w:val="24"/>
+              <w:szCs w:val="24"/>
+              <w:lang w:eastAsia="es-MX"/>
             </w:rPr>
           </w:pPr>
-          <w:hyperlink w:anchor="_Toc204099418" w:history="1">
+          <w:hyperlink w:anchor="_Toc207309842" w:history="1">
             <w:r>
               <w:rPr>
                 <w:rStyle w:val="Hipervnculo"/>
                 <w:noProof/>
               </w:rPr>
-              <w:t>3.3.</w:t>
-            </w:r>
-            <w:r>
-              <w:rPr>
-                <w:rFonts w:eastAsiaTheme="minorEastAsia"/>
-                <w:noProof/>
-                <w:kern w:val="0"/>
-                <w:sz w:val="22"/>
-                <w:lang w:eastAsia="es-CO"/>
-                <w14:ligatures w14:val="none"/>
+              <w:t>3.3 Características</w:t>
+            </w:r>
+            <w:r>
+              <w:rPr>
+                <w:noProof/>
+                <w:webHidden/>
               </w:rPr>
               <w:tab/>
             </w:r>
             <w:r>
               <w:rPr>
-                <w:rStyle w:val="Hipervnculo"/>
-                <w:noProof/>
-              </w:rPr>
-              <w:t>Características</w:t>
-            </w:r>
-            <w:r>
-              <w:rPr>
                 <w:noProof/>
                 <w:webHidden/>
               </w:rPr>
-              <w:tab/>
+              <w:fldChar w:fldCharType="begin"/>
             </w:r>
             <w:r>
               <w:rPr>
                 <w:noProof/>
                 <w:webHidden/>
               </w:rPr>
-              <w:fldChar w:fldCharType="begin"/>
-            </w:r>
-            <w:r>
-              <w:rPr>
-                <w:noProof/>
-                <w:webHidden/>
-              </w:rPr>
-              <w:instrText xml:space="preserve"> PAGEREF _Toc204099418 \h </w:instrText>
+              <w:instrText xml:space="preserve"> PAGEREF _Toc207309842 \h </w:instrText>
             </w:r>
             <w:r>
               <w:rPr>
@@ -1750,58 +1557,39 @@
             <w:rPr>
               <w:rFonts w:eastAsiaTheme="minorEastAsia"/>
               <w:noProof/>
-              <w:kern w:val="0"/>
-              <w:sz w:val="22"/>
-              <w:lang w:eastAsia="es-CO"/>
-              <w14:ligatures w14:val="none"/>
+              <w:sz w:val="24"/>
+              <w:szCs w:val="24"/>
+              <w:lang w:eastAsia="es-MX"/>
             </w:rPr>
           </w:pPr>
-          <w:hyperlink w:anchor="_Toc204099419" w:history="1">
+          <w:hyperlink w:anchor="_Toc207309843" w:history="1">
             <w:r>
               <w:rPr>
                 <w:rStyle w:val="Hipervnculo"/>
                 <w:noProof/>
               </w:rPr>
-              <w:t>3.4.</w:t>
-            </w:r>
-            <w:r>
-              <w:rPr>
-                <w:rFonts w:eastAsiaTheme="minorEastAsia"/>
-                <w:noProof/>
-                <w:kern w:val="0"/>
-                <w:sz w:val="22"/>
-                <w:lang w:eastAsia="es-CO"/>
-                <w14:ligatures w14:val="none"/>
+              <w:t>3.4 Métodos de uso</w:t>
+            </w:r>
+            <w:r>
+              <w:rPr>
+                <w:noProof/>
+                <w:webHidden/>
               </w:rPr>
               <w:tab/>
             </w:r>
             <w:r>
               <w:rPr>
-                <w:rStyle w:val="Hipervnculo"/>
-                <w:noProof/>
-              </w:rPr>
-              <w:t>Métodos de uso</w:t>
-            </w:r>
-            <w:r>
-              <w:rPr>
                 <w:noProof/>
                 <w:webHidden/>
               </w:rPr>
-              <w:tab/>
+              <w:fldChar w:fldCharType="begin"/>
             </w:r>
             <w:r>
               <w:rPr>
                 <w:noProof/>
                 <w:webHidden/>
               </w:rPr>
-              <w:fldChar w:fldCharType="begin"/>
-            </w:r>
-            <w:r>
-              <w:rPr>
-                <w:noProof/>
-                <w:webHidden/>
-              </w:rPr>
-              <w:instrText xml:space="preserve"> PAGEREF _Toc204099419 \h </w:instrText>
+              <w:instrText xml:space="preserve"> PAGEREF _Toc207309843 \h </w:instrText>
             </w:r>
             <w:r>
               <w:rPr>
@@ -1838,58 +1626,39 @@
             <w:rPr>
               <w:rFonts w:eastAsiaTheme="minorEastAsia"/>
               <w:noProof/>
-              <w:kern w:val="0"/>
-              <w:sz w:val="22"/>
-              <w:lang w:eastAsia="es-CO"/>
-              <w14:ligatures w14:val="none"/>
+              <w:sz w:val="24"/>
+              <w:szCs w:val="24"/>
+              <w:lang w:eastAsia="es-MX"/>
             </w:rPr>
           </w:pPr>
-          <w:hyperlink w:anchor="_Toc204099420" w:history="1">
+          <w:hyperlink w:anchor="_Toc207309844" w:history="1">
             <w:r>
               <w:rPr>
                 <w:rStyle w:val="Hipervnculo"/>
                 <w:noProof/>
               </w:rPr>
-              <w:t>3.5.</w:t>
-            </w:r>
-            <w:r>
-              <w:rPr>
-                <w:rFonts w:eastAsiaTheme="minorEastAsia"/>
-                <w:noProof/>
-                <w:kern w:val="0"/>
-                <w:sz w:val="22"/>
-                <w:lang w:eastAsia="es-CO"/>
-                <w14:ligatures w14:val="none"/>
+              <w:t>3.5 Técnicas</w:t>
+            </w:r>
+            <w:r>
+              <w:rPr>
+                <w:noProof/>
+                <w:webHidden/>
               </w:rPr>
               <w:tab/>
             </w:r>
             <w:r>
               <w:rPr>
-                <w:rStyle w:val="Hipervnculo"/>
-                <w:noProof/>
-              </w:rPr>
-              <w:t>Técnicas</w:t>
-            </w:r>
-            <w:r>
-              <w:rPr>
                 <w:noProof/>
                 <w:webHidden/>
               </w:rPr>
-              <w:tab/>
+              <w:fldChar w:fldCharType="begin"/>
             </w:r>
             <w:r>
               <w:rPr>
                 <w:noProof/>
                 <w:webHidden/>
               </w:rPr>
-              <w:fldChar w:fldCharType="begin"/>
-            </w:r>
-            <w:r>
-              <w:rPr>
-                <w:noProof/>
-                <w:webHidden/>
-              </w:rPr>
-              <w:instrText xml:space="preserve"> PAGEREF _Toc204099420 \h </w:instrText>
+              <w:instrText xml:space="preserve"> PAGEREF _Toc207309844 \h </w:instrText>
             </w:r>
             <w:r>
               <w:rPr>
@@ -1924,19 +1693,18 @@
           <w:pPr>
             <w:pStyle w:val="TDC1"/>
             <w:tabs>
-              <w:tab w:val="left" w:pos="1320"/>
+              <w:tab w:val="left" w:pos="1200"/>
               <w:tab w:val="right" w:leader="dot" w:pos="9962"/>
             </w:tabs>
             <w:rPr>
               <w:rFonts w:eastAsiaTheme="minorEastAsia"/>
               <w:noProof/>
-              <w:kern w:val="0"/>
-              <w:sz w:val="22"/>
-              <w:lang w:eastAsia="es-CO"/>
-              <w14:ligatures w14:val="none"/>
+              <w:sz w:val="24"/>
+              <w:szCs w:val="24"/>
+              <w:lang w:eastAsia="es-MX"/>
             </w:rPr>
           </w:pPr>
-          <w:hyperlink w:anchor="_Toc204099421" w:history="1">
+          <w:hyperlink w:anchor="_Toc207309845" w:history="1">
             <w:r>
               <w:rPr>
                 <w:rStyle w:val="Hipervnculo"/>
@@ -1948,10 +1716,9 @@
               <w:rPr>
                 <w:rFonts w:eastAsiaTheme="minorEastAsia"/>
                 <w:noProof/>
-                <w:kern w:val="0"/>
-                <w:sz w:val="22"/>
-                <w:lang w:eastAsia="es-CO"/>
-                <w14:ligatures w14:val="none"/>
+                <w:sz w:val="24"/>
+                <w:szCs w:val="24"/>
+                <w:lang w:eastAsia="es-MX"/>
               </w:rPr>
               <w:tab/>
             </w:r>
@@ -1981,7 +1748,7 @@
                 <w:noProof/>
                 <w:webHidden/>
               </w:rPr>
-              <w:instrText xml:space="preserve"> PAGEREF _Toc204099421 \h </w:instrText>
+              <w:instrText xml:space="preserve"> PAGEREF _Toc207309845 \h </w:instrText>
             </w:r>
             <w:r>
               <w:rPr>
@@ -2018,58 +1785,39 @@
             <w:rPr>
               <w:rFonts w:eastAsiaTheme="minorEastAsia"/>
               <w:noProof/>
-              <w:kern w:val="0"/>
-              <w:sz w:val="22"/>
-              <w:lang w:eastAsia="es-CO"/>
-              <w14:ligatures w14:val="none"/>
+              <w:sz w:val="24"/>
+              <w:szCs w:val="24"/>
+              <w:lang w:eastAsia="es-MX"/>
             </w:rPr>
           </w:pPr>
-          <w:hyperlink w:anchor="_Toc204099422" w:history="1">
+          <w:hyperlink w:anchor="_Toc207309846" w:history="1">
             <w:r>
               <w:rPr>
                 <w:rStyle w:val="Hipervnculo"/>
                 <w:noProof/>
               </w:rPr>
-              <w:t>4.1.</w:t>
-            </w:r>
-            <w:r>
-              <w:rPr>
-                <w:rFonts w:eastAsiaTheme="minorEastAsia"/>
-                <w:noProof/>
-                <w:kern w:val="0"/>
-                <w:sz w:val="22"/>
-                <w:lang w:eastAsia="es-CO"/>
-                <w14:ligatures w14:val="none"/>
+              <w:t>4.1 Concepto</w:t>
+            </w:r>
+            <w:r>
+              <w:rPr>
+                <w:noProof/>
+                <w:webHidden/>
               </w:rPr>
               <w:tab/>
             </w:r>
             <w:r>
               <w:rPr>
-                <w:rStyle w:val="Hipervnculo"/>
-                <w:noProof/>
-              </w:rPr>
-              <w:t>Concepto</w:t>
-            </w:r>
-            <w:r>
-              <w:rPr>
                 <w:noProof/>
                 <w:webHidden/>
               </w:rPr>
-              <w:tab/>
+              <w:fldChar w:fldCharType="begin"/>
             </w:r>
             <w:r>
               <w:rPr>
                 <w:noProof/>
                 <w:webHidden/>
               </w:rPr>
-              <w:fldChar w:fldCharType="begin"/>
-            </w:r>
-            <w:r>
-              <w:rPr>
-                <w:noProof/>
-                <w:webHidden/>
-              </w:rPr>
-              <w:instrText xml:space="preserve"> PAGEREF _Toc204099422 \h </w:instrText>
+              <w:instrText xml:space="preserve"> PAGEREF _Toc207309846 \h </w:instrText>
             </w:r>
             <w:r>
               <w:rPr>
@@ -2106,58 +1854,39 @@
             <w:rPr>
               <w:rFonts w:eastAsiaTheme="minorEastAsia"/>
               <w:noProof/>
-              <w:kern w:val="0"/>
-              <w:sz w:val="22"/>
-              <w:lang w:eastAsia="es-CO"/>
-              <w14:ligatures w14:val="none"/>
+              <w:sz w:val="24"/>
+              <w:szCs w:val="24"/>
+              <w:lang w:eastAsia="es-MX"/>
             </w:rPr>
           </w:pPr>
-          <w:hyperlink w:anchor="_Toc204099423" w:history="1">
+          <w:hyperlink w:anchor="_Toc207309847" w:history="1">
             <w:r>
               <w:rPr>
                 <w:rStyle w:val="Hipervnculo"/>
                 <w:noProof/>
               </w:rPr>
-              <w:t>4.2.</w:t>
-            </w:r>
-            <w:r>
-              <w:rPr>
-                <w:rFonts w:eastAsiaTheme="minorEastAsia"/>
-                <w:noProof/>
-                <w:kern w:val="0"/>
-                <w:sz w:val="22"/>
-                <w:lang w:eastAsia="es-CO"/>
-                <w14:ligatures w14:val="none"/>
+              <w:t>4.2 Tipos</w:t>
+            </w:r>
+            <w:r>
+              <w:rPr>
+                <w:noProof/>
+                <w:webHidden/>
               </w:rPr>
               <w:tab/>
             </w:r>
             <w:r>
               <w:rPr>
-                <w:rStyle w:val="Hipervnculo"/>
-                <w:noProof/>
-              </w:rPr>
-              <w:t>Tipos</w:t>
-            </w:r>
-            <w:r>
-              <w:rPr>
                 <w:noProof/>
                 <w:webHidden/>
               </w:rPr>
-              <w:tab/>
+              <w:fldChar w:fldCharType="begin"/>
             </w:r>
             <w:r>
               <w:rPr>
                 <w:noProof/>
                 <w:webHidden/>
               </w:rPr>
-              <w:fldChar w:fldCharType="begin"/>
-            </w:r>
-            <w:r>
-              <w:rPr>
-                <w:noProof/>
-                <w:webHidden/>
-              </w:rPr>
-              <w:instrText xml:space="preserve"> PAGEREF _Toc204099423 \h </w:instrText>
+              <w:instrText xml:space="preserve"> PAGEREF _Toc207309847 \h </w:instrText>
             </w:r>
             <w:r>
               <w:rPr>
@@ -2194,58 +1923,39 @@
             <w:rPr>
               <w:rFonts w:eastAsiaTheme="minorEastAsia"/>
               <w:noProof/>
-              <w:kern w:val="0"/>
-              <w:sz w:val="22"/>
-              <w:lang w:eastAsia="es-CO"/>
-              <w14:ligatures w14:val="none"/>
+              <w:sz w:val="24"/>
+              <w:szCs w:val="24"/>
+              <w:lang w:eastAsia="es-MX"/>
             </w:rPr>
           </w:pPr>
-          <w:hyperlink w:anchor="_Toc204099424" w:history="1">
+          <w:hyperlink w:anchor="_Toc207309848" w:history="1">
             <w:r>
               <w:rPr>
                 <w:rStyle w:val="Hipervnculo"/>
                 <w:noProof/>
               </w:rPr>
-              <w:t>4.3.</w:t>
-            </w:r>
-            <w:r>
-              <w:rPr>
-                <w:rFonts w:eastAsiaTheme="minorEastAsia"/>
-                <w:noProof/>
-                <w:kern w:val="0"/>
-                <w:sz w:val="22"/>
-                <w:lang w:eastAsia="es-CO"/>
-                <w14:ligatures w14:val="none"/>
+              <w:t>4.3 Características</w:t>
+            </w:r>
+            <w:r>
+              <w:rPr>
+                <w:noProof/>
+                <w:webHidden/>
               </w:rPr>
               <w:tab/>
             </w:r>
             <w:r>
               <w:rPr>
-                <w:rStyle w:val="Hipervnculo"/>
-                <w:noProof/>
-              </w:rPr>
-              <w:t>Características</w:t>
-            </w:r>
-            <w:r>
-              <w:rPr>
                 <w:noProof/>
                 <w:webHidden/>
               </w:rPr>
-              <w:tab/>
+              <w:fldChar w:fldCharType="begin"/>
             </w:r>
             <w:r>
               <w:rPr>
                 <w:noProof/>
                 <w:webHidden/>
               </w:rPr>
-              <w:fldChar w:fldCharType="begin"/>
-            </w:r>
-            <w:r>
-              <w:rPr>
-                <w:noProof/>
-                <w:webHidden/>
-              </w:rPr>
-              <w:instrText xml:space="preserve"> PAGEREF _Toc204099424 \h </w:instrText>
+              <w:instrText xml:space="preserve"> PAGEREF _Toc207309848 \h </w:instrText>
             </w:r>
             <w:r>
               <w:rPr>
@@ -2282,58 +1992,39 @@
             <w:rPr>
               <w:rFonts w:eastAsiaTheme="minorEastAsia"/>
               <w:noProof/>
-              <w:kern w:val="0"/>
-              <w:sz w:val="22"/>
-              <w:lang w:eastAsia="es-CO"/>
-              <w14:ligatures w14:val="none"/>
+              <w:sz w:val="24"/>
+              <w:szCs w:val="24"/>
+              <w:lang w:eastAsia="es-MX"/>
             </w:rPr>
           </w:pPr>
-          <w:hyperlink w:anchor="_Toc204099425" w:history="1">
+          <w:hyperlink w:anchor="_Toc207309849" w:history="1">
             <w:r>
               <w:rPr>
                 <w:rStyle w:val="Hipervnculo"/>
                 <w:noProof/>
               </w:rPr>
-              <w:t>4.4.</w:t>
-            </w:r>
-            <w:r>
-              <w:rPr>
-                <w:rFonts w:eastAsiaTheme="minorEastAsia"/>
-                <w:noProof/>
-                <w:kern w:val="0"/>
-                <w:sz w:val="22"/>
-                <w:lang w:eastAsia="es-CO"/>
-                <w14:ligatures w14:val="none"/>
+              <w:t>4.4 Normativa</w:t>
+            </w:r>
+            <w:r>
+              <w:rPr>
+                <w:noProof/>
+                <w:webHidden/>
               </w:rPr>
               <w:tab/>
             </w:r>
             <w:r>
               <w:rPr>
-                <w:rStyle w:val="Hipervnculo"/>
-                <w:noProof/>
-              </w:rPr>
-              <w:t>Normativa</w:t>
-            </w:r>
-            <w:r>
-              <w:rPr>
                 <w:noProof/>
                 <w:webHidden/>
               </w:rPr>
-              <w:tab/>
+              <w:fldChar w:fldCharType="begin"/>
             </w:r>
             <w:r>
               <w:rPr>
                 <w:noProof/>
                 <w:webHidden/>
               </w:rPr>
-              <w:fldChar w:fldCharType="begin"/>
-            </w:r>
-            <w:r>
-              <w:rPr>
-                <w:noProof/>
-                <w:webHidden/>
-              </w:rPr>
-              <w:instrText xml:space="preserve"> PAGEREF _Toc204099425 \h </w:instrText>
+              <w:instrText xml:space="preserve"> PAGEREF _Toc207309849 \h </w:instrText>
             </w:r>
             <w:r>
               <w:rPr>
@@ -2370,58 +2061,39 @@
             <w:rPr>
               <w:rFonts w:eastAsiaTheme="minorEastAsia"/>
               <w:noProof/>
-              <w:kern w:val="0"/>
-              <w:sz w:val="22"/>
-              <w:lang w:eastAsia="es-CO"/>
-              <w14:ligatures w14:val="none"/>
+              <w:sz w:val="24"/>
+              <w:szCs w:val="24"/>
+              <w:lang w:eastAsia="es-MX"/>
             </w:rPr>
           </w:pPr>
-          <w:hyperlink w:anchor="_Toc204099426" w:history="1">
+          <w:hyperlink w:anchor="_Toc207309850" w:history="1">
             <w:r>
               <w:rPr>
                 <w:rStyle w:val="Hipervnculo"/>
                 <w:noProof/>
               </w:rPr>
-              <w:t>4.5.</w:t>
-            </w:r>
-            <w:r>
-              <w:rPr>
-                <w:rFonts w:eastAsiaTheme="minorEastAsia"/>
-                <w:noProof/>
-                <w:kern w:val="0"/>
-                <w:sz w:val="22"/>
-                <w:lang w:eastAsia="es-CO"/>
-                <w14:ligatures w14:val="none"/>
+              <w:t>4.5 Usos</w:t>
+            </w:r>
+            <w:r>
+              <w:rPr>
+                <w:noProof/>
+                <w:webHidden/>
               </w:rPr>
               <w:tab/>
             </w:r>
             <w:r>
               <w:rPr>
-                <w:rStyle w:val="Hipervnculo"/>
-                <w:noProof/>
-              </w:rPr>
-              <w:t>Usos</w:t>
-            </w:r>
-            <w:r>
-              <w:rPr>
                 <w:noProof/>
                 <w:webHidden/>
               </w:rPr>
-              <w:tab/>
+              <w:fldChar w:fldCharType="begin"/>
             </w:r>
             <w:r>
               <w:rPr>
                 <w:noProof/>
                 <w:webHidden/>
               </w:rPr>
-              <w:fldChar w:fldCharType="begin"/>
-            </w:r>
-            <w:r>
-              <w:rPr>
-                <w:noProof/>
-                <w:webHidden/>
-              </w:rPr>
-              <w:instrText xml:space="preserve"> PAGEREF _Toc204099426 \h </w:instrText>
+              <w:instrText xml:space="preserve"> PAGEREF _Toc207309850 \h </w:instrText>
             </w:r>
             <w:r>
               <w:rPr>
@@ -2461,13 +2133,12 @@
             <w:rPr>
               <w:rFonts w:eastAsiaTheme="minorEastAsia"/>
               <w:noProof/>
-              <w:kern w:val="0"/>
-              <w:sz w:val="22"/>
-              <w:lang w:eastAsia="es-CO"/>
-              <w14:ligatures w14:val="none"/>
+              <w:sz w:val="24"/>
+              <w:szCs w:val="24"/>
+              <w:lang w:eastAsia="es-MX"/>
             </w:rPr>
           </w:pPr>
-          <w:hyperlink w:anchor="_Toc204099427" w:history="1">
+          <w:hyperlink w:anchor="_Toc207309851" w:history="1">
             <w:r>
               <w:rPr>
                 <w:rStyle w:val="Hipervnculo"/>
@@ -2494,7 +2165,7 @@
                 <w:noProof/>
                 <w:webHidden/>
               </w:rPr>
-              <w:instrText xml:space="preserve"> PAGEREF _Toc204099427 \h </w:instrText>
+              <w:instrText xml:space="preserve"> PAGEREF _Toc207309851 \h </w:instrText>
             </w:r>
             <w:r>
               <w:rPr>
@@ -2534,13 +2205,12 @@
             <w:rPr>
               <w:rFonts w:eastAsiaTheme="minorEastAsia"/>
               <w:noProof/>
-              <w:kern w:val="0"/>
-              <w:sz w:val="22"/>
-              <w:lang w:eastAsia="es-CO"/>
-              <w14:ligatures w14:val="none"/>
+              <w:sz w:val="24"/>
+              <w:szCs w:val="24"/>
+              <w:lang w:eastAsia="es-MX"/>
             </w:rPr>
           </w:pPr>
-          <w:hyperlink w:anchor="_Toc204099428" w:history="1">
+          <w:hyperlink w:anchor="_Toc207309852" w:history="1">
             <w:r>
               <w:rPr>
                 <w:rStyle w:val="Hipervnculo"/>
@@ -2567,7 +2237,7 @@
                 <w:noProof/>
                 <w:webHidden/>
               </w:rPr>
-              <w:instrText xml:space="preserve"> PAGEREF _Toc204099428 \h </w:instrText>
+              <w:instrText xml:space="preserve"> PAGEREF _Toc207309852 \h </w:instrText>
             </w:r>
             <w:r>
               <w:rPr>
@@ -2607,13 +2277,12 @@
             <w:rPr>
               <w:rFonts w:eastAsiaTheme="minorEastAsia"/>
               <w:noProof/>
-              <w:kern w:val="0"/>
-              <w:sz w:val="22"/>
-              <w:lang w:eastAsia="es-CO"/>
-              <w14:ligatures w14:val="none"/>
+              <w:sz w:val="24"/>
+              <w:szCs w:val="24"/>
+              <w:lang w:eastAsia="es-MX"/>
             </w:rPr>
           </w:pPr>
-          <w:hyperlink w:anchor="_Toc204099429" w:history="1">
+          <w:hyperlink w:anchor="_Toc207309853" w:history="1">
             <w:r>
               <w:rPr>
                 <w:rStyle w:val="Hipervnculo"/>
@@ -2640,7 +2309,7 @@
                 <w:noProof/>
                 <w:webHidden/>
               </w:rPr>
-              <w:instrText xml:space="preserve"> PAGEREF _Toc204099429 \h </w:instrText>
+              <w:instrText xml:space="preserve"> PAGEREF _Toc207309853 \h </w:instrText>
             </w:r>
             <w:r>
               <w:rPr>
@@ -2680,13 +2349,12 @@
             <w:rPr>
               <w:rFonts w:eastAsiaTheme="minorEastAsia"/>
               <w:noProof/>
-              <w:kern w:val="0"/>
-              <w:sz w:val="22"/>
-              <w:lang w:eastAsia="es-CO"/>
-              <w14:ligatures w14:val="none"/>
+              <w:sz w:val="24"/>
+              <w:szCs w:val="24"/>
+              <w:lang w:eastAsia="es-MX"/>
             </w:rPr>
           </w:pPr>
-          <w:hyperlink w:anchor="_Toc204099430" w:history="1">
+          <w:hyperlink w:anchor="_Toc207309854" w:history="1">
             <w:r>
               <w:rPr>
                 <w:rStyle w:val="Hipervnculo"/>
@@ -2713,7 +2381,7 @@
                 <w:noProof/>
                 <w:webHidden/>
               </w:rPr>
-              <w:instrText xml:space="preserve"> PAGEREF _Toc204099430 \h </w:instrText>
+              <w:instrText xml:space="preserve"> PAGEREF _Toc207309854 \h </w:instrText>
             </w:r>
             <w:r>
               <w:rPr>
@@ -2753,13 +2421,12 @@
             <w:rPr>
               <w:rFonts w:eastAsiaTheme="minorEastAsia"/>
               <w:noProof/>
-              <w:kern w:val="0"/>
-              <w:sz w:val="22"/>
-              <w:lang w:eastAsia="es-CO"/>
-              <w14:ligatures w14:val="none"/>
+              <w:sz w:val="24"/>
+              <w:szCs w:val="24"/>
+              <w:lang w:eastAsia="es-MX"/>
             </w:rPr>
           </w:pPr>
-          <w:hyperlink w:anchor="_Toc204099431" w:history="1">
+          <w:hyperlink w:anchor="_Toc207309855" w:history="1">
             <w:r>
               <w:rPr>
                 <w:rStyle w:val="Hipervnculo"/>
@@ -2786,7 +2453,7 @@
                 <w:noProof/>
                 <w:webHidden/>
               </w:rPr>
-              <w:instrText xml:space="preserve"> PAGEREF _Toc204099431 \h </w:instrText>
+              <w:instrText xml:space="preserve"> PAGEREF _Toc207309855 \h </w:instrText>
             </w:r>
             <w:r>
               <w:rPr>
@@ -2851,7 +2518,7 @@
       <w:pPr>
         <w:pStyle w:val="Titulosgenerales"/>
       </w:pPr>
-      <w:bookmarkStart w:id="0" w:name="_Toc204099405"/>
+      <w:bookmarkStart w:id="0" w:name="_Toc207309829"/>
       <w:r>
         <w:lastRenderedPageBreak/>
         <w:t>Introducción</w:t>
@@ -2898,7 +2565,7 @@
           <w:noProof/>
         </w:rPr>
         <w:drawing>
-          <wp:inline distT="0" distB="0" distL="0" distR="0" wp14:anchorId="38EF89F9" wp14:editId="4AE55EE0">
+          <wp:inline distT="0" distB="0" distL="0" distR="0" wp14:anchorId="38EF89F9" wp14:editId="07424689">
             <wp:extent cx="3649649" cy="2054666"/>
             <wp:effectExtent l="0" t="0" r="8255" b="3175"/>
             <wp:docPr id="2" name="Imagen 2">
@@ -2993,7 +2660,23 @@
             <w:b/>
             <w:lang w:val="es-419"/>
           </w:rPr>
-          <w:t>Enlace de reproducción del video</w:t>
+          <w:t>Enlace de reproducc</w:t>
+        </w:r>
+        <w:r>
+          <w:rPr>
+            <w:rStyle w:val="Hipervnculo"/>
+            <w:b/>
+            <w:lang w:val="es-419"/>
+          </w:rPr>
+          <w:t>i</w:t>
+        </w:r>
+        <w:r>
+          <w:rPr>
+            <w:rStyle w:val="Hipervnculo"/>
+            <w:b/>
+            <w:lang w:val="es-419"/>
+          </w:rPr>
+          <w:t>ón del video</w:t>
         </w:r>
       </w:hyperlink>
     </w:p>
@@ -3045,14 +2728,21 @@
                 <w:bCs/>
                 <w:lang w:val="es-419"/>
               </w:rPr>
-              <w:t>p</w:t>
+              <w:t>P</w:t>
             </w:r>
             <w:r>
               <w:rPr>
                 <w:bCs/>
                 <w:lang w:val="es-419"/>
               </w:rPr>
-              <w:t>reservación y embalaje de la carga</w:t>
+              <w:t>r</w:t>
+            </w:r>
+            <w:r>
+              <w:rPr>
+                <w:bCs/>
+                <w:lang w:val="es-419"/>
+              </w:rPr>
+              <w:t>eservación y embalaje de la carga</w:t>
             </w:r>
           </w:p>
         </w:tc>
@@ -3109,6 +2799,7 @@
             <w:r>
               <w:rPr>
                 <w:rStyle w:val="Extranjerismo"/>
+                <w:lang w:val="es-CO"/>
               </w:rPr>
               <w:t>palets</w:t>
             </w:r>
@@ -3197,7 +2888,7 @@
       <w:pPr>
         <w:pStyle w:val="Ttulo1"/>
       </w:pPr>
-      <w:bookmarkStart w:id="1" w:name="_Toc204099406"/>
+      <w:bookmarkStart w:id="1" w:name="_Toc207309830"/>
       <w:r>
         <w:lastRenderedPageBreak/>
         <w:t>Aseguramiento de la carga</w:t>
@@ -3218,21 +2909,26 @@
           <w:szCs w:val="28"/>
           <w:lang w:val="es-419"/>
         </w:rPr>
-        <w:t>Es fundamental asegurarse que la carga esté bien asegurada en cualquier proceso logístico; y más precisan cuando se trata de materiales con montacargas. Si se lleva a cabo de forma adecuada, no solo protege los objetos que se traslada, sino que también se evitan accidentes, se conserva la integridad del equipo y se aumenta la eficiencia en bodegas, obras y centros de distribución.</w:t>
+        <w:t>Es fundamental asegurarse que la carga esté bien asegurada en cualquier proceso logístico; y más precisan cuando se trata de materiales con montacargas. Si se lleva a cabo de forma adecuada, no solo protege los objetos que se traslada, sino que también se evitan accidentes, se conserva la integridad del equipo y se aumenta la eficiencia en bodegas, obras y centros de distribució</w:t>
+      </w:r>
+      <w:r>
+        <w:rPr>
+          <w:rFonts w:ascii="Calibri" w:hAnsi="Calibri" w:cs="Calibri"/>
+          <w:szCs w:val="28"/>
+          <w:lang w:val="es-419"/>
+        </w:rPr>
+        <w:t xml:space="preserve">n. </w:t>
       </w:r>
     </w:p>
     <w:p>
       <w:pPr>
         <w:pStyle w:val="Ttulo2"/>
       </w:pPr>
-      <w:bookmarkStart w:id="2" w:name="_Toc204099407"/>
-      <w:r>
-        <w:t>Concepto</w:t>
+      <w:bookmarkStart w:id="2" w:name="_Toc207309831"/>
+      <w:r>
+        <w:t>1.1 Concepto</w:t>
       </w:r>
       <w:bookmarkEnd w:id="2"/>
-      <w:r>
-        <w:t xml:space="preserve"> </w:t>
-      </w:r>
     </w:p>
     <w:p>
       <w:pPr>
@@ -3932,7 +3628,10 @@
       <w:pPr>
         <w:pStyle w:val="Ttulo2"/>
       </w:pPr>
-      <w:bookmarkStart w:id="3" w:name="_Toc204099408"/>
+      <w:bookmarkStart w:id="3" w:name="_Toc207309832"/>
+      <w:r>
+        <w:t xml:space="preserve">1.2 </w:t>
+      </w:r>
       <w:r>
         <w:t>Métodos</w:t>
       </w:r>
@@ -4277,13 +3976,23 @@
                 <w:lang w:val="es-CO"/>
               </w:rPr>
             </w:pPr>
-            <w:r>
-              <w:rPr>
-                <w:rFonts w:asciiTheme="minorHAnsi" w:hAnsiTheme="minorHAnsi" w:cs="Arial"/>
-                <w:szCs w:val="24"/>
-                <w:lang w:val="es-CO"/>
-              </w:rPr>
-              <w:t>Trincaje (Amarre)</w:t>
+            <w:proofErr w:type="spellStart"/>
+            <w:r>
+              <w:rPr>
+                <w:rFonts w:asciiTheme="minorHAnsi" w:hAnsiTheme="minorHAnsi" w:cs="Arial"/>
+                <w:szCs w:val="24"/>
+                <w:lang w:val="es-CO"/>
+              </w:rPr>
+              <w:t>Trincaje</w:t>
+            </w:r>
+            <w:proofErr w:type="spellEnd"/>
+            <w:r>
+              <w:rPr>
+                <w:rFonts w:asciiTheme="minorHAnsi" w:hAnsiTheme="minorHAnsi" w:cs="Arial"/>
+                <w:szCs w:val="24"/>
+                <w:lang w:val="es-CO"/>
+              </w:rPr>
+              <w:t xml:space="preserve"> (Amarre)</w:t>
             </w:r>
           </w:p>
         </w:tc>
@@ -4680,13 +4389,16 @@
               </w:rPr>
               <w:t xml:space="preserve">Papel </w:t>
             </w:r>
+            <w:proofErr w:type="spellStart"/>
             <w:r>
               <w:rPr>
                 <w:rStyle w:val="Extranjerismo"/>
                 <w:szCs w:val="24"/>
+                <w:lang w:val="es-CO"/>
               </w:rPr>
               <w:t>kraft</w:t>
             </w:r>
+            <w:proofErr w:type="spellEnd"/>
             <w:r>
               <w:rPr>
                 <w:rFonts w:asciiTheme="minorHAnsi" w:hAnsiTheme="minorHAnsi" w:cs="Arial"/>
@@ -4850,8 +4562,18 @@
                 <w:szCs w:val="24"/>
                 <w:lang w:val="es-CO"/>
               </w:rPr>
-              <w:t>Cubiertas termorretráctiles</w:t>
-            </w:r>
+              <w:t xml:space="preserve">Cubiertas </w:t>
+            </w:r>
+            <w:proofErr w:type="spellStart"/>
+            <w:r>
+              <w:rPr>
+                <w:rFonts w:asciiTheme="minorHAnsi" w:hAnsiTheme="minorHAnsi" w:cs="Arial"/>
+                <w:szCs w:val="24"/>
+                <w:lang w:val="es-CO"/>
+              </w:rPr>
+              <w:t>termorretráctiles</w:t>
+            </w:r>
+            <w:proofErr w:type="spellEnd"/>
           </w:p>
         </w:tc>
         <w:tc>
@@ -4929,7 +4651,10 @@
       <w:pPr>
         <w:pStyle w:val="Ttulo2"/>
       </w:pPr>
-      <w:bookmarkStart w:id="4" w:name="_Toc204099409"/>
+      <w:bookmarkStart w:id="4" w:name="_Toc207309833"/>
+      <w:r>
+        <w:t xml:space="preserve">1.3 </w:t>
+      </w:r>
       <w:r>
         <w:t>Normativa</w:t>
       </w:r>
@@ -5127,7 +4852,23 @@
                 <w:szCs w:val="24"/>
                 <w:lang w:val="es-CO"/>
               </w:rPr>
-              <w:t>OMI (Organización Marítima Internacional) – Código CTU</w:t>
+              <w:t>OMI (Organización Marítima Internacional)</w:t>
+            </w:r>
+            <w:r>
+              <w:rPr>
+                <w:rFonts w:asciiTheme="minorHAnsi" w:hAnsiTheme="minorHAnsi" w:cs="Arial"/>
+                <w:szCs w:val="24"/>
+                <w:lang w:val="es-CO"/>
+              </w:rPr>
+              <w:t xml:space="preserve"> - </w:t>
+            </w:r>
+            <w:r>
+              <w:rPr>
+                <w:rFonts w:asciiTheme="minorHAnsi" w:hAnsiTheme="minorHAnsi" w:cs="Arial"/>
+                <w:szCs w:val="24"/>
+                <w:lang w:val="es-CO"/>
+              </w:rPr>
+              <w:t>Código CTU</w:t>
             </w:r>
             <w:r>
               <w:rPr>
@@ -5158,7 +4899,25 @@
                 <w:szCs w:val="24"/>
                 <w:lang w:val="es-CO"/>
               </w:rPr>
-              <w:t>Establecer directrices para el correcto estibado y trincaje de carga en contenedores y unidades de transporte.</w:t>
+              <w:t xml:space="preserve">Establecer directrices para el correcto estibado y </w:t>
+            </w:r>
+            <w:proofErr w:type="spellStart"/>
+            <w:r>
+              <w:rPr>
+                <w:rFonts w:asciiTheme="minorHAnsi" w:hAnsiTheme="minorHAnsi" w:cs="Arial"/>
+                <w:szCs w:val="24"/>
+                <w:lang w:val="es-CO"/>
+              </w:rPr>
+              <w:t>trincaje</w:t>
+            </w:r>
+            <w:proofErr w:type="spellEnd"/>
+            <w:r>
+              <w:rPr>
+                <w:rFonts w:asciiTheme="minorHAnsi" w:hAnsiTheme="minorHAnsi" w:cs="Arial"/>
+                <w:szCs w:val="24"/>
+                <w:lang w:val="es-CO"/>
+              </w:rPr>
+              <w:t xml:space="preserve"> de carga en contenedores y unidades de transporte.</w:t>
             </w:r>
           </w:p>
         </w:tc>
@@ -5208,6 +4967,14 @@
               </w:rPr>
               <w:t>Normas ISO</w:t>
             </w:r>
+            <w:r>
+              <w:rPr>
+                <w:rFonts w:asciiTheme="minorHAnsi" w:hAnsiTheme="minorHAnsi" w:cs="Arial"/>
+                <w:szCs w:val="24"/>
+                <w:lang w:val="es-CO"/>
+              </w:rPr>
+              <w:t>.</w:t>
+            </w:r>
           </w:p>
           <w:p>
             <w:pPr>
@@ -5226,6 +4993,14 @@
               </w:rPr>
               <w:t>ISO 1496</w:t>
             </w:r>
+            <w:r>
+              <w:rPr>
+                <w:rFonts w:asciiTheme="minorHAnsi" w:hAnsiTheme="minorHAnsi" w:cs="Arial"/>
+                <w:szCs w:val="24"/>
+                <w:lang w:val="es-CO"/>
+              </w:rPr>
+              <w:t>.</w:t>
+            </w:r>
           </w:p>
           <w:p>
             <w:pPr>
@@ -5243,6 +5018,14 @@
                 <w:lang w:val="es-CO"/>
               </w:rPr>
               <w:t>ISO 17712</w:t>
+            </w:r>
+            <w:r>
+              <w:rPr>
+                <w:rFonts w:asciiTheme="minorHAnsi" w:hAnsiTheme="minorHAnsi" w:cs="Arial"/>
+                <w:szCs w:val="24"/>
+                <w:lang w:val="es-CO"/>
+              </w:rPr>
+              <w:t>.</w:t>
             </w:r>
           </w:p>
           <w:p>
@@ -5378,7 +5161,23 @@
                 <w:szCs w:val="24"/>
                 <w:lang w:val="es-CO"/>
               </w:rPr>
-              <w:t>DOT (Departamento de Transporte – EE.UU.)</w:t>
+              <w:t xml:space="preserve">DOT (Departamento de Transporte </w:t>
+            </w:r>
+            <w:r>
+              <w:rPr>
+                <w:rFonts w:asciiTheme="minorHAnsi" w:hAnsiTheme="minorHAnsi" w:cs="Arial"/>
+                <w:szCs w:val="24"/>
+                <w:lang w:val="es-CO"/>
+              </w:rPr>
+              <w:t xml:space="preserve"> - </w:t>
+            </w:r>
+            <w:r>
+              <w:rPr>
+                <w:rFonts w:asciiTheme="minorHAnsi" w:hAnsiTheme="minorHAnsi" w:cs="Arial"/>
+                <w:szCs w:val="24"/>
+                <w:lang w:val="es-CO"/>
+              </w:rPr>
+              <w:t>EE.UU.)</w:t>
             </w:r>
             <w:r>
               <w:rPr>
@@ -5475,7 +5274,23 @@
                 <w:szCs w:val="24"/>
                 <w:lang w:val="es-CO"/>
               </w:rPr>
-              <w:t>Unión Europea – Reglamento UE 2014/47</w:t>
+              <w:t>Unión Europea</w:t>
+            </w:r>
+            <w:r>
+              <w:rPr>
+                <w:rFonts w:asciiTheme="minorHAnsi" w:hAnsiTheme="minorHAnsi" w:cs="Arial"/>
+                <w:szCs w:val="24"/>
+                <w:lang w:val="es-CO"/>
+              </w:rPr>
+              <w:t xml:space="preserve"> - </w:t>
+            </w:r>
+            <w:r>
+              <w:rPr>
+                <w:rFonts w:asciiTheme="minorHAnsi" w:hAnsiTheme="minorHAnsi" w:cs="Arial"/>
+                <w:szCs w:val="24"/>
+                <w:lang w:val="es-CO"/>
+              </w:rPr>
+              <w:t>Reglamento UE 2014/47</w:t>
             </w:r>
             <w:r>
               <w:rPr>
@@ -5927,6 +5742,14 @@
               </w:rPr>
               <w:t>NTC 5205</w:t>
             </w:r>
+            <w:r>
+              <w:rPr>
+                <w:rFonts w:asciiTheme="minorHAnsi" w:hAnsiTheme="minorHAnsi" w:cs="Arial"/>
+                <w:szCs w:val="24"/>
+                <w:lang w:val="es-CO"/>
+              </w:rPr>
+              <w:t>.</w:t>
+            </w:r>
           </w:p>
           <w:p>
             <w:pPr>
@@ -6242,7 +6065,7 @@
       <w:pPr>
         <w:pStyle w:val="Ttulo1"/>
       </w:pPr>
-      <w:bookmarkStart w:id="5" w:name="_Toc204099410"/>
+      <w:bookmarkStart w:id="5" w:name="_Toc207309834"/>
       <w:r>
         <w:lastRenderedPageBreak/>
         <w:t>Paletas</w:t>
@@ -6264,6 +6087,7 @@
       <w:r>
         <w:rPr>
           <w:rStyle w:val="Extranjerismo"/>
+          <w:lang w:val="es-CO"/>
         </w:rPr>
         <w:t>palets</w:t>
       </w:r>
@@ -6278,7 +6102,10 @@
       <w:pPr>
         <w:pStyle w:val="Ttulo2"/>
       </w:pPr>
-      <w:bookmarkStart w:id="6" w:name="_Toc204099411"/>
+      <w:bookmarkStart w:id="6" w:name="_Toc207309835"/>
+      <w:r>
+        <w:t xml:space="preserve">2.1 </w:t>
+      </w:r>
       <w:r>
         <w:t>Concepto</w:t>
       </w:r>
@@ -6299,6 +6126,7 @@
       <w:r>
         <w:rPr>
           <w:rStyle w:val="Extranjerismo"/>
+          <w:lang w:val="es-CO"/>
         </w:rPr>
         <w:t>palets</w:t>
       </w:r>
@@ -6378,6 +6206,7 @@
       <w:r>
         <w:rPr>
           <w:rStyle w:val="Extranjerismo"/>
+          <w:lang w:val="es-CO"/>
         </w:rPr>
         <w:t>palets</w:t>
       </w:r>
@@ -6417,6 +6246,7 @@
       <w:r>
         <w:rPr>
           <w:rStyle w:val="Extranjerismo"/>
+          <w:lang w:val="es-CO"/>
         </w:rPr>
         <w:t>palets</w:t>
       </w:r>
@@ -6424,7 +6254,19 @@
         <w:rPr>
           <w:lang w:val="es-419" w:eastAsia="es-CO"/>
         </w:rPr>
-        <w:t xml:space="preserve"> son más ligeros y resistentes, y la fabricación de nuevas paletas que se acoplan reducen el espacio de almacenamiento</w:t>
+        <w:t xml:space="preserve"> son más ligeros y resistentes, y la fabricación de nuevas paletas que se acoplan </w:t>
+      </w:r>
+      <w:r>
+        <w:rPr>
+          <w:lang w:val="es-419" w:eastAsia="es-CO"/>
+        </w:rPr>
+        <w:t>reduce</w:t>
+      </w:r>
+      <w:r>
+        <w:rPr>
+          <w:lang w:val="es-419" w:eastAsia="es-CO"/>
+        </w:rPr>
+        <w:t xml:space="preserve"> el espacio de almacenamiento</w:t>
       </w:r>
       <w:r>
         <w:rPr>
@@ -6462,6 +6304,7 @@
       <w:r>
         <w:rPr>
           <w:rStyle w:val="Extranjerismo"/>
+          <w:lang w:val="es-CO"/>
         </w:rPr>
         <w:t>palets</w:t>
       </w:r>
@@ -6483,9 +6326,12 @@
       <w:pPr>
         <w:pStyle w:val="Ttulo2"/>
       </w:pPr>
-      <w:bookmarkStart w:id="7" w:name="_Toc204099412"/>
+      <w:bookmarkStart w:id="7" w:name="_Toc207309836"/>
       <w:r>
         <w:lastRenderedPageBreak/>
+        <w:t xml:space="preserve">2.2 </w:t>
+      </w:r>
+      <w:r>
         <w:t>Tipos</w:t>
       </w:r>
       <w:bookmarkEnd w:id="7"/>
@@ -6549,7 +6395,7 @@
           <w:noProof/>
         </w:rPr>
         <w:drawing>
-          <wp:inline distT="0" distB="0" distL="0" distR="0" wp14:anchorId="12F255B8" wp14:editId="2D015CE6">
+          <wp:inline distT="0" distB="0" distL="0" distR="0" wp14:anchorId="12F255B8" wp14:editId="7F374AEC">
             <wp:extent cx="2668772" cy="1862413"/>
             <wp:effectExtent l="0" t="0" r="0" b="5080"/>
             <wp:docPr id="3" name="Imagen 3" descr="Paletas de madera.">
@@ -6818,7 +6664,7 @@
           <w:noProof/>
         </w:rPr>
         <w:drawing>
-          <wp:inline distT="0" distB="0" distL="0" distR="0" wp14:anchorId="79E29D04" wp14:editId="4CCC65D5">
+          <wp:inline distT="0" distB="0" distL="0" distR="0" wp14:anchorId="79E29D04" wp14:editId="72B0AF05">
             <wp:extent cx="3083442" cy="2151792"/>
             <wp:effectExtent l="0" t="0" r="3175" b="1270"/>
             <wp:docPr id="5" name="Imagen 5" descr="Paleta de plástico."/>
@@ -7056,7 +6902,7 @@
           <w:noProof/>
         </w:rPr>
         <w:drawing>
-          <wp:inline distT="0" distB="0" distL="0" distR="0" wp14:anchorId="77A52B90" wp14:editId="6E08191E">
+          <wp:inline distT="0" distB="0" distL="0" distR="0" wp14:anchorId="77A52B90" wp14:editId="0D4D89EB">
             <wp:extent cx="2583712" cy="1803054"/>
             <wp:effectExtent l="0" t="0" r="7620" b="6985"/>
             <wp:docPr id="6" name="Imagen 6" descr="Paleta de metal (acero o aluminio)."/>
@@ -7344,7 +7190,7 @@
           <w:noProof/>
         </w:rPr>
         <w:drawing>
-          <wp:inline distT="0" distB="0" distL="0" distR="0" wp14:anchorId="4B0FD554" wp14:editId="4B12EFE0">
+          <wp:inline distT="0" distB="0" distL="0" distR="0" wp14:anchorId="4B0FD554" wp14:editId="0FAA24AC">
             <wp:extent cx="2573079" cy="1795633"/>
             <wp:effectExtent l="0" t="0" r="0" b="0"/>
             <wp:docPr id="7" name="Imagen 7" descr="Paleta de cartón o corcho."/>
@@ -7532,7 +7378,7 @@
         <w:rPr>
           <w:lang w:val="es-419" w:eastAsia="es-CO"/>
         </w:rPr>
-        <w:t>Vida útil limitada, diseñadas para un solo uso.</w:t>
+        <w:t>Vida útil limitada, diseñada para un solo uso.</w:t>
       </w:r>
     </w:p>
     <w:p>
@@ -7591,6 +7437,7 @@
           <w:rStyle w:val="Extranjerismo"/>
           <w:b/>
           <w:bCs/>
+          <w:lang w:val="es-CO"/>
         </w:rPr>
         <w:lastRenderedPageBreak/>
         <w:t>Palet</w:t>
@@ -7632,7 +7479,7 @@
           <w:noProof/>
         </w:rPr>
         <w:drawing>
-          <wp:inline distT="0" distB="0" distL="0" distR="0" wp14:anchorId="6D8FED55" wp14:editId="5D2CAA33">
+          <wp:inline distT="0" distB="0" distL="0" distR="0" wp14:anchorId="6D8FED55" wp14:editId="6E676567">
             <wp:extent cx="5518298" cy="3104458"/>
             <wp:effectExtent l="0" t="0" r="6350" b="1270"/>
             <wp:docPr id="8" name="Imagen 8" descr="Palet de dos entradas (2 vías)"/>
@@ -7704,6 +7551,7 @@
           <w:rStyle w:val="Extranjerismo"/>
           <w:b/>
           <w:bCs/>
+          <w:lang w:val="es-CO"/>
         </w:rPr>
         <w:t xml:space="preserve">Palet </w:t>
       </w:r>
@@ -7744,7 +7592,7 @@
           <w:noProof/>
         </w:rPr>
         <w:drawing>
-          <wp:inline distT="0" distB="0" distL="0" distR="0" wp14:anchorId="4C9F0E16" wp14:editId="08C57132">
+          <wp:inline distT="0" distB="0" distL="0" distR="0" wp14:anchorId="4C9F0E16" wp14:editId="014926F0">
             <wp:extent cx="5178056" cy="2913046"/>
             <wp:effectExtent l="0" t="0" r="3810" b="1905"/>
             <wp:docPr id="9" name="Imagen 9" descr="Palet de cuatro entradas (4 vías)"/>
@@ -7808,6 +7656,7 @@
           <w:rStyle w:val="Extranjerismo"/>
           <w:b/>
           <w:bCs/>
+          <w:lang w:val="es-CO"/>
         </w:rPr>
         <w:lastRenderedPageBreak/>
         <w:t>Palet</w:t>
@@ -7849,7 +7698,7 @@
           <w:noProof/>
         </w:rPr>
         <w:drawing>
-          <wp:inline distT="0" distB="0" distL="0" distR="0" wp14:anchorId="320976A1" wp14:editId="3A3F5E71">
+          <wp:inline distT="0" distB="0" distL="0" distR="0" wp14:anchorId="320976A1" wp14:editId="1C1C35D0">
             <wp:extent cx="5624624" cy="3164274"/>
             <wp:effectExtent l="0" t="0" r="0" b="0"/>
             <wp:docPr id="10" name="Imagen 10" descr="Palet reversible (de doble cara)"/>
@@ -7913,6 +7762,7 @@
           <w:rStyle w:val="Extranjerismo"/>
           <w:b/>
           <w:bCs/>
+          <w:lang w:val="es-CO"/>
         </w:rPr>
         <w:t xml:space="preserve">Palet </w:t>
       </w:r>
@@ -7953,7 +7803,7 @@
           <w:noProof/>
         </w:rPr>
         <w:drawing>
-          <wp:inline distT="0" distB="0" distL="0" distR="0" wp14:anchorId="3E293204" wp14:editId="65AE7131">
+          <wp:inline distT="0" distB="0" distL="0" distR="0" wp14:anchorId="3E293204" wp14:editId="1EFE47FB">
             <wp:extent cx="5507666" cy="3098477"/>
             <wp:effectExtent l="0" t="0" r="0" b="6985"/>
             <wp:docPr id="11" name="Imagen 11" descr="Palet cerrado (bloque)"/>
@@ -8059,7 +7909,7 @@
           <w:noProof/>
         </w:rPr>
         <w:drawing>
-          <wp:inline distT="0" distB="0" distL="0" distR="0" wp14:anchorId="389886DA" wp14:editId="4D5380C6">
+          <wp:inline distT="0" distB="0" distL="0" distR="0" wp14:anchorId="389886DA" wp14:editId="40EEAA0B">
             <wp:extent cx="5135526" cy="3894390"/>
             <wp:effectExtent l="0" t="0" r="8255" b="0"/>
             <wp:docPr id="12" name="Imagen 12" descr="Paleta europea (EUR): medida estándar (1200 x 800 mm), común en Europa."/>
@@ -8159,7 +8009,7 @@
           <w:noProof/>
         </w:rPr>
         <w:drawing>
-          <wp:inline distT="0" distB="0" distL="0" distR="0" wp14:anchorId="3757C0AE" wp14:editId="57A79559">
+          <wp:inline distT="0" distB="0" distL="0" distR="0" wp14:anchorId="3757C0AE" wp14:editId="47D7E811">
             <wp:extent cx="5443870" cy="4128214"/>
             <wp:effectExtent l="0" t="0" r="4445" b="5715"/>
             <wp:docPr id="13" name="Imagen 13" descr="Paleta ISO (universal) :variantes como el americano (1200 x 1000 mm) o el asiático (1100 x 1100 mm)."/>
@@ -8212,7 +8062,10 @@
       <w:pPr>
         <w:pStyle w:val="Ttulo2"/>
       </w:pPr>
-      <w:bookmarkStart w:id="8" w:name="_Toc204099413"/>
+      <w:bookmarkStart w:id="8" w:name="_Toc207309837"/>
+      <w:r>
+        <w:t xml:space="preserve">2.3 </w:t>
+      </w:r>
       <w:r>
         <w:t>Característica</w:t>
       </w:r>
@@ -8263,6 +8116,7 @@
       <w:r>
         <w:rPr>
           <w:rStyle w:val="Extranjerismo"/>
+          <w:lang w:val="es-CO"/>
         </w:rPr>
         <w:t>palet</w:t>
       </w:r>
@@ -8297,7 +8151,31 @@
         <w:rPr>
           <w:lang w:val="es-419" w:eastAsia="es-CO"/>
         </w:rPr>
-        <w:t>nfluye en la manejo y costos de transporte.</w:t>
+        <w:t xml:space="preserve">nfluye en </w:t>
+      </w:r>
+      <w:r>
+        <w:rPr>
+          <w:lang w:val="es-419" w:eastAsia="es-CO"/>
+        </w:rPr>
+        <w:t xml:space="preserve">el </w:t>
+      </w:r>
+      <w:r>
+        <w:rPr>
+          <w:lang w:val="es-419" w:eastAsia="es-CO"/>
+        </w:rPr>
+        <w:t xml:space="preserve">manejo y </w:t>
+      </w:r>
+      <w:r>
+        <w:rPr>
+          <w:lang w:val="es-419" w:eastAsia="es-CO"/>
+        </w:rPr>
+        <w:t xml:space="preserve">en los </w:t>
+      </w:r>
+      <w:r>
+        <w:rPr>
+          <w:lang w:val="es-419" w:eastAsia="es-CO"/>
+        </w:rPr>
+        <w:t>costos de transporte.</w:t>
       </w:r>
     </w:p>
     <w:p>
@@ -8413,7 +8291,10 @@
       <w:pPr>
         <w:pStyle w:val="Ttulo2"/>
       </w:pPr>
-      <w:bookmarkStart w:id="9" w:name="_Toc204099414"/>
+      <w:bookmarkStart w:id="9" w:name="_Toc207309838"/>
+      <w:r>
+        <w:t xml:space="preserve">2.4 </w:t>
+      </w:r>
       <w:r>
         <w:t>Métodos de uso</w:t>
       </w:r>
@@ -8461,6 +8342,7 @@
       <w:r>
         <w:rPr>
           <w:rStyle w:val="Extranjerismo"/>
+          <w:lang w:val="es-CO"/>
         </w:rPr>
         <w:t>palet</w:t>
       </w:r>
@@ -8473,6 +8355,7 @@
       <w:r>
         <w:rPr>
           <w:rStyle w:val="Extranjerismo"/>
+          <w:lang w:val="es-CO"/>
         </w:rPr>
         <w:t>film</w:t>
       </w:r>
@@ -8512,6 +8395,7 @@
       <w:r>
         <w:rPr>
           <w:rStyle w:val="Extranjerismo"/>
+          <w:lang w:val="es-CO"/>
         </w:rPr>
         <w:t>palet</w:t>
       </w:r>
@@ -8551,6 +8435,7 @@
       <w:r>
         <w:rPr>
           <w:rStyle w:val="Extranjerismo"/>
+          <w:lang w:val="es-CO"/>
         </w:rPr>
         <w:t>palets</w:t>
       </w:r>
@@ -8617,6 +8502,7 @@
       <w:r>
         <w:rPr>
           <w:rStyle w:val="Extranjerismo"/>
+          <w:lang w:val="es-CO"/>
         </w:rPr>
         <w:t>palet</w:t>
       </w:r>
@@ -8629,6 +8515,7 @@
       <w:r>
         <w:rPr>
           <w:rStyle w:val="Extranjerismo"/>
+          <w:lang w:val="es-CO"/>
         </w:rPr>
         <w:t>palet</w:t>
       </w:r>
@@ -8657,7 +8544,7 @@
       <w:pPr>
         <w:pStyle w:val="Ttulo1"/>
       </w:pPr>
-      <w:bookmarkStart w:id="10" w:name="_Toc204099415"/>
+      <w:bookmarkStart w:id="10" w:name="_Toc207309839"/>
       <w:r>
         <w:lastRenderedPageBreak/>
         <w:t>Embalaje</w:t>
@@ -8693,7 +8580,10 @@
       <w:pPr>
         <w:pStyle w:val="Ttulo2"/>
       </w:pPr>
-      <w:bookmarkStart w:id="11" w:name="_Toc204099416"/>
+      <w:bookmarkStart w:id="11" w:name="_Toc207309840"/>
+      <w:r>
+        <w:t xml:space="preserve">3.1 </w:t>
+      </w:r>
       <w:r>
         <w:t>Concepto</w:t>
       </w:r>
@@ -8753,19 +8643,19 @@
           <w:bCs/>
           <w:lang w:val="es-419" w:eastAsia="es-CO"/>
         </w:rPr>
-        <w:t>Unidad de carga</w:t>
-      </w:r>
-      <w:r>
-        <w:rPr>
-          <w:lang w:val="es-419" w:eastAsia="es-CO"/>
-        </w:rPr>
-        <w:t>: p</w:t>
-      </w:r>
-      <w:r>
-        <w:rPr>
-          <w:lang w:val="es-419" w:eastAsia="es-CO"/>
-        </w:rPr>
-        <w:t>ermite agrupar productos en lotes por ejemplo cajas sobre una paleta, para optimizar el almacenamiento y transporte.</w:t>
+        <w:t xml:space="preserve">Unidad de carga: </w:t>
+      </w:r>
+      <w:r>
+        <w:rPr>
+          <w:lang w:val="es-419" w:eastAsia="es-CO"/>
+        </w:rPr>
+        <w:t>permite agrupar productos en lotes, por ejemplo, cajas sobre una paleta, para optimizar el almacenamiento y el transporte</w:t>
+      </w:r>
+      <w:r>
+        <w:rPr>
+          <w:lang w:val="es-419" w:eastAsia="es-CO"/>
+        </w:rPr>
+        <w:t>.</w:t>
       </w:r>
     </w:p>
     <w:p>
@@ -8797,6 +8687,7 @@
       <w:r>
         <w:rPr>
           <w:rStyle w:val="Extranjerismo"/>
+          <w:lang w:val="es-CO"/>
         </w:rPr>
         <w:t>palets</w:t>
       </w:r>
@@ -8839,7 +8730,10 @@
       <w:pPr>
         <w:pStyle w:val="Ttulo2"/>
       </w:pPr>
-      <w:bookmarkStart w:id="12" w:name="_Toc204099417"/>
+      <w:bookmarkStart w:id="12" w:name="_Toc207309841"/>
+      <w:r>
+        <w:t xml:space="preserve">3.2 </w:t>
+      </w:r>
       <w:r>
         <w:t>Tipos</w:t>
       </w:r>
@@ -8903,11 +8797,21 @@
         </w:rPr>
         <w:t xml:space="preserve">Ejemplo: el </w:t>
       </w:r>
+      <w:proofErr w:type="spellStart"/>
       <w:r>
         <w:rPr>
           <w:rStyle w:val="Extranjerismo"/>
-        </w:rPr>
-        <w:t xml:space="preserve">brick </w:t>
+          <w:lang w:val="es-CO"/>
+        </w:rPr>
+        <w:t>brick</w:t>
+      </w:r>
+      <w:proofErr w:type="spellEnd"/>
+      <w:r>
+        <w:rPr>
+          <w:rStyle w:val="Extranjerismo"/>
+          <w:lang w:val="es-CO"/>
+        </w:rPr>
+        <w:t xml:space="preserve"> </w:t>
       </w:r>
       <w:r>
         <w:rPr>
@@ -8961,6 +8865,7 @@
       <w:r>
         <w:rPr>
           <w:rStyle w:val="Extranjerismo"/>
+          <w:lang w:val="es-CO"/>
         </w:rPr>
         <w:t>film</w:t>
       </w:r>
@@ -9167,12 +9072,15 @@
         </w:rPr>
         <w:t xml:space="preserve">La elección del embalaje más adecuado busca minimizar costos directos (compra de material y gestión de desecho) e indirectos procesos de </w:t>
       </w:r>
+      <w:proofErr w:type="spellStart"/>
       <w:r>
         <w:rPr>
           <w:rStyle w:val="Extranjerismo"/>
+          <w:lang w:val="es-CO"/>
         </w:rPr>
         <w:t>packing</w:t>
       </w:r>
+      <w:proofErr w:type="spellEnd"/>
       <w:r>
         <w:rPr>
           <w:lang w:val="es-419" w:eastAsia="es-CO"/>
@@ -9276,9 +9184,12 @@
       <w:pPr>
         <w:pStyle w:val="Ttulo2"/>
       </w:pPr>
-      <w:bookmarkStart w:id="13" w:name="_Toc204099418"/>
+      <w:bookmarkStart w:id="13" w:name="_Toc207309842"/>
       <w:r>
         <w:lastRenderedPageBreak/>
+        <w:t xml:space="preserve">3.3 </w:t>
+      </w:r>
+      <w:r>
         <w:t>Características</w:t>
       </w:r>
       <w:bookmarkEnd w:id="13"/>
@@ -9454,7 +9365,10 @@
       <w:pPr>
         <w:pStyle w:val="Ttulo2"/>
       </w:pPr>
-      <w:bookmarkStart w:id="14" w:name="_Toc204099419"/>
+      <w:bookmarkStart w:id="14" w:name="_Toc207309843"/>
+      <w:r>
+        <w:t xml:space="preserve">3.4 </w:t>
+      </w:r>
       <w:r>
         <w:t>Métodos de uso</w:t>
       </w:r>
@@ -9536,6 +9450,7 @@
       <w:r>
         <w:rPr>
           <w:rStyle w:val="Extranjerismo"/>
+          <w:lang w:val="es-CO"/>
         </w:rPr>
         <w:t>robots</w:t>
       </w:r>
@@ -9604,7 +9519,10 @@
       <w:pPr>
         <w:pStyle w:val="Ttulo2"/>
       </w:pPr>
-      <w:bookmarkStart w:id="15" w:name="_Toc204099420"/>
+      <w:bookmarkStart w:id="15" w:name="_Toc207309844"/>
+      <w:r>
+        <w:t xml:space="preserve">3.5 </w:t>
+      </w:r>
       <w:r>
         <w:t>Técnicas</w:t>
       </w:r>
@@ -9945,7 +9863,7 @@
       <w:pPr>
         <w:pStyle w:val="Ttulo1"/>
       </w:pPr>
-      <w:bookmarkStart w:id="16" w:name="_Toc204099421"/>
+      <w:bookmarkStart w:id="16" w:name="_Toc207309845"/>
       <w:r>
         <w:lastRenderedPageBreak/>
         <w:t>Contenedores</w:t>
@@ -9975,7 +9893,10 @@
       <w:pPr>
         <w:pStyle w:val="Ttulo2"/>
       </w:pPr>
-      <w:bookmarkStart w:id="17" w:name="_Toc204099422"/>
+      <w:bookmarkStart w:id="17" w:name="_Toc207309846"/>
+      <w:r>
+        <w:t xml:space="preserve">4.1 </w:t>
+      </w:r>
       <w:r>
         <w:t>Concepto</w:t>
       </w:r>
@@ -10017,7 +9938,10 @@
       <w:pPr>
         <w:pStyle w:val="Ttulo2"/>
       </w:pPr>
-      <w:bookmarkStart w:id="18" w:name="_Toc204099423"/>
+      <w:bookmarkStart w:id="18" w:name="_Toc207309847"/>
+      <w:r>
+        <w:t xml:space="preserve">4.2 </w:t>
+      </w:r>
       <w:r>
         <w:t>Tipos</w:t>
       </w:r>
@@ -10045,62 +9969,25 @@
           <w:lang w:val="es-419" w:eastAsia="es-CO"/>
         </w:rPr>
       </w:pPr>
+      <w:proofErr w:type="spellStart"/>
       <w:r>
         <w:rPr>
           <w:rStyle w:val="Extranjerismo"/>
           <w:b/>
           <w:bCs/>
-        </w:rPr>
-        <w:t>Dry van</w:t>
-      </w:r>
-      <w:r>
-        <w:rPr>
-          <w:b/>
-          <w:bCs/>
-          <w:lang w:val="es-419" w:eastAsia="es-CO"/>
-        </w:rPr>
-        <w:t xml:space="preserve"> (Estándar)</w:t>
-      </w:r>
-      <w:r>
-        <w:rPr>
-          <w:lang w:val="es-419" w:eastAsia="es-CO"/>
-        </w:rPr>
-        <w:t>: e</w:t>
-      </w:r>
-      <w:r>
-        <w:rPr>
-          <w:lang w:val="es-419" w:eastAsia="es-CO"/>
-        </w:rPr>
-        <w:t>s el contenedor más utilizado en el transporte internacional. Diseñado para carga general que no requiere control de temperatura.</w:t>
-      </w:r>
-    </w:p>
-    <w:p>
-      <w:pPr>
-        <w:rPr>
-          <w:lang w:val="es-419" w:eastAsia="es-CO"/>
-        </w:rPr>
-      </w:pPr>
-      <w:r>
-        <w:rPr>
-          <w:lang w:val="es-419" w:eastAsia="es-CO"/>
-        </w:rPr>
-        <w:lastRenderedPageBreak/>
-        <w:t>Usos comunes: ideal para transportar ropa, maquinaria, muebles, productos empacados, entre otros.</w:t>
-      </w:r>
-    </w:p>
-    <w:p>
-      <w:pPr>
-        <w:rPr>
-          <w:lang w:val="es-419" w:eastAsia="es-CO"/>
-        </w:rPr>
-      </w:pPr>
+          <w:lang w:val="es-CO"/>
+        </w:rPr>
+        <w:t>Dry</w:t>
+      </w:r>
+      <w:proofErr w:type="spellEnd"/>
       <w:r>
         <w:rPr>
           <w:rStyle w:val="Extranjerismo"/>
           <w:b/>
           <w:bCs/>
-        </w:rPr>
-        <w:t>Reefer</w:t>
+          <w:lang w:val="es-CO"/>
+        </w:rPr>
+        <w:t xml:space="preserve"> van</w:t>
       </w:r>
       <w:r>
         <w:rPr>
@@ -10108,72 +9995,84 @@
           <w:bCs/>
           <w:lang w:val="es-419" w:eastAsia="es-CO"/>
         </w:rPr>
-        <w:t xml:space="preserve"> (Refrigerado)</w:t>
-      </w:r>
-      <w:r>
-        <w:rPr>
-          <w:lang w:val="es-419" w:eastAsia="es-CO"/>
-        </w:rPr>
-        <w:t>: c</w:t>
-      </w:r>
-      <w:r>
-        <w:rPr>
-          <w:lang w:val="es-419" w:eastAsia="es-CO"/>
-        </w:rPr>
-        <w:t>ontenedor con sistema de refrigeración incorporado para mantener temperaturas controladas durante el transporte.</w:t>
-      </w:r>
-    </w:p>
-    <w:p>
-      <w:pPr>
-        <w:rPr>
-          <w:lang w:val="es-419" w:eastAsia="es-CO"/>
-        </w:rPr>
-      </w:pPr>
-      <w:r>
-        <w:rPr>
-          <w:lang w:val="es-419" w:eastAsia="es-CO"/>
-        </w:rPr>
-        <w:t>Usos comunes: perfecto para alimentos congelados, productos frescos, farmacéuticos o perecederos.</w:t>
-      </w:r>
-    </w:p>
-    <w:p>
-      <w:pPr>
-        <w:rPr>
-          <w:lang w:val="es-419" w:eastAsia="es-CO"/>
-        </w:rPr>
-      </w:pPr>
+        <w:t xml:space="preserve"> (Estándar)</w:t>
+      </w:r>
+      <w:r>
+        <w:rPr>
+          <w:lang w:val="es-419" w:eastAsia="es-CO"/>
+        </w:rPr>
+        <w:t>: e</w:t>
+      </w:r>
+      <w:r>
+        <w:rPr>
+          <w:lang w:val="es-419" w:eastAsia="es-CO"/>
+        </w:rPr>
+        <w:t>s el contenedor más utilizado en el transporte internacional. Diseñado para carga general que no requiere control de temperatura.</w:t>
+      </w:r>
+    </w:p>
+    <w:p>
+      <w:pPr>
+        <w:rPr>
+          <w:lang w:val="es-419" w:eastAsia="es-CO"/>
+        </w:rPr>
+      </w:pPr>
+      <w:r>
+        <w:rPr>
+          <w:lang w:val="es-419" w:eastAsia="es-CO"/>
+        </w:rPr>
+        <w:lastRenderedPageBreak/>
+        <w:t>Usos comunes: ideal para transportar ropa, maquinaria, muebles, productos empacados, entre otros.</w:t>
+      </w:r>
+    </w:p>
+    <w:p>
+      <w:pPr>
+        <w:rPr>
+          <w:lang w:val="es-419" w:eastAsia="es-CO"/>
+        </w:rPr>
+      </w:pPr>
+      <w:proofErr w:type="spellStart"/>
       <w:r>
         <w:rPr>
           <w:rStyle w:val="Extranjerismo"/>
           <w:b/>
           <w:bCs/>
-        </w:rPr>
-        <w:t>Open top</w:t>
-      </w:r>
-      <w:r>
-        <w:rPr>
-          <w:lang w:val="es-419" w:eastAsia="es-CO"/>
-        </w:rPr>
-        <w:t>: n</w:t>
-      </w:r>
-      <w:r>
-        <w:rPr>
-          <w:lang w:val="es-419" w:eastAsia="es-CO"/>
-        </w:rPr>
-        <w:t>o posee techo rígido. Tiene una lona superior desmontable, lo que permite el ingreso de carga por la parte superior.</w:t>
-      </w:r>
-    </w:p>
-    <w:p>
-      <w:pPr>
-        <w:rPr>
-          <w:lang w:val="es-419" w:eastAsia="es-CO"/>
-        </w:rPr>
-      </w:pPr>
-      <w:r>
-        <w:rPr>
-          <w:lang w:val="es-419" w:eastAsia="es-CO"/>
-        </w:rPr>
-        <w:t>Usos comunes: adecuado para maquinaria pesada, materiales de gran altura o formas irregulares.</w:t>
+          <w:lang w:val="es-CO"/>
+        </w:rPr>
+        <w:t>Reefer</w:t>
+      </w:r>
+      <w:proofErr w:type="spellEnd"/>
+      <w:r>
+        <w:rPr>
+          <w:b/>
+          <w:bCs/>
+          <w:lang w:val="es-419" w:eastAsia="es-CO"/>
+        </w:rPr>
+        <w:t xml:space="preserve"> (Refrigerado)</w:t>
+      </w:r>
+      <w:r>
+        <w:rPr>
+          <w:lang w:val="es-419" w:eastAsia="es-CO"/>
+        </w:rPr>
+        <w:t>: c</w:t>
+      </w:r>
+      <w:r>
+        <w:rPr>
+          <w:lang w:val="es-419" w:eastAsia="es-CO"/>
+        </w:rPr>
+        <w:t>ontenedor con sistema de refrigeración incorporado para mantener temperaturas controladas durante el transporte.</w:t>
+      </w:r>
+    </w:p>
+    <w:p>
+      <w:pPr>
+        <w:rPr>
+          <w:lang w:val="es-419" w:eastAsia="es-CO"/>
+        </w:rPr>
+      </w:pPr>
+      <w:r>
+        <w:rPr>
+          <w:lang w:val="es-419" w:eastAsia="es-CO"/>
+        </w:rPr>
+        <w:t>Usos comunes: perfecto para alimentos congelados, productos frescos, farmacéuticos o perecederos.</w:t>
       </w:r>
     </w:p>
     <w:p>
@@ -10187,33 +10086,34 @@
           <w:rStyle w:val="Extranjerismo"/>
           <w:b/>
           <w:bCs/>
-        </w:rPr>
-        <w:t>Flat rack</w:t>
-      </w:r>
-      <w:r>
-        <w:rPr>
-          <w:lang w:val="es-419" w:eastAsia="es-CO"/>
-        </w:rPr>
-        <w:t>: c</w:t>
-      </w:r>
-      <w:r>
-        <w:rPr>
-          <w:lang w:val="es-419" w:eastAsia="es-CO"/>
-        </w:rPr>
-        <w:t>ontenedor sin paredes laterales ni techo, diseñado para cargas anchas, altas o pesadas. Algunos modelos tienen extremos abatibles o removibles.</w:t>
-      </w:r>
-    </w:p>
-    <w:p>
-      <w:pPr>
-        <w:rPr>
-          <w:lang w:val="es-419" w:eastAsia="es-CO"/>
-        </w:rPr>
-      </w:pPr>
-      <w:r>
-        <w:rPr>
-          <w:lang w:val="es-419" w:eastAsia="es-CO"/>
-        </w:rPr>
-        <w:t>Usos comunes: transporta maquinaria industrial, vehículos grandes o cargas sobredimensionadas.</w:t>
+          <w:lang w:val="es-CO"/>
+        </w:rPr>
+        <w:t>Open top</w:t>
+      </w:r>
+      <w:r>
+        <w:rPr>
+          <w:lang w:val="es-419" w:eastAsia="es-CO"/>
+        </w:rPr>
+        <w:t>: n</w:t>
+      </w:r>
+      <w:r>
+        <w:rPr>
+          <w:lang w:val="es-419" w:eastAsia="es-CO"/>
+        </w:rPr>
+        <w:t>o posee techo rígido. Tiene una lona superior desmontable, lo que permite el ingreso de carga por la parte superior.</w:t>
+      </w:r>
+    </w:p>
+    <w:p>
+      <w:pPr>
+        <w:rPr>
+          <w:lang w:val="es-419" w:eastAsia="es-CO"/>
+        </w:rPr>
+      </w:pPr>
+      <w:r>
+        <w:rPr>
+          <w:lang w:val="es-419" w:eastAsia="es-CO"/>
+        </w:rPr>
+        <w:t>Usos comunes: adecuado para maquinaria pesada, materiales de gran altura o formas irregulares.</w:t>
       </w:r>
     </w:p>
     <w:p>
@@ -10227,93 +10127,85 @@
           <w:rStyle w:val="Extranjerismo"/>
           <w:b/>
           <w:bCs/>
-        </w:rPr>
-        <w:t>Tank</w:t>
-      </w:r>
-      <w:r>
-        <w:rPr>
-          <w:b/>
-          <w:bCs/>
-          <w:lang w:val="es-419" w:eastAsia="es-CO"/>
-        </w:rPr>
-        <w:t xml:space="preserve"> (Cisterna)</w:t>
-      </w:r>
-      <w:r>
-        <w:rPr>
-          <w:lang w:val="es-419" w:eastAsia="es-CO"/>
-        </w:rPr>
-        <w:t>: d</w:t>
-      </w:r>
-      <w:r>
-        <w:rPr>
-          <w:lang w:val="es-419" w:eastAsia="es-CO"/>
-        </w:rPr>
-        <w:t>iseñado para transportar líquidos a granel, incluyendo sustancias químicas o peligrosas.</w:t>
-      </w:r>
-    </w:p>
-    <w:p>
-      <w:pPr>
-        <w:rPr>
-          <w:lang w:val="es-419" w:eastAsia="es-CO"/>
-        </w:rPr>
-      </w:pPr>
-      <w:r>
-        <w:rPr>
-          <w:lang w:val="es-419" w:eastAsia="es-CO"/>
-        </w:rPr>
-        <w:t>Usos comunes: aceites, resinas, látex, leche, cerveza, vino, agua mineral, químicos, combustibles, entre otros.</w:t>
-      </w:r>
-    </w:p>
-    <w:p>
-      <w:pPr>
-        <w:rPr>
-          <w:lang w:val="es-419" w:eastAsia="es-CO"/>
-        </w:rPr>
-      </w:pPr>
+          <w:lang w:val="es-CO"/>
+        </w:rPr>
+        <w:t>Flat rack</w:t>
+      </w:r>
+      <w:r>
+        <w:rPr>
+          <w:lang w:val="es-419" w:eastAsia="es-CO"/>
+        </w:rPr>
+        <w:t>: c</w:t>
+      </w:r>
+      <w:r>
+        <w:rPr>
+          <w:lang w:val="es-419" w:eastAsia="es-CO"/>
+        </w:rPr>
+        <w:t>ontenedor sin paredes laterales ni techo, diseñado para cargas anchas, altas o pesadas. Algunos modelos tienen extremos abatibles o removibles.</w:t>
+      </w:r>
+    </w:p>
+    <w:p>
+      <w:pPr>
+        <w:rPr>
+          <w:lang w:val="es-419" w:eastAsia="es-CO"/>
+        </w:rPr>
+      </w:pPr>
+      <w:r>
+        <w:rPr>
+          <w:lang w:val="es-419" w:eastAsia="es-CO"/>
+        </w:rPr>
+        <w:t>Usos comunes: transporta maquinaria industrial, vehículos grandes o cargas sobredimensionadas.</w:t>
+      </w:r>
+    </w:p>
+    <w:p>
+      <w:pPr>
+        <w:rPr>
+          <w:lang w:val="es-419" w:eastAsia="es-CO"/>
+        </w:rPr>
+      </w:pPr>
+      <w:proofErr w:type="spellStart"/>
       <w:r>
         <w:rPr>
           <w:rStyle w:val="Extranjerismo"/>
           <w:b/>
           <w:bCs/>
-        </w:rPr>
-        <w:t>High cube</w:t>
-      </w:r>
-      <w:r>
-        <w:rPr>
-          <w:lang w:val="es-419" w:eastAsia="es-CO"/>
-        </w:rPr>
-        <w:t>: s</w:t>
-      </w:r>
-      <w:r>
-        <w:rPr>
-          <w:lang w:val="es-419" w:eastAsia="es-CO"/>
-        </w:rPr>
-        <w:t xml:space="preserve">imilar al </w:t>
-      </w:r>
-      <w:r>
-        <w:rPr>
-          <w:rStyle w:val="Extranjerismo"/>
-        </w:rPr>
-        <w:t>Dry Van</w:t>
-      </w:r>
-      <w:r>
-        <w:rPr>
-          <w:lang w:val="es-419" w:eastAsia="es-CO"/>
-        </w:rPr>
-        <w:t>, pero con mayor altura interna. Permite aprovechar mejor el espacio vertical.</w:t>
-      </w:r>
-    </w:p>
-    <w:p>
-      <w:pPr>
-        <w:rPr>
-          <w:lang w:val="es-419" w:eastAsia="es-CO"/>
-        </w:rPr>
-      </w:pPr>
-      <w:r>
-        <w:rPr>
-          <w:lang w:val="es-419" w:eastAsia="es-CO"/>
-        </w:rPr>
-        <w:t>Usos comunes: óptimo para cargas voluminosas y livianas que requieren más capacidad cúbica.</w:t>
+          <w:lang w:val="es-CO"/>
+        </w:rPr>
+        <w:t>Tank</w:t>
+      </w:r>
+      <w:proofErr w:type="spellEnd"/>
+      <w:r>
+        <w:rPr>
+          <w:b/>
+          <w:bCs/>
+          <w:lang w:val="es-419" w:eastAsia="es-CO"/>
+        </w:rPr>
+        <w:t xml:space="preserve"> (Cisterna)</w:t>
+      </w:r>
+      <w:r>
+        <w:rPr>
+          <w:lang w:val="es-419" w:eastAsia="es-CO"/>
+        </w:rPr>
+        <w:t>: d</w:t>
+      </w:r>
+      <w:r>
+        <w:rPr>
+          <w:lang w:val="es-419" w:eastAsia="es-CO"/>
+        </w:rPr>
+        <w:t>iseñado para transportar líquidos a granel, incluyendo sustancias químicas o peligrosas.</w:t>
+      </w:r>
+    </w:p>
+    <w:p>
+      <w:pPr>
+        <w:rPr>
+          <w:lang w:val="es-419" w:eastAsia="es-CO"/>
+        </w:rPr>
+      </w:pPr>
+      <w:r>
+        <w:rPr>
+          <w:lang w:val="es-419" w:eastAsia="es-CO"/>
+        </w:rPr>
+        <w:t>Usos comunes: aceites, resinas, látex, leche, cerveza, vino, agua mineral, químicos, combustibles, entre otros.</w:t>
       </w:r>
     </w:p>
     <w:p>
@@ -10327,123 +10219,147 @@
           <w:rStyle w:val="Extranjerismo"/>
           <w:b/>
           <w:bCs/>
-        </w:rPr>
-        <w:lastRenderedPageBreak/>
-        <w:t>Open side</w:t>
-      </w:r>
-      <w:r>
-        <w:rPr>
-          <w:lang w:val="es-419" w:eastAsia="es-CO"/>
-        </w:rPr>
-        <w:t>: c</w:t>
-      </w:r>
-      <w:r>
-        <w:rPr>
-          <w:lang w:val="es-419" w:eastAsia="es-CO"/>
-        </w:rPr>
-        <w:t>ontenedor con apertura lateral (en uno o ambos costados), ideal para cargas de difícil acceso desde el extremo.</w:t>
-      </w:r>
-    </w:p>
-    <w:p>
-      <w:pPr>
-        <w:rPr>
-          <w:lang w:val="es-419" w:eastAsia="es-CO"/>
-        </w:rPr>
-      </w:pPr>
-      <w:r>
-        <w:rPr>
-          <w:lang w:val="es-419" w:eastAsia="es-CO"/>
-        </w:rPr>
-        <w:t>Usos comunes: perfecto para objetos largos o grandes. Facilita la carga / descarga en estaciones de ferrocarril o zonas con espacio limitado.</w:t>
-      </w:r>
-    </w:p>
-    <w:p>
-      <w:pPr>
-        <w:pStyle w:val="Ttulo2"/>
-      </w:pPr>
-      <w:bookmarkStart w:id="19" w:name="_Toc204099424"/>
-      <w:r>
-        <w:t>Características</w:t>
-      </w:r>
-      <w:bookmarkEnd w:id="19"/>
-    </w:p>
-    <w:p>
-      <w:pPr>
-        <w:rPr>
-          <w:lang w:val="es-419" w:eastAsia="es-CO"/>
-        </w:rPr>
-      </w:pPr>
-      <w:r>
-        <w:rPr>
-          <w:lang w:val="es-419" w:eastAsia="es-CO"/>
-        </w:rPr>
-        <w:t>Las características de los contenedores responden a las exigencias de un mercado globalizado, donde factores como la resistencia estructural, la estanqueidad, la</w:t>
-      </w:r>
-      <w:r>
-        <w:rPr>
-          <w:lang w:val="es-419" w:eastAsia="es-CO"/>
-        </w:rPr>
-        <w:t xml:space="preserve"> </w:t>
-      </w:r>
-      <w:r>
-        <w:rPr>
-          <w:lang w:val="es-419" w:eastAsia="es-CO"/>
-        </w:rPr>
-        <w:t>modularidad y la adaptabilidad son determinantes para optimizar costos y reducir riesgos operativos. Se destacan:</w:t>
-      </w:r>
-    </w:p>
-    <w:p>
-      <w:pPr>
-        <w:rPr>
-          <w:lang w:val="es-419" w:eastAsia="es-CO"/>
-        </w:rPr>
-      </w:pPr>
-      <w:r>
-        <w:rPr>
+          <w:lang w:val="es-CO"/>
+        </w:rPr>
+        <w:t>High cube</w:t>
+      </w:r>
+      <w:r>
+        <w:rPr>
+          <w:lang w:val="es-419" w:eastAsia="es-CO"/>
+        </w:rPr>
+        <w:t>: s</w:t>
+      </w:r>
+      <w:r>
+        <w:rPr>
+          <w:lang w:val="es-419" w:eastAsia="es-CO"/>
+        </w:rPr>
+        <w:t xml:space="preserve">imilar al </w:t>
+      </w:r>
+      <w:proofErr w:type="spellStart"/>
+      <w:r>
+        <w:rPr>
+          <w:rStyle w:val="Extranjerismo"/>
+          <w:lang w:val="es-CO"/>
+        </w:rPr>
+        <w:t>Dry</w:t>
+      </w:r>
+      <w:proofErr w:type="spellEnd"/>
+      <w:r>
+        <w:rPr>
+          <w:rStyle w:val="Extranjerismo"/>
+          <w:lang w:val="es-CO"/>
+        </w:rPr>
+        <w:t xml:space="preserve"> Van</w:t>
+      </w:r>
+      <w:r>
+        <w:rPr>
+          <w:lang w:val="es-419" w:eastAsia="es-CO"/>
+        </w:rPr>
+        <w:t>, pero con mayor altura interna. Permite aprovechar mejor el espacio vertical.</w:t>
+      </w:r>
+    </w:p>
+    <w:p>
+      <w:pPr>
+        <w:rPr>
+          <w:lang w:val="es-419" w:eastAsia="es-CO"/>
+        </w:rPr>
+      </w:pPr>
+      <w:r>
+        <w:rPr>
+          <w:lang w:val="es-419" w:eastAsia="es-CO"/>
+        </w:rPr>
+        <w:t>Usos comunes: óptimo para cargas voluminosas y livianas que requieren más capacidad cúbica.</w:t>
+      </w:r>
+    </w:p>
+    <w:p>
+      <w:pPr>
+        <w:rPr>
+          <w:lang w:val="es-419" w:eastAsia="es-CO"/>
+        </w:rPr>
+      </w:pPr>
+      <w:r>
+        <w:rPr>
+          <w:rStyle w:val="Extranjerismo"/>
           <w:b/>
           <w:bCs/>
-          <w:lang w:val="es-419" w:eastAsia="es-CO"/>
-        </w:rPr>
-        <w:t>Resistencia</w:t>
-      </w:r>
-      <w:r>
-        <w:rPr>
-          <w:lang w:val="es-419" w:eastAsia="es-CO"/>
-        </w:rPr>
-        <w:t>: f</w:t>
-      </w:r>
-      <w:r>
-        <w:rPr>
-          <w:lang w:val="es-419" w:eastAsia="es-CO"/>
-        </w:rPr>
-        <w:t>abricados con materiales robustos como acero o aluminio, capaces de soportar las condiciones del transporte y proteger la carga.</w:t>
-      </w:r>
-    </w:p>
-    <w:p>
-      <w:pPr>
-        <w:rPr>
-          <w:lang w:val="es-419" w:eastAsia="es-CO"/>
-        </w:rPr>
-      </w:pPr>
-      <w:r>
-        <w:rPr>
+          <w:lang w:val="es-CO"/>
+        </w:rPr>
+        <w:lastRenderedPageBreak/>
+        <w:t xml:space="preserve">Open </w:t>
+      </w:r>
+      <w:proofErr w:type="spellStart"/>
+      <w:r>
+        <w:rPr>
+          <w:rStyle w:val="Extranjerismo"/>
           <w:b/>
           <w:bCs/>
-          <w:lang w:val="es-419" w:eastAsia="es-CO"/>
-        </w:rPr>
-        <w:t>Estanqueidad</w:t>
-      </w:r>
-      <w:r>
-        <w:rPr>
-          <w:lang w:val="es-419" w:eastAsia="es-CO"/>
-        </w:rPr>
-        <w:t>: p</w:t>
-      </w:r>
-      <w:r>
-        <w:rPr>
-          <w:lang w:val="es-419" w:eastAsia="es-CO"/>
-        </w:rPr>
-        <w:t>rotección contra agua, polvo y contaminación externa.</w:t>
+          <w:lang w:val="es-CO"/>
+        </w:rPr>
+        <w:t>side</w:t>
+      </w:r>
+      <w:proofErr w:type="spellEnd"/>
+      <w:r>
+        <w:rPr>
+          <w:lang w:val="es-419" w:eastAsia="es-CO"/>
+        </w:rPr>
+        <w:t>: c</w:t>
+      </w:r>
+      <w:r>
+        <w:rPr>
+          <w:lang w:val="es-419" w:eastAsia="es-CO"/>
+        </w:rPr>
+        <w:t>ontenedor con apertura lateral (en uno o ambos costados), ideal para cargas de difícil acceso desde el extremo.</w:t>
+      </w:r>
+    </w:p>
+    <w:p>
+      <w:pPr>
+        <w:rPr>
+          <w:lang w:val="es-419" w:eastAsia="es-CO"/>
+        </w:rPr>
+      </w:pPr>
+      <w:r>
+        <w:rPr>
+          <w:lang w:val="es-419" w:eastAsia="es-CO"/>
+        </w:rPr>
+        <w:t>Usos comunes: perfecto para objetos largos o grandes. Facilita la carga / descarga en estaciones de ferrocarril o zonas con espacio limitado.</w:t>
+      </w:r>
+    </w:p>
+    <w:p>
+      <w:pPr>
+        <w:pStyle w:val="Ttulo2"/>
+      </w:pPr>
+      <w:bookmarkStart w:id="19" w:name="_Toc207309848"/>
+      <w:r>
+        <w:t xml:space="preserve">4.3 </w:t>
+      </w:r>
+      <w:r>
+        <w:t>Características</w:t>
+      </w:r>
+      <w:bookmarkEnd w:id="19"/>
+    </w:p>
+    <w:p>
+      <w:pPr>
+        <w:rPr>
+          <w:lang w:val="es-419" w:eastAsia="es-CO"/>
+        </w:rPr>
+      </w:pPr>
+      <w:r>
+        <w:rPr>
+          <w:lang w:val="es-419" w:eastAsia="es-CO"/>
+        </w:rPr>
+        <w:t>Las características de los contenedores responden a las exigencias de un mercado globalizado, donde factores como la resistencia estructural, la estanqueidad, la</w:t>
+      </w:r>
+      <w:r>
+        <w:rPr>
+          <w:lang w:val="es-419" w:eastAsia="es-CO"/>
+        </w:rPr>
+        <w:t xml:space="preserve"> </w:t>
+      </w:r>
+      <w:r>
+        <w:rPr>
+          <w:lang w:val="es-419" w:eastAsia="es-CO"/>
+        </w:rPr>
+        <w:t>modularidad y la adaptabilidad son determinantes para optimizar costos y reducir riesgos operativos. Se destacan:</w:t>
       </w:r>
     </w:p>
     <w:p>
@@ -10458,19 +10374,19 @@
           <w:bCs/>
           <w:lang w:val="es-419" w:eastAsia="es-CO"/>
         </w:rPr>
-        <w:t>Estandarización</w:t>
-      </w:r>
-      <w:r>
-        <w:rPr>
-          <w:lang w:val="es-419" w:eastAsia="es-CO"/>
-        </w:rPr>
-        <w:t>: l</w:t>
-      </w:r>
-      <w:r>
-        <w:rPr>
-          <w:lang w:val="es-419" w:eastAsia="es-CO"/>
-        </w:rPr>
-        <w:t>os contenedores tienen dimensiones estándar (20, 40 pies, entre otros) para facilitar el manejo y la carga en diferentes medios de transporte.</w:t>
+        <w:t>Resistencia</w:t>
+      </w:r>
+      <w:r>
+        <w:rPr>
+          <w:lang w:val="es-419" w:eastAsia="es-CO"/>
+        </w:rPr>
+        <w:t>: f</w:t>
+      </w:r>
+      <w:r>
+        <w:rPr>
+          <w:lang w:val="es-419" w:eastAsia="es-CO"/>
+        </w:rPr>
+        <w:t>abricados con materiales robustos como acero o aluminio, capaces de soportar las condiciones del transporte y proteger la carga.</w:t>
       </w:r>
     </w:p>
     <w:p>
@@ -10485,19 +10401,19 @@
           <w:bCs/>
           <w:lang w:val="es-419" w:eastAsia="es-CO"/>
         </w:rPr>
-        <w:t>Manipulación</w:t>
-      </w:r>
-      <w:r>
-        <w:rPr>
-          <w:lang w:val="es-419" w:eastAsia="es-CO"/>
-        </w:rPr>
-        <w:t>: d</w:t>
-      </w:r>
-      <w:r>
-        <w:rPr>
-          <w:lang w:val="es-419" w:eastAsia="es-CO"/>
-        </w:rPr>
-        <w:t>iseñados para ser apilables y movidos fácilmente mediante grúas, carretillas elevadoras, entre otros.</w:t>
+        <w:t>Estanqueidad</w:t>
+      </w:r>
+      <w:r>
+        <w:rPr>
+          <w:lang w:val="es-419" w:eastAsia="es-CO"/>
+        </w:rPr>
+        <w:t>: p</w:t>
+      </w:r>
+      <w:r>
+        <w:rPr>
+          <w:lang w:val="es-419" w:eastAsia="es-CO"/>
+        </w:rPr>
+        <w:t>rotección contra agua, polvo y contaminación externa.</w:t>
       </w:r>
     </w:p>
     <w:p>
@@ -10512,19 +10428,19 @@
           <w:bCs/>
           <w:lang w:val="es-419" w:eastAsia="es-CO"/>
         </w:rPr>
-        <w:t>Seguridad</w:t>
-      </w:r>
-      <w:r>
-        <w:rPr>
-          <w:lang w:val="es-419" w:eastAsia="es-CO"/>
-        </w:rPr>
-        <w:t>: c</w:t>
-      </w:r>
-      <w:r>
-        <w:rPr>
-          <w:lang w:val="es-419" w:eastAsia="es-CO"/>
-        </w:rPr>
-        <w:t>erraduras y sistemas de seguridad que garantizan la protección de la carga durante el transporte.</w:t>
+        <w:t>Estandarización</w:t>
+      </w:r>
+      <w:r>
+        <w:rPr>
+          <w:lang w:val="es-419" w:eastAsia="es-CO"/>
+        </w:rPr>
+        <w:t>: l</w:t>
+      </w:r>
+      <w:r>
+        <w:rPr>
+          <w:lang w:val="es-419" w:eastAsia="es-CO"/>
+        </w:rPr>
+        <w:t>os contenedores tienen dimensiones estándar (20, 40 pies, entre otros) para facilitar el manejo y la carga en diferentes medios de transporte.</w:t>
       </w:r>
     </w:p>
     <w:p>
@@ -10539,6 +10455,60 @@
           <w:bCs/>
           <w:lang w:val="es-419" w:eastAsia="es-CO"/>
         </w:rPr>
+        <w:t>Manipulación</w:t>
+      </w:r>
+      <w:r>
+        <w:rPr>
+          <w:lang w:val="es-419" w:eastAsia="es-CO"/>
+        </w:rPr>
+        <w:t>: d</w:t>
+      </w:r>
+      <w:r>
+        <w:rPr>
+          <w:lang w:val="es-419" w:eastAsia="es-CO"/>
+        </w:rPr>
+        <w:t>iseñados para ser apilables y movidos fácilmente mediante grúas, carretillas elevadoras, entre otros.</w:t>
+      </w:r>
+    </w:p>
+    <w:p>
+      <w:pPr>
+        <w:rPr>
+          <w:lang w:val="es-419" w:eastAsia="es-CO"/>
+        </w:rPr>
+      </w:pPr>
+      <w:r>
+        <w:rPr>
+          <w:b/>
+          <w:bCs/>
+          <w:lang w:val="es-419" w:eastAsia="es-CO"/>
+        </w:rPr>
+        <w:t>Seguridad</w:t>
+      </w:r>
+      <w:r>
+        <w:rPr>
+          <w:lang w:val="es-419" w:eastAsia="es-CO"/>
+        </w:rPr>
+        <w:t>: c</w:t>
+      </w:r>
+      <w:r>
+        <w:rPr>
+          <w:lang w:val="es-419" w:eastAsia="es-CO"/>
+        </w:rPr>
+        <w:t>erraduras y sistemas de seguridad que garantizan la protección de la carga durante el transporte.</w:t>
+      </w:r>
+    </w:p>
+    <w:p>
+      <w:pPr>
+        <w:rPr>
+          <w:lang w:val="es-419" w:eastAsia="es-CO"/>
+        </w:rPr>
+      </w:pPr>
+      <w:r>
+        <w:rPr>
+          <w:b/>
+          <w:bCs/>
+          <w:lang w:val="es-419" w:eastAsia="es-CO"/>
+        </w:rPr>
         <w:t>Uso multimodal</w:t>
       </w:r>
       <w:r>
@@ -10558,7 +10528,10 @@
       <w:pPr>
         <w:pStyle w:val="Ttulo2"/>
       </w:pPr>
-      <w:bookmarkStart w:id="20" w:name="_Toc204099425"/>
+      <w:bookmarkStart w:id="20" w:name="_Toc207309849"/>
+      <w:r>
+        <w:t xml:space="preserve">4.4 </w:t>
+      </w:r>
       <w:r>
         <w:t>Normativa</w:t>
       </w:r>
@@ -10887,7 +10860,25 @@
                 <w:szCs w:val="24"/>
                 <w:lang w:val="es-CO"/>
               </w:rPr>
-              <w:t>Exige la placa CSC Plate como certificación de cumplimiento</w:t>
+              <w:t xml:space="preserve">Exige la placa CSC </w:t>
+            </w:r>
+            <w:proofErr w:type="spellStart"/>
+            <w:r>
+              <w:rPr>
+                <w:rFonts w:asciiTheme="minorHAnsi" w:hAnsiTheme="minorHAnsi" w:cs="Arial"/>
+                <w:szCs w:val="24"/>
+                <w:lang w:val="es-CO"/>
+              </w:rPr>
+              <w:t>Plate</w:t>
+            </w:r>
+            <w:proofErr w:type="spellEnd"/>
+            <w:r>
+              <w:rPr>
+                <w:rFonts w:asciiTheme="minorHAnsi" w:hAnsiTheme="minorHAnsi" w:cs="Arial"/>
+                <w:szCs w:val="24"/>
+                <w:lang w:val="es-CO"/>
+              </w:rPr>
+              <w:t xml:space="preserve"> como certificación de cumplimiento</w:t>
             </w:r>
             <w:r>
               <w:rPr>
@@ -10983,7 +10974,25 @@
                 <w:szCs w:val="24"/>
                 <w:lang w:val="es-CO"/>
               </w:rPr>
-              <w:t>: normas para estiba y trincaje de contenedores.</w:t>
+              <w:t xml:space="preserve">: normas para estiba y </w:t>
+            </w:r>
+            <w:proofErr w:type="spellStart"/>
+            <w:r>
+              <w:rPr>
+                <w:rFonts w:asciiTheme="minorHAnsi" w:hAnsiTheme="minorHAnsi" w:cs="Arial"/>
+                <w:szCs w:val="24"/>
+                <w:lang w:val="es-CO"/>
+              </w:rPr>
+              <w:t>trincaje</w:t>
+            </w:r>
+            <w:proofErr w:type="spellEnd"/>
+            <w:r>
+              <w:rPr>
+                <w:rFonts w:asciiTheme="minorHAnsi" w:hAnsiTheme="minorHAnsi" w:cs="Arial"/>
+                <w:szCs w:val="24"/>
+                <w:lang w:val="es-CO"/>
+              </w:rPr>
+              <w:t xml:space="preserve"> de contenedores.</w:t>
             </w:r>
           </w:p>
           <w:p>
@@ -11010,14 +11019,17 @@
               </w:rPr>
               <w:t xml:space="preserve">IMDG </w:t>
             </w:r>
+            <w:proofErr w:type="spellStart"/>
             <w:r>
               <w:rPr>
                 <w:rStyle w:val="Extranjerismo"/>
                 <w:b/>
                 <w:bCs/>
+                <w:lang w:val="es-CO"/>
               </w:rPr>
               <w:t>Code</w:t>
             </w:r>
+            <w:proofErr w:type="spellEnd"/>
             <w:r>
               <w:rPr>
                 <w:rFonts w:asciiTheme="minorHAnsi" w:hAnsiTheme="minorHAnsi" w:cs="Arial"/>
@@ -11261,7 +11273,25 @@
                 <w:szCs w:val="24"/>
                 <w:lang w:val="es-CO"/>
               </w:rPr>
-              <w:t>: requisitos para contenedores refrigerados (Reefers).</w:t>
+              <w:t>: requisitos para contenedores refrigerados (</w:t>
+            </w:r>
+            <w:proofErr w:type="spellStart"/>
+            <w:r>
+              <w:rPr>
+                <w:rFonts w:asciiTheme="minorHAnsi" w:hAnsiTheme="minorHAnsi" w:cs="Arial"/>
+                <w:szCs w:val="24"/>
+                <w:lang w:val="es-CO"/>
+              </w:rPr>
+              <w:t>Reefers</w:t>
+            </w:r>
+            <w:proofErr w:type="spellEnd"/>
+            <w:r>
+              <w:rPr>
+                <w:rFonts w:asciiTheme="minorHAnsi" w:hAnsiTheme="minorHAnsi" w:cs="Arial"/>
+                <w:szCs w:val="24"/>
+                <w:lang w:val="es-CO"/>
+              </w:rPr>
+              <w:t>).</w:t>
             </w:r>
           </w:p>
           <w:p>
@@ -11560,7 +11590,10 @@
       <w:pPr>
         <w:pStyle w:val="Ttulo2"/>
       </w:pPr>
-      <w:bookmarkStart w:id="21" w:name="_Toc204099426"/>
+      <w:bookmarkStart w:id="21" w:name="_Toc207309850"/>
+      <w:r>
+        <w:t xml:space="preserve">4.5 </w:t>
+      </w:r>
       <w:r>
         <w:t>Usos</w:t>
       </w:r>
@@ -11841,7 +11874,7 @@
       <w:pPr>
         <w:pStyle w:val="Titulosgenerales"/>
       </w:pPr>
-      <w:bookmarkStart w:id="22" w:name="_Toc204099427"/>
+      <w:bookmarkStart w:id="22" w:name="_Toc207309851"/>
       <w:r>
         <w:lastRenderedPageBreak/>
         <w:t>Síntesis</w:t>
@@ -11932,7 +11965,7 @@
       <w:pPr>
         <w:pStyle w:val="Titulosgenerales"/>
       </w:pPr>
-      <w:bookmarkStart w:id="23" w:name="_Toc204099428"/>
+      <w:bookmarkStart w:id="23" w:name="_Toc207309852"/>
       <w:r>
         <w:lastRenderedPageBreak/>
         <w:t>Glosario</w:t>
@@ -12395,6 +12428,7 @@
           <w:rStyle w:val="Extranjerismo"/>
           <w:b/>
           <w:bCs/>
+          <w:lang w:val="es-CO"/>
         </w:rPr>
         <w:t>Film</w:t>
       </w:r>
@@ -12594,6 +12628,7 @@
           <w:rStyle w:val="Extranjerismo"/>
           <w:b/>
           <w:bCs/>
+          <w:lang w:val="es-CO"/>
         </w:rPr>
         <w:t>palet</w:t>
       </w:r>
@@ -12743,7 +12778,7 @@
       <w:pPr>
         <w:pStyle w:val="Titulosgenerales"/>
       </w:pPr>
-      <w:bookmarkStart w:id="24" w:name="_Toc204099429"/>
+      <w:bookmarkStart w:id="24" w:name="_Toc207309853"/>
       <w:r>
         <w:lastRenderedPageBreak/>
         <w:t>Material complementario</w:t>
@@ -12906,8 +12941,17 @@
                 <w:rStyle w:val="Extranjerismo"/>
                 <w:sz w:val="28"/>
                 <w:szCs w:val="28"/>
-              </w:rPr>
-              <w:t>¿Qué es un pallet? [Video]. YouTube.</w:t>
+                <w:lang w:val="es-CO"/>
+              </w:rPr>
+              <w:t xml:space="preserve">¿Qué es un pallet? </w:t>
+            </w:r>
+            <w:r>
+              <w:rPr>
+                <w:rStyle w:val="Extranjerismo"/>
+                <w:sz w:val="28"/>
+                <w:szCs w:val="28"/>
+              </w:rPr>
+              <w:t>[Video]. YouTube.</w:t>
             </w:r>
           </w:p>
         </w:tc>
@@ -13012,8 +13056,17 @@
                 <w:rStyle w:val="Extranjerismo"/>
                 <w:sz w:val="28"/>
                 <w:szCs w:val="28"/>
-              </w:rPr>
-              <w:t>). Tipos de contenedores. [Video]. YouTube.</w:t>
+                <w:lang w:val="es-CO"/>
+              </w:rPr>
+              <w:t xml:space="preserve">). Tipos de contenedores. [Video]. </w:t>
+            </w:r>
+            <w:r>
+              <w:rPr>
+                <w:rStyle w:val="Extranjerismo"/>
+                <w:sz w:val="28"/>
+                <w:szCs w:val="28"/>
+              </w:rPr>
+              <w:t>YouTube.</w:t>
             </w:r>
           </w:p>
         </w:tc>
@@ -13131,8 +13184,17 @@
                 <w:rStyle w:val="Extranjerismo"/>
                 <w:sz w:val="28"/>
                 <w:szCs w:val="28"/>
-              </w:rPr>
-              <w:t>Tipos de empaque y embalaje. [Video]. YouTube.</w:t>
+                <w:lang w:val="es-CO"/>
+              </w:rPr>
+              <w:t xml:space="preserve">Tipos de empaque y embalaje. </w:t>
+            </w:r>
+            <w:r>
+              <w:rPr>
+                <w:rStyle w:val="Extranjerismo"/>
+                <w:sz w:val="28"/>
+                <w:szCs w:val="28"/>
+              </w:rPr>
+              <w:t>[Video]. YouTube.</w:t>
             </w:r>
           </w:p>
         </w:tc>
@@ -13198,7 +13260,7 @@
       <w:pPr>
         <w:pStyle w:val="Titulosgenerales"/>
       </w:pPr>
-      <w:bookmarkStart w:id="25" w:name="_Toc204099430"/>
+      <w:bookmarkStart w:id="25" w:name="_Toc207309854"/>
       <w:r>
         <w:lastRenderedPageBreak/>
         <w:t>Referencias bibliográficas</w:t>
@@ -13232,6 +13294,7 @@
           <w:rFonts w:asciiTheme="minorHAnsi" w:hAnsiTheme="minorHAnsi" w:cstheme="minorHAnsi"/>
           <w:sz w:val="28"/>
           <w:szCs w:val="28"/>
+          <w:lang w:val="es-CO"/>
         </w:rPr>
         <w:t>Asegurar la carga: Guía completa para garantizar seguridad y eficiencia.</w:t>
       </w:r>
@@ -13290,6 +13353,7 @@
           <w:rFonts w:asciiTheme="minorHAnsi" w:hAnsiTheme="minorHAnsi" w:cstheme="minorHAnsi"/>
           <w:sz w:val="28"/>
           <w:szCs w:val="28"/>
+          <w:lang w:val="es-CO"/>
         </w:rPr>
         <w:t>Tipos de Contenedores: Guía Completa para su Negocio</w:t>
       </w:r>
@@ -13351,7 +13415,25 @@
           <w:sz w:val="28"/>
           <w:szCs w:val="28"/>
         </w:rPr>
-        <w:t xml:space="preserve">AR Racking. (2024). </w:t>
+        <w:t xml:space="preserve">AR </w:t>
+      </w:r>
+      <w:proofErr w:type="spellStart"/>
+      <w:r>
+        <w:rPr>
+          <w:rFonts w:asciiTheme="minorHAnsi" w:hAnsiTheme="minorHAnsi" w:cstheme="minorHAnsi"/>
+          <w:sz w:val="28"/>
+          <w:szCs w:val="28"/>
+        </w:rPr>
+        <w:t>Racking</w:t>
+      </w:r>
+      <w:proofErr w:type="spellEnd"/>
+      <w:r>
+        <w:rPr>
+          <w:rFonts w:asciiTheme="minorHAnsi" w:hAnsiTheme="minorHAnsi" w:cstheme="minorHAnsi"/>
+          <w:sz w:val="28"/>
+          <w:szCs w:val="28"/>
+        </w:rPr>
+        <w:t xml:space="preserve">. (2024). </w:t>
       </w:r>
       <w:r>
         <w:rPr>
@@ -13359,6 +13441,7 @@
           <w:rFonts w:asciiTheme="minorHAnsi" w:hAnsiTheme="minorHAnsi" w:cstheme="minorHAnsi"/>
           <w:sz w:val="28"/>
           <w:szCs w:val="28"/>
+          <w:lang w:val="es-CO"/>
         </w:rPr>
         <w:t>Embalaje primario, secundario y terciario: Tipos</w:t>
       </w:r>
@@ -13420,7 +13503,25 @@
           <w:sz w:val="28"/>
           <w:szCs w:val="28"/>
         </w:rPr>
-        <w:t xml:space="preserve">IPLA Palletizers. (2024). </w:t>
+        <w:t xml:space="preserve">IPLA </w:t>
+      </w:r>
+      <w:proofErr w:type="spellStart"/>
+      <w:r>
+        <w:rPr>
+          <w:rFonts w:asciiTheme="minorHAnsi" w:hAnsiTheme="minorHAnsi" w:cstheme="minorHAnsi"/>
+          <w:sz w:val="28"/>
+          <w:szCs w:val="28"/>
+        </w:rPr>
+        <w:t>Palletizers</w:t>
+      </w:r>
+      <w:proofErr w:type="spellEnd"/>
+      <w:r>
+        <w:rPr>
+          <w:rFonts w:asciiTheme="minorHAnsi" w:hAnsiTheme="minorHAnsi" w:cstheme="minorHAnsi"/>
+          <w:sz w:val="28"/>
+          <w:szCs w:val="28"/>
+        </w:rPr>
+        <w:t xml:space="preserve">. (2024). </w:t>
       </w:r>
       <w:r>
         <w:rPr>
@@ -13428,6 +13529,7 @@
           <w:rFonts w:asciiTheme="minorHAnsi" w:hAnsiTheme="minorHAnsi" w:cstheme="minorHAnsi"/>
           <w:sz w:val="28"/>
           <w:szCs w:val="28"/>
+          <w:lang w:val="es-CO"/>
         </w:rPr>
         <w:t>Tipos de palets y sus características</w:t>
       </w:r>
@@ -13499,14 +13601,27 @@
         </w:rPr>
         <w:t xml:space="preserve">Servicio Nacional de Aprendizaje (SENA). (2021). </w:t>
       </w:r>
+      <w:proofErr w:type="spellStart"/>
       <w:r>
         <w:rPr>
           <w:rStyle w:val="Extranjerismo"/>
           <w:rFonts w:asciiTheme="minorHAnsi" w:hAnsiTheme="minorHAnsi" w:cstheme="minorHAnsi"/>
           <w:sz w:val="28"/>
           <w:szCs w:val="28"/>
-        </w:rPr>
-        <w:t>Zajuna Semilla. 136200_1_virtual_1-Servicios postales y transporte de mercancías</w:t>
+          <w:lang w:val="es-CO"/>
+        </w:rPr>
+        <w:t>Zajuna</w:t>
+      </w:r>
+      <w:proofErr w:type="spellEnd"/>
+      <w:r>
+        <w:rPr>
+          <w:rStyle w:val="Extranjerismo"/>
+          <w:rFonts w:asciiTheme="minorHAnsi" w:hAnsiTheme="minorHAnsi" w:cstheme="minorHAnsi"/>
+          <w:sz w:val="28"/>
+          <w:szCs w:val="28"/>
+          <w:lang w:val="es-CO"/>
+        </w:rPr>
+        <w:t xml:space="preserve"> Semilla. 136200_1_virtual_1-Servicios postales y transporte de mercancías</w:t>
       </w:r>
       <w:r>
         <w:rPr>
@@ -13664,7 +13779,7 @@
       <w:pPr>
         <w:pStyle w:val="Titulosgenerales"/>
       </w:pPr>
-      <w:bookmarkStart w:id="26" w:name="_Toc204099431"/>
+      <w:bookmarkStart w:id="26" w:name="_Toc207309855"/>
       <w:r>
         <w:lastRenderedPageBreak/>
         <w:t>C</w:t>
@@ -14757,7 +14872,7 @@
 </file>
 
 <file path=word/endnotes.xml><?xml version="1.0" encoding="utf-8"?>
-<w:endnotes xmlns:wpc="http://schemas.microsoft.com/office/word/2010/wordprocessingCanvas" xmlns:cx="http://schemas.microsoft.com/office/drawing/2014/chartex" xmlns:cx1="http://schemas.microsoft.com/office/drawing/2015/9/8/chartex" xmlns:cx2="http://schemas.microsoft.com/office/drawing/2015/10/21/chartex" xmlns:cx3="http://schemas.microsoft.com/office/drawing/2016/5/9/chartex" xmlns:cx4="http://schemas.microsoft.com/office/drawing/2016/5/10/chartex" xmlns:cx5="http://schemas.microsoft.com/office/drawing/2016/5/11/chartex" xmlns:cx6="http://schemas.microsoft.com/office/drawing/2016/5/12/chartex" xmlns:cx7="http://schemas.microsoft.com/office/drawing/2016/5/13/chartex" xmlns:cx8="http://schemas.microsoft.com/office/drawing/2016/5/14/chartex" xmlns:mc="http://schemas.openxmlformats.org/markup-compatibility/2006" xmlns:aink="http://schemas.microsoft.com/office/drawing/2016/ink" xmlns:am3d="http://schemas.microsoft.com/office/drawing/2017/model3d" xmlns:o="urn:schemas-microsoft-com:office:office" xmlns:r="http://schemas.openxmlformats.org/officeDocument/2006/relationships" xmlns:m="http://schemas.openxmlformats.org/officeDocument/2006/math" xmlns:v="urn:schemas-microsoft-com:vml" xmlns:wp14="http://schemas.microsoft.com/office/word/2010/wordprocessingDrawing" xmlns:wp="http://schemas.openxmlformats.org/drawingml/2006/wordprocessingDrawing" xmlns:w10="urn:schemas-microsoft-com:office:word" xmlns:w="http://schemas.openxmlformats.org/wordprocessingml/2006/main" xmlns:w14="http://schemas.microsoft.com/office/word/2010/wordml" xmlns:w15="http://schemas.microsoft.com/office/word/2012/wordml" xmlns:w16cex="http://schemas.microsoft.com/office/word/2018/wordml/cex" xmlns:w16cid="http://schemas.microsoft.com/office/word/2016/wordml/cid" xmlns:w16="http://schemas.microsoft.com/office/word/2018/wordml" xmlns:w16sdtdh="http://schemas.microsoft.com/office/word/2020/wordml/sdtdatahash" xmlns:w16se="http://schemas.microsoft.com/office/word/2015/wordml/symex" xmlns:wpg="http://schemas.microsoft.com/office/word/2010/wordprocessingGroup" xmlns:wpi="http://schemas.microsoft.com/office/word/2010/wordprocessingInk" xmlns:wne="http://schemas.microsoft.com/office/word/2006/wordml" xmlns:wps="http://schemas.microsoft.com/office/word/2010/wordprocessingShape" mc:Ignorable="w14 w15 w16se w16cid w16 w16cex w16sdtdh wp14">
+<w:endnotes xmlns:wpc="http://schemas.microsoft.com/office/word/2010/wordprocessingCanvas" xmlns:cx="http://schemas.microsoft.com/office/drawing/2014/chartex" xmlns:cx1="http://schemas.microsoft.com/office/drawing/2015/9/8/chartex" xmlns:cx2="http://schemas.microsoft.com/office/drawing/2015/10/21/chartex" xmlns:cx3="http://schemas.microsoft.com/office/drawing/2016/5/9/chartex" xmlns:cx4="http://schemas.microsoft.com/office/drawing/2016/5/10/chartex" xmlns:cx5="http://schemas.microsoft.com/office/drawing/2016/5/11/chartex" xmlns:cx6="http://schemas.microsoft.com/office/drawing/2016/5/12/chartex" xmlns:cx7="http://schemas.microsoft.com/office/drawing/2016/5/13/chartex" xmlns:cx8="http://schemas.microsoft.com/office/drawing/2016/5/14/chartex" xmlns:mc="http://schemas.openxmlformats.org/markup-compatibility/2006" xmlns:aink="http://schemas.microsoft.com/office/drawing/2016/ink" xmlns:am3d="http://schemas.microsoft.com/office/drawing/2017/model3d" xmlns:o="urn:schemas-microsoft-com:office:office" xmlns:oel="http://schemas.microsoft.com/office/2019/extlst" xmlns:r="http://schemas.openxmlformats.org/officeDocument/2006/relationships" xmlns:m="http://schemas.openxmlformats.org/officeDocument/2006/math" xmlns:v="urn:schemas-microsoft-com:vml" xmlns:wp14="http://schemas.microsoft.com/office/word/2010/wordprocessingDrawing" xmlns:wp="http://schemas.openxmlformats.org/drawingml/2006/wordprocessingDrawing" xmlns:w10="urn:schemas-microsoft-com:office:word" xmlns:w="http://schemas.openxmlformats.org/wordprocessingml/2006/main" xmlns:w14="http://schemas.microsoft.com/office/word/2010/wordml" xmlns:w15="http://schemas.microsoft.com/office/word/2012/wordml" xmlns:w16cex="http://schemas.microsoft.com/office/word/2018/wordml/cex" xmlns:w16cid="http://schemas.microsoft.com/office/word/2016/wordml/cid" xmlns:w16="http://schemas.microsoft.com/office/word/2018/wordml" xmlns:w16du="http://schemas.microsoft.com/office/word/2023/wordml/word16du" xmlns:w16sdtdh="http://schemas.microsoft.com/office/word/2020/wordml/sdtdatahash" xmlns:w16sdtfl="http://schemas.microsoft.com/office/word/2024/wordml/sdtformatlock" xmlns:w16se="http://schemas.microsoft.com/office/word/2015/wordml/symex" xmlns:wpg="http://schemas.microsoft.com/office/word/2010/wordprocessingGroup" xmlns:wpi="http://schemas.microsoft.com/office/word/2010/wordprocessingInk" xmlns:wne="http://schemas.microsoft.com/office/word/2006/wordml" xmlns:wps="http://schemas.microsoft.com/office/word/2010/wordprocessingShape" mc:Ignorable="w14 w15 w16se w16cid w16 w16cex w16sdtdh w16sdtfl w16du wp14">
   <w:endnote w:type="separator" w:id="-1">
     <w:p>
       <w:pPr>
@@ -14782,7 +14897,7 @@
 </file>
 
 <file path=word/footer1.xml><?xml version="1.0" encoding="utf-8"?>
-<w:ftr xmlns:wpc="http://schemas.microsoft.com/office/word/2010/wordprocessingCanvas" xmlns:cx="http://schemas.microsoft.com/office/drawing/2014/chartex" xmlns:cx1="http://schemas.microsoft.com/office/drawing/2015/9/8/chartex" xmlns:cx2="http://schemas.microsoft.com/office/drawing/2015/10/21/chartex" xmlns:cx3="http://schemas.microsoft.com/office/drawing/2016/5/9/chartex" xmlns:cx4="http://schemas.microsoft.com/office/drawing/2016/5/10/chartex" xmlns:cx5="http://schemas.microsoft.com/office/drawing/2016/5/11/chartex" xmlns:cx6="http://schemas.microsoft.com/office/drawing/2016/5/12/chartex" xmlns:cx7="http://schemas.microsoft.com/office/drawing/2016/5/13/chartex" xmlns:cx8="http://schemas.microsoft.com/office/drawing/2016/5/14/chartex" xmlns:mc="http://schemas.openxmlformats.org/markup-compatibility/2006" xmlns:aink="http://schemas.microsoft.com/office/drawing/2016/ink" xmlns:am3d="http://schemas.microsoft.com/office/drawing/2017/model3d" xmlns:o="urn:schemas-microsoft-com:office:office" xmlns:r="http://schemas.openxmlformats.org/officeDocument/2006/relationships" xmlns:m="http://schemas.openxmlformats.org/officeDocument/2006/math" xmlns:v="urn:schemas-microsoft-com:vml" xmlns:wp14="http://schemas.microsoft.com/office/word/2010/wordprocessingDrawing" xmlns:wp="http://schemas.openxmlformats.org/drawingml/2006/wordprocessingDrawing" xmlns:w10="urn:schemas-microsoft-com:office:word" xmlns:w="http://schemas.openxmlformats.org/wordprocessingml/2006/main" xmlns:w14="http://schemas.microsoft.com/office/word/2010/wordml" xmlns:w15="http://schemas.microsoft.com/office/word/2012/wordml" xmlns:w16cex="http://schemas.microsoft.com/office/word/2018/wordml/cex" xmlns:w16cid="http://schemas.microsoft.com/office/word/2016/wordml/cid" xmlns:w16="http://schemas.microsoft.com/office/word/2018/wordml" xmlns:w16sdtdh="http://schemas.microsoft.com/office/word/2020/wordml/sdtdatahash" xmlns:w16se="http://schemas.microsoft.com/office/word/2015/wordml/symex" xmlns:wpg="http://schemas.microsoft.com/office/word/2010/wordprocessingGroup" xmlns:wpi="http://schemas.microsoft.com/office/word/2010/wordprocessingInk" xmlns:wne="http://schemas.microsoft.com/office/word/2006/wordml" xmlns:wps="http://schemas.microsoft.com/office/word/2010/wordprocessingShape" mc:Ignorable="w14 w15 w16se w16cid w16 w16cex w16sdtdh wp14">
+<w:ftr xmlns:wpc="http://schemas.microsoft.com/office/word/2010/wordprocessingCanvas" xmlns:cx="http://schemas.microsoft.com/office/drawing/2014/chartex" xmlns:cx1="http://schemas.microsoft.com/office/drawing/2015/9/8/chartex" xmlns:cx2="http://schemas.microsoft.com/office/drawing/2015/10/21/chartex" xmlns:cx3="http://schemas.microsoft.com/office/drawing/2016/5/9/chartex" xmlns:cx4="http://schemas.microsoft.com/office/drawing/2016/5/10/chartex" xmlns:cx5="http://schemas.microsoft.com/office/drawing/2016/5/11/chartex" xmlns:cx6="http://schemas.microsoft.com/office/drawing/2016/5/12/chartex" xmlns:cx7="http://schemas.microsoft.com/office/drawing/2016/5/13/chartex" xmlns:cx8="http://schemas.microsoft.com/office/drawing/2016/5/14/chartex" xmlns:mc="http://schemas.openxmlformats.org/markup-compatibility/2006" xmlns:aink="http://schemas.microsoft.com/office/drawing/2016/ink" xmlns:am3d="http://schemas.microsoft.com/office/drawing/2017/model3d" xmlns:o="urn:schemas-microsoft-com:office:office" xmlns:oel="http://schemas.microsoft.com/office/2019/extlst" xmlns:r="http://schemas.openxmlformats.org/officeDocument/2006/relationships" xmlns:m="http://schemas.openxmlformats.org/officeDocument/2006/math" xmlns:v="urn:schemas-microsoft-com:vml" xmlns:wp14="http://schemas.microsoft.com/office/word/2010/wordprocessingDrawing" xmlns:wp="http://schemas.openxmlformats.org/drawingml/2006/wordprocessingDrawing" xmlns:w10="urn:schemas-microsoft-com:office:word" xmlns:w="http://schemas.openxmlformats.org/wordprocessingml/2006/main" xmlns:w14="http://schemas.microsoft.com/office/word/2010/wordml" xmlns:w15="http://schemas.microsoft.com/office/word/2012/wordml" xmlns:w16cex="http://schemas.microsoft.com/office/word/2018/wordml/cex" xmlns:w16cid="http://schemas.microsoft.com/office/word/2016/wordml/cid" xmlns:w16="http://schemas.microsoft.com/office/word/2018/wordml" xmlns:w16du="http://schemas.microsoft.com/office/word/2023/wordml/word16du" xmlns:w16sdtdh="http://schemas.microsoft.com/office/word/2020/wordml/sdtdatahash" xmlns:w16sdtfl="http://schemas.microsoft.com/office/word/2024/wordml/sdtformatlock" xmlns:w16se="http://schemas.microsoft.com/office/word/2015/wordml/symex" xmlns:wpg="http://schemas.microsoft.com/office/word/2010/wordprocessingGroup" xmlns:wpi="http://schemas.microsoft.com/office/word/2010/wordprocessingInk" xmlns:wne="http://schemas.microsoft.com/office/word/2006/wordml" xmlns:wps="http://schemas.microsoft.com/office/word/2010/wordprocessingShape" mc:Ignorable="w14 w15 w16se w16cid w16 w16cex w16sdtdh w16sdtfl w16du wp14">
   <w:sdt>
     <w:sdtPr>
       <w:id w:val="-701017035"/>
@@ -14791,7 +14906,6 @@
         <w:docPartUnique/>
       </w:docPartObj>
     </w:sdtPr>
-    <w:sdtEndPr/>
     <w:sdtContent>
       <w:p>
         <w:pPr>
@@ -14810,7 +14924,7 @@
 </file>
 
 <file path=word/footer2.xml><?xml version="1.0" encoding="utf-8"?>
-<w:ftr xmlns:wpc="http://schemas.microsoft.com/office/word/2010/wordprocessingCanvas" xmlns:cx="http://schemas.microsoft.com/office/drawing/2014/chartex" xmlns:cx1="http://schemas.microsoft.com/office/drawing/2015/9/8/chartex" xmlns:cx2="http://schemas.microsoft.com/office/drawing/2015/10/21/chartex" xmlns:cx3="http://schemas.microsoft.com/office/drawing/2016/5/9/chartex" xmlns:cx4="http://schemas.microsoft.com/office/drawing/2016/5/10/chartex" xmlns:cx5="http://schemas.microsoft.com/office/drawing/2016/5/11/chartex" xmlns:cx6="http://schemas.microsoft.com/office/drawing/2016/5/12/chartex" xmlns:cx7="http://schemas.microsoft.com/office/drawing/2016/5/13/chartex" xmlns:cx8="http://schemas.microsoft.com/office/drawing/2016/5/14/chartex" xmlns:mc="http://schemas.openxmlformats.org/markup-compatibility/2006" xmlns:aink="http://schemas.microsoft.com/office/drawing/2016/ink" xmlns:am3d="http://schemas.microsoft.com/office/drawing/2017/model3d" xmlns:o="urn:schemas-microsoft-com:office:office" xmlns:r="http://schemas.openxmlformats.org/officeDocument/2006/relationships" xmlns:m="http://schemas.openxmlformats.org/officeDocument/2006/math" xmlns:v="urn:schemas-microsoft-com:vml" xmlns:wp14="http://schemas.microsoft.com/office/word/2010/wordprocessingDrawing" xmlns:wp="http://schemas.openxmlformats.org/drawingml/2006/wordprocessingDrawing" xmlns:w10="urn:schemas-microsoft-com:office:word" xmlns:w="http://schemas.openxmlformats.org/wordprocessingml/2006/main" xmlns:w14="http://schemas.microsoft.com/office/word/2010/wordml" xmlns:w15="http://schemas.microsoft.com/office/word/2012/wordml" xmlns:w16cex="http://schemas.microsoft.com/office/word/2018/wordml/cex" xmlns:w16cid="http://schemas.microsoft.com/office/word/2016/wordml/cid" xmlns:w16="http://schemas.microsoft.com/office/word/2018/wordml" xmlns:w16sdtdh="http://schemas.microsoft.com/office/word/2020/wordml/sdtdatahash" xmlns:w16se="http://schemas.microsoft.com/office/word/2015/wordml/symex" xmlns:wpg="http://schemas.microsoft.com/office/word/2010/wordprocessingGroup" xmlns:wpi="http://schemas.microsoft.com/office/word/2010/wordprocessingInk" xmlns:wne="http://schemas.microsoft.com/office/word/2006/wordml" xmlns:wps="http://schemas.microsoft.com/office/word/2010/wordprocessingShape" mc:Ignorable="w14 w15 w16se w16cid w16 w16cex w16sdtdh wp14">
+<w:ftr xmlns:wpc="http://schemas.microsoft.com/office/word/2010/wordprocessingCanvas" xmlns:cx="http://schemas.microsoft.com/office/drawing/2014/chartex" xmlns:cx1="http://schemas.microsoft.com/office/drawing/2015/9/8/chartex" xmlns:cx2="http://schemas.microsoft.com/office/drawing/2015/10/21/chartex" xmlns:cx3="http://schemas.microsoft.com/office/drawing/2016/5/9/chartex" xmlns:cx4="http://schemas.microsoft.com/office/drawing/2016/5/10/chartex" xmlns:cx5="http://schemas.microsoft.com/office/drawing/2016/5/11/chartex" xmlns:cx6="http://schemas.microsoft.com/office/drawing/2016/5/12/chartex" xmlns:cx7="http://schemas.microsoft.com/office/drawing/2016/5/13/chartex" xmlns:cx8="http://schemas.microsoft.com/office/drawing/2016/5/14/chartex" xmlns:mc="http://schemas.openxmlformats.org/markup-compatibility/2006" xmlns:aink="http://schemas.microsoft.com/office/drawing/2016/ink" xmlns:am3d="http://schemas.microsoft.com/office/drawing/2017/model3d" xmlns:o="urn:schemas-microsoft-com:office:office" xmlns:oel="http://schemas.microsoft.com/office/2019/extlst" xmlns:r="http://schemas.openxmlformats.org/officeDocument/2006/relationships" xmlns:m="http://schemas.openxmlformats.org/officeDocument/2006/math" xmlns:v="urn:schemas-microsoft-com:vml" xmlns:wp14="http://schemas.microsoft.com/office/word/2010/wordprocessingDrawing" xmlns:wp="http://schemas.openxmlformats.org/drawingml/2006/wordprocessingDrawing" xmlns:w10="urn:schemas-microsoft-com:office:word" xmlns:w="http://schemas.openxmlformats.org/wordprocessingml/2006/main" xmlns:w14="http://schemas.microsoft.com/office/word/2010/wordml" xmlns:w15="http://schemas.microsoft.com/office/word/2012/wordml" xmlns:w16cex="http://schemas.microsoft.com/office/word/2018/wordml/cex" xmlns:w16cid="http://schemas.microsoft.com/office/word/2016/wordml/cid" xmlns:w16="http://schemas.microsoft.com/office/word/2018/wordml" xmlns:w16du="http://schemas.microsoft.com/office/word/2023/wordml/word16du" xmlns:w16sdtdh="http://schemas.microsoft.com/office/word/2020/wordml/sdtdatahash" xmlns:w16sdtfl="http://schemas.microsoft.com/office/word/2024/wordml/sdtformatlock" xmlns:w16se="http://schemas.microsoft.com/office/word/2015/wordml/symex" xmlns:wpg="http://schemas.microsoft.com/office/word/2010/wordprocessingGroup" xmlns:wpi="http://schemas.microsoft.com/office/word/2010/wordprocessingInk" xmlns:wne="http://schemas.microsoft.com/office/word/2006/wordml" xmlns:wps="http://schemas.microsoft.com/office/word/2010/wordprocessingShape" mc:Ignorable="w14 w15 w16se w16cid w16 w16cex w16sdtdh w16sdtfl w16du wp14">
   <w:sdt>
     <w:sdtPr>
       <w:id w:val="-1465197936"/>
@@ -14819,7 +14933,6 @@
         <w:docPartUnique/>
       </w:docPartObj>
     </w:sdtPr>
-    <w:sdtEndPr/>
     <w:sdtContent>
       <w:p>
         <w:pPr>
@@ -14920,7 +15033,7 @@
                   <v:stroke joinstyle="miter"/>
                   <v:path gradientshapeok="t" o:connecttype="rect"/>
                 </v:shapetype>
-                <v:shape id="_x0000_s1027" type="#_x0000_t202" alt="&quot;&quot;" style="position:absolute;left:0;text-align:left;margin-left:16.1pt;margin-top:.65pt;width:455.15pt;height:41.4pt;z-index:251661312;visibility:visible;mso-wrap-style:square;mso-width-percent:0;mso-height-percent:0;mso-wrap-distance-left:9pt;mso-wrap-distance-top:3.6pt;mso-wrap-distance-right:9pt;mso-wrap-distance-bottom:3.6pt;mso-position-horizontal:absolute;mso-position-horizontal-relative:text;mso-position-vertical:absolute;mso-position-vertical-relative:text;mso-width-percent:0;mso-height-percent:0;mso-width-relative:margin;mso-height-relative:margin;v-text-anchor:top" o:gfxdata="UEsDBBQABgAIAAAAIQC2gziS/gAAAOEBAAATAAAAW0NvbnRlbnRfVHlwZXNdLnhtbJSRQU7DMBBF&#10;90jcwfIWJU67QAgl6YK0S0CoHGBkTxKLZGx5TGhvj5O2G0SRWNoz/78nu9wcxkFMGNg6quQqL6RA&#10;0s5Y6ir5vt9lD1JwBDIwOMJKHpHlpr69KfdHjyxSmriSfYz+USnWPY7AufNIadK6MEJMx9ApD/oD&#10;OlTrorhX2lFEilmcO2RdNtjC5xDF9pCuTyYBB5bi6bQ4syoJ3g9WQ0ymaiLzg5KdCXlKLjvcW893&#10;SUOqXwnz5DrgnHtJTxOsQfEKIT7DmDSUCaxw7Rqn8787ZsmRM9e2VmPeBN4uqYvTtW7jvijg9N/y&#10;JsXecLq0q+WD6m8AAAD//wMAUEsDBBQABgAIAAAAIQA4/SH/1gAAAJQBAAALAAAAX3JlbHMvLnJl&#10;bHOkkMFqwzAMhu+DvYPRfXGawxijTi+j0GvpHsDYimMaW0Yy2fr2M4PBMnrbUb/Q94l/f/hMi1qR&#10;JVI2sOt6UJgd+ZiDgffL8ekFlFSbvV0oo4EbChzGx4f9GRdb25HMsYhqlCwG5lrLq9biZkxWOiqY&#10;22YiTra2kYMu1l1tQD30/bPm3wwYN0x18gb45AdQl1tp5j/sFB2T0FQ7R0nTNEV3j6o9feQzro1i&#10;OWA14Fm+Q8a1a8+Bvu/d/dMb2JY5uiPbhG/ktn4cqGU/er3pcvwCAAD//wMAUEsDBBQABgAIAAAA&#10;IQDL0DiEKQIAACsEAAAOAAAAZHJzL2Uyb0RvYy54bWysU9tu2zAMfR+wfxD0vjgxkjYx4hRdugwD&#10;ugvQ7QNoSY6FyaInKbGzrx8lp2m2vQ3Tg0CJ4uHhIbW+G1rDjsp5jbbks8mUM2UFSm33Jf/2dfdm&#10;yZkPYCUYtKrkJ+X53eb1q3XfFSrHBo1UjhGI9UXflbwJoSuyzItGteAn2ClLzhpdC4GObp9JBz2h&#10;tybLp9ObrEcnO4dCeU+3D6OTbxJ+XSsRPte1V4GZkhO3kHaX9iru2WYNxd5B12hxpgH/wKIFbSnp&#10;BeoBArCD039BtVo49FiHicA2w7rWQqUaqJrZ9I9qnhroVKqFxPHdRSb//2DFp+MXx7Sk3uWzxWqZ&#10;3+Ykk4WWerU9gHTIpGJBDQFZHtXqO19Q0FNHYWF4iwNFpsp994jiu2cWtw3Yvbp3DvtGgSS2sxiZ&#10;XYWOOD6CVP1HlJQNDgET0FC7NkpJ4jBCJzqnS6eIBxN0ubhdTm9W5BLkW+SLxWyZUkDxHN05H94r&#10;bFk0Su5oEhI6HB99iGygeH4Sk3k0Wu60Meng9tXWOHYEmppdWmf0354Zy/qSryh9QrYY49NAtTrQ&#10;VBvdlnw5jSuGQxHVeGdlsgNoM9rExNizPFGRUZswVAM9jJpVKE8klMNxeum3kdGg+8lZT5Nbcv/j&#10;AE5xZj5YEns1m8/jqKfDfJEa6q491bUHrCCokgfORnMb0veIfC3eU1NqnfR6YXLmShOZZDz/njjy&#10;1+f06uWPb34BAAD//wMAUEsDBBQABgAIAAAAIQAvKB2H2wAAAAcBAAAPAAAAZHJzL2Rvd25yZXYu&#10;eG1sTI7dToNAEIXvTXyHzZh4Y+xSSv+QpVETjbetfYABpkBkZwm7LfTtHa/s5fnJOV+2m2ynLjT4&#10;1rGB+SwCRVy6quXawPH743kDygfkCjvHZOBKHnb5/V2GaeVG3tPlEGolI+xTNNCE0Kda+7Ihi37m&#10;emLJTm6wGEQOta4GHGXcdjqOopW22LI8NNjTe0Plz+FsDZy+xqfldiw+w3G9T1Zv2K4LdzXm8WF6&#10;fQEVaAr/ZfjDF3TIhalwZ6686gws4lia4i9ASbxN4iWowsAmmYPOM33Ln/8CAAD//wMAUEsBAi0A&#10;FAAGAAgAAAAhALaDOJL+AAAA4QEAABMAAAAAAAAAAAAAAAAAAAAAAFtDb250ZW50X1R5cGVzXS54&#10;bWxQSwECLQAUAAYACAAAACEAOP0h/9YAAACUAQAACwAAAAAAAAAAAAAAAAAvAQAAX3JlbHMvLnJl&#10;bHNQSwECLQAUAAYACAAAACEAy9A4hCkCAAArBAAADgAAAAAAAAAAAAAAAAAuAgAAZHJzL2Uyb0Rv&#10;Yy54bWxQSwECLQAUAAYACAAAACEALygdh9sAAAAHAQAADwAAAAAAAAAAAAAAAACDBAAAZHJzL2Rv&#10;d25yZXYueG1sUEsFBgAAAAAEAAQA8wAAAIsFAAAAAA==&#10;" stroked="f">
+                <v:shape id="_x0000_s1027" type="#_x0000_t202" alt="&quot;&quot;" style="position:absolute;left:0;text-align:left;margin-left:16.1pt;margin-top:.65pt;width:455.15pt;height:41.4pt;z-index:251661312;visibility:visible;mso-wrap-style:square;mso-width-percent:0;mso-height-percent:0;mso-wrap-distance-left:9pt;mso-wrap-distance-top:3.6pt;mso-wrap-distance-right:9pt;mso-wrap-distance-bottom:3.6pt;mso-position-horizontal:absolute;mso-position-horizontal-relative:text;mso-position-vertical:absolute;mso-position-vertical-relative:text;mso-width-percent:0;mso-height-percent:0;mso-width-relative:margin;mso-height-relative:margin;v-text-anchor:top" o:gfxdata="UEsDBBQABgAIAAAAIQC2gziS/gAAAOEBAAATAAAAW0NvbnRlbnRfVHlwZXNdLnhtbJSRQU7DMBBF&#13;&#10;90jcwfIWJU67QAgl6YK0S0CoHGBkTxKLZGx5TGhvj5O2G0SRWNoz/78nu9wcxkFMGNg6quQqL6RA&#13;&#10;0s5Y6ir5vt9lD1JwBDIwOMJKHpHlpr69KfdHjyxSmriSfYz+USnWPY7AufNIadK6MEJMx9ApD/oD&#13;&#10;OlTrorhX2lFEilmcO2RdNtjC5xDF9pCuTyYBB5bi6bQ4syoJ3g9WQ0ymaiLzg5KdCXlKLjvcW893&#13;&#10;SUOqXwnz5DrgnHtJTxOsQfEKIT7DmDSUCaxw7Rqn8787ZsmRM9e2VmPeBN4uqYvTtW7jvijg9N/y&#13;&#10;JsXecLq0q+WD6m8AAAD//wMAUEsDBBQABgAIAAAAIQA4/SH/1gAAAJQBAAALAAAAX3JlbHMvLnJl&#13;&#10;bHOkkMFqwzAMhu+DvYPRfXGawxijTi+j0GvpHsDYimMaW0Yy2fr2M4PBMnrbUb/Q94l/f/hMi1qR&#13;&#10;JVI2sOt6UJgd+ZiDgffL8ekFlFSbvV0oo4EbChzGx4f9GRdb25HMsYhqlCwG5lrLq9biZkxWOiqY&#13;&#10;22YiTra2kYMu1l1tQD30/bPm3wwYN0x18gb45AdQl1tp5j/sFB2T0FQ7R0nTNEV3j6o9feQzro1i&#13;&#10;OWA14Fm+Q8a1a8+Bvu/d/dMb2JY5uiPbhG/ktn4cqGU/er3pcvwCAAD//wMAUEsDBBQABgAIAAAA&#13;&#10;IQCVHvnIDAIAAPYDAAAOAAAAZHJzL2Uyb0RvYy54bWysU9tu2zAMfR+wfxD0vtgJkjYx4hRdugwD&#13;&#10;ugvQ7QNkWY6FyaJGKbGzrx+luGm2vQ3TgyCK1CF5eLS+GzrDjgq9Blvy6STnTFkJtbb7kn/7unuz&#13;&#10;5MwHYWthwKqSn5Tnd5vXr9a9K9QMWjC1QkYg1he9K3kbgiuyzMtWdcJPwClLzgawE4FM3Gc1ip7Q&#13;&#10;O5PN8vwm6wFrhyCV93T7cHbyTcJvGiXD56bxKjBTcqotpB3TXsU926xFsUfhWi3HMsQ/VNEJbSnp&#13;&#10;BepBBMEOqP+C6rRE8NCEiYQug6bRUqUeqJtp/kc3T61wKvVC5Hh3ocn/P1j56fjkviALw1sYaICp&#13;&#10;Ce8eQX73zMK2FXav7hGhb5WoKfE0Upb1zhfj00i1L3wEqfqPUNOQxSFAAhoa7CIr1CcjdBrA6UK6&#13;&#10;GgKTdLm4XeY3K3JJ8i1mi8V0mVKI4vm1Qx/eK+hYPJQcaagJXRwffYjViOI5JCbzYHS908YkA/fV&#13;&#10;1iA7ChLALq0R/bcwY1lf8hWlT8gW4vukjU4HEqjRXcmXeVxnyUQ23tk6hQShzflMlRg70hMZOXMT&#13;&#10;hmqgwEhTBfWJiEI4C5E+Dh1awJ+c9STCkvsfB4GKM/PBEtmr6XweVZuM+eJ2RgZee6prj7CSoEoe&#13;&#10;ODsftyEpPfJg4Z6G0ujE10slY60krkTj+BGieq/tFPXyXTe/AAAA//8DAFBLAwQUAAYACAAAACEA&#13;&#10;D0WvlOAAAAAMAQAADwAAAGRycy9kb3ducmV2LnhtbExPyW6DMBC9V8o/WBOpl6oxIWQjmKiLGvWa&#13;&#10;NB8wYAdQ8RhhJ5C/7/TUXkaaeW/eku1H24qb6X3jSMF8FoEwVDrdUKXg/PXxvAHhA5LG1pFRcDce&#13;&#10;9vnkIcNUu4GO5nYKlWAR8ikqqEPoUil9WRuLfuY6Q4xdXG8x8NpXUvc4sLhtZRxFK2mxIXaosTNv&#13;&#10;tSm/T1er4PI5PC23Q3EI5/UxWb1isy7cXanH6fi+4/GyAxHMGP4+4LcD54ecgxXuStqLVsEijpnJ&#13;&#10;9wUIhrdJvARRKNgkc5B5Jv+XyH8AAAD//wMAUEsBAi0AFAAGAAgAAAAhALaDOJL+AAAA4QEAABMA&#13;&#10;AAAAAAAAAAAAAAAAAAAAAFtDb250ZW50X1R5cGVzXS54bWxQSwECLQAUAAYACAAAACEAOP0h/9YA&#13;&#10;AACUAQAACwAAAAAAAAAAAAAAAAAvAQAAX3JlbHMvLnJlbHNQSwECLQAUAAYACAAAACEAlR75yAwC&#13;&#10;AAD2AwAADgAAAAAAAAAAAAAAAAAuAgAAZHJzL2Uyb0RvYy54bWxQSwECLQAUAAYACAAAACEAD0Wv&#13;&#10;lOAAAAAMAQAADwAAAAAAAAAAAAAAAABmBAAAZHJzL2Rvd25yZXYueG1sUEsFBgAAAAAEAAQA8wAA&#13;&#10;AHMFAAAAAA==&#13;&#10;" stroked="f">
                   <v:textbox>
                     <w:txbxContent>
                       <w:p>
@@ -14977,7 +15090,7 @@
 </file>
 
 <file path=word/footnotes.xml><?xml version="1.0" encoding="utf-8"?>
-<w:footnotes xmlns:wpc="http://schemas.microsoft.com/office/word/2010/wordprocessingCanvas" xmlns:cx="http://schemas.microsoft.com/office/drawing/2014/chartex" xmlns:cx1="http://schemas.microsoft.com/office/drawing/2015/9/8/chartex" xmlns:cx2="http://schemas.microsoft.com/office/drawing/2015/10/21/chartex" xmlns:cx3="http://schemas.microsoft.com/office/drawing/2016/5/9/chartex" xmlns:cx4="http://schemas.microsoft.com/office/drawing/2016/5/10/chartex" xmlns:cx5="http://schemas.microsoft.com/office/drawing/2016/5/11/chartex" xmlns:cx6="http://schemas.microsoft.com/office/drawing/2016/5/12/chartex" xmlns:cx7="http://schemas.microsoft.com/office/drawing/2016/5/13/chartex" xmlns:cx8="http://schemas.microsoft.com/office/drawing/2016/5/14/chartex" xmlns:mc="http://schemas.openxmlformats.org/markup-compatibility/2006" xmlns:aink="http://schemas.microsoft.com/office/drawing/2016/ink" xmlns:am3d="http://schemas.microsoft.com/office/drawing/2017/model3d" xmlns:o="urn:schemas-microsoft-com:office:office" xmlns:r="http://schemas.openxmlformats.org/officeDocument/2006/relationships" xmlns:m="http://schemas.openxmlformats.org/officeDocument/2006/math" xmlns:v="urn:schemas-microsoft-com:vml" xmlns:wp14="http://schemas.microsoft.com/office/word/2010/wordprocessingDrawing" xmlns:wp="http://schemas.openxmlformats.org/drawingml/2006/wordprocessingDrawing" xmlns:w10="urn:schemas-microsoft-com:office:word" xmlns:w="http://schemas.openxmlformats.org/wordprocessingml/2006/main" xmlns:w14="http://schemas.microsoft.com/office/word/2010/wordml" xmlns:w15="http://schemas.microsoft.com/office/word/2012/wordml" xmlns:w16cex="http://schemas.microsoft.com/office/word/2018/wordml/cex" xmlns:w16cid="http://schemas.microsoft.com/office/word/2016/wordml/cid" xmlns:w16="http://schemas.microsoft.com/office/word/2018/wordml" xmlns:w16sdtdh="http://schemas.microsoft.com/office/word/2020/wordml/sdtdatahash" xmlns:w16se="http://schemas.microsoft.com/office/word/2015/wordml/symex" xmlns:wpg="http://schemas.microsoft.com/office/word/2010/wordprocessingGroup" xmlns:wpi="http://schemas.microsoft.com/office/word/2010/wordprocessingInk" xmlns:wne="http://schemas.microsoft.com/office/word/2006/wordml" xmlns:wps="http://schemas.microsoft.com/office/word/2010/wordprocessingShape" mc:Ignorable="w14 w15 w16se w16cid w16 w16cex w16sdtdh wp14">
+<w:footnotes xmlns:wpc="http://schemas.microsoft.com/office/word/2010/wordprocessingCanvas" xmlns:cx="http://schemas.microsoft.com/office/drawing/2014/chartex" xmlns:cx1="http://schemas.microsoft.com/office/drawing/2015/9/8/chartex" xmlns:cx2="http://schemas.microsoft.com/office/drawing/2015/10/21/chartex" xmlns:cx3="http://schemas.microsoft.com/office/drawing/2016/5/9/chartex" xmlns:cx4="http://schemas.microsoft.com/office/drawing/2016/5/10/chartex" xmlns:cx5="http://schemas.microsoft.com/office/drawing/2016/5/11/chartex" xmlns:cx6="http://schemas.microsoft.com/office/drawing/2016/5/12/chartex" xmlns:cx7="http://schemas.microsoft.com/office/drawing/2016/5/13/chartex" xmlns:cx8="http://schemas.microsoft.com/office/drawing/2016/5/14/chartex" xmlns:mc="http://schemas.openxmlformats.org/markup-compatibility/2006" xmlns:aink="http://schemas.microsoft.com/office/drawing/2016/ink" xmlns:am3d="http://schemas.microsoft.com/office/drawing/2017/model3d" xmlns:o="urn:schemas-microsoft-com:office:office" xmlns:oel="http://schemas.microsoft.com/office/2019/extlst" xmlns:r="http://schemas.openxmlformats.org/officeDocument/2006/relationships" xmlns:m="http://schemas.openxmlformats.org/officeDocument/2006/math" xmlns:v="urn:schemas-microsoft-com:vml" xmlns:wp14="http://schemas.microsoft.com/office/word/2010/wordprocessingDrawing" xmlns:wp="http://schemas.openxmlformats.org/drawingml/2006/wordprocessingDrawing" xmlns:w10="urn:schemas-microsoft-com:office:word" xmlns:w="http://schemas.openxmlformats.org/wordprocessingml/2006/main" xmlns:w14="http://schemas.microsoft.com/office/word/2010/wordml" xmlns:w15="http://schemas.microsoft.com/office/word/2012/wordml" xmlns:w16cex="http://schemas.microsoft.com/office/word/2018/wordml/cex" xmlns:w16cid="http://schemas.microsoft.com/office/word/2016/wordml/cid" xmlns:w16="http://schemas.microsoft.com/office/word/2018/wordml" xmlns:w16du="http://schemas.microsoft.com/office/word/2023/wordml/word16du" xmlns:w16sdtdh="http://schemas.microsoft.com/office/word/2020/wordml/sdtdatahash" xmlns:w16sdtfl="http://schemas.microsoft.com/office/word/2024/wordml/sdtformatlock" xmlns:w16se="http://schemas.microsoft.com/office/word/2015/wordml/symex" xmlns:wpg="http://schemas.microsoft.com/office/word/2010/wordprocessingGroup" xmlns:wpi="http://schemas.microsoft.com/office/word/2010/wordprocessingInk" xmlns:wne="http://schemas.microsoft.com/office/word/2006/wordml" xmlns:wps="http://schemas.microsoft.com/office/word/2010/wordprocessingShape" mc:Ignorable="w14 w15 w16se w16cid w16 w16cex w16sdtdh w16sdtfl w16du wp14">
   <w:footnote w:type="separator" w:id="-1">
     <w:p>
       <w:pPr>
@@ -15002,7 +15115,7 @@
 </file>
 
 <file path=word/header1.xml><?xml version="1.0" encoding="utf-8"?>
-<w:hdr xmlns:wpc="http://schemas.microsoft.com/office/word/2010/wordprocessingCanvas" xmlns:cx="http://schemas.microsoft.com/office/drawing/2014/chartex" xmlns:cx1="http://schemas.microsoft.com/office/drawing/2015/9/8/chartex" xmlns:cx2="http://schemas.microsoft.com/office/drawing/2015/10/21/chartex" xmlns:cx3="http://schemas.microsoft.com/office/drawing/2016/5/9/chartex" xmlns:cx4="http://schemas.microsoft.com/office/drawing/2016/5/10/chartex" xmlns:cx5="http://schemas.microsoft.com/office/drawing/2016/5/11/chartex" xmlns:cx6="http://schemas.microsoft.com/office/drawing/2016/5/12/chartex" xmlns:cx7="http://schemas.microsoft.com/office/drawing/2016/5/13/chartex" xmlns:cx8="http://schemas.microsoft.com/office/drawing/2016/5/14/chartex" xmlns:mc="http://schemas.openxmlformats.org/markup-compatibility/2006" xmlns:aink="http://schemas.microsoft.com/office/drawing/2016/ink" xmlns:am3d="http://schemas.microsoft.com/office/drawing/2017/model3d" xmlns:o="urn:schemas-microsoft-com:office:office" xmlns:r="http://schemas.openxmlformats.org/officeDocument/2006/relationships" xmlns:m="http://schemas.openxmlformats.org/officeDocument/2006/math" xmlns:v="urn:schemas-microsoft-com:vml" xmlns:wp14="http://schemas.microsoft.com/office/word/2010/wordprocessingDrawing" xmlns:wp="http://schemas.openxmlformats.org/drawingml/2006/wordprocessingDrawing" xmlns:w10="urn:schemas-microsoft-com:office:word" xmlns:w="http://schemas.openxmlformats.org/wordprocessingml/2006/main" xmlns:w14="http://schemas.microsoft.com/office/word/2010/wordml" xmlns:w15="http://schemas.microsoft.com/office/word/2012/wordml" xmlns:w16cex="http://schemas.microsoft.com/office/word/2018/wordml/cex" xmlns:w16cid="http://schemas.microsoft.com/office/word/2016/wordml/cid" xmlns:w16="http://schemas.microsoft.com/office/word/2018/wordml" xmlns:w16sdtdh="http://schemas.microsoft.com/office/word/2020/wordml/sdtdatahash" xmlns:w16se="http://schemas.microsoft.com/office/word/2015/wordml/symex" xmlns:wpg="http://schemas.microsoft.com/office/word/2010/wordprocessingGroup" xmlns:wpi="http://schemas.microsoft.com/office/word/2010/wordprocessingInk" xmlns:wne="http://schemas.microsoft.com/office/word/2006/wordml" xmlns:wps="http://schemas.microsoft.com/office/word/2010/wordprocessingShape" mc:Ignorable="w14 w15 w16se w16cid w16 w16cex w16sdtdh wp14">
+<w:hdr xmlns:wpc="http://schemas.microsoft.com/office/word/2010/wordprocessingCanvas" xmlns:cx="http://schemas.microsoft.com/office/drawing/2014/chartex" xmlns:cx1="http://schemas.microsoft.com/office/drawing/2015/9/8/chartex" xmlns:cx2="http://schemas.microsoft.com/office/drawing/2015/10/21/chartex" xmlns:cx3="http://schemas.microsoft.com/office/drawing/2016/5/9/chartex" xmlns:cx4="http://schemas.microsoft.com/office/drawing/2016/5/10/chartex" xmlns:cx5="http://schemas.microsoft.com/office/drawing/2016/5/11/chartex" xmlns:cx6="http://schemas.microsoft.com/office/drawing/2016/5/12/chartex" xmlns:cx7="http://schemas.microsoft.com/office/drawing/2016/5/13/chartex" xmlns:cx8="http://schemas.microsoft.com/office/drawing/2016/5/14/chartex" xmlns:mc="http://schemas.openxmlformats.org/markup-compatibility/2006" xmlns:aink="http://schemas.microsoft.com/office/drawing/2016/ink" xmlns:am3d="http://schemas.microsoft.com/office/drawing/2017/model3d" xmlns:o="urn:schemas-microsoft-com:office:office" xmlns:oel="http://schemas.microsoft.com/office/2019/extlst" xmlns:r="http://schemas.openxmlformats.org/officeDocument/2006/relationships" xmlns:m="http://schemas.openxmlformats.org/officeDocument/2006/math" xmlns:v="urn:schemas-microsoft-com:vml" xmlns:wp14="http://schemas.microsoft.com/office/word/2010/wordprocessingDrawing" xmlns:wp="http://schemas.openxmlformats.org/drawingml/2006/wordprocessingDrawing" xmlns:w10="urn:schemas-microsoft-com:office:word" xmlns:w="http://schemas.openxmlformats.org/wordprocessingml/2006/main" xmlns:w14="http://schemas.microsoft.com/office/word/2010/wordml" xmlns:w15="http://schemas.microsoft.com/office/word/2012/wordml" xmlns:w16cex="http://schemas.microsoft.com/office/word/2018/wordml/cex" xmlns:w16cid="http://schemas.microsoft.com/office/word/2016/wordml/cid" xmlns:w16="http://schemas.microsoft.com/office/word/2018/wordml" xmlns:w16du="http://schemas.microsoft.com/office/word/2023/wordml/word16du" xmlns:w16sdtdh="http://schemas.microsoft.com/office/word/2020/wordml/sdtdatahash" xmlns:w16sdtfl="http://schemas.microsoft.com/office/word/2024/wordml/sdtformatlock" xmlns:w16se="http://schemas.microsoft.com/office/word/2015/wordml/symex" xmlns:wpg="http://schemas.microsoft.com/office/word/2010/wordprocessingGroup" xmlns:wpi="http://schemas.microsoft.com/office/word/2010/wordprocessingInk" xmlns:wne="http://schemas.microsoft.com/office/word/2006/wordml" xmlns:wps="http://schemas.microsoft.com/office/word/2010/wordprocessingShape" mc:Ignorable="w14 w15 w16se w16cid w16 w16cex w16sdtdh w16sdtfl w16du wp14">
   <w:p>
     <w:pPr>
       <w:pStyle w:val="Encabezado"/>
@@ -15087,7 +15200,7 @@
 </file>
 
 <file path=word/numbering.xml><?xml version="1.0" encoding="utf-8"?>
-<w:numbering xmlns:wpc="http://schemas.microsoft.com/office/word/2010/wordprocessingCanvas" xmlns:cx="http://schemas.microsoft.com/office/drawing/2014/chartex" xmlns:cx1="http://schemas.microsoft.com/office/drawing/2015/9/8/chartex" xmlns:cx2="http://schemas.microsoft.com/office/drawing/2015/10/21/chartex" xmlns:cx3="http://schemas.microsoft.com/office/drawing/2016/5/9/chartex" xmlns:cx4="http://schemas.microsoft.com/office/drawing/2016/5/10/chartex" xmlns:cx5="http://schemas.microsoft.com/office/drawing/2016/5/11/chartex" xmlns:cx6="http://schemas.microsoft.com/office/drawing/2016/5/12/chartex" xmlns:cx7="http://schemas.microsoft.com/office/drawing/2016/5/13/chartex" xmlns:cx8="http://schemas.microsoft.com/office/drawing/2016/5/14/chartex" xmlns:mc="http://schemas.openxmlformats.org/markup-compatibility/2006" xmlns:aink="http://schemas.microsoft.com/office/drawing/2016/ink" xmlns:am3d="http://schemas.microsoft.com/office/drawing/2017/model3d" xmlns:o="urn:schemas-microsoft-com:office:office" xmlns:r="http://schemas.openxmlformats.org/officeDocument/2006/relationships" xmlns:m="http://schemas.openxmlformats.org/officeDocument/2006/math" xmlns:v="urn:schemas-microsoft-com:vml" xmlns:wp14="http://schemas.microsoft.com/office/word/2010/wordprocessingDrawing" xmlns:wp="http://schemas.openxmlformats.org/drawingml/2006/wordprocessingDrawing" xmlns:w10="urn:schemas-microsoft-com:office:word" xmlns:w="http://schemas.openxmlformats.org/wordprocessingml/2006/main" xmlns:w14="http://schemas.microsoft.com/office/word/2010/wordml" xmlns:w15="http://schemas.microsoft.com/office/word/2012/wordml" xmlns:w16cex="http://schemas.microsoft.com/office/word/2018/wordml/cex" xmlns:w16cid="http://schemas.microsoft.com/office/word/2016/wordml/cid" xmlns:w16="http://schemas.microsoft.com/office/word/2018/wordml" xmlns:w16sdtdh="http://schemas.microsoft.com/office/word/2020/wordml/sdtdatahash" xmlns:w16se="http://schemas.microsoft.com/office/word/2015/wordml/symex" xmlns:wpg="http://schemas.microsoft.com/office/word/2010/wordprocessingGroup" xmlns:wpi="http://schemas.microsoft.com/office/word/2010/wordprocessingInk" xmlns:wne="http://schemas.microsoft.com/office/word/2006/wordml" xmlns:wps="http://schemas.microsoft.com/office/word/2010/wordprocessingShape" mc:Ignorable="w14 w15 w16se w16cid w16 w16cex w16sdtdh wp14">
+<w:numbering xmlns:wpc="http://schemas.microsoft.com/office/word/2010/wordprocessingCanvas" xmlns:cx="http://schemas.microsoft.com/office/drawing/2014/chartex" xmlns:cx1="http://schemas.microsoft.com/office/drawing/2015/9/8/chartex" xmlns:cx2="http://schemas.microsoft.com/office/drawing/2015/10/21/chartex" xmlns:cx3="http://schemas.microsoft.com/office/drawing/2016/5/9/chartex" xmlns:cx4="http://schemas.microsoft.com/office/drawing/2016/5/10/chartex" xmlns:cx5="http://schemas.microsoft.com/office/drawing/2016/5/11/chartex" xmlns:cx6="http://schemas.microsoft.com/office/drawing/2016/5/12/chartex" xmlns:cx7="http://schemas.microsoft.com/office/drawing/2016/5/13/chartex" xmlns:cx8="http://schemas.microsoft.com/office/drawing/2016/5/14/chartex" xmlns:mc="http://schemas.openxmlformats.org/markup-compatibility/2006" xmlns:aink="http://schemas.microsoft.com/office/drawing/2016/ink" xmlns:am3d="http://schemas.microsoft.com/office/drawing/2017/model3d" xmlns:o="urn:schemas-microsoft-com:office:office" xmlns:oel="http://schemas.microsoft.com/office/2019/extlst" xmlns:r="http://schemas.openxmlformats.org/officeDocument/2006/relationships" xmlns:m="http://schemas.openxmlformats.org/officeDocument/2006/math" xmlns:v="urn:schemas-microsoft-com:vml" xmlns:wp14="http://schemas.microsoft.com/office/word/2010/wordprocessingDrawing" xmlns:wp="http://schemas.openxmlformats.org/drawingml/2006/wordprocessingDrawing" xmlns:w10="urn:schemas-microsoft-com:office:word" xmlns:w="http://schemas.openxmlformats.org/wordprocessingml/2006/main" xmlns:w14="http://schemas.microsoft.com/office/word/2010/wordml" xmlns:w15="http://schemas.microsoft.com/office/word/2012/wordml" xmlns:w16cex="http://schemas.microsoft.com/office/word/2018/wordml/cex" xmlns:w16cid="http://schemas.microsoft.com/office/word/2016/wordml/cid" xmlns:w16="http://schemas.microsoft.com/office/word/2018/wordml" xmlns:w16du="http://schemas.microsoft.com/office/word/2023/wordml/word16du" xmlns:w16sdtdh="http://schemas.microsoft.com/office/word/2020/wordml/sdtdatahash" xmlns:w16sdtfl="http://schemas.microsoft.com/office/word/2024/wordml/sdtformatlock" xmlns:w16se="http://schemas.microsoft.com/office/word/2015/wordml/symex" xmlns:wpg="http://schemas.microsoft.com/office/word/2010/wordprocessingGroup" xmlns:wpi="http://schemas.microsoft.com/office/word/2010/wordprocessingInk" xmlns:wne="http://schemas.microsoft.com/office/word/2006/wordml" xmlns:wps="http://schemas.microsoft.com/office/word/2010/wordprocessingShape" mc:Ignorable="w14 w15 w16se w16cid w16 w16cex w16sdtdh w16sdtfl w16du wp14">
   <w:abstractNum w:abstractNumId="0" w15:restartNumberingAfterBreak="0">
     <w:nsid w:val="FFFFFF89"/>
     <w:multiLevelType w:val="singleLevel"/>
@@ -15901,6 +16014,119 @@
     </w:lvl>
   </w:abstractNum>
   <w:abstractNum w:abstractNumId="8" w15:restartNumberingAfterBreak="0">
+    <w:nsid w:val="15FA5843"/>
+    <w:multiLevelType w:val="multilevel"/>
+    <w:tmpl w:val="BC20BEF4"/>
+    <w:lvl w:ilvl="0">
+      <w:start w:val="1"/>
+      <w:numFmt w:val="decimal"/>
+      <w:lvlText w:val="%1"/>
+      <w:lvlJc w:val="left"/>
+      <w:pPr>
+        <w:ind w:left="400" w:hanging="400"/>
+      </w:pPr>
+      <w:rPr>
+        <w:rFonts w:hint="default"/>
+      </w:rPr>
+    </w:lvl>
+    <w:lvl w:ilvl="1">
+      <w:start w:val="1"/>
+      <w:numFmt w:val="decimal"/>
+      <w:lvlText w:val="%1.%2"/>
+      <w:lvlJc w:val="left"/>
+      <w:pPr>
+        <w:ind w:left="720" w:hanging="720"/>
+      </w:pPr>
+      <w:rPr>
+        <w:rFonts w:hint="default"/>
+      </w:rPr>
+    </w:lvl>
+    <w:lvl w:ilvl="2">
+      <w:start w:val="1"/>
+      <w:numFmt w:val="decimal"/>
+      <w:lvlText w:val="%1.%2.%3"/>
+      <w:lvlJc w:val="left"/>
+      <w:pPr>
+        <w:ind w:left="720" w:hanging="720"/>
+      </w:pPr>
+      <w:rPr>
+        <w:rFonts w:hint="default"/>
+      </w:rPr>
+    </w:lvl>
+    <w:lvl w:ilvl="3">
+      <w:start w:val="1"/>
+      <w:numFmt w:val="decimal"/>
+      <w:lvlText w:val="%1.%2.%3.%4"/>
+      <w:lvlJc w:val="left"/>
+      <w:pPr>
+        <w:ind w:left="1080" w:hanging="1080"/>
+      </w:pPr>
+      <w:rPr>
+        <w:rFonts w:hint="default"/>
+      </w:rPr>
+    </w:lvl>
+    <w:lvl w:ilvl="4">
+      <w:start w:val="1"/>
+      <w:numFmt w:val="decimal"/>
+      <w:lvlText w:val="%1.%2.%3.%4.%5"/>
+      <w:lvlJc w:val="left"/>
+      <w:pPr>
+        <w:ind w:left="1440" w:hanging="1440"/>
+      </w:pPr>
+      <w:rPr>
+        <w:rFonts w:hint="default"/>
+      </w:rPr>
+    </w:lvl>
+    <w:lvl w:ilvl="5">
+      <w:start w:val="1"/>
+      <w:numFmt w:val="decimal"/>
+      <w:lvlText w:val="%1.%2.%3.%4.%5.%6"/>
+      <w:lvlJc w:val="left"/>
+      <w:pPr>
+        <w:ind w:left="1440" w:hanging="1440"/>
+      </w:pPr>
+      <w:rPr>
+        <w:rFonts w:hint="default"/>
+      </w:rPr>
+    </w:lvl>
+    <w:lvl w:ilvl="6">
+      <w:start w:val="1"/>
+      <w:numFmt w:val="decimal"/>
+      <w:lvlText w:val="%1.%2.%3.%4.%5.%6.%7"/>
+      <w:lvlJc w:val="left"/>
+      <w:pPr>
+        <w:ind w:left="1800" w:hanging="1800"/>
+      </w:pPr>
+      <w:rPr>
+        <w:rFonts w:hint="default"/>
+      </w:rPr>
+    </w:lvl>
+    <w:lvl w:ilvl="7">
+      <w:start w:val="1"/>
+      <w:numFmt w:val="decimal"/>
+      <w:lvlText w:val="%1.%2.%3.%4.%5.%6.%7.%8"/>
+      <w:lvlJc w:val="left"/>
+      <w:pPr>
+        <w:ind w:left="2160" w:hanging="2160"/>
+      </w:pPr>
+      <w:rPr>
+        <w:rFonts w:hint="default"/>
+      </w:rPr>
+    </w:lvl>
+    <w:lvl w:ilvl="8">
+      <w:start w:val="1"/>
+      <w:numFmt w:val="decimal"/>
+      <w:lvlText w:val="%1.%2.%3.%4.%5.%6.%7.%8.%9"/>
+      <w:lvlJc w:val="left"/>
+      <w:pPr>
+        <w:ind w:left="2160" w:hanging="2160"/>
+      </w:pPr>
+      <w:rPr>
+        <w:rFonts w:hint="default"/>
+      </w:rPr>
+    </w:lvl>
+  </w:abstractNum>
+  <w:abstractNum w:abstractNumId="9" w15:restartNumberingAfterBreak="0">
     <w:nsid w:val="161269E4"/>
     <w:multiLevelType w:val="hybridMultilevel"/>
     <w:tmpl w:val="4ADC4E00"/>
@@ -16013,7 +16239,7 @@
       </w:rPr>
     </w:lvl>
   </w:abstractNum>
-  <w:abstractNum w:abstractNumId="9" w15:restartNumberingAfterBreak="0">
+  <w:abstractNum w:abstractNumId="10" w15:restartNumberingAfterBreak="0">
     <w:nsid w:val="1FEC68ED"/>
     <w:multiLevelType w:val="hybridMultilevel"/>
     <w:tmpl w:val="23225072"/>
@@ -16126,7 +16352,7 @@
       </w:rPr>
     </w:lvl>
   </w:abstractNum>
-  <w:abstractNum w:abstractNumId="10" w15:restartNumberingAfterBreak="0">
+  <w:abstractNum w:abstractNumId="11" w15:restartNumberingAfterBreak="0">
     <w:nsid w:val="20F62419"/>
     <w:multiLevelType w:val="hybridMultilevel"/>
     <w:tmpl w:val="6FDA799A"/>
@@ -16239,7 +16465,7 @@
       </w:rPr>
     </w:lvl>
   </w:abstractNum>
-  <w:abstractNum w:abstractNumId="11" w15:restartNumberingAfterBreak="0">
+  <w:abstractNum w:abstractNumId="12" w15:restartNumberingAfterBreak="0">
     <w:nsid w:val="27412B07"/>
     <w:multiLevelType w:val="hybridMultilevel"/>
     <w:tmpl w:val="C12AF874"/>
@@ -16330,7 +16556,7 @@
       </w:pPr>
     </w:lvl>
   </w:abstractNum>
-  <w:abstractNum w:abstractNumId="12" w15:restartNumberingAfterBreak="0">
+  <w:abstractNum w:abstractNumId="13" w15:restartNumberingAfterBreak="0">
     <w:nsid w:val="27970D7A"/>
     <w:multiLevelType w:val="hybridMultilevel"/>
     <w:tmpl w:val="60309414"/>
@@ -16443,7 +16669,7 @@
       </w:rPr>
     </w:lvl>
   </w:abstractNum>
-  <w:abstractNum w:abstractNumId="13" w15:restartNumberingAfterBreak="0">
+  <w:abstractNum w:abstractNumId="14" w15:restartNumberingAfterBreak="0">
     <w:nsid w:val="27EC55BA"/>
     <w:multiLevelType w:val="hybridMultilevel"/>
     <w:tmpl w:val="11D0B320"/>
@@ -16556,7 +16782,7 @@
       </w:rPr>
     </w:lvl>
   </w:abstractNum>
-  <w:abstractNum w:abstractNumId="14" w15:restartNumberingAfterBreak="0">
+  <w:abstractNum w:abstractNumId="15" w15:restartNumberingAfterBreak="0">
     <w:nsid w:val="28DA6933"/>
     <w:multiLevelType w:val="hybridMultilevel"/>
     <w:tmpl w:val="2B84EC42"/>
@@ -16669,7 +16895,7 @@
       </w:rPr>
     </w:lvl>
   </w:abstractNum>
-  <w:abstractNum w:abstractNumId="15" w15:restartNumberingAfterBreak="0">
+  <w:abstractNum w:abstractNumId="16" w15:restartNumberingAfterBreak="0">
     <w:nsid w:val="2BB875D2"/>
     <w:multiLevelType w:val="hybridMultilevel"/>
     <w:tmpl w:val="88B86AB0"/>
@@ -16782,7 +17008,7 @@
       </w:rPr>
     </w:lvl>
   </w:abstractNum>
-  <w:abstractNum w:abstractNumId="16" w15:restartNumberingAfterBreak="0">
+  <w:abstractNum w:abstractNumId="17" w15:restartNumberingAfterBreak="0">
     <w:nsid w:val="31177D20"/>
     <w:multiLevelType w:val="hybridMultilevel"/>
     <w:tmpl w:val="3104F7D0"/>
@@ -16895,7 +17121,7 @@
       </w:rPr>
     </w:lvl>
   </w:abstractNum>
-  <w:abstractNum w:abstractNumId="17" w15:restartNumberingAfterBreak="0">
+  <w:abstractNum w:abstractNumId="18" w15:restartNumberingAfterBreak="0">
     <w:nsid w:val="31997DE0"/>
     <w:multiLevelType w:val="hybridMultilevel"/>
     <w:tmpl w:val="B84CC642"/>
@@ -17008,7 +17234,7 @@
       </w:rPr>
     </w:lvl>
   </w:abstractNum>
-  <w:abstractNum w:abstractNumId="18" w15:restartNumberingAfterBreak="0">
+  <w:abstractNum w:abstractNumId="19" w15:restartNumberingAfterBreak="0">
     <w:nsid w:val="338B29E5"/>
     <w:multiLevelType w:val="hybridMultilevel"/>
     <w:tmpl w:val="DADE03E6"/>
@@ -17121,7 +17347,7 @@
       </w:rPr>
     </w:lvl>
   </w:abstractNum>
-  <w:abstractNum w:abstractNumId="19" w15:restartNumberingAfterBreak="0">
+  <w:abstractNum w:abstractNumId="20" w15:restartNumberingAfterBreak="0">
     <w:nsid w:val="368E176E"/>
     <w:multiLevelType w:val="hybridMultilevel"/>
     <w:tmpl w:val="BDF054FE"/>
@@ -17215,7 +17441,120 @@
       </w:pPr>
     </w:lvl>
   </w:abstractNum>
-  <w:abstractNum w:abstractNumId="20" w15:restartNumberingAfterBreak="0">
+  <w:abstractNum w:abstractNumId="21" w15:restartNumberingAfterBreak="0">
+    <w:nsid w:val="38472D6E"/>
+    <w:multiLevelType w:val="multilevel"/>
+    <w:tmpl w:val="32A66A8A"/>
+    <w:lvl w:ilvl="0">
+      <w:start w:val="1"/>
+      <w:numFmt w:val="decimal"/>
+      <w:lvlText w:val="%1"/>
+      <w:lvlJc w:val="left"/>
+      <w:pPr>
+        <w:ind w:left="400" w:hanging="400"/>
+      </w:pPr>
+      <w:rPr>
+        <w:rFonts w:hint="default"/>
+      </w:rPr>
+    </w:lvl>
+    <w:lvl w:ilvl="1">
+      <w:start w:val="1"/>
+      <w:numFmt w:val="decimal"/>
+      <w:lvlText w:val="%1.%2"/>
+      <w:lvlJc w:val="left"/>
+      <w:pPr>
+        <w:ind w:left="720" w:hanging="720"/>
+      </w:pPr>
+      <w:rPr>
+        <w:rFonts w:hint="default"/>
+      </w:rPr>
+    </w:lvl>
+    <w:lvl w:ilvl="2">
+      <w:start w:val="1"/>
+      <w:numFmt w:val="decimal"/>
+      <w:lvlText w:val="%1.%2.%3"/>
+      <w:lvlJc w:val="left"/>
+      <w:pPr>
+        <w:ind w:left="720" w:hanging="720"/>
+      </w:pPr>
+      <w:rPr>
+        <w:rFonts w:hint="default"/>
+      </w:rPr>
+    </w:lvl>
+    <w:lvl w:ilvl="3">
+      <w:start w:val="1"/>
+      <w:numFmt w:val="decimal"/>
+      <w:lvlText w:val="%1.%2.%3.%4"/>
+      <w:lvlJc w:val="left"/>
+      <w:pPr>
+        <w:ind w:left="1080" w:hanging="1080"/>
+      </w:pPr>
+      <w:rPr>
+        <w:rFonts w:hint="default"/>
+      </w:rPr>
+    </w:lvl>
+    <w:lvl w:ilvl="4">
+      <w:start w:val="1"/>
+      <w:numFmt w:val="decimal"/>
+      <w:lvlText w:val="%1.%2.%3.%4.%5"/>
+      <w:lvlJc w:val="left"/>
+      <w:pPr>
+        <w:ind w:left="1440" w:hanging="1440"/>
+      </w:pPr>
+      <w:rPr>
+        <w:rFonts w:hint="default"/>
+      </w:rPr>
+    </w:lvl>
+    <w:lvl w:ilvl="5">
+      <w:start w:val="1"/>
+      <w:numFmt w:val="decimal"/>
+      <w:lvlText w:val="%1.%2.%3.%4.%5.%6"/>
+      <w:lvlJc w:val="left"/>
+      <w:pPr>
+        <w:ind w:left="1440" w:hanging="1440"/>
+      </w:pPr>
+      <w:rPr>
+        <w:rFonts w:hint="default"/>
+      </w:rPr>
+    </w:lvl>
+    <w:lvl w:ilvl="6">
+      <w:start w:val="1"/>
+      <w:numFmt w:val="decimal"/>
+      <w:lvlText w:val="%1.%2.%3.%4.%5.%6.%7"/>
+      <w:lvlJc w:val="left"/>
+      <w:pPr>
+        <w:ind w:left="1800" w:hanging="1800"/>
+      </w:pPr>
+      <w:rPr>
+        <w:rFonts w:hint="default"/>
+      </w:rPr>
+    </w:lvl>
+    <w:lvl w:ilvl="7">
+      <w:start w:val="1"/>
+      <w:numFmt w:val="decimal"/>
+      <w:lvlText w:val="%1.%2.%3.%4.%5.%6.%7.%8"/>
+      <w:lvlJc w:val="left"/>
+      <w:pPr>
+        <w:ind w:left="2160" w:hanging="2160"/>
+      </w:pPr>
+      <w:rPr>
+        <w:rFonts w:hint="default"/>
+      </w:rPr>
+    </w:lvl>
+    <w:lvl w:ilvl="8">
+      <w:start w:val="1"/>
+      <w:numFmt w:val="decimal"/>
+      <w:lvlText w:val="%1.%2.%3.%4.%5.%6.%7.%8.%9"/>
+      <w:lvlJc w:val="left"/>
+      <w:pPr>
+        <w:ind w:left="2160" w:hanging="2160"/>
+      </w:pPr>
+      <w:rPr>
+        <w:rFonts w:hint="default"/>
+      </w:rPr>
+    </w:lvl>
+  </w:abstractNum>
+  <w:abstractNum w:abstractNumId="22" w15:restartNumberingAfterBreak="0">
     <w:nsid w:val="45D550F6"/>
     <w:multiLevelType w:val="hybridMultilevel"/>
     <w:tmpl w:val="DBD63212"/>
@@ -17328,7 +17667,7 @@
       </w:rPr>
     </w:lvl>
   </w:abstractNum>
-  <w:abstractNum w:abstractNumId="21" w15:restartNumberingAfterBreak="0">
+  <w:abstractNum w:abstractNumId="23" w15:restartNumberingAfterBreak="0">
     <w:nsid w:val="46DB0CC6"/>
     <w:multiLevelType w:val="hybridMultilevel"/>
     <w:tmpl w:val="5990412C"/>
@@ -17441,7 +17780,7 @@
       </w:rPr>
     </w:lvl>
   </w:abstractNum>
-  <w:abstractNum w:abstractNumId="22" w15:restartNumberingAfterBreak="0">
+  <w:abstractNum w:abstractNumId="24" w15:restartNumberingAfterBreak="0">
     <w:nsid w:val="48505D65"/>
     <w:multiLevelType w:val="hybridMultilevel"/>
     <w:tmpl w:val="697E91CE"/>
@@ -17554,7 +17893,7 @@
       </w:rPr>
     </w:lvl>
   </w:abstractNum>
-  <w:abstractNum w:abstractNumId="23" w15:restartNumberingAfterBreak="0">
+  <w:abstractNum w:abstractNumId="25" w15:restartNumberingAfterBreak="0">
     <w:nsid w:val="4E5603FA"/>
     <w:multiLevelType w:val="hybridMultilevel"/>
     <w:tmpl w:val="61AA1F18"/>
@@ -17667,7 +18006,7 @@
       </w:rPr>
     </w:lvl>
   </w:abstractNum>
-  <w:abstractNum w:abstractNumId="24" w15:restartNumberingAfterBreak="0">
+  <w:abstractNum w:abstractNumId="26" w15:restartNumberingAfterBreak="0">
     <w:nsid w:val="4EBE1EF6"/>
     <w:multiLevelType w:val="hybridMultilevel"/>
     <w:tmpl w:val="F6A60586"/>
@@ -17760,7 +18099,120 @@
       </w:pPr>
     </w:lvl>
   </w:abstractNum>
-  <w:abstractNum w:abstractNumId="25" w15:restartNumberingAfterBreak="0">
+  <w:abstractNum w:abstractNumId="27" w15:restartNumberingAfterBreak="0">
+    <w:nsid w:val="506206E1"/>
+    <w:multiLevelType w:val="multilevel"/>
+    <w:tmpl w:val="40709D20"/>
+    <w:lvl w:ilvl="0">
+      <w:start w:val="1"/>
+      <w:numFmt w:val="decimal"/>
+      <w:lvlText w:val="%1"/>
+      <w:lvlJc w:val="left"/>
+      <w:pPr>
+        <w:ind w:left="440" w:hanging="440"/>
+      </w:pPr>
+      <w:rPr>
+        <w:rFonts w:hint="default"/>
+      </w:rPr>
+    </w:lvl>
+    <w:lvl w:ilvl="1">
+      <w:start w:val="1"/>
+      <w:numFmt w:val="decimal"/>
+      <w:lvlText w:val="%1.%2"/>
+      <w:lvlJc w:val="left"/>
+      <w:pPr>
+        <w:ind w:left="720" w:hanging="720"/>
+      </w:pPr>
+      <w:rPr>
+        <w:rFonts w:hint="default"/>
+      </w:rPr>
+    </w:lvl>
+    <w:lvl w:ilvl="2">
+      <w:start w:val="1"/>
+      <w:numFmt w:val="decimal"/>
+      <w:lvlText w:val="%1.%2.%3"/>
+      <w:lvlJc w:val="left"/>
+      <w:pPr>
+        <w:ind w:left="720" w:hanging="720"/>
+      </w:pPr>
+      <w:rPr>
+        <w:rFonts w:hint="default"/>
+      </w:rPr>
+    </w:lvl>
+    <w:lvl w:ilvl="3">
+      <w:start w:val="1"/>
+      <w:numFmt w:val="decimal"/>
+      <w:lvlText w:val="%1.%2.%3.%4"/>
+      <w:lvlJc w:val="left"/>
+      <w:pPr>
+        <w:ind w:left="1080" w:hanging="1080"/>
+      </w:pPr>
+      <w:rPr>
+        <w:rFonts w:hint="default"/>
+      </w:rPr>
+    </w:lvl>
+    <w:lvl w:ilvl="4">
+      <w:start w:val="1"/>
+      <w:numFmt w:val="decimal"/>
+      <w:lvlText w:val="%1.%2.%3.%4.%5"/>
+      <w:lvlJc w:val="left"/>
+      <w:pPr>
+        <w:ind w:left="1440" w:hanging="1440"/>
+      </w:pPr>
+      <w:rPr>
+        <w:rFonts w:hint="default"/>
+      </w:rPr>
+    </w:lvl>
+    <w:lvl w:ilvl="5">
+      <w:start w:val="1"/>
+      <w:numFmt w:val="decimal"/>
+      <w:lvlText w:val="%1.%2.%3.%4.%5.%6"/>
+      <w:lvlJc w:val="left"/>
+      <w:pPr>
+        <w:ind w:left="1800" w:hanging="1800"/>
+      </w:pPr>
+      <w:rPr>
+        <w:rFonts w:hint="default"/>
+      </w:rPr>
+    </w:lvl>
+    <w:lvl w:ilvl="6">
+      <w:start w:val="1"/>
+      <w:numFmt w:val="decimal"/>
+      <w:lvlText w:val="%1.%2.%3.%4.%5.%6.%7"/>
+      <w:lvlJc w:val="left"/>
+      <w:pPr>
+        <w:ind w:left="1800" w:hanging="1800"/>
+      </w:pPr>
+      <w:rPr>
+        <w:rFonts w:hint="default"/>
+      </w:rPr>
+    </w:lvl>
+    <w:lvl w:ilvl="7">
+      <w:start w:val="1"/>
+      <w:numFmt w:val="decimal"/>
+      <w:lvlText w:val="%1.%2.%3.%4.%5.%6.%7.%8"/>
+      <w:lvlJc w:val="left"/>
+      <w:pPr>
+        <w:ind w:left="2160" w:hanging="2160"/>
+      </w:pPr>
+      <w:rPr>
+        <w:rFonts w:hint="default"/>
+      </w:rPr>
+    </w:lvl>
+    <w:lvl w:ilvl="8">
+      <w:start w:val="1"/>
+      <w:numFmt w:val="decimal"/>
+      <w:lvlText w:val="%1.%2.%3.%4.%5.%6.%7.%8.%9"/>
+      <w:lvlJc w:val="left"/>
+      <w:pPr>
+        <w:ind w:left="2520" w:hanging="2520"/>
+      </w:pPr>
+      <w:rPr>
+        <w:rFonts w:hint="default"/>
+      </w:rPr>
+    </w:lvl>
+  </w:abstractNum>
+  <w:abstractNum w:abstractNumId="28" w15:restartNumberingAfterBreak="0">
     <w:nsid w:val="5449360E"/>
     <w:multiLevelType w:val="hybridMultilevel"/>
     <w:tmpl w:val="05608A66"/>
@@ -17873,7 +18325,7 @@
       </w:rPr>
     </w:lvl>
   </w:abstractNum>
-  <w:abstractNum w:abstractNumId="26" w15:restartNumberingAfterBreak="0">
+  <w:abstractNum w:abstractNumId="29" w15:restartNumberingAfterBreak="0">
     <w:nsid w:val="55D92780"/>
     <w:multiLevelType w:val="hybridMultilevel"/>
     <w:tmpl w:val="3418EB4A"/>
@@ -17986,7 +18438,7 @@
       </w:rPr>
     </w:lvl>
   </w:abstractNum>
-  <w:abstractNum w:abstractNumId="27" w15:restartNumberingAfterBreak="0">
+  <w:abstractNum w:abstractNumId="30" w15:restartNumberingAfterBreak="0">
     <w:nsid w:val="57EE032B"/>
     <w:multiLevelType w:val="hybridMultilevel"/>
     <w:tmpl w:val="83420FCA"/>
@@ -18099,7 +18551,7 @@
       </w:rPr>
     </w:lvl>
   </w:abstractNum>
-  <w:abstractNum w:abstractNumId="28" w15:restartNumberingAfterBreak="0">
+  <w:abstractNum w:abstractNumId="31" w15:restartNumberingAfterBreak="0">
     <w:nsid w:val="59BF5078"/>
     <w:multiLevelType w:val="multilevel"/>
     <w:tmpl w:val="78340210"/>
@@ -18121,7 +18573,6 @@
     <w:lvl w:ilvl="1">
       <w:start w:val="1"/>
       <w:numFmt w:val="decimal"/>
-      <w:pStyle w:val="Ttulo2"/>
       <w:isLgl/>
       <w:lvlText w:val="%1.%2."/>
       <w:lvlJc w:val="left"/>
@@ -18224,7 +18675,7 @@
       </w:rPr>
     </w:lvl>
   </w:abstractNum>
-  <w:abstractNum w:abstractNumId="29" w15:restartNumberingAfterBreak="0">
+  <w:abstractNum w:abstractNumId="32" w15:restartNumberingAfterBreak="0">
     <w:nsid w:val="5C266A9D"/>
     <w:multiLevelType w:val="hybridMultilevel"/>
     <w:tmpl w:val="99E08FFE"/>
@@ -18337,7 +18788,7 @@
       </w:rPr>
     </w:lvl>
   </w:abstractNum>
-  <w:abstractNum w:abstractNumId="30" w15:restartNumberingAfterBreak="0">
+  <w:abstractNum w:abstractNumId="33" w15:restartNumberingAfterBreak="0">
     <w:nsid w:val="636A37FB"/>
     <w:multiLevelType w:val="hybridMultilevel"/>
     <w:tmpl w:val="A23C57DE"/>
@@ -18423,7 +18874,7 @@
       </w:pPr>
     </w:lvl>
   </w:abstractNum>
-  <w:abstractNum w:abstractNumId="31" w15:restartNumberingAfterBreak="0">
+  <w:abstractNum w:abstractNumId="34" w15:restartNumberingAfterBreak="0">
     <w:nsid w:val="6D28634F"/>
     <w:multiLevelType w:val="hybridMultilevel"/>
     <w:tmpl w:val="245C4ED6"/>
@@ -18536,7 +18987,7 @@
       </w:rPr>
     </w:lvl>
   </w:abstractNum>
-  <w:abstractNum w:abstractNumId="32" w15:restartNumberingAfterBreak="0">
+  <w:abstractNum w:abstractNumId="35" w15:restartNumberingAfterBreak="0">
     <w:nsid w:val="79283A2B"/>
     <w:multiLevelType w:val="hybridMultilevel"/>
     <w:tmpl w:val="76263392"/>
@@ -18649,7 +19100,7 @@
       </w:rPr>
     </w:lvl>
   </w:abstractNum>
-  <w:abstractNum w:abstractNumId="33" w15:restartNumberingAfterBreak="0">
+  <w:abstractNum w:abstractNumId="36" w15:restartNumberingAfterBreak="0">
     <w:nsid w:val="7CDB3651"/>
     <w:multiLevelType w:val="hybridMultilevel"/>
     <w:tmpl w:val="B60EA530"/>
@@ -18762,114 +19213,129 @@
       </w:rPr>
     </w:lvl>
   </w:abstractNum>
-  <w:num w:numId="1">
+  <w:num w:numId="1" w16cid:durableId="555242128">
     <w:abstractNumId w:val="0"/>
   </w:num>
-  <w:num w:numId="2">
+  <w:num w:numId="2" w16cid:durableId="936987529">
+    <w:abstractNumId w:val="12"/>
+  </w:num>
+  <w:num w:numId="3" w16cid:durableId="80757691">
+    <w:abstractNumId w:val="26"/>
+  </w:num>
+  <w:num w:numId="4" w16cid:durableId="713768831">
+    <w:abstractNumId w:val="20"/>
+  </w:num>
+  <w:num w:numId="5" w16cid:durableId="522330483">
+    <w:abstractNumId w:val="31"/>
+  </w:num>
+  <w:num w:numId="6" w16cid:durableId="595018057">
+    <w:abstractNumId w:val="25"/>
+  </w:num>
+  <w:num w:numId="7" w16cid:durableId="818502718">
+    <w:abstractNumId w:val="5"/>
+  </w:num>
+  <w:num w:numId="8" w16cid:durableId="1992713593">
+    <w:abstractNumId w:val="32"/>
+  </w:num>
+  <w:num w:numId="9" w16cid:durableId="770659860">
+    <w:abstractNumId w:val="23"/>
+  </w:num>
+  <w:num w:numId="10" w16cid:durableId="1488549459">
     <w:abstractNumId w:val="11"/>
   </w:num>
-  <w:num w:numId="3">
+  <w:num w:numId="11" w16cid:durableId="1341153058">
+    <w:abstractNumId w:val="22"/>
+  </w:num>
+  <w:num w:numId="12" w16cid:durableId="13418">
+    <w:abstractNumId w:val="3"/>
+  </w:num>
+  <w:num w:numId="13" w16cid:durableId="1650399155">
+    <w:abstractNumId w:val="33"/>
+  </w:num>
+  <w:num w:numId="14" w16cid:durableId="1186284271">
+    <w:abstractNumId w:val="2"/>
+  </w:num>
+  <w:num w:numId="15" w16cid:durableId="515924120">
+    <w:abstractNumId w:val="7"/>
+  </w:num>
+  <w:num w:numId="16" w16cid:durableId="317265898">
+    <w:abstractNumId w:val="15"/>
+  </w:num>
+  <w:num w:numId="17" w16cid:durableId="1730955620">
+    <w:abstractNumId w:val="28"/>
+  </w:num>
+  <w:num w:numId="18" w16cid:durableId="1784302936">
+    <w:abstractNumId w:val="14"/>
+  </w:num>
+  <w:num w:numId="19" w16cid:durableId="1766271228">
+    <w:abstractNumId w:val="29"/>
+  </w:num>
+  <w:num w:numId="20" w16cid:durableId="263658404">
     <w:abstractNumId w:val="24"/>
   </w:num>
-  <w:num w:numId="4">
+  <w:num w:numId="21" w16cid:durableId="935334067">
+    <w:abstractNumId w:val="34"/>
+  </w:num>
+  <w:num w:numId="22" w16cid:durableId="1621450911">
+    <w:abstractNumId w:val="4"/>
+  </w:num>
+  <w:num w:numId="23" w16cid:durableId="883563669">
+    <w:abstractNumId w:val="9"/>
+  </w:num>
+  <w:num w:numId="24" w16cid:durableId="486626401">
+    <w:abstractNumId w:val="1"/>
+  </w:num>
+  <w:num w:numId="25" w16cid:durableId="1650287523">
+    <w:abstractNumId w:val="10"/>
+  </w:num>
+  <w:num w:numId="26" w16cid:durableId="1787001360">
     <w:abstractNumId w:val="19"/>
   </w:num>
-  <w:num w:numId="5">
-    <w:abstractNumId w:val="28"/>
+  <w:num w:numId="27" w16cid:durableId="1721394191">
+    <w:abstractNumId w:val="18"/>
   </w:num>
-  <w:num w:numId="6">
-    <w:abstractNumId w:val="23"/>
+  <w:num w:numId="28" w16cid:durableId="1541354435">
+    <w:abstractNumId w:val="30"/>
   </w:num>
-  <w:num w:numId="7">
-    <w:abstractNumId w:val="5"/>
+  <w:num w:numId="29" w16cid:durableId="2009821177">
+    <w:abstractNumId w:val="13"/>
   </w:num>
-  <w:num w:numId="8">
-    <w:abstractNumId w:val="29"/>
+  <w:num w:numId="30" w16cid:durableId="1091974154">
+    <w:abstractNumId w:val="6"/>
   </w:num>
-  <w:num w:numId="9">
+  <w:num w:numId="31" w16cid:durableId="942415266">
+    <w:abstractNumId w:val="35"/>
+  </w:num>
+  <w:num w:numId="32" w16cid:durableId="588076759">
+    <w:abstractNumId w:val="17"/>
+  </w:num>
+  <w:num w:numId="33" w16cid:durableId="1995603894">
+    <w:abstractNumId w:val="16"/>
+  </w:num>
+  <w:num w:numId="34" w16cid:durableId="198057893">
+    <w:abstractNumId w:val="36"/>
+  </w:num>
+  <w:num w:numId="35" w16cid:durableId="1019543784">
+    <w:abstractNumId w:val="31"/>
+    <w:lvlOverride w:ilvl="0">
+      <w:startOverride w:val="1"/>
+    </w:lvlOverride>
+  </w:num>
+  <w:num w:numId="36" w16cid:durableId="1059982759">
+    <w:abstractNumId w:val="27"/>
+  </w:num>
+  <w:num w:numId="37" w16cid:durableId="1284581475">
     <w:abstractNumId w:val="21"/>
   </w:num>
-  <w:num w:numId="10">
-    <w:abstractNumId w:val="10"/>
-  </w:num>
-  <w:num w:numId="11">
-    <w:abstractNumId w:val="20"/>
-  </w:num>
-  <w:num w:numId="12">
-    <w:abstractNumId w:val="3"/>
-  </w:num>
-  <w:num w:numId="13">
-    <w:abstractNumId w:val="30"/>
-  </w:num>
-  <w:num w:numId="14">
-    <w:abstractNumId w:val="2"/>
-  </w:num>
-  <w:num w:numId="15">
-    <w:abstractNumId w:val="7"/>
-  </w:num>
-  <w:num w:numId="16">
-    <w:abstractNumId w:val="14"/>
-  </w:num>
-  <w:num w:numId="17">
-    <w:abstractNumId w:val="25"/>
-  </w:num>
-  <w:num w:numId="18">
-    <w:abstractNumId w:val="13"/>
-  </w:num>
-  <w:num w:numId="19">
-    <w:abstractNumId w:val="26"/>
-  </w:num>
-  <w:num w:numId="20">
-    <w:abstractNumId w:val="22"/>
-  </w:num>
-  <w:num w:numId="21">
-    <w:abstractNumId w:val="31"/>
-  </w:num>
-  <w:num w:numId="22">
-    <w:abstractNumId w:val="4"/>
-  </w:num>
-  <w:num w:numId="23">
+  <w:num w:numId="38" w16cid:durableId="285816851">
     <w:abstractNumId w:val="8"/>
-  </w:num>
-  <w:num w:numId="24">
-    <w:abstractNumId w:val="1"/>
-  </w:num>
-  <w:num w:numId="25">
-    <w:abstractNumId w:val="9"/>
-  </w:num>
-  <w:num w:numId="26">
-    <w:abstractNumId w:val="18"/>
-  </w:num>
-  <w:num w:numId="27">
-    <w:abstractNumId w:val="17"/>
-  </w:num>
-  <w:num w:numId="28">
-    <w:abstractNumId w:val="27"/>
-  </w:num>
-  <w:num w:numId="29">
-    <w:abstractNumId w:val="12"/>
-  </w:num>
-  <w:num w:numId="30">
-    <w:abstractNumId w:val="6"/>
-  </w:num>
-  <w:num w:numId="31">
-    <w:abstractNumId w:val="32"/>
-  </w:num>
-  <w:num w:numId="32">
-    <w:abstractNumId w:val="16"/>
-  </w:num>
-  <w:num w:numId="33">
-    <w:abstractNumId w:val="15"/>
-  </w:num>
-  <w:num w:numId="34">
-    <w:abstractNumId w:val="33"/>
   </w:num>
   <w:numIdMacAtCleanup w:val="29"/>
 </w:numbering>
 </file>
 
 <file path=word/styles.xml><?xml version="1.0" encoding="utf-8"?>
-<w:styles xmlns:mc="http://schemas.openxmlformats.org/markup-compatibility/2006" xmlns:r="http://schemas.openxmlformats.org/officeDocument/2006/relationships" xmlns:w="http://schemas.openxmlformats.org/wordprocessingml/2006/main" xmlns:w14="http://schemas.microsoft.com/office/word/2010/wordml" xmlns:w15="http://schemas.microsoft.com/office/word/2012/wordml" xmlns:w16cex="http://schemas.microsoft.com/office/word/2018/wordml/cex" xmlns:w16cid="http://schemas.microsoft.com/office/word/2016/wordml/cid" xmlns:w16="http://schemas.microsoft.com/office/word/2018/wordml" xmlns:w16sdtdh="http://schemas.microsoft.com/office/word/2020/wordml/sdtdatahash" xmlns:w16se="http://schemas.microsoft.com/office/word/2015/wordml/symex" mc:Ignorable="w14 w15 w16se w16cid w16 w16cex w16sdtdh">
+<w:styles xmlns:mc="http://schemas.openxmlformats.org/markup-compatibility/2006" xmlns:r="http://schemas.openxmlformats.org/officeDocument/2006/relationships" xmlns:w="http://schemas.openxmlformats.org/wordprocessingml/2006/main" xmlns:w14="http://schemas.microsoft.com/office/word/2010/wordml" xmlns:w15="http://schemas.microsoft.com/office/word/2012/wordml" xmlns:w16cex="http://schemas.microsoft.com/office/word/2018/wordml/cex" xmlns:w16cid="http://schemas.microsoft.com/office/word/2016/wordml/cid" xmlns:w16="http://schemas.microsoft.com/office/word/2018/wordml" xmlns:w16du="http://schemas.microsoft.com/office/word/2023/wordml/word16du" xmlns:w16sdtdh="http://schemas.microsoft.com/office/word/2020/wordml/sdtdatahash" xmlns:w16sdtfl="http://schemas.microsoft.com/office/word/2024/wordml/sdtformatlock" xmlns:w16se="http://schemas.microsoft.com/office/word/2015/wordml/symex" mc:Ignorable="w14 w15 w16se w16cid w16 w16cex w16sdtdh w16sdtfl w16du">
   <w:docDefaults>
     <w:rPrDefault>
       <w:rPr>
@@ -19314,15 +19780,12 @@
     <w:uiPriority w:val="9"/>
     <w:unhideWhenUsed/>
     <w:qFormat/>
-    <w:rsid w:val="00613349"/>
+    <w:rsid w:val="00325643"/>
     <w:pPr>
       <w:keepNext/>
       <w:keepLines/>
-      <w:numPr>
-        <w:ilvl w:val="1"/>
-        <w:numId w:val="5"/>
-      </w:numPr>
       <w:spacing w:before="200" w:line="240" w:lineRule="auto"/>
+      <w:ind w:firstLine="0"/>
       <w:outlineLvl w:val="1"/>
     </w:pPr>
     <w:rPr>
@@ -19478,7 +19941,7 @@
     <w:basedOn w:val="Fuentedeprrafopredeter"/>
     <w:link w:val="Ttulo2"/>
     <w:uiPriority w:val="9"/>
-    <w:rsid w:val="00613349"/>
+    <w:rsid w:val="00325643"/>
     <w:rPr>
       <w:rFonts w:ascii="Calibri" w:eastAsiaTheme="majorEastAsia" w:hAnsi="Calibri" w:cstheme="majorBidi"/>
       <w:b/>
@@ -20463,10 +20926,6 @@
 </file>
 
 <file path=customXml/item1.xml><?xml version="1.0" encoding="utf-8"?>
-<b:Sources xmlns:b="http://schemas.openxmlformats.org/officeDocument/2006/bibliography" xmlns="http://schemas.openxmlformats.org/officeDocument/2006/bibliography" SelectedStyle="\APASixthEditionOfficeOnline.xsl" StyleName="APA" Version="6"/>
-</file>
-
-<file path=customXml/item2.xml><?xml version="1.0" encoding="utf-8"?>
 <ct:contentTypeSchema xmlns:ct="http://schemas.microsoft.com/office/2006/metadata/contentType" xmlns:ma="http://schemas.microsoft.com/office/2006/metadata/properties/metaAttributes" ct:_="" ma:_="" ma:contentTypeName="Documento" ma:contentTypeID="0x01010049282E1EDBE9234EA9E6D38F720E265F" ma:contentTypeVersion="15" ma:contentTypeDescription="Crear nuevo documento." ma:contentTypeScope="" ma:versionID="b31c7aa9eaf043a08b87120b3c4916e3">
   <xsd:schema xmlns:xsd="http://www.w3.org/2001/XMLSchema" xmlns:xs="http://www.w3.org/2001/XMLSchema" xmlns:p="http://schemas.microsoft.com/office/2006/metadata/properties" xmlns:ns2="cb45339b-ced9-4d0d-8f64-77573914d53b" xmlns:ns3="43a3ca16-9c26-4813-b83f-4aec9927b43f" targetNamespace="http://schemas.microsoft.com/office/2006/metadata/properties" ma:root="true" ma:fieldsID="3533d065b04d75c457075bc55f1f5315" ns2:_="" ns3:_="">
     <xsd:import namespace="cb45339b-ced9-4d0d-8f64-77573914d53b"/>
@@ -20701,16 +21160,11 @@
 </ct:contentTypeSchema>
 </file>
 
-<file path=customXml/item3.xml><?xml version="1.0" encoding="utf-8"?>
-<?mso-contentType ?>
-<FormTemplates xmlns="http://schemas.microsoft.com/sharepoint/v3/contenttype/forms">
-  <Display>DocumentLibraryForm</Display>
-  <Edit>DocumentLibraryForm</Edit>
-  <New>DocumentLibraryForm</New>
-</FormTemplates>
+<file path=customXml/item2.xml><?xml version="1.0" encoding="utf-8"?>
+<b:Sources xmlns:b="http://schemas.openxmlformats.org/officeDocument/2006/bibliography" xmlns="http://schemas.openxmlformats.org/officeDocument/2006/bibliography" SelectedStyle="\APASixthEditionOfficeOnline.xsl" StyleName="APA" Version="6"/>
 </file>
 
-<file path=customXml/item4.xml><?xml version="1.0" encoding="utf-8"?>
+<file path=customXml/item3.xml><?xml version="1.0" encoding="utf-8"?>
 <p:properties xmlns:p="http://schemas.microsoft.com/office/2006/metadata/properties" xmlns:xsi="http://www.w3.org/2001/XMLSchema-instance" xmlns:pc="http://schemas.microsoft.com/office/infopath/2007/PartnerControls">
   <documentManagement>
     <TaxCatchAll xmlns="cb45339b-ced9-4d0d-8f64-77573914d53b"/>
@@ -20721,15 +21175,16 @@
 </p:properties>
 </file>
 
-<file path=customXml/itemProps1.xml><?xml version="1.0" encoding="utf-8"?>
-<ds:datastoreItem xmlns:ds="http://schemas.openxmlformats.org/officeDocument/2006/customXml" ds:itemID="{E8AB44A3-7C62-4BD2-82ED-8ABC209970FA}">
-  <ds:schemaRefs>
-    <ds:schemaRef ds:uri="http://schemas.openxmlformats.org/officeDocument/2006/bibliography"/>
-  </ds:schemaRefs>
-</ds:datastoreItem>
+<file path=customXml/item4.xml><?xml version="1.0" encoding="utf-8"?>
+<?mso-contentType ?>
+<FormTemplates xmlns="http://schemas.microsoft.com/sharepoint/v3/contenttype/forms">
+  <Display>DocumentLibraryForm</Display>
+  <Edit>DocumentLibraryForm</Edit>
+  <New>DocumentLibraryForm</New>
+</FormTemplates>
 </file>
 
-<file path=customXml/itemProps2.xml><?xml version="1.0" encoding="utf-8"?>
+<file path=customXml/itemProps1.xml><?xml version="1.0" encoding="utf-8"?>
 <ds:datastoreItem xmlns:ds="http://schemas.openxmlformats.org/officeDocument/2006/customXml" ds:itemID="{DF43E046-DB0C-42D1-8C73-AE38B52F1ED7}">
   <ds:schemaRefs>
     <ds:schemaRef ds:uri="http://schemas.microsoft.com/office/2006/metadata/contentType"/>
@@ -20748,15 +21203,15 @@
 </ds:datastoreItem>
 </file>
 
-<file path=customXml/itemProps3.xml><?xml version="1.0" encoding="utf-8"?>
-<ds:datastoreItem xmlns:ds="http://schemas.openxmlformats.org/officeDocument/2006/customXml" ds:itemID="{81CBDEC1-3B00-44ED-AD36-0268077980BA}">
+<file path=customXml/itemProps2.xml><?xml version="1.0" encoding="utf-8"?>
+<ds:datastoreItem xmlns:ds="http://schemas.openxmlformats.org/officeDocument/2006/customXml" ds:itemID="{E8AB44A3-7C62-4BD2-82ED-8ABC209970FA}">
   <ds:schemaRefs>
-    <ds:schemaRef ds:uri="http://schemas.microsoft.com/sharepoint/v3/contenttype/forms"/>
+    <ds:schemaRef ds:uri="http://schemas.openxmlformats.org/officeDocument/2006/bibliography"/>
   </ds:schemaRefs>
 </ds:datastoreItem>
 </file>
 
-<file path=customXml/itemProps4.xml><?xml version="1.0" encoding="utf-8"?>
+<file path=customXml/itemProps3.xml><?xml version="1.0" encoding="utf-8"?>
 <ds:datastoreItem xmlns:ds="http://schemas.openxmlformats.org/officeDocument/2006/customXml" ds:itemID="{1145D752-ACC1-45E1-AB53-0C756F67FC7F}">
   <ds:schemaRefs>
     <ds:schemaRef ds:uri="http://schemas.microsoft.com/office/2006/metadata/properties"/>
@@ -20765,4 +21220,12 @@
     <ds:schemaRef ds:uri="43a3ca16-9c26-4813-b83f-4aec9927b43f"/>
   </ds:schemaRefs>
 </ds:datastoreItem>
+</file>
+
+<file path=customXml/itemProps4.xml><?xml version="1.0" encoding="utf-8"?>
+<ds:datastoreItem xmlns:ds="http://schemas.openxmlformats.org/officeDocument/2006/customXml" ds:itemID="{81CBDEC1-3B00-44ED-AD36-0268077980BA}">
+  <ds:schemaRefs>
+    <ds:schemaRef ds:uri="http://schemas.microsoft.com/sharepoint/v3/contenttype/forms"/>
+  </ds:schemaRefs>
+</ds:datastoreItem>
 </file>
--- a/fuentes/CFA2_84920096_DU.docx
+++ b/fuentes/CFA2_84920096_DU.docx
@@ -1,6 +1,6 @@
 
 <file path=word/document.xml><?xml version="1.0" encoding="utf-8"?>
-<w:document xmlns:wpc="http://schemas.microsoft.com/office/word/2010/wordprocessingCanvas" xmlns:cx="http://schemas.microsoft.com/office/drawing/2014/chartex" xmlns:cx1="http://schemas.microsoft.com/office/drawing/2015/9/8/chartex" xmlns:cx2="http://schemas.microsoft.com/office/drawing/2015/10/21/chartex" xmlns:cx3="http://schemas.microsoft.com/office/drawing/2016/5/9/chartex" xmlns:cx4="http://schemas.microsoft.com/office/drawing/2016/5/10/chartex" xmlns:cx5="http://schemas.microsoft.com/office/drawing/2016/5/11/chartex" xmlns:cx6="http://schemas.microsoft.com/office/drawing/2016/5/12/chartex" xmlns:cx7="http://schemas.microsoft.com/office/drawing/2016/5/13/chartex" xmlns:cx8="http://schemas.microsoft.com/office/drawing/2016/5/14/chartex" xmlns:mc="http://schemas.openxmlformats.org/markup-compatibility/2006" xmlns:aink="http://schemas.microsoft.com/office/drawing/2016/ink" xmlns:am3d="http://schemas.microsoft.com/office/drawing/2017/model3d" xmlns:o="urn:schemas-microsoft-com:office:office" xmlns:oel="http://schemas.microsoft.com/office/2019/extlst" xmlns:r="http://schemas.openxmlformats.org/officeDocument/2006/relationships" xmlns:m="http://schemas.openxmlformats.org/officeDocument/2006/math" xmlns:v="urn:schemas-microsoft-com:vml" xmlns:wp14="http://schemas.microsoft.com/office/word/2010/wordprocessingDrawing" xmlns:wp="http://schemas.openxmlformats.org/drawingml/2006/wordprocessingDrawing" xmlns:w10="urn:schemas-microsoft-com:office:word" xmlns:w="http://schemas.openxmlformats.org/wordprocessingml/2006/main" xmlns:w14="http://schemas.microsoft.com/office/word/2010/wordml" xmlns:w15="http://schemas.microsoft.com/office/word/2012/wordml" xmlns:w16cex="http://schemas.microsoft.com/office/word/2018/wordml/cex" xmlns:w16cid="http://schemas.microsoft.com/office/word/2016/wordml/cid" xmlns:w16="http://schemas.microsoft.com/office/word/2018/wordml" xmlns:w16du="http://schemas.microsoft.com/office/word/2023/wordml/word16du" xmlns:w16sdtdh="http://schemas.microsoft.com/office/word/2020/wordml/sdtdatahash" xmlns:w16sdtfl="http://schemas.microsoft.com/office/word/2024/wordml/sdtformatlock" xmlns:w16se="http://schemas.microsoft.com/office/word/2015/wordml/symex" xmlns:wpg="http://schemas.microsoft.com/office/word/2010/wordprocessingGroup" xmlns:wpi="http://schemas.microsoft.com/office/word/2010/wordprocessingInk" xmlns:wne="http://schemas.microsoft.com/office/word/2006/wordml" xmlns:wps="http://schemas.microsoft.com/office/word/2010/wordprocessingShape" mc:Ignorable="w14 w15 w16se w16cid w16 w16cex w16sdtdh w16sdtfl w16du wp14">
+<w:document xmlns:wpc="http://schemas.microsoft.com/office/word/2010/wordprocessingCanvas" xmlns:cx="http://schemas.microsoft.com/office/drawing/2014/chartex" xmlns:cx1="http://schemas.microsoft.com/office/drawing/2015/9/8/chartex" xmlns:cx2="http://schemas.microsoft.com/office/drawing/2015/10/21/chartex" xmlns:cx3="http://schemas.microsoft.com/office/drawing/2016/5/9/chartex" xmlns:cx4="http://schemas.microsoft.com/office/drawing/2016/5/10/chartex" xmlns:cx5="http://schemas.microsoft.com/office/drawing/2016/5/11/chartex" xmlns:cx6="http://schemas.microsoft.com/office/drawing/2016/5/12/chartex" xmlns:cx7="http://schemas.microsoft.com/office/drawing/2016/5/13/chartex" xmlns:cx8="http://schemas.microsoft.com/office/drawing/2016/5/14/chartex" xmlns:mc="http://schemas.openxmlformats.org/markup-compatibility/2006" xmlns:aink="http://schemas.microsoft.com/office/drawing/2016/ink" xmlns:am3d="http://schemas.microsoft.com/office/drawing/2017/model3d" xmlns:o="urn:schemas-microsoft-com:office:office" xmlns:r="http://schemas.openxmlformats.org/officeDocument/2006/relationships" xmlns:m="http://schemas.openxmlformats.org/officeDocument/2006/math" xmlns:v="urn:schemas-microsoft-com:vml" xmlns:wp14="http://schemas.microsoft.com/office/word/2010/wordprocessingDrawing" xmlns:wp="http://schemas.openxmlformats.org/drawingml/2006/wordprocessingDrawing" xmlns:w10="urn:schemas-microsoft-com:office:word" xmlns:w="http://schemas.openxmlformats.org/wordprocessingml/2006/main" xmlns:w14="http://schemas.microsoft.com/office/word/2010/wordml" xmlns:w15="http://schemas.microsoft.com/office/word/2012/wordml" xmlns:w16cex="http://schemas.microsoft.com/office/word/2018/wordml/cex" xmlns:w16cid="http://schemas.microsoft.com/office/word/2016/wordml/cid" xmlns:w16="http://schemas.microsoft.com/office/word/2018/wordml" xmlns:w16sdtdh="http://schemas.microsoft.com/office/word/2020/wordml/sdtdatahash" xmlns:w16se="http://schemas.microsoft.com/office/word/2015/wordml/symex" xmlns:wpg="http://schemas.microsoft.com/office/word/2010/wordprocessingGroup" xmlns:wpi="http://schemas.microsoft.com/office/word/2010/wordprocessingInk" xmlns:wne="http://schemas.microsoft.com/office/word/2006/wordml" xmlns:wps="http://schemas.microsoft.com/office/word/2010/wordprocessingShape" mc:Ignorable="w14 w15 w16se w16cid w16 w16cex w16sdtdh wp14">
   <w:body>
     <w:p>
       <w:pPr>
@@ -85,7 +85,7 @@
               </wp:anchor>
             </w:drawing>
           </mc:Choice>
-          <mc:Fallback>
+          <mc:Fallback xmlns:w16sdtfl="http://schemas.microsoft.com/office/word/2024/wordml/sdtformatlock" xmlns:w16du="http://schemas.microsoft.com/office/word/2023/wordml/word16du" xmlns:oel="http://schemas.microsoft.com/office/2019/extlst">
             <w:pict>
               <v:rect w14:anchorId="4E7873B1" id="Rectángulo 3" o:spid="_x0000_s1026" alt="&quot;&quot;" style="position:absolute;margin-left:-54pt;margin-top:31.65pt;width:613.85pt;height:204pt;z-index:-251655168;visibility:visible;mso-wrap-style:square;mso-height-percent:0;mso-wrap-distance-left:9pt;mso-wrap-distance-top:0;mso-wrap-distance-right:9pt;mso-wrap-distance-bottom:0;mso-position-horizontal:absolute;mso-position-horizontal-relative:text;mso-position-vertical:absolute;mso-position-vertical-relative:text;mso-height-percent:0;mso-height-relative:margin;v-text-anchor:middle" o:gfxdata="UEsDBBQABgAIAAAAIQC2gziS/gAAAOEBAAATAAAAW0NvbnRlbnRfVHlwZXNdLnhtbJSRQU7DMBBF&#10;90jcwfIWJU67QAgl6YK0S0CoHGBkTxKLZGx5TGhvj5O2G0SRWNoz/78nu9wcxkFMGNg6quQqL6RA&#10;0s5Y6ir5vt9lD1JwBDIwOMJKHpHlpr69KfdHjyxSmriSfYz+USnWPY7AufNIadK6MEJMx9ApD/oD&#10;OlTrorhX2lFEilmcO2RdNtjC5xDF9pCuTyYBB5bi6bQ4syoJ3g9WQ0ymaiLzg5KdCXlKLjvcW893&#10;SUOqXwnz5DrgnHtJTxOsQfEKIT7DmDSUCaxw7Rqn8787ZsmRM9e2VmPeBN4uqYvTtW7jvijg9N/y&#10;JsXecLq0q+WD6m8AAAD//wMAUEsDBBQABgAIAAAAIQA4/SH/1gAAAJQBAAALAAAAX3JlbHMvLnJl&#10;bHOkkMFqwzAMhu+DvYPRfXGawxijTi+j0GvpHsDYimMaW0Yy2fr2M4PBMnrbUb/Q94l/f/hMi1qR&#10;JVI2sOt6UJgd+ZiDgffL8ekFlFSbvV0oo4EbChzGx4f9GRdb25HMsYhqlCwG5lrLq9biZkxWOiqY&#10;22YiTra2kYMu1l1tQD30/bPm3wwYN0x18gb45AdQl1tp5j/sFB2T0FQ7R0nTNEV3j6o9feQzro1i&#10;OWA14Fm+Q8a1a8+Bvu/d/dMb2JY5uiPbhG/ktn4cqGU/er3pcvwCAAD//wMAUEsDBBQABgAIAAAA&#10;IQA7pdBEpwIAAJAFAAAOAAAAZHJzL2Uyb0RvYy54bWysVM1u2zAMvg/YOwi6r3bSePlBnSJI0GFA&#10;0RZth54VWYoNyKImKXGyt9mz7MVKyT/tumKHYTkookh+JD+TvLg81oochHUV6JyOzlJKhOZQVHqX&#10;02+PV59mlDjPdMEUaJHTk3D0cvnxw0VjFmIMJahCWIIg2i0ak9PSe7NIEsdLUTN3BkZoVEqwNfMo&#10;2l1SWNYgeq2ScZp+ThqwhbHAhXP4ummVdBnxpRTc30rphCcqp5ibj6eN5zacyfKCLXaWmbLiXRrs&#10;H7KoWaUx6AC1YZ6Rva3+gKorbsGB9Gcc6gSkrLiINWA1o/RNNQ8lMyLWguQ4M9Dk/h8svzncWVIV&#10;OZ2m2WycTSZTSjSr8VPdI3m/furdXgE5D0Q1xi3Q/sHc2U5yeA1VH6Wtwz/WQ46R3NNArjh6wvFx&#10;Op1ns3lGCUfdOJunszTSn7y4G+v8FwE1CZecWkwgksoO185jSDTtTUI0B6oqriqlomB327Wy5MDC&#10;l07PR5NNyBldfjNTOhhrCG6tOrwkobS2mHjzJyWCndL3QiI7mP44ZhL7UgxxGOdC+1GrKlkh2vBZ&#10;ir8+eujk4BFziYABWWL8AbsD6C1bkB67zbKzD64itvXgnP4tsdZ58IiRQfvBua402PcAFFbVRW7t&#10;e5JaagJLWyhO2DsW2qFyhl9V+N2umfN3zOIU4bzhZvC3eEgFTU6hu1FSgv3x3nuwx+ZGLSUNTmVO&#10;3fc9s4IS9VVj289Hk0kY4yhMsukYBftas32t0ft6DdgOI9xBhsdrsPeqv0oL9RMukFWIiiqmOcbO&#10;Kfe2F9a+3Ra4grhYraIZjq5h/lo/GB7AA6uhLx+PT8yarnk99v0N9BPMFm96uLUNnhpWew+yig3+&#10;wmvHN459bJxuRYW98lqOVi+LdPkMAAD//wMAUEsDBBQABgAIAAAAIQAs8qBh4AAAAAwBAAAPAAAA&#10;ZHJzL2Rvd25yZXYueG1sTI8xb8IwFIT3Sv0P1qvUDRw3FdAQB1WoUbdKoR06mviRRMTPwTaQ/Pua&#10;qYynO919l29G07MLOt9ZkiDmCTCk2uqOGgk/3+VsBcwHRVr1llDChB42xeNDrjJtr1ThZRcaFkvI&#10;Z0pCG8KQce7rFo3yczsgRe9gnVEhStdw7dQ1lpuevyTJghvVUVxo1YDbFuvj7mwk/H5s8bPC09fk&#10;3CROdNBlVQYpn5/G9zWwgGP4D8MNP6JDEZn29kzas17CTCSreCZIWKQpsFtCiLclsL2E16VIgRc5&#10;vz9R/AEAAP//AwBQSwECLQAUAAYACAAAACEAtoM4kv4AAADhAQAAEwAAAAAAAAAAAAAAAAAAAAAA&#10;W0NvbnRlbnRfVHlwZXNdLnhtbFBLAQItABQABgAIAAAAIQA4/SH/1gAAAJQBAAALAAAAAAAAAAAA&#10;AAAAAC8BAABfcmVscy8ucmVsc1BLAQItABQABgAIAAAAIQA7pdBEpwIAAJAFAAAOAAAAAAAAAAAA&#10;AAAAAC4CAABkcnMvZTJvRG9jLnhtbFBLAQItABQABgAIAAAAIQAs8qBh4AAAAAwBAAAPAAAAAAAA&#10;AAAAAAAAAAEFAABkcnMvZG93bnJldi54bWxQSwUGAAAAAAQABADzAAAADgYAAAAA&#10;" fillcolor="#00314d" stroked="f" strokeweight="1pt"/>
             </w:pict>
@@ -261,13 +261,13 @@
               </wp:anchor>
             </w:drawing>
           </mc:Choice>
-          <mc:Fallback>
+          <mc:Fallback xmlns:w16sdtfl="http://schemas.microsoft.com/office/word/2024/wordml/sdtformatlock" xmlns:w16du="http://schemas.microsoft.com/office/word/2023/wordml/word16du" xmlns:oel="http://schemas.microsoft.com/office/2019/extlst">
             <w:pict>
               <v:shapetype w14:anchorId="2E2DABF6" id="_x0000_t202" coordsize="21600,21600" o:spt="202" path="m,l,21600r21600,l21600,xe">
                 <v:stroke joinstyle="miter"/>
                 <v:path gradientshapeok="t" o:connecttype="rect"/>
               </v:shapetype>
-              <v:shape id="Cuadro de texto 2" o:spid="_x0000_s1026" type="#_x0000_t202" alt="&quot;&quot;" style="position:absolute;left:0;text-align:left;margin-left:-7.2pt;margin-top:33.5pt;width:488.95pt;height:143.25pt;z-index:251663360;visibility:visible;mso-wrap-style:square;mso-width-percent:0;mso-height-percent:0;mso-wrap-distance-left:9pt;mso-wrap-distance-top:3.6pt;mso-wrap-distance-right:9pt;mso-wrap-distance-bottom:3.6pt;mso-position-horizontal:absolute;mso-position-horizontal-relative:text;mso-position-vertical:absolute;mso-position-vertical-relative:text;mso-width-percent:0;mso-height-percent:0;mso-width-relative:margin;mso-height-relative:margin;v-text-anchor:top" o:gfxdata="UEsDBBQABgAIAAAAIQC2gziS/gAAAOEBAAATAAAAW0NvbnRlbnRfVHlwZXNdLnhtbJSRQU7DMBBF&#13;&#10;90jcwfIWJU67QAgl6YK0S0CoHGBkTxKLZGx5TGhvj5O2G0SRWNoz/78nu9wcxkFMGNg6quQqL6RA&#13;&#10;0s5Y6ir5vt9lD1JwBDIwOMJKHpHlpr69KfdHjyxSmriSfYz+USnWPY7AufNIadK6MEJMx9ApD/oD&#13;&#10;OlTrorhX2lFEilmcO2RdNtjC5xDF9pCuTyYBB5bi6bQ4syoJ3g9WQ0ymaiLzg5KdCXlKLjvcW893&#13;&#10;SUOqXwnz5DrgnHtJTxOsQfEKIT7DmDSUCaxw7Rqn8787ZsmRM9e2VmPeBN4uqYvTtW7jvijg9N/y&#13;&#10;JsXecLq0q+WD6m8AAAD//wMAUEsDBBQABgAIAAAAIQA4/SH/1gAAAJQBAAALAAAAX3JlbHMvLnJl&#13;&#10;bHOkkMFqwzAMhu+DvYPRfXGawxijTi+j0GvpHsDYimMaW0Yy2fr2M4PBMnrbUb/Q94l/f/hMi1qR&#13;&#10;JVI2sOt6UJgd+ZiDgffL8ekFlFSbvV0oo4EbChzGx4f9GRdb25HMsYhqlCwG5lrLq9biZkxWOiqY&#13;&#10;22YiTra2kYMu1l1tQD30/bPm3wwYN0x18gb45AdQl1tp5j/sFB2T0FQ7R0nTNEV3j6o9feQzro1i&#13;&#10;OWA14Fm+Q8a1a8+Bvu/d/dMb2JY5uiPbhG/ktn4cqGU/er3pcvwCAAD//wMAUEsDBBQABgAIAAAA&#13;&#10;IQDl70x13QEAAKQDAAAOAAAAZHJzL2Uyb0RvYy54bWysU8Fu2zAMvQ/YPwi6L46NJG2MOEXXosOA&#13;&#10;bh3Q7QNkWYqN2aJGKbGzrx8lO2m23YpeBImUHvkenzY3Q9eyg0LXgCl4OptzpoyEqjG7gv/4/vDh&#13;&#10;mjPnhalEC0YV/Kgcv9m+f7fpba4yqKGtFDICMS7vbcFr722eJE7WqhNuBlYZSmrATng64i6pUPSE&#13;&#10;3rVJNp+vkh6wsghSOUfR+zHJtxFfayX9k9ZOedYWnHrzccW4lmFNthuR71DYupFTG+IVXXSiMVT0&#13;&#10;DHUvvGB7bP6D6hqJ4ED7mYQuAa0bqSIHYpPO/2HzXAurIhcSx9mzTO7tYOXXw7P9hswPH2GgAUYS&#13;&#10;zj6C/OmYgbtamJ26RYS+VqKiwmmQLOmty6enQWqXuwBS9l+goiGLvYcINGjsgirEkxE6DeB4Fl0N&#13;&#10;nkkKrrL5erVaciYpl16n6+xqGWuI/PTcovOfFHQsbAqONNUILw6Pzod2RH66EqoZeGjaNk62NX8F&#13;&#10;6OIYUdEa0+tT/yMTP5QDvQ3BEqoj0UIYbUM2p00N+JuznixTcPdrL1Bx1n42JM06XSyCx+JhsbzK&#13;&#10;6ICXmfIyI4wkqIJ7zsbtnY++HBu+JQl1E8m9dDIJT1aInCfbBq9dnuOtl8+1/QMAAP//AwBQSwME&#13;&#10;FAAGAAgAAAAhAGwyUE7jAAAADwEAAA8AAABkcnMvZG93bnJldi54bWxMj09PwzAMxe9IfIfISNy2&#13;&#10;ZFtbWFd3mpi4ghh/JG5Zk7UVjVM12Vq+PeYEF8uWn5/fr9hOrhMXO4TWE8JirkBYqrxpqUZ4e32c&#13;&#10;3YMIUZPRnSeL8G0DbMvrq0Lnxo/0Yi+HWAs2oZBrhCbGPpcyVI11Osx9b4l3Jz84HXkcamkGPbK5&#13;&#10;6+RSqUw63RJ/aHRvHxpbfR3ODuH96fT5kajneu/SfvSTkuTWEvH2ZtpvuOw2IKKd4t8F/DJwfig5&#13;&#10;2NGfyQTRIcwWScJShOyOwViwzlYpiCPCKuVGloX8z1H+AAAA//8DAFBLAQItABQABgAIAAAAIQC2&#13;&#10;gziS/gAAAOEBAAATAAAAAAAAAAAAAAAAAAAAAABbQ29udGVudF9UeXBlc10ueG1sUEsBAi0AFAAG&#13;&#10;AAgAAAAhADj9If/WAAAAlAEAAAsAAAAAAAAAAAAAAAAALwEAAF9yZWxzLy5yZWxzUEsBAi0AFAAG&#13;&#10;AAgAAAAhAOXvTHXdAQAApAMAAA4AAAAAAAAAAAAAAAAALgIAAGRycy9lMm9Eb2MueG1sUEsBAi0A&#13;&#10;FAAGAAgAAAAhAGwyUE7jAAAADwEAAA8AAAAAAAAAAAAAAAAANwQAAGRycy9kb3ducmV2LnhtbFBL&#13;&#10;BQYAAAAABAAEAPMAAABHBQAAAAA=&#13;&#10;" filled="f" stroked="f">
+              <v:shape id="Cuadro de texto 2" o:spid="_x0000_s1026" type="#_x0000_t202" alt="&quot;&quot;" style="position:absolute;left:0;text-align:left;margin-left:-7.2pt;margin-top:33.5pt;width:488.95pt;height:143.25pt;z-index:251663360;visibility:visible;mso-wrap-style:square;mso-width-percent:0;mso-height-percent:0;mso-wrap-distance-left:9pt;mso-wrap-distance-top:3.6pt;mso-wrap-distance-right:9pt;mso-wrap-distance-bottom:3.6pt;mso-position-horizontal:absolute;mso-position-horizontal-relative:text;mso-position-vertical:absolute;mso-position-vertical-relative:text;mso-width-percent:0;mso-height-percent:0;mso-width-relative:margin;mso-height-relative:margin;v-text-anchor:top" o:gfxdata="UEsDBBQABgAIAAAAIQC2gziS/gAAAOEBAAATAAAAW0NvbnRlbnRfVHlwZXNdLnhtbJSRQU7DMBBF&#10;90jcwfIWJU67QAgl6YK0S0CoHGBkTxKLZGx5TGhvj5O2G0SRWNoz/78nu9wcxkFMGNg6quQqL6RA&#10;0s5Y6ir5vt9lD1JwBDIwOMJKHpHlpr69KfdHjyxSmriSfYz+USnWPY7AufNIadK6MEJMx9ApD/oD&#10;OlTrorhX2lFEilmcO2RdNtjC5xDF9pCuTyYBB5bi6bQ4syoJ3g9WQ0ymaiLzg5KdCXlKLjvcW893&#10;SUOqXwnz5DrgnHtJTxOsQfEKIT7DmDSUCaxw7Rqn8787ZsmRM9e2VmPeBN4uqYvTtW7jvijg9N/y&#10;JsXecLq0q+WD6m8AAAD//wMAUEsDBBQABgAIAAAAIQA4/SH/1gAAAJQBAAALAAAAX3JlbHMvLnJl&#10;bHOkkMFqwzAMhu+DvYPRfXGawxijTi+j0GvpHsDYimMaW0Yy2fr2M4PBMnrbUb/Q94l/f/hMi1qR&#10;JVI2sOt6UJgd+ZiDgffL8ekFlFSbvV0oo4EbChzGx4f9GRdb25HMsYhqlCwG5lrLq9biZkxWOiqY&#10;22YiTra2kYMu1l1tQD30/bPm3wwYN0x18gb45AdQl1tp5j/sFB2T0FQ7R0nTNEV3j6o9feQzro1i&#10;OWA14Fm+Q8a1a8+Bvu/d/dMb2JY5uiPbhG/ktn4cqGU/er3pcvwCAAD//wMAUEsDBBQABgAIAAAA&#10;IQDl70x13QEAAKQDAAAOAAAAZHJzL2Uyb0RvYy54bWysU8Fu2zAMvQ/YPwi6L46NJG2MOEXXosOA&#10;bh3Q7QNkWYqN2aJGKbGzrx8lO2m23YpeBImUHvkenzY3Q9eyg0LXgCl4OptzpoyEqjG7gv/4/vDh&#10;mjPnhalEC0YV/Kgcv9m+f7fpba4yqKGtFDICMS7vbcFr722eJE7WqhNuBlYZSmrATng64i6pUPSE&#10;3rVJNp+vkh6wsghSOUfR+zHJtxFfayX9k9ZOedYWnHrzccW4lmFNthuR71DYupFTG+IVXXSiMVT0&#10;DHUvvGB7bP6D6hqJ4ED7mYQuAa0bqSIHYpPO/2HzXAurIhcSx9mzTO7tYOXXw7P9hswPH2GgAUYS&#10;zj6C/OmYgbtamJ26RYS+VqKiwmmQLOmty6enQWqXuwBS9l+goiGLvYcINGjsgirEkxE6DeB4Fl0N&#10;nkkKrrL5erVaciYpl16n6+xqGWuI/PTcovOfFHQsbAqONNUILw6Pzod2RH66EqoZeGjaNk62NX8F&#10;6OIYUdEa0+tT/yMTP5QDvQ3BEqoj0UIYbUM2p00N+JuznixTcPdrL1Bx1n42JM06XSyCx+JhsbzK&#10;6ICXmfIyI4wkqIJ7zsbtnY++HBu+JQl1E8m9dDIJT1aInCfbBq9dnuOtl8+1/QMAAP//AwBQSwME&#10;FAAGAAgAAAAhAGwyUE7jAAAADwEAAA8AAABkcnMvZG93bnJldi54bWxMj09PwzAMxe9IfIfISNy2&#10;ZFtbWFd3mpi4ghh/JG5Zk7UVjVM12Vq+PeYEF8uWn5/fr9hOrhMXO4TWE8JirkBYqrxpqUZ4e32c&#10;3YMIUZPRnSeL8G0DbMvrq0Lnxo/0Yi+HWAs2oZBrhCbGPpcyVI11Osx9b4l3Jz84HXkcamkGPbK5&#10;6+RSqUw63RJ/aHRvHxpbfR3ODuH96fT5kajneu/SfvSTkuTWEvH2ZtpvuOw2IKKd4t8F/DJwfig5&#10;2NGfyQTRIcwWScJShOyOwViwzlYpiCPCKuVGloX8z1H+AAAA//8DAFBLAQItABQABgAIAAAAIQC2&#10;gziS/gAAAOEBAAATAAAAAAAAAAAAAAAAAAAAAABbQ29udGVudF9UeXBlc10ueG1sUEsBAi0AFAAG&#10;AAgAAAAhADj9If/WAAAAlAEAAAsAAAAAAAAAAAAAAAAALwEAAF9yZWxzLy5yZWxzUEsBAi0AFAAG&#10;AAgAAAAhAOXvTHXdAQAApAMAAA4AAAAAAAAAAAAAAAAALgIAAGRycy9lMm9Eb2MueG1sUEsBAi0A&#10;FAAGAAgAAAAhAGwyUE7jAAAADwEAAA8AAAAAAAAAAAAAAAAANwQAAGRycy9kb3ducmV2LnhtbFBL&#10;BQYAAAAABAAEAPMAAABHBQAAAAA=&#10;" filled="f" stroked="f">
                 <v:textbox>
                   <w:txbxContent>
                     <w:p>
@@ -2660,23 +2660,7 @@
             <w:b/>
             <w:lang w:val="es-419"/>
           </w:rPr>
-          <w:t>Enlace de reproducc</w:t>
-        </w:r>
-        <w:r>
-          <w:rPr>
-            <w:rStyle w:val="Hipervnculo"/>
-            <w:b/>
-            <w:lang w:val="es-419"/>
-          </w:rPr>
-          <w:t>i</w:t>
-        </w:r>
-        <w:r>
-          <w:rPr>
-            <w:rStyle w:val="Hipervnculo"/>
-            <w:b/>
-            <w:lang w:val="es-419"/>
-          </w:rPr>
-          <w:t>ón del video</w:t>
+          <w:t>Enlace de reproducción del video</w:t>
         </w:r>
       </w:hyperlink>
     </w:p>
@@ -4966,14 +4950,6 @@
                 <w:lang w:val="es-CO"/>
               </w:rPr>
               <w:t>Normas ISO</w:t>
-            </w:r>
-            <w:r>
-              <w:rPr>
-                <w:rFonts w:asciiTheme="minorHAnsi" w:hAnsiTheme="minorHAnsi" w:cs="Arial"/>
-                <w:szCs w:val="24"/>
-                <w:lang w:val="es-CO"/>
-              </w:rPr>
-              <w:t>.</w:t>
             </w:r>
           </w:p>
           <w:p>
@@ -8497,7 +8473,19 @@
         <w:rPr>
           <w:lang w:val="es-419" w:eastAsia="es-CO"/>
         </w:rPr>
-        <w:t xml:space="preserve">l llegar a destino, se retira la mercancía del </w:t>
+        <w:t>l llegar a</w:t>
+      </w:r>
+      <w:r>
+        <w:rPr>
+          <w:lang w:val="es-419" w:eastAsia="es-CO"/>
+        </w:rPr>
+        <w:t>l</w:t>
+      </w:r>
+      <w:r>
+        <w:rPr>
+          <w:lang w:val="es-419" w:eastAsia="es-CO"/>
+        </w:rPr>
+        <w:t xml:space="preserve"> destino, se retira la mercancía del </w:t>
       </w:r>
       <w:r>
         <w:rPr>
@@ -11067,6 +11055,16 @@
               </w:rPr>
               <w:t>Otros</w:t>
             </w:r>
+            <w:r>
+              <w:rPr>
+                <w:rFonts w:asciiTheme="minorHAnsi" w:hAnsiTheme="minorHAnsi" w:cs="Arial"/>
+                <w:b/>
+                <w:bCs/>
+                <w:szCs w:val="24"/>
+                <w:lang w:val="es-CO"/>
+              </w:rPr>
+              <w:t>.</w:t>
+            </w:r>
           </w:p>
         </w:tc>
         <w:tc>
@@ -11170,6 +11168,16 @@
               </w:rPr>
               <w:t>ICONTEC (Colombia)</w:t>
             </w:r>
+            <w:r>
+              <w:rPr>
+                <w:rFonts w:asciiTheme="minorHAnsi" w:hAnsiTheme="minorHAnsi" w:cs="Arial"/>
+                <w:b/>
+                <w:bCs/>
+                <w:szCs w:val="24"/>
+                <w:lang w:val="es-CO"/>
+              </w:rPr>
+              <w:t>.</w:t>
+            </w:r>
           </w:p>
         </w:tc>
         <w:tc>
@@ -11356,6 +11364,16 @@
               <w:lastRenderedPageBreak/>
               <w:t>Superintendencia de Transporte</w:t>
             </w:r>
+            <w:r>
+              <w:rPr>
+                <w:rFonts w:asciiTheme="minorHAnsi" w:hAnsiTheme="minorHAnsi" w:cs="Arial"/>
+                <w:b/>
+                <w:bCs/>
+                <w:szCs w:val="24"/>
+                <w:lang w:val="es-CO"/>
+              </w:rPr>
+              <w:t>.</w:t>
+            </w:r>
           </w:p>
         </w:tc>
         <w:tc>
@@ -11416,6 +11434,16 @@
               </w:rPr>
               <w:t>Agencia Nacional de Aduanas (ANDA)</w:t>
             </w:r>
+            <w:r>
+              <w:rPr>
+                <w:rFonts w:asciiTheme="minorHAnsi" w:hAnsiTheme="minorHAnsi" w:cs="Arial"/>
+                <w:b/>
+                <w:bCs/>
+                <w:szCs w:val="24"/>
+                <w:lang w:val="es-CO"/>
+              </w:rPr>
+              <w:t>.</w:t>
+            </w:r>
           </w:p>
         </w:tc>
         <w:tc>
@@ -11515,6 +11543,16 @@
                 <w:lang w:val="es-CO"/>
               </w:rPr>
               <w:t>Ministerio de Transporte</w:t>
+            </w:r>
+            <w:r>
+              <w:rPr>
+                <w:rFonts w:asciiTheme="minorHAnsi" w:hAnsiTheme="minorHAnsi" w:cs="Arial"/>
+                <w:b/>
+                <w:bCs/>
+                <w:szCs w:val="24"/>
+                <w:lang w:val="es-CO"/>
+              </w:rPr>
+              <w:t>.</w:t>
             </w:r>
           </w:p>
         </w:tc>
@@ -14872,7 +14910,7 @@
 </file>
 
 <file path=word/endnotes.xml><?xml version="1.0" encoding="utf-8"?>
-<w:endnotes xmlns:wpc="http://schemas.microsoft.com/office/word/2010/wordprocessingCanvas" xmlns:cx="http://schemas.microsoft.com/office/drawing/2014/chartex" xmlns:cx1="http://schemas.microsoft.com/office/drawing/2015/9/8/chartex" xmlns:cx2="http://schemas.microsoft.com/office/drawing/2015/10/21/chartex" xmlns:cx3="http://schemas.microsoft.com/office/drawing/2016/5/9/chartex" xmlns:cx4="http://schemas.microsoft.com/office/drawing/2016/5/10/chartex" xmlns:cx5="http://schemas.microsoft.com/office/drawing/2016/5/11/chartex" xmlns:cx6="http://schemas.microsoft.com/office/drawing/2016/5/12/chartex" xmlns:cx7="http://schemas.microsoft.com/office/drawing/2016/5/13/chartex" xmlns:cx8="http://schemas.microsoft.com/office/drawing/2016/5/14/chartex" xmlns:mc="http://schemas.openxmlformats.org/markup-compatibility/2006" xmlns:aink="http://schemas.microsoft.com/office/drawing/2016/ink" xmlns:am3d="http://schemas.microsoft.com/office/drawing/2017/model3d" xmlns:o="urn:schemas-microsoft-com:office:office" xmlns:oel="http://schemas.microsoft.com/office/2019/extlst" xmlns:r="http://schemas.openxmlformats.org/officeDocument/2006/relationships" xmlns:m="http://schemas.openxmlformats.org/officeDocument/2006/math" xmlns:v="urn:schemas-microsoft-com:vml" xmlns:wp14="http://schemas.microsoft.com/office/word/2010/wordprocessingDrawing" xmlns:wp="http://schemas.openxmlformats.org/drawingml/2006/wordprocessingDrawing" xmlns:w10="urn:schemas-microsoft-com:office:word" xmlns:w="http://schemas.openxmlformats.org/wordprocessingml/2006/main" xmlns:w14="http://schemas.microsoft.com/office/word/2010/wordml" xmlns:w15="http://schemas.microsoft.com/office/word/2012/wordml" xmlns:w16cex="http://schemas.microsoft.com/office/word/2018/wordml/cex" xmlns:w16cid="http://schemas.microsoft.com/office/word/2016/wordml/cid" xmlns:w16="http://schemas.microsoft.com/office/word/2018/wordml" xmlns:w16du="http://schemas.microsoft.com/office/word/2023/wordml/word16du" xmlns:w16sdtdh="http://schemas.microsoft.com/office/word/2020/wordml/sdtdatahash" xmlns:w16sdtfl="http://schemas.microsoft.com/office/word/2024/wordml/sdtformatlock" xmlns:w16se="http://schemas.microsoft.com/office/word/2015/wordml/symex" xmlns:wpg="http://schemas.microsoft.com/office/word/2010/wordprocessingGroup" xmlns:wpi="http://schemas.microsoft.com/office/word/2010/wordprocessingInk" xmlns:wne="http://schemas.microsoft.com/office/word/2006/wordml" xmlns:wps="http://schemas.microsoft.com/office/word/2010/wordprocessingShape" mc:Ignorable="w14 w15 w16se w16cid w16 w16cex w16sdtdh w16sdtfl w16du wp14">
+<w:endnotes xmlns:wpc="http://schemas.microsoft.com/office/word/2010/wordprocessingCanvas" xmlns:cx="http://schemas.microsoft.com/office/drawing/2014/chartex" xmlns:cx1="http://schemas.microsoft.com/office/drawing/2015/9/8/chartex" xmlns:cx2="http://schemas.microsoft.com/office/drawing/2015/10/21/chartex" xmlns:cx3="http://schemas.microsoft.com/office/drawing/2016/5/9/chartex" xmlns:cx4="http://schemas.microsoft.com/office/drawing/2016/5/10/chartex" xmlns:cx5="http://schemas.microsoft.com/office/drawing/2016/5/11/chartex" xmlns:cx6="http://schemas.microsoft.com/office/drawing/2016/5/12/chartex" xmlns:cx7="http://schemas.microsoft.com/office/drawing/2016/5/13/chartex" xmlns:cx8="http://schemas.microsoft.com/office/drawing/2016/5/14/chartex" xmlns:mc="http://schemas.openxmlformats.org/markup-compatibility/2006" xmlns:aink="http://schemas.microsoft.com/office/drawing/2016/ink" xmlns:am3d="http://schemas.microsoft.com/office/drawing/2017/model3d" xmlns:o="urn:schemas-microsoft-com:office:office" xmlns:r="http://schemas.openxmlformats.org/officeDocument/2006/relationships" xmlns:m="http://schemas.openxmlformats.org/officeDocument/2006/math" xmlns:v="urn:schemas-microsoft-com:vml" xmlns:wp14="http://schemas.microsoft.com/office/word/2010/wordprocessingDrawing" xmlns:wp="http://schemas.openxmlformats.org/drawingml/2006/wordprocessingDrawing" xmlns:w10="urn:schemas-microsoft-com:office:word" xmlns:w="http://schemas.openxmlformats.org/wordprocessingml/2006/main" xmlns:w14="http://schemas.microsoft.com/office/word/2010/wordml" xmlns:w15="http://schemas.microsoft.com/office/word/2012/wordml" xmlns:w16cex="http://schemas.microsoft.com/office/word/2018/wordml/cex" xmlns:w16cid="http://schemas.microsoft.com/office/word/2016/wordml/cid" xmlns:w16="http://schemas.microsoft.com/office/word/2018/wordml" xmlns:w16sdtdh="http://schemas.microsoft.com/office/word/2020/wordml/sdtdatahash" xmlns:w16se="http://schemas.microsoft.com/office/word/2015/wordml/symex" xmlns:wpg="http://schemas.microsoft.com/office/word/2010/wordprocessingGroup" xmlns:wpi="http://schemas.microsoft.com/office/word/2010/wordprocessingInk" xmlns:wne="http://schemas.microsoft.com/office/word/2006/wordml" xmlns:wps="http://schemas.microsoft.com/office/word/2010/wordprocessingShape" mc:Ignorable="w14 w15 w16se w16cid w16 w16cex w16sdtdh wp14">
   <w:endnote w:type="separator" w:id="-1">
     <w:p>
       <w:pPr>
@@ -14897,7 +14935,7 @@
 </file>
 
 <file path=word/footer1.xml><?xml version="1.0" encoding="utf-8"?>
-<w:ftr xmlns:wpc="http://schemas.microsoft.com/office/word/2010/wordprocessingCanvas" xmlns:cx="http://schemas.microsoft.com/office/drawing/2014/chartex" xmlns:cx1="http://schemas.microsoft.com/office/drawing/2015/9/8/chartex" xmlns:cx2="http://schemas.microsoft.com/office/drawing/2015/10/21/chartex" xmlns:cx3="http://schemas.microsoft.com/office/drawing/2016/5/9/chartex" xmlns:cx4="http://schemas.microsoft.com/office/drawing/2016/5/10/chartex" xmlns:cx5="http://schemas.microsoft.com/office/drawing/2016/5/11/chartex" xmlns:cx6="http://schemas.microsoft.com/office/drawing/2016/5/12/chartex" xmlns:cx7="http://schemas.microsoft.com/office/drawing/2016/5/13/chartex" xmlns:cx8="http://schemas.microsoft.com/office/drawing/2016/5/14/chartex" xmlns:mc="http://schemas.openxmlformats.org/markup-compatibility/2006" xmlns:aink="http://schemas.microsoft.com/office/drawing/2016/ink" xmlns:am3d="http://schemas.microsoft.com/office/drawing/2017/model3d" xmlns:o="urn:schemas-microsoft-com:office:office" xmlns:oel="http://schemas.microsoft.com/office/2019/extlst" xmlns:r="http://schemas.openxmlformats.org/officeDocument/2006/relationships" xmlns:m="http://schemas.openxmlformats.org/officeDocument/2006/math" xmlns:v="urn:schemas-microsoft-com:vml" xmlns:wp14="http://schemas.microsoft.com/office/word/2010/wordprocessingDrawing" xmlns:wp="http://schemas.openxmlformats.org/drawingml/2006/wordprocessingDrawing" xmlns:w10="urn:schemas-microsoft-com:office:word" xmlns:w="http://schemas.openxmlformats.org/wordprocessingml/2006/main" xmlns:w14="http://schemas.microsoft.com/office/word/2010/wordml" xmlns:w15="http://schemas.microsoft.com/office/word/2012/wordml" xmlns:w16cex="http://schemas.microsoft.com/office/word/2018/wordml/cex" xmlns:w16cid="http://schemas.microsoft.com/office/word/2016/wordml/cid" xmlns:w16="http://schemas.microsoft.com/office/word/2018/wordml" xmlns:w16du="http://schemas.microsoft.com/office/word/2023/wordml/word16du" xmlns:w16sdtdh="http://schemas.microsoft.com/office/word/2020/wordml/sdtdatahash" xmlns:w16sdtfl="http://schemas.microsoft.com/office/word/2024/wordml/sdtformatlock" xmlns:w16se="http://schemas.microsoft.com/office/word/2015/wordml/symex" xmlns:wpg="http://schemas.microsoft.com/office/word/2010/wordprocessingGroup" xmlns:wpi="http://schemas.microsoft.com/office/word/2010/wordprocessingInk" xmlns:wne="http://schemas.microsoft.com/office/word/2006/wordml" xmlns:wps="http://schemas.microsoft.com/office/word/2010/wordprocessingShape" mc:Ignorable="w14 w15 w16se w16cid w16 w16cex w16sdtdh w16sdtfl w16du wp14">
+<w:ftr xmlns:wpc="http://schemas.microsoft.com/office/word/2010/wordprocessingCanvas" xmlns:cx="http://schemas.microsoft.com/office/drawing/2014/chartex" xmlns:cx1="http://schemas.microsoft.com/office/drawing/2015/9/8/chartex" xmlns:cx2="http://schemas.microsoft.com/office/drawing/2015/10/21/chartex" xmlns:cx3="http://schemas.microsoft.com/office/drawing/2016/5/9/chartex" xmlns:cx4="http://schemas.microsoft.com/office/drawing/2016/5/10/chartex" xmlns:cx5="http://schemas.microsoft.com/office/drawing/2016/5/11/chartex" xmlns:cx6="http://schemas.microsoft.com/office/drawing/2016/5/12/chartex" xmlns:cx7="http://schemas.microsoft.com/office/drawing/2016/5/13/chartex" xmlns:cx8="http://schemas.microsoft.com/office/drawing/2016/5/14/chartex" xmlns:mc="http://schemas.openxmlformats.org/markup-compatibility/2006" xmlns:aink="http://schemas.microsoft.com/office/drawing/2016/ink" xmlns:am3d="http://schemas.microsoft.com/office/drawing/2017/model3d" xmlns:o="urn:schemas-microsoft-com:office:office" xmlns:r="http://schemas.openxmlformats.org/officeDocument/2006/relationships" xmlns:m="http://schemas.openxmlformats.org/officeDocument/2006/math" xmlns:v="urn:schemas-microsoft-com:vml" xmlns:wp14="http://schemas.microsoft.com/office/word/2010/wordprocessingDrawing" xmlns:wp="http://schemas.openxmlformats.org/drawingml/2006/wordprocessingDrawing" xmlns:w10="urn:schemas-microsoft-com:office:word" xmlns:w="http://schemas.openxmlformats.org/wordprocessingml/2006/main" xmlns:w14="http://schemas.microsoft.com/office/word/2010/wordml" xmlns:w15="http://schemas.microsoft.com/office/word/2012/wordml" xmlns:w16cex="http://schemas.microsoft.com/office/word/2018/wordml/cex" xmlns:w16cid="http://schemas.microsoft.com/office/word/2016/wordml/cid" xmlns:w16="http://schemas.microsoft.com/office/word/2018/wordml" xmlns:w16sdtdh="http://schemas.microsoft.com/office/word/2020/wordml/sdtdatahash" xmlns:w16se="http://schemas.microsoft.com/office/word/2015/wordml/symex" xmlns:wpg="http://schemas.microsoft.com/office/word/2010/wordprocessingGroup" xmlns:wpi="http://schemas.microsoft.com/office/word/2010/wordprocessingInk" xmlns:wne="http://schemas.microsoft.com/office/word/2006/wordml" xmlns:wps="http://schemas.microsoft.com/office/word/2010/wordprocessingShape" mc:Ignorable="w14 w15 w16se w16cid w16 w16cex w16sdtdh wp14">
   <w:sdt>
     <w:sdtPr>
       <w:id w:val="-701017035"/>
@@ -14906,6 +14944,7 @@
         <w:docPartUnique/>
       </w:docPartObj>
     </w:sdtPr>
+    <w:sdtEndPr/>
     <w:sdtContent>
       <w:p>
         <w:pPr>
@@ -14924,7 +14963,7 @@
 </file>
 
 <file path=word/footer2.xml><?xml version="1.0" encoding="utf-8"?>
-<w:ftr xmlns:wpc="http://schemas.microsoft.com/office/word/2010/wordprocessingCanvas" xmlns:cx="http://schemas.microsoft.com/office/drawing/2014/chartex" xmlns:cx1="http://schemas.microsoft.com/office/drawing/2015/9/8/chartex" xmlns:cx2="http://schemas.microsoft.com/office/drawing/2015/10/21/chartex" xmlns:cx3="http://schemas.microsoft.com/office/drawing/2016/5/9/chartex" xmlns:cx4="http://schemas.microsoft.com/office/drawing/2016/5/10/chartex" xmlns:cx5="http://schemas.microsoft.com/office/drawing/2016/5/11/chartex" xmlns:cx6="http://schemas.microsoft.com/office/drawing/2016/5/12/chartex" xmlns:cx7="http://schemas.microsoft.com/office/drawing/2016/5/13/chartex" xmlns:cx8="http://schemas.microsoft.com/office/drawing/2016/5/14/chartex" xmlns:mc="http://schemas.openxmlformats.org/markup-compatibility/2006" xmlns:aink="http://schemas.microsoft.com/office/drawing/2016/ink" xmlns:am3d="http://schemas.microsoft.com/office/drawing/2017/model3d" xmlns:o="urn:schemas-microsoft-com:office:office" xmlns:oel="http://schemas.microsoft.com/office/2019/extlst" xmlns:r="http://schemas.openxmlformats.org/officeDocument/2006/relationships" xmlns:m="http://schemas.openxmlformats.org/officeDocument/2006/math" xmlns:v="urn:schemas-microsoft-com:vml" xmlns:wp14="http://schemas.microsoft.com/office/word/2010/wordprocessingDrawing" xmlns:wp="http://schemas.openxmlformats.org/drawingml/2006/wordprocessingDrawing" xmlns:w10="urn:schemas-microsoft-com:office:word" xmlns:w="http://schemas.openxmlformats.org/wordprocessingml/2006/main" xmlns:w14="http://schemas.microsoft.com/office/word/2010/wordml" xmlns:w15="http://schemas.microsoft.com/office/word/2012/wordml" xmlns:w16cex="http://schemas.microsoft.com/office/word/2018/wordml/cex" xmlns:w16cid="http://schemas.microsoft.com/office/word/2016/wordml/cid" xmlns:w16="http://schemas.microsoft.com/office/word/2018/wordml" xmlns:w16du="http://schemas.microsoft.com/office/word/2023/wordml/word16du" xmlns:w16sdtdh="http://schemas.microsoft.com/office/word/2020/wordml/sdtdatahash" xmlns:w16sdtfl="http://schemas.microsoft.com/office/word/2024/wordml/sdtformatlock" xmlns:w16se="http://schemas.microsoft.com/office/word/2015/wordml/symex" xmlns:wpg="http://schemas.microsoft.com/office/word/2010/wordprocessingGroup" xmlns:wpi="http://schemas.microsoft.com/office/word/2010/wordprocessingInk" xmlns:wne="http://schemas.microsoft.com/office/word/2006/wordml" xmlns:wps="http://schemas.microsoft.com/office/word/2010/wordprocessingShape" mc:Ignorable="w14 w15 w16se w16cid w16 w16cex w16sdtdh w16sdtfl w16du wp14">
+<w:ftr xmlns:wpc="http://schemas.microsoft.com/office/word/2010/wordprocessingCanvas" xmlns:cx="http://schemas.microsoft.com/office/drawing/2014/chartex" xmlns:cx1="http://schemas.microsoft.com/office/drawing/2015/9/8/chartex" xmlns:cx2="http://schemas.microsoft.com/office/drawing/2015/10/21/chartex" xmlns:cx3="http://schemas.microsoft.com/office/drawing/2016/5/9/chartex" xmlns:cx4="http://schemas.microsoft.com/office/drawing/2016/5/10/chartex" xmlns:cx5="http://schemas.microsoft.com/office/drawing/2016/5/11/chartex" xmlns:cx6="http://schemas.microsoft.com/office/drawing/2016/5/12/chartex" xmlns:cx7="http://schemas.microsoft.com/office/drawing/2016/5/13/chartex" xmlns:cx8="http://schemas.microsoft.com/office/drawing/2016/5/14/chartex" xmlns:mc="http://schemas.openxmlformats.org/markup-compatibility/2006" xmlns:aink="http://schemas.microsoft.com/office/drawing/2016/ink" xmlns:am3d="http://schemas.microsoft.com/office/drawing/2017/model3d" xmlns:o="urn:schemas-microsoft-com:office:office" xmlns:r="http://schemas.openxmlformats.org/officeDocument/2006/relationships" xmlns:m="http://schemas.openxmlformats.org/officeDocument/2006/math" xmlns:v="urn:schemas-microsoft-com:vml" xmlns:wp14="http://schemas.microsoft.com/office/word/2010/wordprocessingDrawing" xmlns:wp="http://schemas.openxmlformats.org/drawingml/2006/wordprocessingDrawing" xmlns:w10="urn:schemas-microsoft-com:office:word" xmlns:w="http://schemas.openxmlformats.org/wordprocessingml/2006/main" xmlns:w14="http://schemas.microsoft.com/office/word/2010/wordml" xmlns:w15="http://schemas.microsoft.com/office/word/2012/wordml" xmlns:w16cex="http://schemas.microsoft.com/office/word/2018/wordml/cex" xmlns:w16cid="http://schemas.microsoft.com/office/word/2016/wordml/cid" xmlns:w16="http://schemas.microsoft.com/office/word/2018/wordml" xmlns:w16sdtdh="http://schemas.microsoft.com/office/word/2020/wordml/sdtdatahash" xmlns:w16se="http://schemas.microsoft.com/office/word/2015/wordml/symex" xmlns:wpg="http://schemas.microsoft.com/office/word/2010/wordprocessingGroup" xmlns:wpi="http://schemas.microsoft.com/office/word/2010/wordprocessingInk" xmlns:wne="http://schemas.microsoft.com/office/word/2006/wordml" xmlns:wps="http://schemas.microsoft.com/office/word/2010/wordprocessingShape" mc:Ignorable="w14 w15 w16se w16cid w16 w16cex w16sdtdh wp14">
   <w:sdt>
     <w:sdtPr>
       <w:id w:val="-1465197936"/>
@@ -14933,6 +14972,7 @@
         <w:docPartUnique/>
       </w:docPartObj>
     </w:sdtPr>
+    <w:sdtEndPr/>
     <w:sdtContent>
       <w:p>
         <w:pPr>
@@ -15027,13 +15067,13 @@
                 </wp:anchor>
               </w:drawing>
             </mc:Choice>
-            <mc:Fallback>
+            <mc:Fallback xmlns:w16sdtfl="http://schemas.microsoft.com/office/word/2024/wordml/sdtformatlock" xmlns:w16du="http://schemas.microsoft.com/office/word/2023/wordml/word16du" xmlns:oel="http://schemas.microsoft.com/office/2019/extlst">
               <w:pict>
                 <v:shapetype w14:anchorId="797C42AF" id="_x0000_t202" coordsize="21600,21600" o:spt="202" path="m,l,21600r21600,l21600,xe">
                   <v:stroke joinstyle="miter"/>
                   <v:path gradientshapeok="t" o:connecttype="rect"/>
                 </v:shapetype>
-                <v:shape id="_x0000_s1027" type="#_x0000_t202" alt="&quot;&quot;" style="position:absolute;left:0;text-align:left;margin-left:16.1pt;margin-top:.65pt;width:455.15pt;height:41.4pt;z-index:251661312;visibility:visible;mso-wrap-style:square;mso-width-percent:0;mso-height-percent:0;mso-wrap-distance-left:9pt;mso-wrap-distance-top:3.6pt;mso-wrap-distance-right:9pt;mso-wrap-distance-bottom:3.6pt;mso-position-horizontal:absolute;mso-position-horizontal-relative:text;mso-position-vertical:absolute;mso-position-vertical-relative:text;mso-width-percent:0;mso-height-percent:0;mso-width-relative:margin;mso-height-relative:margin;v-text-anchor:top" o:gfxdata="UEsDBBQABgAIAAAAIQC2gziS/gAAAOEBAAATAAAAW0NvbnRlbnRfVHlwZXNdLnhtbJSRQU7DMBBF&#13;&#10;90jcwfIWJU67QAgl6YK0S0CoHGBkTxKLZGx5TGhvj5O2G0SRWNoz/78nu9wcxkFMGNg6quQqL6RA&#13;&#10;0s5Y6ir5vt9lD1JwBDIwOMJKHpHlpr69KfdHjyxSmriSfYz+USnWPY7AufNIadK6MEJMx9ApD/oD&#13;&#10;OlTrorhX2lFEilmcO2RdNtjC5xDF9pCuTyYBB5bi6bQ4syoJ3g9WQ0ymaiLzg5KdCXlKLjvcW893&#13;&#10;SUOqXwnz5DrgnHtJTxOsQfEKIT7DmDSUCaxw7Rqn8787ZsmRM9e2VmPeBN4uqYvTtW7jvijg9N/y&#13;&#10;JsXecLq0q+WD6m8AAAD//wMAUEsDBBQABgAIAAAAIQA4/SH/1gAAAJQBAAALAAAAX3JlbHMvLnJl&#13;&#10;bHOkkMFqwzAMhu+DvYPRfXGawxijTi+j0GvpHsDYimMaW0Yy2fr2M4PBMnrbUb/Q94l/f/hMi1qR&#13;&#10;JVI2sOt6UJgd+ZiDgffL8ekFlFSbvV0oo4EbChzGx4f9GRdb25HMsYhqlCwG5lrLq9biZkxWOiqY&#13;&#10;22YiTra2kYMu1l1tQD30/bPm3wwYN0x18gb45AdQl1tp5j/sFB2T0FQ7R0nTNEV3j6o9feQzro1i&#13;&#10;OWA14Fm+Q8a1a8+Bvu/d/dMb2JY5uiPbhG/ktn4cqGU/er3pcvwCAAD//wMAUEsDBBQABgAIAAAA&#13;&#10;IQCVHvnIDAIAAPYDAAAOAAAAZHJzL2Uyb0RvYy54bWysU9tu2zAMfR+wfxD0vtgJkjYx4hRdugwD&#13;&#10;ugvQ7QNkWY6FyaJGKbGzrx+luGm2vQ3TgyCK1CF5eLS+GzrDjgq9Blvy6STnTFkJtbb7kn/7unuz&#13;&#10;5MwHYWthwKqSn5Tnd5vXr9a9K9QMWjC1QkYg1he9K3kbgiuyzMtWdcJPwClLzgawE4FM3Gc1ip7Q&#13;&#10;O5PN8vwm6wFrhyCV93T7cHbyTcJvGiXD56bxKjBTcqotpB3TXsU926xFsUfhWi3HMsQ/VNEJbSnp&#13;&#10;BepBBMEOqP+C6rRE8NCEiYQug6bRUqUeqJtp/kc3T61wKvVC5Hh3ocn/P1j56fjkviALw1sYaICp&#13;&#10;Ce8eQX73zMK2FXav7hGhb5WoKfE0Upb1zhfj00i1L3wEqfqPUNOQxSFAAhoa7CIr1CcjdBrA6UK6&#13;&#10;GgKTdLm4XeY3K3JJ8i1mi8V0mVKI4vm1Qx/eK+hYPJQcaagJXRwffYjViOI5JCbzYHS908YkA/fV&#13;&#10;1iA7ChLALq0R/bcwY1lf8hWlT8gW4vukjU4HEqjRXcmXeVxnyUQ23tk6hQShzflMlRg70hMZOXMT&#13;&#10;hmqgwEhTBfWJiEI4C5E+Dh1awJ+c9STCkvsfB4GKM/PBEtmr6XweVZuM+eJ2RgZee6prj7CSoEoe&#13;&#10;ODsftyEpPfJg4Z6G0ujE10slY60krkTj+BGieq/tFPXyXTe/AAAA//8DAFBLAwQUAAYACAAAACEA&#13;&#10;D0WvlOAAAAAMAQAADwAAAGRycy9kb3ducmV2LnhtbExPyW6DMBC9V8o/WBOpl6oxIWQjmKiLGvWa&#13;&#10;NB8wYAdQ8RhhJ5C/7/TUXkaaeW/eku1H24qb6X3jSMF8FoEwVDrdUKXg/PXxvAHhA5LG1pFRcDce&#13;&#10;9vnkIcNUu4GO5nYKlWAR8ikqqEPoUil9WRuLfuY6Q4xdXG8x8NpXUvc4sLhtZRxFK2mxIXaosTNv&#13;&#10;tSm/T1er4PI5PC23Q3EI5/UxWb1isy7cXanH6fi+4/GyAxHMGP4+4LcD54ecgxXuStqLVsEijpnJ&#13;&#10;9wUIhrdJvARRKNgkc5B5Jv+XyH8AAAD//wMAUEsBAi0AFAAGAAgAAAAhALaDOJL+AAAA4QEAABMA&#13;&#10;AAAAAAAAAAAAAAAAAAAAAFtDb250ZW50X1R5cGVzXS54bWxQSwECLQAUAAYACAAAACEAOP0h/9YA&#13;&#10;AACUAQAACwAAAAAAAAAAAAAAAAAvAQAAX3JlbHMvLnJlbHNQSwECLQAUAAYACAAAACEAlR75yAwC&#13;&#10;AAD2AwAADgAAAAAAAAAAAAAAAAAuAgAAZHJzL2Uyb0RvYy54bWxQSwECLQAUAAYACAAAACEAD0Wv&#13;&#10;lOAAAAAMAQAADwAAAAAAAAAAAAAAAABmBAAAZHJzL2Rvd25yZXYueG1sUEsFBgAAAAAEAAQA8wAA&#13;&#10;AHMFAAAAAA==&#13;&#10;" stroked="f">
+                <v:shape id="_x0000_s1027" type="#_x0000_t202" alt="&quot;&quot;" style="position:absolute;left:0;text-align:left;margin-left:16.1pt;margin-top:.65pt;width:455.15pt;height:41.4pt;z-index:251661312;visibility:visible;mso-wrap-style:square;mso-width-percent:0;mso-height-percent:0;mso-wrap-distance-left:9pt;mso-wrap-distance-top:3.6pt;mso-wrap-distance-right:9pt;mso-wrap-distance-bottom:3.6pt;mso-position-horizontal:absolute;mso-position-horizontal-relative:text;mso-position-vertical:absolute;mso-position-vertical-relative:text;mso-width-percent:0;mso-height-percent:0;mso-width-relative:margin;mso-height-relative:margin;v-text-anchor:top" o:gfxdata="UEsDBBQABgAIAAAAIQC2gziS/gAAAOEBAAATAAAAW0NvbnRlbnRfVHlwZXNdLnhtbJSRQU7DMBBF&#10;90jcwfIWJU67QAgl6YK0S0CoHGBkTxKLZGx5TGhvj5O2G0SRWNoz/78nu9wcxkFMGNg6quQqL6RA&#10;0s5Y6ir5vt9lD1JwBDIwOMJKHpHlpr69KfdHjyxSmriSfYz+USnWPY7AufNIadK6MEJMx9ApD/oD&#10;OlTrorhX2lFEilmcO2RdNtjC5xDF9pCuTyYBB5bi6bQ4syoJ3g9WQ0ymaiLzg5KdCXlKLjvcW893&#10;SUOqXwnz5DrgnHtJTxOsQfEKIT7DmDSUCaxw7Rqn8787ZsmRM9e2VmPeBN4uqYvTtW7jvijg9N/y&#10;JsXecLq0q+WD6m8AAAD//wMAUEsDBBQABgAIAAAAIQA4/SH/1gAAAJQBAAALAAAAX3JlbHMvLnJl&#10;bHOkkMFqwzAMhu+DvYPRfXGawxijTi+j0GvpHsDYimMaW0Yy2fr2M4PBMnrbUb/Q94l/f/hMi1qR&#10;JVI2sOt6UJgd+ZiDgffL8ekFlFSbvV0oo4EbChzGx4f9GRdb25HMsYhqlCwG5lrLq9biZkxWOiqY&#10;22YiTra2kYMu1l1tQD30/bPm3wwYN0x18gb45AdQl1tp5j/sFB2T0FQ7R0nTNEV3j6o9feQzro1i&#10;OWA14Fm+Q8a1a8+Bvu/d/dMb2JY5uiPbhG/ktn4cqGU/er3pcvwCAAD//wMAUEsDBBQABgAIAAAA&#10;IQCVHvnIDAIAAPYDAAAOAAAAZHJzL2Uyb0RvYy54bWysU9tu2zAMfR+wfxD0vtgJkjYx4hRdugwD&#10;ugvQ7QNkWY6FyaJGKbGzrx+luGm2vQ3TgyCK1CF5eLS+GzrDjgq9Blvy6STnTFkJtbb7kn/7unuz&#10;5MwHYWthwKqSn5Tnd5vXr9a9K9QMWjC1QkYg1he9K3kbgiuyzMtWdcJPwClLzgawE4FM3Gc1ip7Q&#10;O5PN8vwm6wFrhyCV93T7cHbyTcJvGiXD56bxKjBTcqotpB3TXsU926xFsUfhWi3HMsQ/VNEJbSnp&#10;BepBBMEOqP+C6rRE8NCEiYQug6bRUqUeqJtp/kc3T61wKvVC5Hh3ocn/P1j56fjkviALw1sYaICp&#10;Ce8eQX73zMK2FXav7hGhb5WoKfE0Upb1zhfj00i1L3wEqfqPUNOQxSFAAhoa7CIr1CcjdBrA6UK6&#10;GgKTdLm4XeY3K3JJ8i1mi8V0mVKI4vm1Qx/eK+hYPJQcaagJXRwffYjViOI5JCbzYHS908YkA/fV&#10;1iA7ChLALq0R/bcwY1lf8hWlT8gW4vukjU4HEqjRXcmXeVxnyUQ23tk6hQShzflMlRg70hMZOXMT&#10;hmqgwEhTBfWJiEI4C5E+Dh1awJ+c9STCkvsfB4GKM/PBEtmr6XweVZuM+eJ2RgZee6prj7CSoEoe&#10;ODsftyEpPfJg4Z6G0ujE10slY60krkTj+BGieq/tFPXyXTe/AAAA//8DAFBLAwQUAAYACAAAACEA&#10;D0WvlOAAAAAMAQAADwAAAGRycy9kb3ducmV2LnhtbExPyW6DMBC9V8o/WBOpl6oxIWQjmKiLGvWa&#10;NB8wYAdQ8RhhJ5C/7/TUXkaaeW/eku1H24qb6X3jSMF8FoEwVDrdUKXg/PXxvAHhA5LG1pFRcDce&#10;9vnkIcNUu4GO5nYKlWAR8ikqqEPoUil9WRuLfuY6Q4xdXG8x8NpXUvc4sLhtZRxFK2mxIXaosTNv&#10;tSm/T1er4PI5PC23Q3EI5/UxWb1isy7cXanH6fi+4/GyAxHMGP4+4LcD54ecgxXuStqLVsEijpnJ&#10;9wUIhrdJvARRKNgkc5B5Jv+XyH8AAAD//wMAUEsBAi0AFAAGAAgAAAAhALaDOJL+AAAA4QEAABMA&#10;AAAAAAAAAAAAAAAAAAAAAFtDb250ZW50X1R5cGVzXS54bWxQSwECLQAUAAYACAAAACEAOP0h/9YA&#10;AACUAQAACwAAAAAAAAAAAAAAAAAvAQAAX3JlbHMvLnJlbHNQSwECLQAUAAYACAAAACEAlR75yAwC&#10;AAD2AwAADgAAAAAAAAAAAAAAAAAuAgAAZHJzL2Uyb0RvYy54bWxQSwECLQAUAAYACAAAACEAD0Wv&#10;lOAAAAAMAQAADwAAAAAAAAAAAAAAAABmBAAAZHJzL2Rvd25yZXYueG1sUEsFBgAAAAAEAAQA8wAA&#10;AHMFAAAAAA==&#10;" stroked="f">
                   <v:textbox>
                     <w:txbxContent>
                       <w:p>
@@ -15090,7 +15130,7 @@
 </file>
 
 <file path=word/footnotes.xml><?xml version="1.0" encoding="utf-8"?>
-<w:footnotes xmlns:wpc="http://schemas.microsoft.com/office/word/2010/wordprocessingCanvas" xmlns:cx="http://schemas.microsoft.com/office/drawing/2014/chartex" xmlns:cx1="http://schemas.microsoft.com/office/drawing/2015/9/8/chartex" xmlns:cx2="http://schemas.microsoft.com/office/drawing/2015/10/21/chartex" xmlns:cx3="http://schemas.microsoft.com/office/drawing/2016/5/9/chartex" xmlns:cx4="http://schemas.microsoft.com/office/drawing/2016/5/10/chartex" xmlns:cx5="http://schemas.microsoft.com/office/drawing/2016/5/11/chartex" xmlns:cx6="http://schemas.microsoft.com/office/drawing/2016/5/12/chartex" xmlns:cx7="http://schemas.microsoft.com/office/drawing/2016/5/13/chartex" xmlns:cx8="http://schemas.microsoft.com/office/drawing/2016/5/14/chartex" xmlns:mc="http://schemas.openxmlformats.org/markup-compatibility/2006" xmlns:aink="http://schemas.microsoft.com/office/drawing/2016/ink" xmlns:am3d="http://schemas.microsoft.com/office/drawing/2017/model3d" xmlns:o="urn:schemas-microsoft-com:office:office" xmlns:oel="http://schemas.microsoft.com/office/2019/extlst" xmlns:r="http://schemas.openxmlformats.org/officeDocument/2006/relationships" xmlns:m="http://schemas.openxmlformats.org/officeDocument/2006/math" xmlns:v="urn:schemas-microsoft-com:vml" xmlns:wp14="http://schemas.microsoft.com/office/word/2010/wordprocessingDrawing" xmlns:wp="http://schemas.openxmlformats.org/drawingml/2006/wordprocessingDrawing" xmlns:w10="urn:schemas-microsoft-com:office:word" xmlns:w="http://schemas.openxmlformats.org/wordprocessingml/2006/main" xmlns:w14="http://schemas.microsoft.com/office/word/2010/wordml" xmlns:w15="http://schemas.microsoft.com/office/word/2012/wordml" xmlns:w16cex="http://schemas.microsoft.com/office/word/2018/wordml/cex" xmlns:w16cid="http://schemas.microsoft.com/office/word/2016/wordml/cid" xmlns:w16="http://schemas.microsoft.com/office/word/2018/wordml" xmlns:w16du="http://schemas.microsoft.com/office/word/2023/wordml/word16du" xmlns:w16sdtdh="http://schemas.microsoft.com/office/word/2020/wordml/sdtdatahash" xmlns:w16sdtfl="http://schemas.microsoft.com/office/word/2024/wordml/sdtformatlock" xmlns:w16se="http://schemas.microsoft.com/office/word/2015/wordml/symex" xmlns:wpg="http://schemas.microsoft.com/office/word/2010/wordprocessingGroup" xmlns:wpi="http://schemas.microsoft.com/office/word/2010/wordprocessingInk" xmlns:wne="http://schemas.microsoft.com/office/word/2006/wordml" xmlns:wps="http://schemas.microsoft.com/office/word/2010/wordprocessingShape" mc:Ignorable="w14 w15 w16se w16cid w16 w16cex w16sdtdh w16sdtfl w16du wp14">
+<w:footnotes xmlns:wpc="http://schemas.microsoft.com/office/word/2010/wordprocessingCanvas" xmlns:cx="http://schemas.microsoft.com/office/drawing/2014/chartex" xmlns:cx1="http://schemas.microsoft.com/office/drawing/2015/9/8/chartex" xmlns:cx2="http://schemas.microsoft.com/office/drawing/2015/10/21/chartex" xmlns:cx3="http://schemas.microsoft.com/office/drawing/2016/5/9/chartex" xmlns:cx4="http://schemas.microsoft.com/office/drawing/2016/5/10/chartex" xmlns:cx5="http://schemas.microsoft.com/office/drawing/2016/5/11/chartex" xmlns:cx6="http://schemas.microsoft.com/office/drawing/2016/5/12/chartex" xmlns:cx7="http://schemas.microsoft.com/office/drawing/2016/5/13/chartex" xmlns:cx8="http://schemas.microsoft.com/office/drawing/2016/5/14/chartex" xmlns:mc="http://schemas.openxmlformats.org/markup-compatibility/2006" xmlns:aink="http://schemas.microsoft.com/office/drawing/2016/ink" xmlns:am3d="http://schemas.microsoft.com/office/drawing/2017/model3d" xmlns:o="urn:schemas-microsoft-com:office:office" xmlns:r="http://schemas.openxmlformats.org/officeDocument/2006/relationships" xmlns:m="http://schemas.openxmlformats.org/officeDocument/2006/math" xmlns:v="urn:schemas-microsoft-com:vml" xmlns:wp14="http://schemas.microsoft.com/office/word/2010/wordprocessingDrawing" xmlns:wp="http://schemas.openxmlformats.org/drawingml/2006/wordprocessingDrawing" xmlns:w10="urn:schemas-microsoft-com:office:word" xmlns:w="http://schemas.openxmlformats.org/wordprocessingml/2006/main" xmlns:w14="http://schemas.microsoft.com/office/word/2010/wordml" xmlns:w15="http://schemas.microsoft.com/office/word/2012/wordml" xmlns:w16cex="http://schemas.microsoft.com/office/word/2018/wordml/cex" xmlns:w16cid="http://schemas.microsoft.com/office/word/2016/wordml/cid" xmlns:w16="http://schemas.microsoft.com/office/word/2018/wordml" xmlns:w16sdtdh="http://schemas.microsoft.com/office/word/2020/wordml/sdtdatahash" xmlns:w16se="http://schemas.microsoft.com/office/word/2015/wordml/symex" xmlns:wpg="http://schemas.microsoft.com/office/word/2010/wordprocessingGroup" xmlns:wpi="http://schemas.microsoft.com/office/word/2010/wordprocessingInk" xmlns:wne="http://schemas.microsoft.com/office/word/2006/wordml" xmlns:wps="http://schemas.microsoft.com/office/word/2010/wordprocessingShape" mc:Ignorable="w14 w15 w16se w16cid w16 w16cex w16sdtdh wp14">
   <w:footnote w:type="separator" w:id="-1">
     <w:p>
       <w:pPr>
@@ -15115,7 +15155,7 @@
 </file>
 
 <file path=word/header1.xml><?xml version="1.0" encoding="utf-8"?>
-<w:hdr xmlns:wpc="http://schemas.microsoft.com/office/word/2010/wordprocessingCanvas" xmlns:cx="http://schemas.microsoft.com/office/drawing/2014/chartex" xmlns:cx1="http://schemas.microsoft.com/office/drawing/2015/9/8/chartex" xmlns:cx2="http://schemas.microsoft.com/office/drawing/2015/10/21/chartex" xmlns:cx3="http://schemas.microsoft.com/office/drawing/2016/5/9/chartex" xmlns:cx4="http://schemas.microsoft.com/office/drawing/2016/5/10/chartex" xmlns:cx5="http://schemas.microsoft.com/office/drawing/2016/5/11/chartex" xmlns:cx6="http://schemas.microsoft.com/office/drawing/2016/5/12/chartex" xmlns:cx7="http://schemas.microsoft.com/office/drawing/2016/5/13/chartex" xmlns:cx8="http://schemas.microsoft.com/office/drawing/2016/5/14/chartex" xmlns:mc="http://schemas.openxmlformats.org/markup-compatibility/2006" xmlns:aink="http://schemas.microsoft.com/office/drawing/2016/ink" xmlns:am3d="http://schemas.microsoft.com/office/drawing/2017/model3d" xmlns:o="urn:schemas-microsoft-com:office:office" xmlns:oel="http://schemas.microsoft.com/office/2019/extlst" xmlns:r="http://schemas.openxmlformats.org/officeDocument/2006/relationships" xmlns:m="http://schemas.openxmlformats.org/officeDocument/2006/math" xmlns:v="urn:schemas-microsoft-com:vml" xmlns:wp14="http://schemas.microsoft.com/office/word/2010/wordprocessingDrawing" xmlns:wp="http://schemas.openxmlformats.org/drawingml/2006/wordprocessingDrawing" xmlns:w10="urn:schemas-microsoft-com:office:word" xmlns:w="http://schemas.openxmlformats.org/wordprocessingml/2006/main" xmlns:w14="http://schemas.microsoft.com/office/word/2010/wordml" xmlns:w15="http://schemas.microsoft.com/office/word/2012/wordml" xmlns:w16cex="http://schemas.microsoft.com/office/word/2018/wordml/cex" xmlns:w16cid="http://schemas.microsoft.com/office/word/2016/wordml/cid" xmlns:w16="http://schemas.microsoft.com/office/word/2018/wordml" xmlns:w16du="http://schemas.microsoft.com/office/word/2023/wordml/word16du" xmlns:w16sdtdh="http://schemas.microsoft.com/office/word/2020/wordml/sdtdatahash" xmlns:w16sdtfl="http://schemas.microsoft.com/office/word/2024/wordml/sdtformatlock" xmlns:w16se="http://schemas.microsoft.com/office/word/2015/wordml/symex" xmlns:wpg="http://schemas.microsoft.com/office/word/2010/wordprocessingGroup" xmlns:wpi="http://schemas.microsoft.com/office/word/2010/wordprocessingInk" xmlns:wne="http://schemas.microsoft.com/office/word/2006/wordml" xmlns:wps="http://schemas.microsoft.com/office/word/2010/wordprocessingShape" mc:Ignorable="w14 w15 w16se w16cid w16 w16cex w16sdtdh w16sdtfl w16du wp14">
+<w:hdr xmlns:wpc="http://schemas.microsoft.com/office/word/2010/wordprocessingCanvas" xmlns:cx="http://schemas.microsoft.com/office/drawing/2014/chartex" xmlns:cx1="http://schemas.microsoft.com/office/drawing/2015/9/8/chartex" xmlns:cx2="http://schemas.microsoft.com/office/drawing/2015/10/21/chartex" xmlns:cx3="http://schemas.microsoft.com/office/drawing/2016/5/9/chartex" xmlns:cx4="http://schemas.microsoft.com/office/drawing/2016/5/10/chartex" xmlns:cx5="http://schemas.microsoft.com/office/drawing/2016/5/11/chartex" xmlns:cx6="http://schemas.microsoft.com/office/drawing/2016/5/12/chartex" xmlns:cx7="http://schemas.microsoft.com/office/drawing/2016/5/13/chartex" xmlns:cx8="http://schemas.microsoft.com/office/drawing/2016/5/14/chartex" xmlns:mc="http://schemas.openxmlformats.org/markup-compatibility/2006" xmlns:aink="http://schemas.microsoft.com/office/drawing/2016/ink" xmlns:am3d="http://schemas.microsoft.com/office/drawing/2017/model3d" xmlns:o="urn:schemas-microsoft-com:office:office" xmlns:r="http://schemas.openxmlformats.org/officeDocument/2006/relationships" xmlns:m="http://schemas.openxmlformats.org/officeDocument/2006/math" xmlns:v="urn:schemas-microsoft-com:vml" xmlns:wp14="http://schemas.microsoft.com/office/word/2010/wordprocessingDrawing" xmlns:wp="http://schemas.openxmlformats.org/drawingml/2006/wordprocessingDrawing" xmlns:w10="urn:schemas-microsoft-com:office:word" xmlns:w="http://schemas.openxmlformats.org/wordprocessingml/2006/main" xmlns:w14="http://schemas.microsoft.com/office/word/2010/wordml" xmlns:w15="http://schemas.microsoft.com/office/word/2012/wordml" xmlns:w16cex="http://schemas.microsoft.com/office/word/2018/wordml/cex" xmlns:w16cid="http://schemas.microsoft.com/office/word/2016/wordml/cid" xmlns:w16="http://schemas.microsoft.com/office/word/2018/wordml" xmlns:w16sdtdh="http://schemas.microsoft.com/office/word/2020/wordml/sdtdatahash" xmlns:w16se="http://schemas.microsoft.com/office/word/2015/wordml/symex" xmlns:wpg="http://schemas.microsoft.com/office/word/2010/wordprocessingGroup" xmlns:wpi="http://schemas.microsoft.com/office/word/2010/wordprocessingInk" xmlns:wne="http://schemas.microsoft.com/office/word/2006/wordml" xmlns:wps="http://schemas.microsoft.com/office/word/2010/wordprocessingShape" mc:Ignorable="w14 w15 w16se w16cid w16 w16cex w16sdtdh wp14">
   <w:p>
     <w:pPr>
       <w:pStyle w:val="Encabezado"/>
@@ -15200,7 +15240,7 @@
 </file>
 
 <file path=word/numbering.xml><?xml version="1.0" encoding="utf-8"?>
-<w:numbering xmlns:wpc="http://schemas.microsoft.com/office/word/2010/wordprocessingCanvas" xmlns:cx="http://schemas.microsoft.com/office/drawing/2014/chartex" xmlns:cx1="http://schemas.microsoft.com/office/drawing/2015/9/8/chartex" xmlns:cx2="http://schemas.microsoft.com/office/drawing/2015/10/21/chartex" xmlns:cx3="http://schemas.microsoft.com/office/drawing/2016/5/9/chartex" xmlns:cx4="http://schemas.microsoft.com/office/drawing/2016/5/10/chartex" xmlns:cx5="http://schemas.microsoft.com/office/drawing/2016/5/11/chartex" xmlns:cx6="http://schemas.microsoft.com/office/drawing/2016/5/12/chartex" xmlns:cx7="http://schemas.microsoft.com/office/drawing/2016/5/13/chartex" xmlns:cx8="http://schemas.microsoft.com/office/drawing/2016/5/14/chartex" xmlns:mc="http://schemas.openxmlformats.org/markup-compatibility/2006" xmlns:aink="http://schemas.microsoft.com/office/drawing/2016/ink" xmlns:am3d="http://schemas.microsoft.com/office/drawing/2017/model3d" xmlns:o="urn:schemas-microsoft-com:office:office" xmlns:oel="http://schemas.microsoft.com/office/2019/extlst" xmlns:r="http://schemas.openxmlformats.org/officeDocument/2006/relationships" xmlns:m="http://schemas.openxmlformats.org/officeDocument/2006/math" xmlns:v="urn:schemas-microsoft-com:vml" xmlns:wp14="http://schemas.microsoft.com/office/word/2010/wordprocessingDrawing" xmlns:wp="http://schemas.openxmlformats.org/drawingml/2006/wordprocessingDrawing" xmlns:w10="urn:schemas-microsoft-com:office:word" xmlns:w="http://schemas.openxmlformats.org/wordprocessingml/2006/main" xmlns:w14="http://schemas.microsoft.com/office/word/2010/wordml" xmlns:w15="http://schemas.microsoft.com/office/word/2012/wordml" xmlns:w16cex="http://schemas.microsoft.com/office/word/2018/wordml/cex" xmlns:w16cid="http://schemas.microsoft.com/office/word/2016/wordml/cid" xmlns:w16="http://schemas.microsoft.com/office/word/2018/wordml" xmlns:w16du="http://schemas.microsoft.com/office/word/2023/wordml/word16du" xmlns:w16sdtdh="http://schemas.microsoft.com/office/word/2020/wordml/sdtdatahash" xmlns:w16sdtfl="http://schemas.microsoft.com/office/word/2024/wordml/sdtformatlock" xmlns:w16se="http://schemas.microsoft.com/office/word/2015/wordml/symex" xmlns:wpg="http://schemas.microsoft.com/office/word/2010/wordprocessingGroup" xmlns:wpi="http://schemas.microsoft.com/office/word/2010/wordprocessingInk" xmlns:wne="http://schemas.microsoft.com/office/word/2006/wordml" xmlns:wps="http://schemas.microsoft.com/office/word/2010/wordprocessingShape" mc:Ignorable="w14 w15 w16se w16cid w16 w16cex w16sdtdh w16sdtfl w16du wp14">
+<w:numbering xmlns:wpc="http://schemas.microsoft.com/office/word/2010/wordprocessingCanvas" xmlns:cx="http://schemas.microsoft.com/office/drawing/2014/chartex" xmlns:cx1="http://schemas.microsoft.com/office/drawing/2015/9/8/chartex" xmlns:cx2="http://schemas.microsoft.com/office/drawing/2015/10/21/chartex" xmlns:cx3="http://schemas.microsoft.com/office/drawing/2016/5/9/chartex" xmlns:cx4="http://schemas.microsoft.com/office/drawing/2016/5/10/chartex" xmlns:cx5="http://schemas.microsoft.com/office/drawing/2016/5/11/chartex" xmlns:cx6="http://schemas.microsoft.com/office/drawing/2016/5/12/chartex" xmlns:cx7="http://schemas.microsoft.com/office/drawing/2016/5/13/chartex" xmlns:cx8="http://schemas.microsoft.com/office/drawing/2016/5/14/chartex" xmlns:mc="http://schemas.openxmlformats.org/markup-compatibility/2006" xmlns:aink="http://schemas.microsoft.com/office/drawing/2016/ink" xmlns:am3d="http://schemas.microsoft.com/office/drawing/2017/model3d" xmlns:o="urn:schemas-microsoft-com:office:office" xmlns:r="http://schemas.openxmlformats.org/officeDocument/2006/relationships" xmlns:m="http://schemas.openxmlformats.org/officeDocument/2006/math" xmlns:v="urn:schemas-microsoft-com:vml" xmlns:wp14="http://schemas.microsoft.com/office/word/2010/wordprocessingDrawing" xmlns:wp="http://schemas.openxmlformats.org/drawingml/2006/wordprocessingDrawing" xmlns:w10="urn:schemas-microsoft-com:office:word" xmlns:w="http://schemas.openxmlformats.org/wordprocessingml/2006/main" xmlns:w14="http://schemas.microsoft.com/office/word/2010/wordml" xmlns:w15="http://schemas.microsoft.com/office/word/2012/wordml" xmlns:w16cex="http://schemas.microsoft.com/office/word/2018/wordml/cex" xmlns:w16cid="http://schemas.microsoft.com/office/word/2016/wordml/cid" xmlns:w16="http://schemas.microsoft.com/office/word/2018/wordml" xmlns:w16sdtdh="http://schemas.microsoft.com/office/word/2020/wordml/sdtdatahash" xmlns:w16se="http://schemas.microsoft.com/office/word/2015/wordml/symex" xmlns:wpg="http://schemas.microsoft.com/office/word/2010/wordprocessingGroup" xmlns:wpi="http://schemas.microsoft.com/office/word/2010/wordprocessingInk" xmlns:wne="http://schemas.microsoft.com/office/word/2006/wordml" xmlns:wps="http://schemas.microsoft.com/office/word/2010/wordprocessingShape" mc:Ignorable="w14 w15 w16se w16cid w16 w16cex w16sdtdh wp14">
   <w:abstractNum w:abstractNumId="0" w15:restartNumberingAfterBreak="0">
     <w:nsid w:val="FFFFFF89"/>
     <w:multiLevelType w:val="singleLevel"/>
@@ -19213,121 +19253,121 @@
       </w:rPr>
     </w:lvl>
   </w:abstractNum>
-  <w:num w:numId="1" w16cid:durableId="555242128">
+  <w:num w:numId="1">
     <w:abstractNumId w:val="0"/>
   </w:num>
-  <w:num w:numId="2" w16cid:durableId="936987529">
+  <w:num w:numId="2">
     <w:abstractNumId w:val="12"/>
   </w:num>
-  <w:num w:numId="3" w16cid:durableId="80757691">
+  <w:num w:numId="3">
     <w:abstractNumId w:val="26"/>
   </w:num>
-  <w:num w:numId="4" w16cid:durableId="713768831">
+  <w:num w:numId="4">
     <w:abstractNumId w:val="20"/>
   </w:num>
-  <w:num w:numId="5" w16cid:durableId="522330483">
+  <w:num w:numId="5">
     <w:abstractNumId w:val="31"/>
   </w:num>
-  <w:num w:numId="6" w16cid:durableId="595018057">
+  <w:num w:numId="6">
     <w:abstractNumId w:val="25"/>
   </w:num>
-  <w:num w:numId="7" w16cid:durableId="818502718">
+  <w:num w:numId="7">
     <w:abstractNumId w:val="5"/>
   </w:num>
-  <w:num w:numId="8" w16cid:durableId="1992713593">
+  <w:num w:numId="8">
     <w:abstractNumId w:val="32"/>
   </w:num>
-  <w:num w:numId="9" w16cid:durableId="770659860">
+  <w:num w:numId="9">
     <w:abstractNumId w:val="23"/>
   </w:num>
-  <w:num w:numId="10" w16cid:durableId="1488549459">
+  <w:num w:numId="10">
     <w:abstractNumId w:val="11"/>
   </w:num>
-  <w:num w:numId="11" w16cid:durableId="1341153058">
+  <w:num w:numId="11">
     <w:abstractNumId w:val="22"/>
   </w:num>
-  <w:num w:numId="12" w16cid:durableId="13418">
+  <w:num w:numId="12">
     <w:abstractNumId w:val="3"/>
   </w:num>
-  <w:num w:numId="13" w16cid:durableId="1650399155">
+  <w:num w:numId="13">
     <w:abstractNumId w:val="33"/>
   </w:num>
-  <w:num w:numId="14" w16cid:durableId="1186284271">
+  <w:num w:numId="14">
     <w:abstractNumId w:val="2"/>
   </w:num>
-  <w:num w:numId="15" w16cid:durableId="515924120">
+  <w:num w:numId="15">
     <w:abstractNumId w:val="7"/>
   </w:num>
-  <w:num w:numId="16" w16cid:durableId="317265898">
+  <w:num w:numId="16">
     <w:abstractNumId w:val="15"/>
   </w:num>
-  <w:num w:numId="17" w16cid:durableId="1730955620">
+  <w:num w:numId="17">
     <w:abstractNumId w:val="28"/>
   </w:num>
-  <w:num w:numId="18" w16cid:durableId="1784302936">
+  <w:num w:numId="18">
     <w:abstractNumId w:val="14"/>
   </w:num>
-  <w:num w:numId="19" w16cid:durableId="1766271228">
+  <w:num w:numId="19">
     <w:abstractNumId w:val="29"/>
   </w:num>
-  <w:num w:numId="20" w16cid:durableId="263658404">
+  <w:num w:numId="20">
     <w:abstractNumId w:val="24"/>
   </w:num>
-  <w:num w:numId="21" w16cid:durableId="935334067">
+  <w:num w:numId="21">
     <w:abstractNumId w:val="34"/>
   </w:num>
-  <w:num w:numId="22" w16cid:durableId="1621450911">
+  <w:num w:numId="22">
     <w:abstractNumId w:val="4"/>
   </w:num>
-  <w:num w:numId="23" w16cid:durableId="883563669">
+  <w:num w:numId="23">
     <w:abstractNumId w:val="9"/>
   </w:num>
-  <w:num w:numId="24" w16cid:durableId="486626401">
+  <w:num w:numId="24">
     <w:abstractNumId w:val="1"/>
   </w:num>
-  <w:num w:numId="25" w16cid:durableId="1650287523">
+  <w:num w:numId="25">
     <w:abstractNumId w:val="10"/>
   </w:num>
-  <w:num w:numId="26" w16cid:durableId="1787001360">
+  <w:num w:numId="26">
     <w:abstractNumId w:val="19"/>
   </w:num>
-  <w:num w:numId="27" w16cid:durableId="1721394191">
+  <w:num w:numId="27">
     <w:abstractNumId w:val="18"/>
   </w:num>
-  <w:num w:numId="28" w16cid:durableId="1541354435">
+  <w:num w:numId="28">
     <w:abstractNumId w:val="30"/>
   </w:num>
-  <w:num w:numId="29" w16cid:durableId="2009821177">
+  <w:num w:numId="29">
     <w:abstractNumId w:val="13"/>
   </w:num>
-  <w:num w:numId="30" w16cid:durableId="1091974154">
+  <w:num w:numId="30">
     <w:abstractNumId w:val="6"/>
   </w:num>
-  <w:num w:numId="31" w16cid:durableId="942415266">
+  <w:num w:numId="31">
     <w:abstractNumId w:val="35"/>
   </w:num>
-  <w:num w:numId="32" w16cid:durableId="588076759">
+  <w:num w:numId="32">
     <w:abstractNumId w:val="17"/>
   </w:num>
-  <w:num w:numId="33" w16cid:durableId="1995603894">
+  <w:num w:numId="33">
     <w:abstractNumId w:val="16"/>
   </w:num>
-  <w:num w:numId="34" w16cid:durableId="198057893">
+  <w:num w:numId="34">
     <w:abstractNumId w:val="36"/>
   </w:num>
-  <w:num w:numId="35" w16cid:durableId="1019543784">
+  <w:num w:numId="35">
     <w:abstractNumId w:val="31"/>
     <w:lvlOverride w:ilvl="0">
       <w:startOverride w:val="1"/>
     </w:lvlOverride>
   </w:num>
-  <w:num w:numId="36" w16cid:durableId="1059982759">
+  <w:num w:numId="36">
     <w:abstractNumId w:val="27"/>
   </w:num>
-  <w:num w:numId="37" w16cid:durableId="1284581475">
+  <w:num w:numId="37">
     <w:abstractNumId w:val="21"/>
   </w:num>
-  <w:num w:numId="38" w16cid:durableId="285816851">
+  <w:num w:numId="38">
     <w:abstractNumId w:val="8"/>
   </w:num>
   <w:numIdMacAtCleanup w:val="29"/>
@@ -19335,7 +19375,7 @@
 </file>
 
 <file path=word/styles.xml><?xml version="1.0" encoding="utf-8"?>
-<w:styles xmlns:mc="http://schemas.openxmlformats.org/markup-compatibility/2006" xmlns:r="http://schemas.openxmlformats.org/officeDocument/2006/relationships" xmlns:w="http://schemas.openxmlformats.org/wordprocessingml/2006/main" xmlns:w14="http://schemas.microsoft.com/office/word/2010/wordml" xmlns:w15="http://schemas.microsoft.com/office/word/2012/wordml" xmlns:w16cex="http://schemas.microsoft.com/office/word/2018/wordml/cex" xmlns:w16cid="http://schemas.microsoft.com/office/word/2016/wordml/cid" xmlns:w16="http://schemas.microsoft.com/office/word/2018/wordml" xmlns:w16du="http://schemas.microsoft.com/office/word/2023/wordml/word16du" xmlns:w16sdtdh="http://schemas.microsoft.com/office/word/2020/wordml/sdtdatahash" xmlns:w16sdtfl="http://schemas.microsoft.com/office/word/2024/wordml/sdtformatlock" xmlns:w16se="http://schemas.microsoft.com/office/word/2015/wordml/symex" mc:Ignorable="w14 w15 w16se w16cid w16 w16cex w16sdtdh w16sdtfl w16du">
+<w:styles xmlns:mc="http://schemas.openxmlformats.org/markup-compatibility/2006" xmlns:r="http://schemas.openxmlformats.org/officeDocument/2006/relationships" xmlns:w="http://schemas.openxmlformats.org/wordprocessingml/2006/main" xmlns:w14="http://schemas.microsoft.com/office/word/2010/wordml" xmlns:w15="http://schemas.microsoft.com/office/word/2012/wordml" xmlns:w16cex="http://schemas.microsoft.com/office/word/2018/wordml/cex" xmlns:w16cid="http://schemas.microsoft.com/office/word/2016/wordml/cid" xmlns:w16="http://schemas.microsoft.com/office/word/2018/wordml" xmlns:w16sdtdh="http://schemas.microsoft.com/office/word/2020/wordml/sdtdatahash" xmlns:w16se="http://schemas.microsoft.com/office/word/2015/wordml/symex" mc:Ignorable="w14 w15 w16se w16cid w16 w16cex w16sdtdh">
   <w:docDefaults>
     <w:rPrDefault>
       <w:rPr>
@@ -20926,6 +20966,21 @@
 </file>
 
 <file path=customXml/item1.xml><?xml version="1.0" encoding="utf-8"?>
+<p:properties xmlns:p="http://schemas.microsoft.com/office/2006/metadata/properties" xmlns:xsi="http://www.w3.org/2001/XMLSchema-instance" xmlns:pc="http://schemas.microsoft.com/office/infopath/2007/PartnerControls">
+  <documentManagement>
+    <TaxCatchAll xmlns="cb45339b-ced9-4d0d-8f64-77573914d53b"/>
+    <lcf76f155ced4ddcb4097134ff3c332f xmlns="43a3ca16-9c26-4813-b83f-4aec9927b43f">
+      <Terms xmlns="http://schemas.microsoft.com/office/infopath/2007/PartnerControls"/>
+    </lcf76f155ced4ddcb4097134ff3c332f>
+  </documentManagement>
+</p:properties>
+</file>
+
+<file path=customXml/item2.xml><?xml version="1.0" encoding="utf-8"?>
+<b:Sources xmlns:b="http://schemas.openxmlformats.org/officeDocument/2006/bibliography" xmlns="http://schemas.openxmlformats.org/officeDocument/2006/bibliography" SelectedStyle="\APASixthEditionOfficeOnline.xsl" StyleName="APA" Version="6"/>
+</file>
+
+<file path=customXml/item3.xml><?xml version="1.0" encoding="utf-8"?>
 <ct:contentTypeSchema xmlns:ct="http://schemas.microsoft.com/office/2006/metadata/contentType" xmlns:ma="http://schemas.microsoft.com/office/2006/metadata/properties/metaAttributes" ct:_="" ma:_="" ma:contentTypeName="Documento" ma:contentTypeID="0x01010049282E1EDBE9234EA9E6D38F720E265F" ma:contentTypeVersion="15" ma:contentTypeDescription="Crear nuevo documento." ma:contentTypeScope="" ma:versionID="b31c7aa9eaf043a08b87120b3c4916e3">
   <xsd:schema xmlns:xsd="http://www.w3.org/2001/XMLSchema" xmlns:xs="http://www.w3.org/2001/XMLSchema" xmlns:p="http://schemas.microsoft.com/office/2006/metadata/properties" xmlns:ns2="cb45339b-ced9-4d0d-8f64-77573914d53b" xmlns:ns3="43a3ca16-9c26-4813-b83f-4aec9927b43f" targetNamespace="http://schemas.microsoft.com/office/2006/metadata/properties" ma:root="true" ma:fieldsID="3533d065b04d75c457075bc55f1f5315" ns2:_="" ns3:_="">
     <xsd:import namespace="cb45339b-ced9-4d0d-8f64-77573914d53b"/>
@@ -21160,21 +21215,6 @@
 </ct:contentTypeSchema>
 </file>
 
-<file path=customXml/item2.xml><?xml version="1.0" encoding="utf-8"?>
-<b:Sources xmlns:b="http://schemas.openxmlformats.org/officeDocument/2006/bibliography" xmlns="http://schemas.openxmlformats.org/officeDocument/2006/bibliography" SelectedStyle="\APASixthEditionOfficeOnline.xsl" StyleName="APA" Version="6"/>
-</file>
-
-<file path=customXml/item3.xml><?xml version="1.0" encoding="utf-8"?>
-<p:properties xmlns:p="http://schemas.microsoft.com/office/2006/metadata/properties" xmlns:xsi="http://www.w3.org/2001/XMLSchema-instance" xmlns:pc="http://schemas.microsoft.com/office/infopath/2007/PartnerControls">
-  <documentManagement>
-    <TaxCatchAll xmlns="cb45339b-ced9-4d0d-8f64-77573914d53b"/>
-    <lcf76f155ced4ddcb4097134ff3c332f xmlns="43a3ca16-9c26-4813-b83f-4aec9927b43f">
-      <Terms xmlns="http://schemas.microsoft.com/office/infopath/2007/PartnerControls"/>
-    </lcf76f155ced4ddcb4097134ff3c332f>
-  </documentManagement>
-</p:properties>
-</file>
-
 <file path=customXml/item4.xml><?xml version="1.0" encoding="utf-8"?>
 <?mso-contentType ?>
 <FormTemplates xmlns="http://schemas.microsoft.com/sharepoint/v3/contenttype/forms">
@@ -21185,6 +21225,25 @@
 </file>
 
 <file path=customXml/itemProps1.xml><?xml version="1.0" encoding="utf-8"?>
+<ds:datastoreItem xmlns:ds="http://schemas.openxmlformats.org/officeDocument/2006/customXml" ds:itemID="{1145D752-ACC1-45E1-AB53-0C756F67FC7F}">
+  <ds:schemaRefs>
+    <ds:schemaRef ds:uri="http://schemas.microsoft.com/office/2006/metadata/properties"/>
+    <ds:schemaRef ds:uri="http://schemas.microsoft.com/office/infopath/2007/PartnerControls"/>
+    <ds:schemaRef ds:uri="cb45339b-ced9-4d0d-8f64-77573914d53b"/>
+    <ds:schemaRef ds:uri="43a3ca16-9c26-4813-b83f-4aec9927b43f"/>
+  </ds:schemaRefs>
+</ds:datastoreItem>
+</file>
+
+<file path=customXml/itemProps2.xml><?xml version="1.0" encoding="utf-8"?>
+<ds:datastoreItem xmlns:ds="http://schemas.openxmlformats.org/officeDocument/2006/customXml" ds:itemID="{E8AB44A3-7C62-4BD2-82ED-8ABC209970FA}">
+  <ds:schemaRefs>
+    <ds:schemaRef ds:uri="http://schemas.openxmlformats.org/officeDocument/2006/bibliography"/>
+  </ds:schemaRefs>
+</ds:datastoreItem>
+</file>
+
+<file path=customXml/itemProps3.xml><?xml version="1.0" encoding="utf-8"?>
 <ds:datastoreItem xmlns:ds="http://schemas.openxmlformats.org/officeDocument/2006/customXml" ds:itemID="{DF43E046-DB0C-42D1-8C73-AE38B52F1ED7}">
   <ds:schemaRefs>
     <ds:schemaRef ds:uri="http://schemas.microsoft.com/office/2006/metadata/contentType"/>
@@ -21203,25 +21262,6 @@
 </ds:datastoreItem>
 </file>
 
-<file path=customXml/itemProps2.xml><?xml version="1.0" encoding="utf-8"?>
-<ds:datastoreItem xmlns:ds="http://schemas.openxmlformats.org/officeDocument/2006/customXml" ds:itemID="{E8AB44A3-7C62-4BD2-82ED-8ABC209970FA}">
-  <ds:schemaRefs>
-    <ds:schemaRef ds:uri="http://schemas.openxmlformats.org/officeDocument/2006/bibliography"/>
-  </ds:schemaRefs>
-</ds:datastoreItem>
-</file>
-
-<file path=customXml/itemProps3.xml><?xml version="1.0" encoding="utf-8"?>
-<ds:datastoreItem xmlns:ds="http://schemas.openxmlformats.org/officeDocument/2006/customXml" ds:itemID="{1145D752-ACC1-45E1-AB53-0C756F67FC7F}">
-  <ds:schemaRefs>
-    <ds:schemaRef ds:uri="http://schemas.microsoft.com/office/2006/metadata/properties"/>
-    <ds:schemaRef ds:uri="http://schemas.microsoft.com/office/infopath/2007/PartnerControls"/>
-    <ds:schemaRef ds:uri="cb45339b-ced9-4d0d-8f64-77573914d53b"/>
-    <ds:schemaRef ds:uri="43a3ca16-9c26-4813-b83f-4aec9927b43f"/>
-  </ds:schemaRefs>
-</ds:datastoreItem>
-</file>
-
 <file path=customXml/itemProps4.xml><?xml version="1.0" encoding="utf-8"?>
 <ds:datastoreItem xmlns:ds="http://schemas.openxmlformats.org/officeDocument/2006/customXml" ds:itemID="{81CBDEC1-3B00-44ED-AD36-0268077980BA}">
   <ds:schemaRefs>

--- a/fuentes/CFA2_84920096_DU.docx
+++ b/fuentes/CFA2_84920096_DU.docx
@@ -1,6 +1,6 @@
 
 <file path=word/document.xml><?xml version="1.0" encoding="utf-8"?>
-<w:document xmlns:wpc="http://schemas.microsoft.com/office/word/2010/wordprocessingCanvas" xmlns:cx="http://schemas.microsoft.com/office/drawing/2014/chartex" xmlns:cx1="http://schemas.microsoft.com/office/drawing/2015/9/8/chartex" xmlns:cx2="http://schemas.microsoft.com/office/drawing/2015/10/21/chartex" xmlns:cx3="http://schemas.microsoft.com/office/drawing/2016/5/9/chartex" xmlns:cx4="http://schemas.microsoft.com/office/drawing/2016/5/10/chartex" xmlns:cx5="http://schemas.microsoft.com/office/drawing/2016/5/11/chartex" xmlns:cx6="http://schemas.microsoft.com/office/drawing/2016/5/12/chartex" xmlns:cx7="http://schemas.microsoft.com/office/drawing/2016/5/13/chartex" xmlns:cx8="http://schemas.microsoft.com/office/drawing/2016/5/14/chartex" xmlns:mc="http://schemas.openxmlformats.org/markup-compatibility/2006" xmlns:aink="http://schemas.microsoft.com/office/drawing/2016/ink" xmlns:am3d="http://schemas.microsoft.com/office/drawing/2017/model3d" xmlns:o="urn:schemas-microsoft-com:office:office" xmlns:r="http://schemas.openxmlformats.org/officeDocument/2006/relationships" xmlns:m="http://schemas.openxmlformats.org/officeDocument/2006/math" xmlns:v="urn:schemas-microsoft-com:vml" xmlns:wp14="http://schemas.microsoft.com/office/word/2010/wordprocessingDrawing" xmlns:wp="http://schemas.openxmlformats.org/drawingml/2006/wordprocessingDrawing" xmlns:w10="urn:schemas-microsoft-com:office:word" xmlns:w="http://schemas.openxmlformats.org/wordprocessingml/2006/main" xmlns:w14="http://schemas.microsoft.com/office/word/2010/wordml" xmlns:w15="http://schemas.microsoft.com/office/word/2012/wordml" xmlns:w16cex="http://schemas.microsoft.com/office/word/2018/wordml/cex" xmlns:w16cid="http://schemas.microsoft.com/office/word/2016/wordml/cid" xmlns:w16="http://schemas.microsoft.com/office/word/2018/wordml" xmlns:w16sdtdh="http://schemas.microsoft.com/office/word/2020/wordml/sdtdatahash" xmlns:w16se="http://schemas.microsoft.com/office/word/2015/wordml/symex" xmlns:wpg="http://schemas.microsoft.com/office/word/2010/wordprocessingGroup" xmlns:wpi="http://schemas.microsoft.com/office/word/2010/wordprocessingInk" xmlns:wne="http://schemas.microsoft.com/office/word/2006/wordml" xmlns:wps="http://schemas.microsoft.com/office/word/2010/wordprocessingShape" mc:Ignorable="w14 w15 w16se w16cid w16 w16cex w16sdtdh wp14">
+<w:document xmlns:wpc="http://schemas.microsoft.com/office/word/2010/wordprocessingCanvas" xmlns:cx="http://schemas.microsoft.com/office/drawing/2014/chartex" xmlns:cx1="http://schemas.microsoft.com/office/drawing/2015/9/8/chartex" xmlns:cx2="http://schemas.microsoft.com/office/drawing/2015/10/21/chartex" xmlns:cx3="http://schemas.microsoft.com/office/drawing/2016/5/9/chartex" xmlns:cx4="http://schemas.microsoft.com/office/drawing/2016/5/10/chartex" xmlns:cx5="http://schemas.microsoft.com/office/drawing/2016/5/11/chartex" xmlns:cx6="http://schemas.microsoft.com/office/drawing/2016/5/12/chartex" xmlns:cx7="http://schemas.microsoft.com/office/drawing/2016/5/13/chartex" xmlns:cx8="http://schemas.microsoft.com/office/drawing/2016/5/14/chartex" xmlns:mc="http://schemas.openxmlformats.org/markup-compatibility/2006" xmlns:aink="http://schemas.microsoft.com/office/drawing/2016/ink" xmlns:am3d="http://schemas.microsoft.com/office/drawing/2017/model3d" xmlns:o="urn:schemas-microsoft-com:office:office" xmlns:oel="http://schemas.microsoft.com/office/2019/extlst" xmlns:r="http://schemas.openxmlformats.org/officeDocument/2006/relationships" xmlns:m="http://schemas.openxmlformats.org/officeDocument/2006/math" xmlns:v="urn:schemas-microsoft-com:vml" xmlns:wp14="http://schemas.microsoft.com/office/word/2010/wordprocessingDrawing" xmlns:wp="http://schemas.openxmlformats.org/drawingml/2006/wordprocessingDrawing" xmlns:w10="urn:schemas-microsoft-com:office:word" xmlns:w="http://schemas.openxmlformats.org/wordprocessingml/2006/main" xmlns:w14="http://schemas.microsoft.com/office/word/2010/wordml" xmlns:w15="http://schemas.microsoft.com/office/word/2012/wordml" xmlns:w16cex="http://schemas.microsoft.com/office/word/2018/wordml/cex" xmlns:w16cid="http://schemas.microsoft.com/office/word/2016/wordml/cid" xmlns:w16="http://schemas.microsoft.com/office/word/2018/wordml" xmlns:w16du="http://schemas.microsoft.com/office/word/2023/wordml/word16du" xmlns:w16sdtdh="http://schemas.microsoft.com/office/word/2020/wordml/sdtdatahash" xmlns:w16sdtfl="http://schemas.microsoft.com/office/word/2024/wordml/sdtformatlock" xmlns:w16se="http://schemas.microsoft.com/office/word/2015/wordml/symex" xmlns:wpg="http://schemas.microsoft.com/office/word/2010/wordprocessingGroup" xmlns:wpi="http://schemas.microsoft.com/office/word/2010/wordprocessingInk" xmlns:wne="http://schemas.microsoft.com/office/word/2006/wordml" xmlns:wps="http://schemas.microsoft.com/office/word/2010/wordprocessingShape" mc:Ignorable="w14 w15 w16se w16cid w16 w16cex w16sdtdh w16sdtfl w16du wp14">
   <w:body>
     <w:p>
       <w:pPr>
@@ -85,7 +85,7 @@
               </wp:anchor>
             </w:drawing>
           </mc:Choice>
-          <mc:Fallback xmlns:w16sdtfl="http://schemas.microsoft.com/office/word/2024/wordml/sdtformatlock" xmlns:w16du="http://schemas.microsoft.com/office/word/2023/wordml/word16du" xmlns:oel="http://schemas.microsoft.com/office/2019/extlst">
+          <mc:Fallback>
             <w:pict>
               <v:rect w14:anchorId="4E7873B1" id="Rectángulo 3" o:spid="_x0000_s1026" alt="&quot;&quot;" style="position:absolute;margin-left:-54pt;margin-top:31.65pt;width:613.85pt;height:204pt;z-index:-251655168;visibility:visible;mso-wrap-style:square;mso-height-percent:0;mso-wrap-distance-left:9pt;mso-wrap-distance-top:0;mso-wrap-distance-right:9pt;mso-wrap-distance-bottom:0;mso-position-horizontal:absolute;mso-position-horizontal-relative:text;mso-position-vertical:absolute;mso-position-vertical-relative:text;mso-height-percent:0;mso-height-relative:margin;v-text-anchor:middle" o:gfxdata="UEsDBBQABgAIAAAAIQC2gziS/gAAAOEBAAATAAAAW0NvbnRlbnRfVHlwZXNdLnhtbJSRQU7DMBBF&#10;90jcwfIWJU67QAgl6YK0S0CoHGBkTxKLZGx5TGhvj5O2G0SRWNoz/78nu9wcxkFMGNg6quQqL6RA&#10;0s5Y6ir5vt9lD1JwBDIwOMJKHpHlpr69KfdHjyxSmriSfYz+USnWPY7AufNIadK6MEJMx9ApD/oD&#10;OlTrorhX2lFEilmcO2RdNtjC5xDF9pCuTyYBB5bi6bQ4syoJ3g9WQ0ymaiLzg5KdCXlKLjvcW893&#10;SUOqXwnz5DrgnHtJTxOsQfEKIT7DmDSUCaxw7Rqn8787ZsmRM9e2VmPeBN4uqYvTtW7jvijg9N/y&#10;JsXecLq0q+WD6m8AAAD//wMAUEsDBBQABgAIAAAAIQA4/SH/1gAAAJQBAAALAAAAX3JlbHMvLnJl&#10;bHOkkMFqwzAMhu+DvYPRfXGawxijTi+j0GvpHsDYimMaW0Yy2fr2M4PBMnrbUb/Q94l/f/hMi1qR&#10;JVI2sOt6UJgd+ZiDgffL8ekFlFSbvV0oo4EbChzGx4f9GRdb25HMsYhqlCwG5lrLq9biZkxWOiqY&#10;22YiTra2kYMu1l1tQD30/bPm3wwYN0x18gb45AdQl1tp5j/sFB2T0FQ7R0nTNEV3j6o9feQzro1i&#10;OWA14Fm+Q8a1a8+Bvu/d/dMb2JY5uiPbhG/ktn4cqGU/er3pcvwCAAD//wMAUEsDBBQABgAIAAAA&#10;IQA7pdBEpwIAAJAFAAAOAAAAZHJzL2Uyb0RvYy54bWysVM1u2zAMvg/YOwi6r3bSePlBnSJI0GFA&#10;0RZth54VWYoNyKImKXGyt9mz7MVKyT/tumKHYTkookh+JD+TvLg81oochHUV6JyOzlJKhOZQVHqX&#10;02+PV59mlDjPdMEUaJHTk3D0cvnxw0VjFmIMJahCWIIg2i0ak9PSe7NIEsdLUTN3BkZoVEqwNfMo&#10;2l1SWNYgeq2ScZp+ThqwhbHAhXP4ummVdBnxpRTc30rphCcqp5ibj6eN5zacyfKCLXaWmbLiXRrs&#10;H7KoWaUx6AC1YZ6Rva3+gKorbsGB9Gcc6gSkrLiINWA1o/RNNQ8lMyLWguQ4M9Dk/h8svzncWVIV&#10;OZ2m2WycTSZTSjSr8VPdI3m/furdXgE5D0Q1xi3Q/sHc2U5yeA1VH6Wtwz/WQ46R3NNArjh6wvFx&#10;Op1ns3lGCUfdOJunszTSn7y4G+v8FwE1CZecWkwgksoO185jSDTtTUI0B6oqriqlomB327Wy5MDC&#10;l07PR5NNyBldfjNTOhhrCG6tOrwkobS2mHjzJyWCndL3QiI7mP44ZhL7UgxxGOdC+1GrKlkh2vBZ&#10;ir8+eujk4BFziYABWWL8AbsD6C1bkB67zbKzD64itvXgnP4tsdZ58IiRQfvBua402PcAFFbVRW7t&#10;e5JaagJLWyhO2DsW2qFyhl9V+N2umfN3zOIU4bzhZvC3eEgFTU6hu1FSgv3x3nuwx+ZGLSUNTmVO&#10;3fc9s4IS9VVj289Hk0kY4yhMsukYBftas32t0ft6DdgOI9xBhsdrsPeqv0oL9RMukFWIiiqmOcbO&#10;Kfe2F9a+3Ra4grhYraIZjq5h/lo/GB7AA6uhLx+PT8yarnk99v0N9BPMFm96uLUNnhpWew+yig3+&#10;wmvHN459bJxuRYW98lqOVi+LdPkMAAD//wMAUEsDBBQABgAIAAAAIQAs8qBh4AAAAAwBAAAPAAAA&#10;ZHJzL2Rvd25yZXYueG1sTI8xb8IwFIT3Sv0P1qvUDRw3FdAQB1WoUbdKoR06mviRRMTPwTaQ/Pua&#10;qYynO919l29G07MLOt9ZkiDmCTCk2uqOGgk/3+VsBcwHRVr1llDChB42xeNDrjJtr1ThZRcaFkvI&#10;Z0pCG8KQce7rFo3yczsgRe9gnVEhStdw7dQ1lpuevyTJghvVUVxo1YDbFuvj7mwk/H5s8bPC09fk&#10;3CROdNBlVQYpn5/G9zWwgGP4D8MNP6JDEZn29kzas17CTCSreCZIWKQpsFtCiLclsL2E16VIgRc5&#10;vz9R/AEAAP//AwBQSwECLQAUAAYACAAAACEAtoM4kv4AAADhAQAAEwAAAAAAAAAAAAAAAAAAAAAA&#10;W0NvbnRlbnRfVHlwZXNdLnhtbFBLAQItABQABgAIAAAAIQA4/SH/1gAAAJQBAAALAAAAAAAAAAAA&#10;AAAAAC8BAABfcmVscy8ucmVsc1BLAQItABQABgAIAAAAIQA7pdBEpwIAAJAFAAAOAAAAAAAAAAAA&#10;AAAAAC4CAABkcnMvZTJvRG9jLnhtbFBLAQItABQABgAIAAAAIQAs8qBh4AAAAAwBAAAPAAAAAAAA&#10;AAAAAAAAAAEFAABkcnMvZG93bnJldi54bWxQSwUGAAAAAAQABADzAAAADgYAAAAA&#10;" fillcolor="#00314d" stroked="f" strokeweight="1pt"/>
             </w:pict>
@@ -261,7 +261,7 @@
               </wp:anchor>
             </w:drawing>
           </mc:Choice>
-          <mc:Fallback xmlns:w16sdtfl="http://schemas.microsoft.com/office/word/2024/wordml/sdtformatlock" xmlns:w16du="http://schemas.microsoft.com/office/word/2023/wordml/word16du" xmlns:oel="http://schemas.microsoft.com/office/2019/extlst">
+          <mc:Fallback>
             <w:pict>
               <v:shapetype w14:anchorId="2E2DABF6" id="_x0000_t202" coordsize="21600,21600" o:spt="202" path="m,l,21600r21600,l21600,xe">
                 <v:stroke joinstyle="miter"/>
@@ -2565,7 +2565,7 @@
           <w:noProof/>
         </w:rPr>
         <w:drawing>
-          <wp:inline distT="0" distB="0" distL="0" distR="0" wp14:anchorId="38EF89F9" wp14:editId="07424689">
+          <wp:inline distT="0" distB="0" distL="0" distR="0" wp14:anchorId="38EF89F9" wp14:editId="5701A68C">
             <wp:extent cx="3649649" cy="2054666"/>
             <wp:effectExtent l="0" t="0" r="8255" b="3175"/>
             <wp:docPr id="2" name="Imagen 2">
@@ -6371,7 +6371,7 @@
           <w:noProof/>
         </w:rPr>
         <w:drawing>
-          <wp:inline distT="0" distB="0" distL="0" distR="0" wp14:anchorId="12F255B8" wp14:editId="7F374AEC">
+          <wp:inline distT="0" distB="0" distL="0" distR="0" wp14:anchorId="12F255B8" wp14:editId="5B90A473">
             <wp:extent cx="2668772" cy="1862413"/>
             <wp:effectExtent l="0" t="0" r="0" b="5080"/>
             <wp:docPr id="3" name="Imagen 3" descr="Paletas de madera.">
@@ -6640,7 +6640,7 @@
           <w:noProof/>
         </w:rPr>
         <w:drawing>
-          <wp:inline distT="0" distB="0" distL="0" distR="0" wp14:anchorId="79E29D04" wp14:editId="72B0AF05">
+          <wp:inline distT="0" distB="0" distL="0" distR="0" wp14:anchorId="79E29D04" wp14:editId="024992C8">
             <wp:extent cx="3083442" cy="2151792"/>
             <wp:effectExtent l="0" t="0" r="3175" b="1270"/>
             <wp:docPr id="5" name="Imagen 5" descr="Paleta de plástico."/>
@@ -6878,7 +6878,7 @@
           <w:noProof/>
         </w:rPr>
         <w:drawing>
-          <wp:inline distT="0" distB="0" distL="0" distR="0" wp14:anchorId="77A52B90" wp14:editId="0D4D89EB">
+          <wp:inline distT="0" distB="0" distL="0" distR="0" wp14:anchorId="77A52B90" wp14:editId="7EBBB632">
             <wp:extent cx="2583712" cy="1803054"/>
             <wp:effectExtent l="0" t="0" r="7620" b="6985"/>
             <wp:docPr id="6" name="Imagen 6" descr="Paleta de metal (acero o aluminio)."/>
@@ -7166,7 +7166,7 @@
           <w:noProof/>
         </w:rPr>
         <w:drawing>
-          <wp:inline distT="0" distB="0" distL="0" distR="0" wp14:anchorId="4B0FD554" wp14:editId="0FAA24AC">
+          <wp:inline distT="0" distB="0" distL="0" distR="0" wp14:anchorId="4B0FD554" wp14:editId="3F536E50">
             <wp:extent cx="2573079" cy="1795633"/>
             <wp:effectExtent l="0" t="0" r="0" b="0"/>
             <wp:docPr id="7" name="Imagen 7" descr="Paleta de cartón o corcho."/>
@@ -7455,7 +7455,7 @@
           <w:noProof/>
         </w:rPr>
         <w:drawing>
-          <wp:inline distT="0" distB="0" distL="0" distR="0" wp14:anchorId="6D8FED55" wp14:editId="6E676567">
+          <wp:inline distT="0" distB="0" distL="0" distR="0" wp14:anchorId="6D8FED55" wp14:editId="3948F7B3">
             <wp:extent cx="5518298" cy="3104458"/>
             <wp:effectExtent l="0" t="0" r="6350" b="1270"/>
             <wp:docPr id="8" name="Imagen 8" descr="Palet de dos entradas (2 vías)"/>
@@ -7568,7 +7568,7 @@
           <w:noProof/>
         </w:rPr>
         <w:drawing>
-          <wp:inline distT="0" distB="0" distL="0" distR="0" wp14:anchorId="4C9F0E16" wp14:editId="014926F0">
+          <wp:inline distT="0" distB="0" distL="0" distR="0" wp14:anchorId="4C9F0E16" wp14:editId="309E0595">
             <wp:extent cx="5178056" cy="2913046"/>
             <wp:effectExtent l="0" t="0" r="3810" b="1905"/>
             <wp:docPr id="9" name="Imagen 9" descr="Palet de cuatro entradas (4 vías)"/>
@@ -7674,7 +7674,7 @@
           <w:noProof/>
         </w:rPr>
         <w:drawing>
-          <wp:inline distT="0" distB="0" distL="0" distR="0" wp14:anchorId="320976A1" wp14:editId="1C1C35D0">
+          <wp:inline distT="0" distB="0" distL="0" distR="0" wp14:anchorId="320976A1" wp14:editId="28A72E0A">
             <wp:extent cx="5624624" cy="3164274"/>
             <wp:effectExtent l="0" t="0" r="0" b="0"/>
             <wp:docPr id="10" name="Imagen 10" descr="Palet reversible (de doble cara)"/>
@@ -7779,7 +7779,7 @@
           <w:noProof/>
         </w:rPr>
         <w:drawing>
-          <wp:inline distT="0" distB="0" distL="0" distR="0" wp14:anchorId="3E293204" wp14:editId="1EFE47FB">
+          <wp:inline distT="0" distB="0" distL="0" distR="0" wp14:anchorId="3E293204" wp14:editId="7D470567">
             <wp:extent cx="5507666" cy="3098477"/>
             <wp:effectExtent l="0" t="0" r="0" b="6985"/>
             <wp:docPr id="11" name="Imagen 11" descr="Palet cerrado (bloque)"/>
@@ -7885,7 +7885,7 @@
           <w:noProof/>
         </w:rPr>
         <w:drawing>
-          <wp:inline distT="0" distB="0" distL="0" distR="0" wp14:anchorId="389886DA" wp14:editId="40EEAA0B">
+          <wp:inline distT="0" distB="0" distL="0" distR="0" wp14:anchorId="389886DA" wp14:editId="6EF30D02">
             <wp:extent cx="5135526" cy="3894390"/>
             <wp:effectExtent l="0" t="0" r="8255" b="0"/>
             <wp:docPr id="12" name="Imagen 12" descr="Paleta europea (EUR): medida estándar (1200 x 800 mm), común en Europa."/>
@@ -7985,7 +7985,7 @@
           <w:noProof/>
         </w:rPr>
         <w:drawing>
-          <wp:inline distT="0" distB="0" distL="0" distR="0" wp14:anchorId="3757C0AE" wp14:editId="47D7E811">
+          <wp:inline distT="0" distB="0" distL="0" distR="0" wp14:anchorId="3757C0AE" wp14:editId="45DDF454">
             <wp:extent cx="5443870" cy="4128214"/>
             <wp:effectExtent l="0" t="0" r="4445" b="5715"/>
             <wp:docPr id="13" name="Imagen 13" descr="Paleta ISO (universal) :variantes como el americano (1200 x 1000 mm) o el asiático (1100 x 1100 mm)."/>
@@ -11911,14 +11911,23 @@
     <w:p>
       <w:pPr>
         <w:pStyle w:val="Titulosgenerales"/>
+        <w:rPr>
+          <w:color w:val="000000" w:themeColor="text1"/>
+        </w:rPr>
       </w:pPr>
       <w:bookmarkStart w:id="22" w:name="_Toc207309851"/>
       <w:r>
+        <w:rPr>
+          <w:color w:val="000000" w:themeColor="text1"/>
+        </w:rPr>
         <w:lastRenderedPageBreak/>
         <w:t>Síntesis</w:t>
       </w:r>
       <w:bookmarkEnd w:id="22"/>
       <w:r>
+        <w:rPr>
+          <w:color w:val="000000" w:themeColor="text1"/>
+        </w:rPr>
         <w:t xml:space="preserve"> </w:t>
       </w:r>
     </w:p>
@@ -12002,9 +12011,15 @@
     <w:p>
       <w:pPr>
         <w:pStyle w:val="Titulosgenerales"/>
+        <w:rPr>
+          <w:color w:val="000000" w:themeColor="text1"/>
+        </w:rPr>
       </w:pPr>
       <w:bookmarkStart w:id="23" w:name="_Toc207309852"/>
       <w:r>
+        <w:rPr>
+          <w:color w:val="000000" w:themeColor="text1"/>
+        </w:rPr>
         <w:lastRenderedPageBreak/>
         <w:t>Glosario</w:t>
       </w:r>
@@ -12815,9 +12830,15 @@
     <w:p>
       <w:pPr>
         <w:pStyle w:val="Titulosgenerales"/>
+        <w:rPr>
+          <w:color w:val="000000" w:themeColor="text1"/>
+        </w:rPr>
       </w:pPr>
       <w:bookmarkStart w:id="24" w:name="_Toc207309853"/>
       <w:r>
+        <w:rPr>
+          <w:color w:val="000000" w:themeColor="text1"/>
+        </w:rPr>
         <w:lastRenderedPageBreak/>
         <w:t>Material complementario</w:t>
       </w:r>
@@ -13297,14 +13318,23 @@
     <w:p>
       <w:pPr>
         <w:pStyle w:val="Titulosgenerales"/>
+        <w:rPr>
+          <w:color w:val="000000" w:themeColor="text1"/>
+        </w:rPr>
       </w:pPr>
       <w:bookmarkStart w:id="25" w:name="_Toc207309854"/>
       <w:r>
+        <w:rPr>
+          <w:color w:val="000000" w:themeColor="text1"/>
+        </w:rPr>
         <w:lastRenderedPageBreak/>
         <w:t>Referencias bibliográficas</w:t>
       </w:r>
       <w:bookmarkEnd w:id="25"/>
       <w:r>
+        <w:rPr>
+          <w:color w:val="000000" w:themeColor="text1"/>
+        </w:rPr>
         <w:t xml:space="preserve"> </w:t>
       </w:r>
     </w:p>
@@ -13683,146 +13713,23 @@
     </w:p>
     <w:p>
       <w:pPr>
-        <w:pStyle w:val="Normal0"/>
-        <w:ind w:firstLine="708"/>
-        <w:rPr>
-          <w:rFonts w:asciiTheme="minorHAnsi" w:hAnsiTheme="minorHAnsi" w:cstheme="minorHAnsi"/>
-          <w:sz w:val="28"/>
-          <w:szCs w:val="28"/>
-        </w:rPr>
-      </w:pPr>
-    </w:p>
-    <w:p>
-      <w:pPr>
-        <w:pStyle w:val="Normal0"/>
-        <w:ind w:firstLine="708"/>
-        <w:rPr>
-          <w:rFonts w:asciiTheme="minorHAnsi" w:hAnsiTheme="minorHAnsi" w:cstheme="minorHAnsi"/>
-          <w:sz w:val="28"/>
-          <w:szCs w:val="28"/>
-        </w:rPr>
-      </w:pPr>
-    </w:p>
-    <w:p>
-      <w:pPr>
-        <w:pStyle w:val="Normal0"/>
-        <w:ind w:firstLine="708"/>
-        <w:rPr>
-          <w:rFonts w:asciiTheme="minorHAnsi" w:hAnsiTheme="minorHAnsi" w:cstheme="minorHAnsi"/>
-          <w:sz w:val="28"/>
-          <w:szCs w:val="28"/>
-        </w:rPr>
-      </w:pPr>
-    </w:p>
-    <w:p>
-      <w:pPr>
-        <w:pStyle w:val="Normal0"/>
-        <w:ind w:firstLine="708"/>
-        <w:rPr>
-          <w:rFonts w:asciiTheme="minorHAnsi" w:hAnsiTheme="minorHAnsi" w:cstheme="minorHAnsi"/>
-          <w:sz w:val="28"/>
-          <w:szCs w:val="28"/>
-        </w:rPr>
-      </w:pPr>
-    </w:p>
-    <w:p>
-      <w:pPr>
-        <w:pStyle w:val="Normal0"/>
-        <w:ind w:firstLine="708"/>
-        <w:rPr>
-          <w:rFonts w:asciiTheme="minorHAnsi" w:hAnsiTheme="minorHAnsi" w:cstheme="minorHAnsi"/>
-          <w:sz w:val="28"/>
-          <w:szCs w:val="28"/>
-        </w:rPr>
-      </w:pPr>
-    </w:p>
-    <w:p>
-      <w:pPr>
-        <w:pStyle w:val="Normal0"/>
-        <w:ind w:firstLine="708"/>
-        <w:rPr>
-          <w:rFonts w:asciiTheme="minorHAnsi" w:hAnsiTheme="minorHAnsi" w:cstheme="minorHAnsi"/>
-          <w:sz w:val="28"/>
-          <w:szCs w:val="28"/>
-        </w:rPr>
-      </w:pPr>
-    </w:p>
-    <w:p>
-      <w:pPr>
-        <w:pStyle w:val="Normal0"/>
-        <w:ind w:firstLine="708"/>
-        <w:rPr>
-          <w:rFonts w:asciiTheme="minorHAnsi" w:hAnsiTheme="minorHAnsi" w:cstheme="minorHAnsi"/>
-          <w:sz w:val="28"/>
-          <w:szCs w:val="28"/>
-        </w:rPr>
-      </w:pPr>
-    </w:p>
-    <w:p>
-      <w:pPr>
-        <w:pStyle w:val="Normal0"/>
-        <w:ind w:firstLine="708"/>
-        <w:rPr>
-          <w:rFonts w:asciiTheme="minorHAnsi" w:hAnsiTheme="minorHAnsi" w:cstheme="minorHAnsi"/>
-          <w:sz w:val="28"/>
-          <w:szCs w:val="28"/>
-        </w:rPr>
-      </w:pPr>
-    </w:p>
-    <w:p>
-      <w:pPr>
-        <w:pStyle w:val="Normal0"/>
-        <w:ind w:firstLine="708"/>
-        <w:rPr>
-          <w:rFonts w:asciiTheme="minorHAnsi" w:hAnsiTheme="minorHAnsi" w:cstheme="minorHAnsi"/>
-          <w:sz w:val="28"/>
-          <w:szCs w:val="28"/>
-        </w:rPr>
-      </w:pPr>
-    </w:p>
-    <w:p>
-      <w:pPr>
-        <w:pStyle w:val="Normal0"/>
-        <w:ind w:firstLine="708"/>
-        <w:rPr>
-          <w:rFonts w:asciiTheme="minorHAnsi" w:hAnsiTheme="minorHAnsi" w:cstheme="minorHAnsi"/>
-          <w:sz w:val="28"/>
-          <w:szCs w:val="28"/>
-        </w:rPr>
-      </w:pPr>
-    </w:p>
-    <w:p>
-      <w:pPr>
-        <w:pStyle w:val="Normal0"/>
-        <w:ind w:firstLine="708"/>
-        <w:rPr>
-          <w:rFonts w:asciiTheme="minorHAnsi" w:hAnsiTheme="minorHAnsi" w:cstheme="minorHAnsi"/>
-          <w:sz w:val="28"/>
-          <w:szCs w:val="28"/>
-        </w:rPr>
-      </w:pPr>
-    </w:p>
-    <w:p>
-      <w:pPr>
-        <w:pStyle w:val="Normal0"/>
-        <w:ind w:firstLine="708"/>
-        <w:rPr>
-          <w:rFonts w:asciiTheme="minorHAnsi" w:hAnsiTheme="minorHAnsi" w:cstheme="minorHAnsi"/>
-          <w:sz w:val="28"/>
-          <w:szCs w:val="28"/>
-        </w:rPr>
-      </w:pPr>
-    </w:p>
-    <w:p>
-      <w:pPr>
         <w:pStyle w:val="Titulosgenerales"/>
+        <w:rPr>
+          <w:color w:val="000000" w:themeColor="text1"/>
+        </w:rPr>
       </w:pPr>
       <w:bookmarkStart w:id="26" w:name="_Toc207309855"/>
       <w:r>
+        <w:rPr>
+          <w:color w:val="000000" w:themeColor="text1"/>
+        </w:rPr>
         <w:lastRenderedPageBreak/>
         <w:t>C</w:t>
       </w:r>
       <w:r>
+        <w:rPr>
+          <w:color w:val="000000" w:themeColor="text1"/>
+        </w:rPr>
         <w:t>réditos</w:t>
       </w:r>
       <w:bookmarkEnd w:id="26"/>
@@ -14910,7 +14817,7 @@
 </file>
 
 <file path=word/endnotes.xml><?xml version="1.0" encoding="utf-8"?>
-<w:endnotes xmlns:wpc="http://schemas.microsoft.com/office/word/2010/wordprocessingCanvas" xmlns:cx="http://schemas.microsoft.com/office/drawing/2014/chartex" xmlns:cx1="http://schemas.microsoft.com/office/drawing/2015/9/8/chartex" xmlns:cx2="http://schemas.microsoft.com/office/drawing/2015/10/21/chartex" xmlns:cx3="http://schemas.microsoft.com/office/drawing/2016/5/9/chartex" xmlns:cx4="http://schemas.microsoft.com/office/drawing/2016/5/10/chartex" xmlns:cx5="http://schemas.microsoft.com/office/drawing/2016/5/11/chartex" xmlns:cx6="http://schemas.microsoft.com/office/drawing/2016/5/12/chartex" xmlns:cx7="http://schemas.microsoft.com/office/drawing/2016/5/13/chartex" xmlns:cx8="http://schemas.microsoft.com/office/drawing/2016/5/14/chartex" xmlns:mc="http://schemas.openxmlformats.org/markup-compatibility/2006" xmlns:aink="http://schemas.microsoft.com/office/drawing/2016/ink" xmlns:am3d="http://schemas.microsoft.com/office/drawing/2017/model3d" xmlns:o="urn:schemas-microsoft-com:office:office" xmlns:r="http://schemas.openxmlformats.org/officeDocument/2006/relationships" xmlns:m="http://schemas.openxmlformats.org/officeDocument/2006/math" xmlns:v="urn:schemas-microsoft-com:vml" xmlns:wp14="http://schemas.microsoft.com/office/word/2010/wordprocessingDrawing" xmlns:wp="http://schemas.openxmlformats.org/drawingml/2006/wordprocessingDrawing" xmlns:w10="urn:schemas-microsoft-com:office:word" xmlns:w="http://schemas.openxmlformats.org/wordprocessingml/2006/main" xmlns:w14="http://schemas.microsoft.com/office/word/2010/wordml" xmlns:w15="http://schemas.microsoft.com/office/word/2012/wordml" xmlns:w16cex="http://schemas.microsoft.com/office/word/2018/wordml/cex" xmlns:w16cid="http://schemas.microsoft.com/office/word/2016/wordml/cid" xmlns:w16="http://schemas.microsoft.com/office/word/2018/wordml" xmlns:w16sdtdh="http://schemas.microsoft.com/office/word/2020/wordml/sdtdatahash" xmlns:w16se="http://schemas.microsoft.com/office/word/2015/wordml/symex" xmlns:wpg="http://schemas.microsoft.com/office/word/2010/wordprocessingGroup" xmlns:wpi="http://schemas.microsoft.com/office/word/2010/wordprocessingInk" xmlns:wne="http://schemas.microsoft.com/office/word/2006/wordml" xmlns:wps="http://schemas.microsoft.com/office/word/2010/wordprocessingShape" mc:Ignorable="w14 w15 w16se w16cid w16 w16cex w16sdtdh wp14">
+<w:endnotes xmlns:wpc="http://schemas.microsoft.com/office/word/2010/wordprocessingCanvas" xmlns:cx="http://schemas.microsoft.com/office/drawing/2014/chartex" xmlns:cx1="http://schemas.microsoft.com/office/drawing/2015/9/8/chartex" xmlns:cx2="http://schemas.microsoft.com/office/drawing/2015/10/21/chartex" xmlns:cx3="http://schemas.microsoft.com/office/drawing/2016/5/9/chartex" xmlns:cx4="http://schemas.microsoft.com/office/drawing/2016/5/10/chartex" xmlns:cx5="http://schemas.microsoft.com/office/drawing/2016/5/11/chartex" xmlns:cx6="http://schemas.microsoft.com/office/drawing/2016/5/12/chartex" xmlns:cx7="http://schemas.microsoft.com/office/drawing/2016/5/13/chartex" xmlns:cx8="http://schemas.microsoft.com/office/drawing/2016/5/14/chartex" xmlns:mc="http://schemas.openxmlformats.org/markup-compatibility/2006" xmlns:aink="http://schemas.microsoft.com/office/drawing/2016/ink" xmlns:am3d="http://schemas.microsoft.com/office/drawing/2017/model3d" xmlns:o="urn:schemas-microsoft-com:office:office" xmlns:oel="http://schemas.microsoft.com/office/2019/extlst" xmlns:r="http://schemas.openxmlformats.org/officeDocument/2006/relationships" xmlns:m="http://schemas.openxmlformats.org/officeDocument/2006/math" xmlns:v="urn:schemas-microsoft-com:vml" xmlns:wp14="http://schemas.microsoft.com/office/word/2010/wordprocessingDrawing" xmlns:wp="http://schemas.openxmlformats.org/drawingml/2006/wordprocessingDrawing" xmlns:w10="urn:schemas-microsoft-com:office:word" xmlns:w="http://schemas.openxmlformats.org/wordprocessingml/2006/main" xmlns:w14="http://schemas.microsoft.com/office/word/2010/wordml" xmlns:w15="http://schemas.microsoft.com/office/word/2012/wordml" xmlns:w16cex="http://schemas.microsoft.com/office/word/2018/wordml/cex" xmlns:w16cid="http://schemas.microsoft.com/office/word/2016/wordml/cid" xmlns:w16="http://schemas.microsoft.com/office/word/2018/wordml" xmlns:w16du="http://schemas.microsoft.com/office/word/2023/wordml/word16du" xmlns:w16sdtdh="http://schemas.microsoft.com/office/word/2020/wordml/sdtdatahash" xmlns:w16sdtfl="http://schemas.microsoft.com/office/word/2024/wordml/sdtformatlock" xmlns:w16se="http://schemas.microsoft.com/office/word/2015/wordml/symex" xmlns:wpg="http://schemas.microsoft.com/office/word/2010/wordprocessingGroup" xmlns:wpi="http://schemas.microsoft.com/office/word/2010/wordprocessingInk" xmlns:wne="http://schemas.microsoft.com/office/word/2006/wordml" xmlns:wps="http://schemas.microsoft.com/office/word/2010/wordprocessingShape" mc:Ignorable="w14 w15 w16se w16cid w16 w16cex w16sdtdh w16sdtfl w16du wp14">
   <w:endnote w:type="separator" w:id="-1">
     <w:p>
       <w:pPr>
@@ -14935,7 +14842,7 @@
 </file>
 
 <file path=word/footer1.xml><?xml version="1.0" encoding="utf-8"?>
-<w:ftr xmlns:wpc="http://schemas.microsoft.com/office/word/2010/wordprocessingCanvas" xmlns:cx="http://schemas.microsoft.com/office/drawing/2014/chartex" xmlns:cx1="http://schemas.microsoft.com/office/drawing/2015/9/8/chartex" xmlns:cx2="http://schemas.microsoft.com/office/drawing/2015/10/21/chartex" xmlns:cx3="http://schemas.microsoft.com/office/drawing/2016/5/9/chartex" xmlns:cx4="http://schemas.microsoft.com/office/drawing/2016/5/10/chartex" xmlns:cx5="http://schemas.microsoft.com/office/drawing/2016/5/11/chartex" xmlns:cx6="http://schemas.microsoft.com/office/drawing/2016/5/12/chartex" xmlns:cx7="http://schemas.microsoft.com/office/drawing/2016/5/13/chartex" xmlns:cx8="http://schemas.microsoft.com/office/drawing/2016/5/14/chartex" xmlns:mc="http://schemas.openxmlformats.org/markup-compatibility/2006" xmlns:aink="http://schemas.microsoft.com/office/drawing/2016/ink" xmlns:am3d="http://schemas.microsoft.com/office/drawing/2017/model3d" xmlns:o="urn:schemas-microsoft-com:office:office" xmlns:r="http://schemas.openxmlformats.org/officeDocument/2006/relationships" xmlns:m="http://schemas.openxmlformats.org/officeDocument/2006/math" xmlns:v="urn:schemas-microsoft-com:vml" xmlns:wp14="http://schemas.microsoft.com/office/word/2010/wordprocessingDrawing" xmlns:wp="http://schemas.openxmlformats.org/drawingml/2006/wordprocessingDrawing" xmlns:w10="urn:schemas-microsoft-com:office:word" xmlns:w="http://schemas.openxmlformats.org/wordprocessingml/2006/main" xmlns:w14="http://schemas.microsoft.com/office/word/2010/wordml" xmlns:w15="http://schemas.microsoft.com/office/word/2012/wordml" xmlns:w16cex="http://schemas.microsoft.com/office/word/2018/wordml/cex" xmlns:w16cid="http://schemas.microsoft.com/office/word/2016/wordml/cid" xmlns:w16="http://schemas.microsoft.com/office/word/2018/wordml" xmlns:w16sdtdh="http://schemas.microsoft.com/office/word/2020/wordml/sdtdatahash" xmlns:w16se="http://schemas.microsoft.com/office/word/2015/wordml/symex" xmlns:wpg="http://schemas.microsoft.com/office/word/2010/wordprocessingGroup" xmlns:wpi="http://schemas.microsoft.com/office/word/2010/wordprocessingInk" xmlns:wne="http://schemas.microsoft.com/office/word/2006/wordml" xmlns:wps="http://schemas.microsoft.com/office/word/2010/wordprocessingShape" mc:Ignorable="w14 w15 w16se w16cid w16 w16cex w16sdtdh wp14">
+<w:ftr xmlns:wpc="http://schemas.microsoft.com/office/word/2010/wordprocessingCanvas" xmlns:cx="http://schemas.microsoft.com/office/drawing/2014/chartex" xmlns:cx1="http://schemas.microsoft.com/office/drawing/2015/9/8/chartex" xmlns:cx2="http://schemas.microsoft.com/office/drawing/2015/10/21/chartex" xmlns:cx3="http://schemas.microsoft.com/office/drawing/2016/5/9/chartex" xmlns:cx4="http://schemas.microsoft.com/office/drawing/2016/5/10/chartex" xmlns:cx5="http://schemas.microsoft.com/office/drawing/2016/5/11/chartex" xmlns:cx6="http://schemas.microsoft.com/office/drawing/2016/5/12/chartex" xmlns:cx7="http://schemas.microsoft.com/office/drawing/2016/5/13/chartex" xmlns:cx8="http://schemas.microsoft.com/office/drawing/2016/5/14/chartex" xmlns:mc="http://schemas.openxmlformats.org/markup-compatibility/2006" xmlns:aink="http://schemas.microsoft.com/office/drawing/2016/ink" xmlns:am3d="http://schemas.microsoft.com/office/drawing/2017/model3d" xmlns:o="urn:schemas-microsoft-com:office:office" xmlns:oel="http://schemas.microsoft.com/office/2019/extlst" xmlns:r="http://schemas.openxmlformats.org/officeDocument/2006/relationships" xmlns:m="http://schemas.openxmlformats.org/officeDocument/2006/math" xmlns:v="urn:schemas-microsoft-com:vml" xmlns:wp14="http://schemas.microsoft.com/office/word/2010/wordprocessingDrawing" xmlns:wp="http://schemas.openxmlformats.org/drawingml/2006/wordprocessingDrawing" xmlns:w10="urn:schemas-microsoft-com:office:word" xmlns:w="http://schemas.openxmlformats.org/wordprocessingml/2006/main" xmlns:w14="http://schemas.microsoft.com/office/word/2010/wordml" xmlns:w15="http://schemas.microsoft.com/office/word/2012/wordml" xmlns:w16cex="http://schemas.microsoft.com/office/word/2018/wordml/cex" xmlns:w16cid="http://schemas.microsoft.com/office/word/2016/wordml/cid" xmlns:w16="http://schemas.microsoft.com/office/word/2018/wordml" xmlns:w16du="http://schemas.microsoft.com/office/word/2023/wordml/word16du" xmlns:w16sdtdh="http://schemas.microsoft.com/office/word/2020/wordml/sdtdatahash" xmlns:w16sdtfl="http://schemas.microsoft.com/office/word/2024/wordml/sdtformatlock" xmlns:w16se="http://schemas.microsoft.com/office/word/2015/wordml/symex" xmlns:wpg="http://schemas.microsoft.com/office/word/2010/wordprocessingGroup" xmlns:wpi="http://schemas.microsoft.com/office/word/2010/wordprocessingInk" xmlns:wne="http://schemas.microsoft.com/office/word/2006/wordml" xmlns:wps="http://schemas.microsoft.com/office/word/2010/wordprocessingShape" mc:Ignorable="w14 w15 w16se w16cid w16 w16cex w16sdtdh w16sdtfl w16du wp14">
   <w:sdt>
     <w:sdtPr>
       <w:id w:val="-701017035"/>
@@ -14944,7 +14851,6 @@
         <w:docPartUnique/>
       </w:docPartObj>
     </w:sdtPr>
-    <w:sdtEndPr/>
     <w:sdtContent>
       <w:p>
         <w:pPr>
@@ -14963,7 +14869,7 @@
 </file>
 
 <file path=word/footer2.xml><?xml version="1.0" encoding="utf-8"?>
-<w:ftr xmlns:wpc="http://schemas.microsoft.com/office/word/2010/wordprocessingCanvas" xmlns:cx="http://schemas.microsoft.com/office/drawing/2014/chartex" xmlns:cx1="http://schemas.microsoft.com/office/drawing/2015/9/8/chartex" xmlns:cx2="http://schemas.microsoft.com/office/drawing/2015/10/21/chartex" xmlns:cx3="http://schemas.microsoft.com/office/drawing/2016/5/9/chartex" xmlns:cx4="http://schemas.microsoft.com/office/drawing/2016/5/10/chartex" xmlns:cx5="http://schemas.microsoft.com/office/drawing/2016/5/11/chartex" xmlns:cx6="http://schemas.microsoft.com/office/drawing/2016/5/12/chartex" xmlns:cx7="http://schemas.microsoft.com/office/drawing/2016/5/13/chartex" xmlns:cx8="http://schemas.microsoft.com/office/drawing/2016/5/14/chartex" xmlns:mc="http://schemas.openxmlformats.org/markup-compatibility/2006" xmlns:aink="http://schemas.microsoft.com/office/drawing/2016/ink" xmlns:am3d="http://schemas.microsoft.com/office/drawing/2017/model3d" xmlns:o="urn:schemas-microsoft-com:office:office" xmlns:r="http://schemas.openxmlformats.org/officeDocument/2006/relationships" xmlns:m="http://schemas.openxmlformats.org/officeDocument/2006/math" xmlns:v="urn:schemas-microsoft-com:vml" xmlns:wp14="http://schemas.microsoft.com/office/word/2010/wordprocessingDrawing" xmlns:wp="http://schemas.openxmlformats.org/drawingml/2006/wordprocessingDrawing" xmlns:w10="urn:schemas-microsoft-com:office:word" xmlns:w="http://schemas.openxmlformats.org/wordprocessingml/2006/main" xmlns:w14="http://schemas.microsoft.com/office/word/2010/wordml" xmlns:w15="http://schemas.microsoft.com/office/word/2012/wordml" xmlns:w16cex="http://schemas.microsoft.com/office/word/2018/wordml/cex" xmlns:w16cid="http://schemas.microsoft.com/office/word/2016/wordml/cid" xmlns:w16="http://schemas.microsoft.com/office/word/2018/wordml" xmlns:w16sdtdh="http://schemas.microsoft.com/office/word/2020/wordml/sdtdatahash" xmlns:w16se="http://schemas.microsoft.com/office/word/2015/wordml/symex" xmlns:wpg="http://schemas.microsoft.com/office/word/2010/wordprocessingGroup" xmlns:wpi="http://schemas.microsoft.com/office/word/2010/wordprocessingInk" xmlns:wne="http://schemas.microsoft.com/office/word/2006/wordml" xmlns:wps="http://schemas.microsoft.com/office/word/2010/wordprocessingShape" mc:Ignorable="w14 w15 w16se w16cid w16 w16cex w16sdtdh wp14">
+<w:ftr xmlns:wpc="http://schemas.microsoft.com/office/word/2010/wordprocessingCanvas" xmlns:cx="http://schemas.microsoft.com/office/drawing/2014/chartex" xmlns:cx1="http://schemas.microsoft.com/office/drawing/2015/9/8/chartex" xmlns:cx2="http://schemas.microsoft.com/office/drawing/2015/10/21/chartex" xmlns:cx3="http://schemas.microsoft.com/office/drawing/2016/5/9/chartex" xmlns:cx4="http://schemas.microsoft.com/office/drawing/2016/5/10/chartex" xmlns:cx5="http://schemas.microsoft.com/office/drawing/2016/5/11/chartex" xmlns:cx6="http://schemas.microsoft.com/office/drawing/2016/5/12/chartex" xmlns:cx7="http://schemas.microsoft.com/office/drawing/2016/5/13/chartex" xmlns:cx8="http://schemas.microsoft.com/office/drawing/2016/5/14/chartex" xmlns:mc="http://schemas.openxmlformats.org/markup-compatibility/2006" xmlns:aink="http://schemas.microsoft.com/office/drawing/2016/ink" xmlns:am3d="http://schemas.microsoft.com/office/drawing/2017/model3d" xmlns:o="urn:schemas-microsoft-com:office:office" xmlns:oel="http://schemas.microsoft.com/office/2019/extlst" xmlns:r="http://schemas.openxmlformats.org/officeDocument/2006/relationships" xmlns:m="http://schemas.openxmlformats.org/officeDocument/2006/math" xmlns:v="urn:schemas-microsoft-com:vml" xmlns:wp14="http://schemas.microsoft.com/office/word/2010/wordprocessingDrawing" xmlns:wp="http://schemas.openxmlformats.org/drawingml/2006/wordprocessingDrawing" xmlns:w10="urn:schemas-microsoft-com:office:word" xmlns:w="http://schemas.openxmlformats.org/wordprocessingml/2006/main" xmlns:w14="http://schemas.microsoft.com/office/word/2010/wordml" xmlns:w15="http://schemas.microsoft.com/office/word/2012/wordml" xmlns:w16cex="http://schemas.microsoft.com/office/word/2018/wordml/cex" xmlns:w16cid="http://schemas.microsoft.com/office/word/2016/wordml/cid" xmlns:w16="http://schemas.microsoft.com/office/word/2018/wordml" xmlns:w16du="http://schemas.microsoft.com/office/word/2023/wordml/word16du" xmlns:w16sdtdh="http://schemas.microsoft.com/office/word/2020/wordml/sdtdatahash" xmlns:w16sdtfl="http://schemas.microsoft.com/office/word/2024/wordml/sdtformatlock" xmlns:w16se="http://schemas.microsoft.com/office/word/2015/wordml/symex" xmlns:wpg="http://schemas.microsoft.com/office/word/2010/wordprocessingGroup" xmlns:wpi="http://schemas.microsoft.com/office/word/2010/wordprocessingInk" xmlns:wne="http://schemas.microsoft.com/office/word/2006/wordml" xmlns:wps="http://schemas.microsoft.com/office/word/2010/wordprocessingShape" mc:Ignorable="w14 w15 w16se w16cid w16 w16cex w16sdtdh w16sdtfl w16du wp14">
   <w:sdt>
     <w:sdtPr>
       <w:id w:val="-1465197936"/>
@@ -14972,7 +14878,6 @@
         <w:docPartUnique/>
       </w:docPartObj>
     </w:sdtPr>
-    <w:sdtEndPr/>
     <w:sdtContent>
       <w:p>
         <w:pPr>
@@ -15067,7 +14972,7 @@
                 </wp:anchor>
               </w:drawing>
             </mc:Choice>
-            <mc:Fallback xmlns:w16sdtfl="http://schemas.microsoft.com/office/word/2024/wordml/sdtformatlock" xmlns:w16du="http://schemas.microsoft.com/office/word/2023/wordml/word16du" xmlns:oel="http://schemas.microsoft.com/office/2019/extlst">
+            <mc:Fallback>
               <w:pict>
                 <v:shapetype w14:anchorId="797C42AF" id="_x0000_t202" coordsize="21600,21600" o:spt="202" path="m,l,21600r21600,l21600,xe">
                   <v:stroke joinstyle="miter"/>
@@ -15130,7 +15035,7 @@
 </file>
 
 <file path=word/footnotes.xml><?xml version="1.0" encoding="utf-8"?>
-<w:footnotes xmlns:wpc="http://schemas.microsoft.com/office/word/2010/wordprocessingCanvas" xmlns:cx="http://schemas.microsoft.com/office/drawing/2014/chartex" xmlns:cx1="http://schemas.microsoft.com/office/drawing/2015/9/8/chartex" xmlns:cx2="http://schemas.microsoft.com/office/drawing/2015/10/21/chartex" xmlns:cx3="http://schemas.microsoft.com/office/drawing/2016/5/9/chartex" xmlns:cx4="http://schemas.microsoft.com/office/drawing/2016/5/10/chartex" xmlns:cx5="http://schemas.microsoft.com/office/drawing/2016/5/11/chartex" xmlns:cx6="http://schemas.microsoft.com/office/drawing/2016/5/12/chartex" xmlns:cx7="http://schemas.microsoft.com/office/drawing/2016/5/13/chartex" xmlns:cx8="http://schemas.microsoft.com/office/drawing/2016/5/14/chartex" xmlns:mc="http://schemas.openxmlformats.org/markup-compatibility/2006" xmlns:aink="http://schemas.microsoft.com/office/drawing/2016/ink" xmlns:am3d="http://schemas.microsoft.com/office/drawing/2017/model3d" xmlns:o="urn:schemas-microsoft-com:office:office" xmlns:r="http://schemas.openxmlformats.org/officeDocument/2006/relationships" xmlns:m="http://schemas.openxmlformats.org/officeDocument/2006/math" xmlns:v="urn:schemas-microsoft-com:vml" xmlns:wp14="http://schemas.microsoft.com/office/word/2010/wordprocessingDrawing" xmlns:wp="http://schemas.openxmlformats.org/drawingml/2006/wordprocessingDrawing" xmlns:w10="urn:schemas-microsoft-com:office:word" xmlns:w="http://schemas.openxmlformats.org/wordprocessingml/2006/main" xmlns:w14="http://schemas.microsoft.com/office/word/2010/wordml" xmlns:w15="http://schemas.microsoft.com/office/word/2012/wordml" xmlns:w16cex="http://schemas.microsoft.com/office/word/2018/wordml/cex" xmlns:w16cid="http://schemas.microsoft.com/office/word/2016/wordml/cid" xmlns:w16="http://schemas.microsoft.com/office/word/2018/wordml" xmlns:w16sdtdh="http://schemas.microsoft.com/office/word/2020/wordml/sdtdatahash" xmlns:w16se="http://schemas.microsoft.com/office/word/2015/wordml/symex" xmlns:wpg="http://schemas.microsoft.com/office/word/2010/wordprocessingGroup" xmlns:wpi="http://schemas.microsoft.com/office/word/2010/wordprocessingInk" xmlns:wne="http://schemas.microsoft.com/office/word/2006/wordml" xmlns:wps="http://schemas.microsoft.com/office/word/2010/wordprocessingShape" mc:Ignorable="w14 w15 w16se w16cid w16 w16cex w16sdtdh wp14">
+<w:footnotes xmlns:wpc="http://schemas.microsoft.com/office/word/2010/wordprocessingCanvas" xmlns:cx="http://schemas.microsoft.com/office/drawing/2014/chartex" xmlns:cx1="http://schemas.microsoft.com/office/drawing/2015/9/8/chartex" xmlns:cx2="http://schemas.microsoft.com/office/drawing/2015/10/21/chartex" xmlns:cx3="http://schemas.microsoft.com/office/drawing/2016/5/9/chartex" xmlns:cx4="http://schemas.microsoft.com/office/drawing/2016/5/10/chartex" xmlns:cx5="http://schemas.microsoft.com/office/drawing/2016/5/11/chartex" xmlns:cx6="http://schemas.microsoft.com/office/drawing/2016/5/12/chartex" xmlns:cx7="http://schemas.microsoft.com/office/drawing/2016/5/13/chartex" xmlns:cx8="http://schemas.microsoft.com/office/drawing/2016/5/14/chartex" xmlns:mc="http://schemas.openxmlformats.org/markup-compatibility/2006" xmlns:aink="http://schemas.microsoft.com/office/drawing/2016/ink" xmlns:am3d="http://schemas.microsoft.com/office/drawing/2017/model3d" xmlns:o="urn:schemas-microsoft-com:office:office" xmlns:oel="http://schemas.microsoft.com/office/2019/extlst" xmlns:r="http://schemas.openxmlformats.org/officeDocument/2006/relationships" xmlns:m="http://schemas.openxmlformats.org/officeDocument/2006/math" xmlns:v="urn:schemas-microsoft-com:vml" xmlns:wp14="http://schemas.microsoft.com/office/word/2010/wordprocessingDrawing" xmlns:wp="http://schemas.openxmlformats.org/drawingml/2006/wordprocessingDrawing" xmlns:w10="urn:schemas-microsoft-com:office:word" xmlns:w="http://schemas.openxmlformats.org/wordprocessingml/2006/main" xmlns:w14="http://schemas.microsoft.com/office/word/2010/wordml" xmlns:w15="http://schemas.microsoft.com/office/word/2012/wordml" xmlns:w16cex="http://schemas.microsoft.com/office/word/2018/wordml/cex" xmlns:w16cid="http://schemas.microsoft.com/office/word/2016/wordml/cid" xmlns:w16="http://schemas.microsoft.com/office/word/2018/wordml" xmlns:w16du="http://schemas.microsoft.com/office/word/2023/wordml/word16du" xmlns:w16sdtdh="http://schemas.microsoft.com/office/word/2020/wordml/sdtdatahash" xmlns:w16sdtfl="http://schemas.microsoft.com/office/word/2024/wordml/sdtformatlock" xmlns:w16se="http://schemas.microsoft.com/office/word/2015/wordml/symex" xmlns:wpg="http://schemas.microsoft.com/office/word/2010/wordprocessingGroup" xmlns:wpi="http://schemas.microsoft.com/office/word/2010/wordprocessingInk" xmlns:wne="http://schemas.microsoft.com/office/word/2006/wordml" xmlns:wps="http://schemas.microsoft.com/office/word/2010/wordprocessingShape" mc:Ignorable="w14 w15 w16se w16cid w16 w16cex w16sdtdh w16sdtfl w16du wp14">
   <w:footnote w:type="separator" w:id="-1">
     <w:p>
       <w:pPr>
@@ -15155,10 +15060,11 @@
 </file>
 
 <file path=word/header1.xml><?xml version="1.0" encoding="utf-8"?>
-<w:hdr xmlns:wpc="http://schemas.microsoft.com/office/word/2010/wordprocessingCanvas" xmlns:cx="http://schemas.microsoft.com/office/drawing/2014/chartex" xmlns:cx1="http://schemas.microsoft.com/office/drawing/2015/9/8/chartex" xmlns:cx2="http://schemas.microsoft.com/office/drawing/2015/10/21/chartex" xmlns:cx3="http://schemas.microsoft.com/office/drawing/2016/5/9/chartex" xmlns:cx4="http://schemas.microsoft.com/office/drawing/2016/5/10/chartex" xmlns:cx5="http://schemas.microsoft.com/office/drawing/2016/5/11/chartex" xmlns:cx6="http://schemas.microsoft.com/office/drawing/2016/5/12/chartex" xmlns:cx7="http://schemas.microsoft.com/office/drawing/2016/5/13/chartex" xmlns:cx8="http://schemas.microsoft.com/office/drawing/2016/5/14/chartex" xmlns:mc="http://schemas.openxmlformats.org/markup-compatibility/2006" xmlns:aink="http://schemas.microsoft.com/office/drawing/2016/ink" xmlns:am3d="http://schemas.microsoft.com/office/drawing/2017/model3d" xmlns:o="urn:schemas-microsoft-com:office:office" xmlns:r="http://schemas.openxmlformats.org/officeDocument/2006/relationships" xmlns:m="http://schemas.openxmlformats.org/officeDocument/2006/math" xmlns:v="urn:schemas-microsoft-com:vml" xmlns:wp14="http://schemas.microsoft.com/office/word/2010/wordprocessingDrawing" xmlns:wp="http://schemas.openxmlformats.org/drawingml/2006/wordprocessingDrawing" xmlns:w10="urn:schemas-microsoft-com:office:word" xmlns:w="http://schemas.openxmlformats.org/wordprocessingml/2006/main" xmlns:w14="http://schemas.microsoft.com/office/word/2010/wordml" xmlns:w15="http://schemas.microsoft.com/office/word/2012/wordml" xmlns:w16cex="http://schemas.microsoft.com/office/word/2018/wordml/cex" xmlns:w16cid="http://schemas.microsoft.com/office/word/2016/wordml/cid" xmlns:w16="http://schemas.microsoft.com/office/word/2018/wordml" xmlns:w16sdtdh="http://schemas.microsoft.com/office/word/2020/wordml/sdtdatahash" xmlns:w16se="http://schemas.microsoft.com/office/word/2015/wordml/symex" xmlns:wpg="http://schemas.microsoft.com/office/word/2010/wordprocessingGroup" xmlns:wpi="http://schemas.microsoft.com/office/word/2010/wordprocessingInk" xmlns:wne="http://schemas.microsoft.com/office/word/2006/wordml" xmlns:wps="http://schemas.microsoft.com/office/word/2010/wordprocessingShape" mc:Ignorable="w14 w15 w16se w16cid w16 w16cex w16sdtdh wp14">
+<w:hdr xmlns:wpc="http://schemas.microsoft.com/office/word/2010/wordprocessingCanvas" xmlns:cx="http://schemas.microsoft.com/office/drawing/2014/chartex" xmlns:cx1="http://schemas.microsoft.com/office/drawing/2015/9/8/chartex" xmlns:cx2="http://schemas.microsoft.com/office/drawing/2015/10/21/chartex" xmlns:cx3="http://schemas.microsoft.com/office/drawing/2016/5/9/chartex" xmlns:cx4="http://schemas.microsoft.com/office/drawing/2016/5/10/chartex" xmlns:cx5="http://schemas.microsoft.com/office/drawing/2016/5/11/chartex" xmlns:cx6="http://schemas.microsoft.com/office/drawing/2016/5/12/chartex" xmlns:cx7="http://schemas.microsoft.com/office/drawing/2016/5/13/chartex" xmlns:cx8="http://schemas.microsoft.com/office/drawing/2016/5/14/chartex" xmlns:mc="http://schemas.openxmlformats.org/markup-compatibility/2006" xmlns:aink="http://schemas.microsoft.com/office/drawing/2016/ink" xmlns:am3d="http://schemas.microsoft.com/office/drawing/2017/model3d" xmlns:o="urn:schemas-microsoft-com:office:office" xmlns:oel="http://schemas.microsoft.com/office/2019/extlst" xmlns:r="http://schemas.openxmlformats.org/officeDocument/2006/relationships" xmlns:m="http://schemas.openxmlformats.org/officeDocument/2006/math" xmlns:v="urn:schemas-microsoft-com:vml" xmlns:wp14="http://schemas.microsoft.com/office/word/2010/wordprocessingDrawing" xmlns:wp="http://schemas.openxmlformats.org/drawingml/2006/wordprocessingDrawing" xmlns:w10="urn:schemas-microsoft-com:office:word" xmlns:w="http://schemas.openxmlformats.org/wordprocessingml/2006/main" xmlns:w14="http://schemas.microsoft.com/office/word/2010/wordml" xmlns:w15="http://schemas.microsoft.com/office/word/2012/wordml" xmlns:w16cex="http://schemas.microsoft.com/office/word/2018/wordml/cex" xmlns:w16cid="http://schemas.microsoft.com/office/word/2016/wordml/cid" xmlns:w16="http://schemas.microsoft.com/office/word/2018/wordml" xmlns:w16du="http://schemas.microsoft.com/office/word/2023/wordml/word16du" xmlns:w16sdtdh="http://schemas.microsoft.com/office/word/2020/wordml/sdtdatahash" xmlns:w16sdtfl="http://schemas.microsoft.com/office/word/2024/wordml/sdtformatlock" xmlns:w16se="http://schemas.microsoft.com/office/word/2015/wordml/symex" xmlns:wpg="http://schemas.microsoft.com/office/word/2010/wordprocessingGroup" xmlns:wpi="http://schemas.microsoft.com/office/word/2010/wordprocessingInk" xmlns:wne="http://schemas.microsoft.com/office/word/2006/wordml" xmlns:wps="http://schemas.microsoft.com/office/word/2010/wordprocessingShape" mc:Ignorable="w14 w15 w16se w16cid w16 w16cex w16sdtdh w16sdtfl w16du wp14">
   <w:p>
     <w:pPr>
       <w:pStyle w:val="Encabezado"/>
+      <w:ind w:firstLine="0"/>
     </w:pPr>
     <w:r>
       <w:rPr>
@@ -15240,7 +15146,7 @@
 </file>
 
 <file path=word/numbering.xml><?xml version="1.0" encoding="utf-8"?>
-<w:numbering xmlns:wpc="http://schemas.microsoft.com/office/word/2010/wordprocessingCanvas" xmlns:cx="http://schemas.microsoft.com/office/drawing/2014/chartex" xmlns:cx1="http://schemas.microsoft.com/office/drawing/2015/9/8/chartex" xmlns:cx2="http://schemas.microsoft.com/office/drawing/2015/10/21/chartex" xmlns:cx3="http://schemas.microsoft.com/office/drawing/2016/5/9/chartex" xmlns:cx4="http://schemas.microsoft.com/office/drawing/2016/5/10/chartex" xmlns:cx5="http://schemas.microsoft.com/office/drawing/2016/5/11/chartex" xmlns:cx6="http://schemas.microsoft.com/office/drawing/2016/5/12/chartex" xmlns:cx7="http://schemas.microsoft.com/office/drawing/2016/5/13/chartex" xmlns:cx8="http://schemas.microsoft.com/office/drawing/2016/5/14/chartex" xmlns:mc="http://schemas.openxmlformats.org/markup-compatibility/2006" xmlns:aink="http://schemas.microsoft.com/office/drawing/2016/ink" xmlns:am3d="http://schemas.microsoft.com/office/drawing/2017/model3d" xmlns:o="urn:schemas-microsoft-com:office:office" xmlns:r="http://schemas.openxmlformats.org/officeDocument/2006/relationships" xmlns:m="http://schemas.openxmlformats.org/officeDocument/2006/math" xmlns:v="urn:schemas-microsoft-com:vml" xmlns:wp14="http://schemas.microsoft.com/office/word/2010/wordprocessingDrawing" xmlns:wp="http://schemas.openxmlformats.org/drawingml/2006/wordprocessingDrawing" xmlns:w10="urn:schemas-microsoft-com:office:word" xmlns:w="http://schemas.openxmlformats.org/wordprocessingml/2006/main" xmlns:w14="http://schemas.microsoft.com/office/word/2010/wordml" xmlns:w15="http://schemas.microsoft.com/office/word/2012/wordml" xmlns:w16cex="http://schemas.microsoft.com/office/word/2018/wordml/cex" xmlns:w16cid="http://schemas.microsoft.com/office/word/2016/wordml/cid" xmlns:w16="http://schemas.microsoft.com/office/word/2018/wordml" xmlns:w16sdtdh="http://schemas.microsoft.com/office/word/2020/wordml/sdtdatahash" xmlns:w16se="http://schemas.microsoft.com/office/word/2015/wordml/symex" xmlns:wpg="http://schemas.microsoft.com/office/word/2010/wordprocessingGroup" xmlns:wpi="http://schemas.microsoft.com/office/word/2010/wordprocessingInk" xmlns:wne="http://schemas.microsoft.com/office/word/2006/wordml" xmlns:wps="http://schemas.microsoft.com/office/word/2010/wordprocessingShape" mc:Ignorable="w14 w15 w16se w16cid w16 w16cex w16sdtdh wp14">
+<w:numbering xmlns:wpc="http://schemas.microsoft.com/office/word/2010/wordprocessingCanvas" xmlns:cx="http://schemas.microsoft.com/office/drawing/2014/chartex" xmlns:cx1="http://schemas.microsoft.com/office/drawing/2015/9/8/chartex" xmlns:cx2="http://schemas.microsoft.com/office/drawing/2015/10/21/chartex" xmlns:cx3="http://schemas.microsoft.com/office/drawing/2016/5/9/chartex" xmlns:cx4="http://schemas.microsoft.com/office/drawing/2016/5/10/chartex" xmlns:cx5="http://schemas.microsoft.com/office/drawing/2016/5/11/chartex" xmlns:cx6="http://schemas.microsoft.com/office/drawing/2016/5/12/chartex" xmlns:cx7="http://schemas.microsoft.com/office/drawing/2016/5/13/chartex" xmlns:cx8="http://schemas.microsoft.com/office/drawing/2016/5/14/chartex" xmlns:mc="http://schemas.openxmlformats.org/markup-compatibility/2006" xmlns:aink="http://schemas.microsoft.com/office/drawing/2016/ink" xmlns:am3d="http://schemas.microsoft.com/office/drawing/2017/model3d" xmlns:o="urn:schemas-microsoft-com:office:office" xmlns:oel="http://schemas.microsoft.com/office/2019/extlst" xmlns:r="http://schemas.openxmlformats.org/officeDocument/2006/relationships" xmlns:m="http://schemas.openxmlformats.org/officeDocument/2006/math" xmlns:v="urn:schemas-microsoft-com:vml" xmlns:wp14="http://schemas.microsoft.com/office/word/2010/wordprocessingDrawing" xmlns:wp="http://schemas.openxmlformats.org/drawingml/2006/wordprocessingDrawing" xmlns:w10="urn:schemas-microsoft-com:office:word" xmlns:w="http://schemas.openxmlformats.org/wordprocessingml/2006/main" xmlns:w14="http://schemas.microsoft.com/office/word/2010/wordml" xmlns:w15="http://schemas.microsoft.com/office/word/2012/wordml" xmlns:w16cex="http://schemas.microsoft.com/office/word/2018/wordml/cex" xmlns:w16cid="http://schemas.microsoft.com/office/word/2016/wordml/cid" xmlns:w16="http://schemas.microsoft.com/office/word/2018/wordml" xmlns:w16du="http://schemas.microsoft.com/office/word/2023/wordml/word16du" xmlns:w16sdtdh="http://schemas.microsoft.com/office/word/2020/wordml/sdtdatahash" xmlns:w16sdtfl="http://schemas.microsoft.com/office/word/2024/wordml/sdtformatlock" xmlns:w16se="http://schemas.microsoft.com/office/word/2015/wordml/symex" xmlns:wpg="http://schemas.microsoft.com/office/word/2010/wordprocessingGroup" xmlns:wpi="http://schemas.microsoft.com/office/word/2010/wordprocessingInk" xmlns:wne="http://schemas.microsoft.com/office/word/2006/wordml" xmlns:wps="http://schemas.microsoft.com/office/word/2010/wordprocessingShape" mc:Ignorable="w14 w15 w16se w16cid w16 w16cex w16sdtdh w16sdtfl w16du wp14">
   <w:abstractNum w:abstractNumId="0" w15:restartNumberingAfterBreak="0">
     <w:nsid w:val="FFFFFF89"/>
     <w:multiLevelType w:val="singleLevel"/>
@@ -19253,121 +19159,121 @@
       </w:rPr>
     </w:lvl>
   </w:abstractNum>
-  <w:num w:numId="1">
+  <w:num w:numId="1" w16cid:durableId="1741782281">
     <w:abstractNumId w:val="0"/>
   </w:num>
-  <w:num w:numId="2">
+  <w:num w:numId="2" w16cid:durableId="1085805648">
     <w:abstractNumId w:val="12"/>
   </w:num>
-  <w:num w:numId="3">
+  <w:num w:numId="3" w16cid:durableId="2006667855">
     <w:abstractNumId w:val="26"/>
   </w:num>
-  <w:num w:numId="4">
+  <w:num w:numId="4" w16cid:durableId="340548600">
     <w:abstractNumId w:val="20"/>
   </w:num>
-  <w:num w:numId="5">
+  <w:num w:numId="5" w16cid:durableId="1881285245">
     <w:abstractNumId w:val="31"/>
   </w:num>
-  <w:num w:numId="6">
+  <w:num w:numId="6" w16cid:durableId="1206135649">
     <w:abstractNumId w:val="25"/>
   </w:num>
-  <w:num w:numId="7">
+  <w:num w:numId="7" w16cid:durableId="1274480398">
     <w:abstractNumId w:val="5"/>
   </w:num>
-  <w:num w:numId="8">
+  <w:num w:numId="8" w16cid:durableId="1977643646">
     <w:abstractNumId w:val="32"/>
   </w:num>
-  <w:num w:numId="9">
+  <w:num w:numId="9" w16cid:durableId="2095741637">
     <w:abstractNumId w:val="23"/>
   </w:num>
-  <w:num w:numId="10">
+  <w:num w:numId="10" w16cid:durableId="589312969">
     <w:abstractNumId w:val="11"/>
   </w:num>
-  <w:num w:numId="11">
+  <w:num w:numId="11" w16cid:durableId="585574201">
     <w:abstractNumId w:val="22"/>
   </w:num>
-  <w:num w:numId="12">
+  <w:num w:numId="12" w16cid:durableId="682781472">
     <w:abstractNumId w:val="3"/>
   </w:num>
-  <w:num w:numId="13">
+  <w:num w:numId="13" w16cid:durableId="200939335">
     <w:abstractNumId w:val="33"/>
   </w:num>
-  <w:num w:numId="14">
+  <w:num w:numId="14" w16cid:durableId="129442238">
     <w:abstractNumId w:val="2"/>
   </w:num>
-  <w:num w:numId="15">
+  <w:num w:numId="15" w16cid:durableId="1336960141">
     <w:abstractNumId w:val="7"/>
   </w:num>
-  <w:num w:numId="16">
+  <w:num w:numId="16" w16cid:durableId="751119535">
     <w:abstractNumId w:val="15"/>
   </w:num>
-  <w:num w:numId="17">
+  <w:num w:numId="17" w16cid:durableId="1924948286">
     <w:abstractNumId w:val="28"/>
   </w:num>
-  <w:num w:numId="18">
+  <w:num w:numId="18" w16cid:durableId="796601741">
     <w:abstractNumId w:val="14"/>
   </w:num>
-  <w:num w:numId="19">
+  <w:num w:numId="19" w16cid:durableId="583297811">
     <w:abstractNumId w:val="29"/>
   </w:num>
-  <w:num w:numId="20">
+  <w:num w:numId="20" w16cid:durableId="678001553">
     <w:abstractNumId w:val="24"/>
   </w:num>
-  <w:num w:numId="21">
+  <w:num w:numId="21" w16cid:durableId="538128066">
     <w:abstractNumId w:val="34"/>
   </w:num>
-  <w:num w:numId="22">
+  <w:num w:numId="22" w16cid:durableId="158888369">
     <w:abstractNumId w:val="4"/>
   </w:num>
-  <w:num w:numId="23">
+  <w:num w:numId="23" w16cid:durableId="926422251">
     <w:abstractNumId w:val="9"/>
   </w:num>
-  <w:num w:numId="24">
+  <w:num w:numId="24" w16cid:durableId="445349572">
     <w:abstractNumId w:val="1"/>
   </w:num>
-  <w:num w:numId="25">
+  <w:num w:numId="25" w16cid:durableId="2142920570">
     <w:abstractNumId w:val="10"/>
   </w:num>
-  <w:num w:numId="26">
+  <w:num w:numId="26" w16cid:durableId="1711953475">
     <w:abstractNumId w:val="19"/>
   </w:num>
-  <w:num w:numId="27">
+  <w:num w:numId="27" w16cid:durableId="226691457">
     <w:abstractNumId w:val="18"/>
   </w:num>
-  <w:num w:numId="28">
+  <w:num w:numId="28" w16cid:durableId="1613592844">
     <w:abstractNumId w:val="30"/>
   </w:num>
-  <w:num w:numId="29">
+  <w:num w:numId="29" w16cid:durableId="813376893">
     <w:abstractNumId w:val="13"/>
   </w:num>
-  <w:num w:numId="30">
+  <w:num w:numId="30" w16cid:durableId="113985095">
     <w:abstractNumId w:val="6"/>
   </w:num>
-  <w:num w:numId="31">
+  <w:num w:numId="31" w16cid:durableId="19623276">
     <w:abstractNumId w:val="35"/>
   </w:num>
-  <w:num w:numId="32">
+  <w:num w:numId="32" w16cid:durableId="1111315899">
     <w:abstractNumId w:val="17"/>
   </w:num>
-  <w:num w:numId="33">
+  <w:num w:numId="33" w16cid:durableId="1272709913">
     <w:abstractNumId w:val="16"/>
   </w:num>
-  <w:num w:numId="34">
+  <w:num w:numId="34" w16cid:durableId="1950889674">
     <w:abstractNumId w:val="36"/>
   </w:num>
-  <w:num w:numId="35">
+  <w:num w:numId="35" w16cid:durableId="237714097">
     <w:abstractNumId w:val="31"/>
     <w:lvlOverride w:ilvl="0">
       <w:startOverride w:val="1"/>
     </w:lvlOverride>
   </w:num>
-  <w:num w:numId="36">
+  <w:num w:numId="36" w16cid:durableId="668949850">
     <w:abstractNumId w:val="27"/>
   </w:num>
-  <w:num w:numId="37">
+  <w:num w:numId="37" w16cid:durableId="686559992">
     <w:abstractNumId w:val="21"/>
   </w:num>
-  <w:num w:numId="38">
+  <w:num w:numId="38" w16cid:durableId="323625501">
     <w:abstractNumId w:val="8"/>
   </w:num>
   <w:numIdMacAtCleanup w:val="29"/>
@@ -19375,7 +19281,7 @@
 </file>
 
 <file path=word/styles.xml><?xml version="1.0" encoding="utf-8"?>
-<w:styles xmlns:mc="http://schemas.openxmlformats.org/markup-compatibility/2006" xmlns:r="http://schemas.openxmlformats.org/officeDocument/2006/relationships" xmlns:w="http://schemas.openxmlformats.org/wordprocessingml/2006/main" xmlns:w14="http://schemas.microsoft.com/office/word/2010/wordml" xmlns:w15="http://schemas.microsoft.com/office/word/2012/wordml" xmlns:w16cex="http://schemas.microsoft.com/office/word/2018/wordml/cex" xmlns:w16cid="http://schemas.microsoft.com/office/word/2016/wordml/cid" xmlns:w16="http://schemas.microsoft.com/office/word/2018/wordml" xmlns:w16sdtdh="http://schemas.microsoft.com/office/word/2020/wordml/sdtdatahash" xmlns:w16se="http://schemas.microsoft.com/office/word/2015/wordml/symex" mc:Ignorable="w14 w15 w16se w16cid w16 w16cex w16sdtdh">
+<w:styles xmlns:mc="http://schemas.openxmlformats.org/markup-compatibility/2006" xmlns:r="http://schemas.openxmlformats.org/officeDocument/2006/relationships" xmlns:w="http://schemas.openxmlformats.org/wordprocessingml/2006/main" xmlns:w14="http://schemas.microsoft.com/office/word/2010/wordml" xmlns:w15="http://schemas.microsoft.com/office/word/2012/wordml" xmlns:w16cex="http://schemas.microsoft.com/office/word/2018/wordml/cex" xmlns:w16cid="http://schemas.microsoft.com/office/word/2016/wordml/cid" xmlns:w16="http://schemas.microsoft.com/office/word/2018/wordml" xmlns:w16du="http://schemas.microsoft.com/office/word/2023/wordml/word16du" xmlns:w16sdtdh="http://schemas.microsoft.com/office/word/2020/wordml/sdtdatahash" xmlns:w16sdtfl="http://schemas.microsoft.com/office/word/2024/wordml/sdtformatlock" xmlns:w16se="http://schemas.microsoft.com/office/word/2015/wordml/symex" mc:Ignorable="w14 w15 w16se w16cid w16 w16cex w16sdtdh w16sdtfl w16du">
   <w:docDefaults>
     <w:rPrDefault>
       <w:rPr>
@@ -20968,8 +20874,8 @@
 <file path=customXml/item1.xml><?xml version="1.0" encoding="utf-8"?>
 <p:properties xmlns:p="http://schemas.microsoft.com/office/2006/metadata/properties" xmlns:xsi="http://www.w3.org/2001/XMLSchema-instance" xmlns:pc="http://schemas.microsoft.com/office/infopath/2007/PartnerControls">
   <documentManagement>
-    <TaxCatchAll xmlns="cb45339b-ced9-4d0d-8f64-77573914d53b"/>
-    <lcf76f155ced4ddcb4097134ff3c332f xmlns="43a3ca16-9c26-4813-b83f-4aec9927b43f">
+    <TaxCatchAll xmlns="adccf511-daff-4bcb-9072-914cedbf4c7e" xsi:nil="true"/>
+    <lcf76f155ced4ddcb4097134ff3c332f xmlns="a70d3c18-0869-45a1-9f75-4b4b8f0f32be">
       <Terms xmlns="http://schemas.microsoft.com/office/infopath/2007/PartnerControls"/>
     </lcf76f155ced4ddcb4097134ff3c332f>
   </documentManagement>
@@ -20977,34 +20883,35 @@
 </file>
 
 <file path=customXml/item2.xml><?xml version="1.0" encoding="utf-8"?>
-<b:Sources xmlns:b="http://schemas.openxmlformats.org/officeDocument/2006/bibliography" xmlns="http://schemas.openxmlformats.org/officeDocument/2006/bibliography" SelectedStyle="\APASixthEditionOfficeOnline.xsl" StyleName="APA" Version="6"/>
+<?mso-contentType ?>
+<FormTemplates xmlns="http://schemas.microsoft.com/sharepoint/v3/contenttype/forms">
+  <Display>DocumentLibraryForm</Display>
+  <Edit>DocumentLibraryForm</Edit>
+  <New>DocumentLibraryForm</New>
+</FormTemplates>
 </file>
 
 <file path=customXml/item3.xml><?xml version="1.0" encoding="utf-8"?>
-<ct:contentTypeSchema xmlns:ct="http://schemas.microsoft.com/office/2006/metadata/contentType" xmlns:ma="http://schemas.microsoft.com/office/2006/metadata/properties/metaAttributes" ct:_="" ma:_="" ma:contentTypeName="Documento" ma:contentTypeID="0x01010049282E1EDBE9234EA9E6D38F720E265F" ma:contentTypeVersion="15" ma:contentTypeDescription="Crear nuevo documento." ma:contentTypeScope="" ma:versionID="b31c7aa9eaf043a08b87120b3c4916e3">
-  <xsd:schema xmlns:xsd="http://www.w3.org/2001/XMLSchema" xmlns:xs="http://www.w3.org/2001/XMLSchema" xmlns:p="http://schemas.microsoft.com/office/2006/metadata/properties" xmlns:ns2="cb45339b-ced9-4d0d-8f64-77573914d53b" xmlns:ns3="43a3ca16-9c26-4813-b83f-4aec9927b43f" targetNamespace="http://schemas.microsoft.com/office/2006/metadata/properties" ma:root="true" ma:fieldsID="3533d065b04d75c457075bc55f1f5315" ns2:_="" ns3:_="">
-    <xsd:import namespace="cb45339b-ced9-4d0d-8f64-77573914d53b"/>
-    <xsd:import namespace="43a3ca16-9c26-4813-b83f-4aec9927b43f"/>
+<ct:contentTypeSchema xmlns:ct="http://schemas.microsoft.com/office/2006/metadata/contentType" xmlns:ma="http://schemas.microsoft.com/office/2006/metadata/properties/metaAttributes" ct:_="" ma:_="" ma:contentTypeName="Documento" ma:contentTypeID="0x010100FC2B1768DD5A774EB396CCAB0DE361C1" ma:contentTypeVersion="11" ma:contentTypeDescription="Crear nuevo documento." ma:contentTypeScope="" ma:versionID="e4c9e5a511fbaffd8485e537f9595e10">
+  <xsd:schema xmlns:xsd="http://www.w3.org/2001/XMLSchema" xmlns:xs="http://www.w3.org/2001/XMLSchema" xmlns:p="http://schemas.microsoft.com/office/2006/metadata/properties" xmlns:ns2="a70d3c18-0869-45a1-9f75-4b4b8f0f32be" xmlns:ns3="adccf511-daff-4bcb-9072-914cedbf4c7e" targetNamespace="http://schemas.microsoft.com/office/2006/metadata/properties" ma:root="true" ma:fieldsID="bbeeb7fdd5dcda06cd18867ba2c601ed" ns2:_="" ns3:_="">
+    <xsd:import namespace="a70d3c18-0869-45a1-9f75-4b4b8f0f32be"/>
+    <xsd:import namespace="adccf511-daff-4bcb-9072-914cedbf4c7e"/>
     <xsd:element name="properties">
       <xsd:complexType>
         <xsd:sequence>
           <xsd:element name="documentManagement">
             <xsd:complexType>
               <xsd:all>
-                <xsd:element ref="ns2:SharedWithUsers" minOccurs="0"/>
-                <xsd:element ref="ns2:SharedWithDetails" minOccurs="0"/>
-                <xsd:element ref="ns3:MediaServiceMetadata" minOccurs="0"/>
-                <xsd:element ref="ns3:MediaServiceFastMetadata" minOccurs="0"/>
-                <xsd:element ref="ns3:MediaServiceDateTaken" minOccurs="0"/>
-                <xsd:element ref="ns3:MediaServiceObjectDetectorVersions" minOccurs="0"/>
-                <xsd:element ref="ns3:MediaLengthInSeconds" minOccurs="0"/>
-                <xsd:element ref="ns3:MediaServiceLocation" minOccurs="0"/>
-                <xsd:element ref="ns3:MediaServiceGenerationTime" minOccurs="0"/>
-                <xsd:element ref="ns3:MediaServiceEventHashCode" minOccurs="0"/>
-                <xsd:element ref="ns3:lcf76f155ced4ddcb4097134ff3c332f" minOccurs="0"/>
-                <xsd:element ref="ns2:TaxCatchAll" minOccurs="0"/>
-                <xsd:element ref="ns3:MediaServiceOCR" minOccurs="0"/>
-                <xsd:element ref="ns3:MediaServiceSearchProperties" minOccurs="0"/>
+                <xsd:element ref="ns2:MediaServiceMetadata" minOccurs="0"/>
+                <xsd:element ref="ns2:MediaServiceFastMetadata" minOccurs="0"/>
+                <xsd:element ref="ns2:MediaServiceSearchProperties" minOccurs="0"/>
+                <xsd:element ref="ns2:MediaServiceDateTaken" minOccurs="0"/>
+                <xsd:element ref="ns2:MediaServiceGenerationTime" minOccurs="0"/>
+                <xsd:element ref="ns2:MediaServiceEventHashCode" minOccurs="0"/>
+                <xsd:element ref="ns2:MediaLengthInSeconds" minOccurs="0"/>
+                <xsd:element ref="ns2:lcf76f155ced4ddcb4097134ff3c332f" minOccurs="0"/>
+                <xsd:element ref="ns3:TaxCatchAll" minOccurs="0"/>
+                <xsd:element ref="ns2:MediaServiceOCR" minOccurs="0"/>
               </xsd:all>
             </xsd:complexType>
           </xsd:element>
@@ -21012,36 +20919,63 @@
       </xsd:complexType>
     </xsd:element>
   </xsd:schema>
-  <xsd:schema xmlns:xsd="http://www.w3.org/2001/XMLSchema" xmlns:xs="http://www.w3.org/2001/XMLSchema" xmlns:dms="http://schemas.microsoft.com/office/2006/documentManagement/types" xmlns:pc="http://schemas.microsoft.com/office/infopath/2007/PartnerControls" targetNamespace="cb45339b-ced9-4d0d-8f64-77573914d53b" elementFormDefault="qualified">
+  <xsd:schema xmlns:xsd="http://www.w3.org/2001/XMLSchema" xmlns:xs="http://www.w3.org/2001/XMLSchema" xmlns:dms="http://schemas.microsoft.com/office/2006/documentManagement/types" xmlns:pc="http://schemas.microsoft.com/office/infopath/2007/PartnerControls" targetNamespace="a70d3c18-0869-45a1-9f75-4b4b8f0f32be" elementFormDefault="qualified">
     <xsd:import namespace="http://schemas.microsoft.com/office/2006/documentManagement/types"/>
     <xsd:import namespace="http://schemas.microsoft.com/office/infopath/2007/PartnerControls"/>
-    <xsd:element name="SharedWithUsers" ma:index="8" nillable="true" ma:displayName="Compartido con" ma:internalName="SharedWithUsers" ma:readOnly="true">
+    <xsd:element name="MediaServiceMetadata" ma:index="8" nillable="true" ma:displayName="MediaServiceMetadata" ma:hidden="true" ma:internalName="MediaServiceMetadata" ma:readOnly="true">
+      <xsd:simpleType>
+        <xsd:restriction base="dms:Note"/>
+      </xsd:simpleType>
+    </xsd:element>
+    <xsd:element name="MediaServiceFastMetadata" ma:index="9" nillable="true" ma:displayName="MediaServiceFastMetadata" ma:hidden="true" ma:internalName="MediaServiceFastMetadata" ma:readOnly="true">
+      <xsd:simpleType>
+        <xsd:restriction base="dms:Note"/>
+      </xsd:simpleType>
+    </xsd:element>
+    <xsd:element name="MediaServiceSearchProperties" ma:index="10" nillable="true" ma:displayName="MediaServiceSearchProperties" ma:hidden="true" ma:internalName="MediaServiceSearchProperties" ma:readOnly="true">
+      <xsd:simpleType>
+        <xsd:restriction base="dms:Note"/>
+      </xsd:simpleType>
+    </xsd:element>
+    <xsd:element name="MediaServiceDateTaken" ma:index="11" nillable="true" ma:displayName="MediaServiceDateTaken" ma:hidden="true" ma:indexed="true" ma:internalName="MediaServiceDateTaken" ma:readOnly="true">
+      <xsd:simpleType>
+        <xsd:restriction base="dms:Text"/>
+      </xsd:simpleType>
+    </xsd:element>
+    <xsd:element name="MediaServiceGenerationTime" ma:index="12" nillable="true" ma:displayName="MediaServiceGenerationTime" ma:hidden="true" ma:internalName="MediaServiceGenerationTime" ma:readOnly="true">
+      <xsd:simpleType>
+        <xsd:restriction base="dms:Text"/>
+      </xsd:simpleType>
+    </xsd:element>
+    <xsd:element name="MediaServiceEventHashCode" ma:index="13" nillable="true" ma:displayName="MediaServiceEventHashCode" ma:hidden="true" ma:internalName="MediaServiceEventHashCode" ma:readOnly="true">
+      <xsd:simpleType>
+        <xsd:restriction base="dms:Text"/>
+      </xsd:simpleType>
+    </xsd:element>
+    <xsd:element name="MediaLengthInSeconds" ma:index="14" nillable="true" ma:displayName="MediaLengthInSeconds" ma:hidden="true" ma:internalName="MediaLengthInSeconds" ma:readOnly="true">
+      <xsd:simpleType>
+        <xsd:restriction base="dms:Unknown"/>
+      </xsd:simpleType>
+    </xsd:element>
+    <xsd:element name="lcf76f155ced4ddcb4097134ff3c332f" ma:index="16" nillable="true" ma:taxonomy="true" ma:internalName="lcf76f155ced4ddcb4097134ff3c332f" ma:taxonomyFieldName="MediaServiceImageTags" ma:displayName="Etiquetas de imagen" ma:readOnly="false" ma:fieldId="{5cf76f15-5ced-4ddc-b409-7134ff3c332f}" ma:taxonomyMulti="true" ma:sspId="d33c8c81-5745-4931-bcc4-c2aeafe86780" ma:termSetId="09814cd3-568e-fe90-9814-8d621ff8fb84" ma:anchorId="fba54fb3-c3e1-fe81-a776-ca4b69148c4d" ma:open="true" ma:isKeyword="false">
       <xsd:complexType>
-        <xsd:complexContent>
-          <xsd:extension base="dms:UserMulti">
-            <xsd:sequence>
-              <xsd:element name="UserInfo" minOccurs="0" maxOccurs="unbounded">
-                <xsd:complexType>
-                  <xsd:sequence>
-                    <xsd:element name="DisplayName" type="xsd:string" minOccurs="0"/>
-                    <xsd:element name="AccountId" type="dms:UserId" minOccurs="0" nillable="true"/>
-                    <xsd:element name="AccountType" type="xsd:string" minOccurs="0"/>
-                  </xsd:sequence>
-                </xsd:complexType>
-              </xsd:element>
-            </xsd:sequence>
-          </xsd:extension>
-        </xsd:complexContent>
+        <xsd:sequence>
+          <xsd:element ref="pc:Terms" minOccurs="0" maxOccurs="1"/>
+        </xsd:sequence>
       </xsd:complexType>
     </xsd:element>
-    <xsd:element name="SharedWithDetails" ma:index="9" nillable="true" ma:displayName="Detalles de uso compartido" ma:internalName="SharedWithDetails" ma:readOnly="true">
+    <xsd:element name="MediaServiceOCR" ma:index="18" nillable="true" ma:displayName="Extracted Text" ma:internalName="MediaServiceOCR" ma:readOnly="true">
       <xsd:simpleType>
         <xsd:restriction base="dms:Note">
           <xsd:maxLength value="255"/>
         </xsd:restriction>
       </xsd:simpleType>
     </xsd:element>
-    <xsd:element name="TaxCatchAll" ma:index="20" nillable="true" ma:displayName="Taxonomy Catch All Column" ma:hidden="true" ma:list="{2f40a149-578b-41a1-8845-c88bc1831770}" ma:internalName="TaxCatchAll" ma:showField="CatchAllData" ma:web="cb45339b-ced9-4d0d-8f64-77573914d53b">
+  </xsd:schema>
+  <xsd:schema xmlns:xsd="http://www.w3.org/2001/XMLSchema" xmlns:xs="http://www.w3.org/2001/XMLSchema" xmlns:dms="http://schemas.microsoft.com/office/2006/documentManagement/types" xmlns:pc="http://schemas.microsoft.com/office/infopath/2007/PartnerControls" targetNamespace="adccf511-daff-4bcb-9072-914cedbf4c7e" elementFormDefault="qualified">
+    <xsd:import namespace="http://schemas.microsoft.com/office/2006/documentManagement/types"/>
+    <xsd:import namespace="http://schemas.microsoft.com/office/infopath/2007/PartnerControls"/>
+    <xsd:element name="TaxCatchAll" ma:index="17" nillable="true" ma:displayName="Taxonomy Catch All Column" ma:hidden="true" ma:list="{d55fdbc5-1632-489d-aeea-ba6fd7407963}" ma:internalName="TaxCatchAll" ma:showField="CatchAllData" ma:web="adccf511-daff-4bcb-9072-914cedbf4c7e">
       <xsd:complexType>
         <xsd:complexContent>
           <xsd:extension base="dms:MultiChoiceLookup">
@@ -21051,69 +20985,6 @@
           </xsd:extension>
         </xsd:complexContent>
       </xsd:complexType>
-    </xsd:element>
-  </xsd:schema>
-  <xsd:schema xmlns:xsd="http://www.w3.org/2001/XMLSchema" xmlns:xs="http://www.w3.org/2001/XMLSchema" xmlns:dms="http://schemas.microsoft.com/office/2006/documentManagement/types" xmlns:pc="http://schemas.microsoft.com/office/infopath/2007/PartnerControls" targetNamespace="43a3ca16-9c26-4813-b83f-4aec9927b43f" elementFormDefault="qualified">
-    <xsd:import namespace="http://schemas.microsoft.com/office/2006/documentManagement/types"/>
-    <xsd:import namespace="http://schemas.microsoft.com/office/infopath/2007/PartnerControls"/>
-    <xsd:element name="MediaServiceMetadata" ma:index="10" nillable="true" ma:displayName="MediaServiceMetadata" ma:hidden="true" ma:internalName="MediaServiceMetadata" ma:readOnly="true">
-      <xsd:simpleType>
-        <xsd:restriction base="dms:Note"/>
-      </xsd:simpleType>
-    </xsd:element>
-    <xsd:element name="MediaServiceFastMetadata" ma:index="11" nillable="true" ma:displayName="MediaServiceFastMetadata" ma:hidden="true" ma:internalName="MediaServiceFastMetadata" ma:readOnly="true">
-      <xsd:simpleType>
-        <xsd:restriction base="dms:Note"/>
-      </xsd:simpleType>
-    </xsd:element>
-    <xsd:element name="MediaServiceDateTaken" ma:index="12" nillable="true" ma:displayName="MediaServiceDateTaken" ma:hidden="true" ma:indexed="true" ma:internalName="MediaServiceDateTaken" ma:readOnly="true">
-      <xsd:simpleType>
-        <xsd:restriction base="dms:Text"/>
-      </xsd:simpleType>
-    </xsd:element>
-    <xsd:element name="MediaServiceObjectDetectorVersions" ma:index="13" nillable="true" ma:displayName="MediaServiceObjectDetectorVersions" ma:hidden="true" ma:indexed="true" ma:internalName="MediaServiceObjectDetectorVersions" ma:readOnly="true">
-      <xsd:simpleType>
-        <xsd:restriction base="dms:Text"/>
-      </xsd:simpleType>
-    </xsd:element>
-    <xsd:element name="MediaLengthInSeconds" ma:index="14" nillable="true" ma:displayName="MediaLengthInSeconds" ma:hidden="true" ma:internalName="MediaLengthInSeconds" ma:readOnly="true">
-      <xsd:simpleType>
-        <xsd:restriction base="dms:Unknown"/>
-      </xsd:simpleType>
-    </xsd:element>
-    <xsd:element name="MediaServiceLocation" ma:index="15" nillable="true" ma:displayName="Location" ma:indexed="true" ma:internalName="MediaServiceLocation" ma:readOnly="true">
-      <xsd:simpleType>
-        <xsd:restriction base="dms:Text"/>
-      </xsd:simpleType>
-    </xsd:element>
-    <xsd:element name="MediaServiceGenerationTime" ma:index="16" nillable="true" ma:displayName="MediaServiceGenerationTime" ma:hidden="true" ma:internalName="MediaServiceGenerationTime" ma:readOnly="true">
-      <xsd:simpleType>
-        <xsd:restriction base="dms:Text"/>
-      </xsd:simpleType>
-    </xsd:element>
-    <xsd:element name="MediaServiceEventHashCode" ma:index="17" nillable="true" ma:displayName="MediaServiceEventHashCode" ma:hidden="true" ma:internalName="MediaServiceEventHashCode" ma:readOnly="true">
-      <xsd:simpleType>
-        <xsd:restriction base="dms:Text"/>
-      </xsd:simpleType>
-    </xsd:element>
-    <xsd:element name="lcf76f155ced4ddcb4097134ff3c332f" ma:index="19" nillable="true" ma:taxonomy="true" ma:internalName="lcf76f155ced4ddcb4097134ff3c332f" ma:taxonomyFieldName="MediaServiceImageTags" ma:displayName="Etiquetas de imagen" ma:readOnly="false" ma:fieldId="{5cf76f15-5ced-4ddc-b409-7134ff3c332f}" ma:taxonomyMulti="true" ma:sspId="d33c8c81-5745-4931-bcc4-c2aeafe86780" ma:termSetId="09814cd3-568e-fe90-9814-8d621ff8fb84" ma:anchorId="fba54fb3-c3e1-fe81-a776-ca4b69148c4d" ma:open="true" ma:isKeyword="false">
-      <xsd:complexType>
-        <xsd:sequence>
-          <xsd:element ref="pc:Terms" minOccurs="0" maxOccurs="1"/>
-        </xsd:sequence>
-      </xsd:complexType>
-    </xsd:element>
-    <xsd:element name="MediaServiceOCR" ma:index="21" nillable="true" ma:displayName="Extracted Text" ma:internalName="MediaServiceOCR" ma:readOnly="true">
-      <xsd:simpleType>
-        <xsd:restriction base="dms:Note">
-          <xsd:maxLength value="255"/>
-        </xsd:restriction>
-      </xsd:simpleType>
-    </xsd:element>
-    <xsd:element name="MediaServiceSearchProperties" ma:index="22" nillable="true" ma:displayName="MediaServiceSearchProperties" ma:hidden="true" ma:internalName="MediaServiceSearchProperties" ma:readOnly="true">
-      <xsd:simpleType>
-        <xsd:restriction base="dms:Note"/>
-      </xsd:simpleType>
     </xsd:element>
   </xsd:schema>
   <xsd:schema xmlns="http://schemas.openxmlformats.org/package/2006/metadata/core-properties" xmlns:xsd="http://www.w3.org/2001/XMLSchema" xmlns:xsi="http://www.w3.org/2001/XMLSchema-instance" xmlns:dc="http://purl.org/dc/elements/1.1/" xmlns:dcterms="http://purl.org/dc/terms/" xmlns:odoc="http://schemas.microsoft.com/internal/obd" targetNamespace="http://schemas.openxmlformats.org/package/2006/metadata/core-properties" elementFormDefault="qualified" attributeFormDefault="unqualified" blockDefault="#all">
@@ -21216,12 +21087,7 @@
 </file>
 
 <file path=customXml/item4.xml><?xml version="1.0" encoding="utf-8"?>
-<?mso-contentType ?>
-<FormTemplates xmlns="http://schemas.microsoft.com/sharepoint/v3/contenttype/forms">
-  <Display>DocumentLibraryForm</Display>
-  <Edit>DocumentLibraryForm</Edit>
-  <New>DocumentLibraryForm</New>
-</FormTemplates>
+<b:Sources xmlns:b="http://schemas.openxmlformats.org/officeDocument/2006/bibliography" xmlns="http://schemas.openxmlformats.org/officeDocument/2006/bibliography" SelectedStyle="\APASixthEditionOfficeOnline.xsl" StyleName="APA" Version="6"/>
 </file>
 
 <file path=customXml/itemProps1.xml><?xml version="1.0" encoding="utf-8"?>
@@ -21229,43 +21095,28 @@
   <ds:schemaRefs>
     <ds:schemaRef ds:uri="http://schemas.microsoft.com/office/2006/metadata/properties"/>
     <ds:schemaRef ds:uri="http://schemas.microsoft.com/office/infopath/2007/PartnerControls"/>
-    <ds:schemaRef ds:uri="cb45339b-ced9-4d0d-8f64-77573914d53b"/>
-    <ds:schemaRef ds:uri="43a3ca16-9c26-4813-b83f-4aec9927b43f"/>
+    <ds:schemaRef ds:uri="adccf511-daff-4bcb-9072-914cedbf4c7e"/>
+    <ds:schemaRef ds:uri="a70d3c18-0869-45a1-9f75-4b4b8f0f32be"/>
   </ds:schemaRefs>
 </ds:datastoreItem>
 </file>
 
 <file path=customXml/itemProps2.xml><?xml version="1.0" encoding="utf-8"?>
+<ds:datastoreItem xmlns:ds="http://schemas.openxmlformats.org/officeDocument/2006/customXml" ds:itemID="{81CBDEC1-3B00-44ED-AD36-0268077980BA}">
+  <ds:schemaRefs>
+    <ds:schemaRef ds:uri="http://schemas.microsoft.com/sharepoint/v3/contenttype/forms"/>
+  </ds:schemaRefs>
+</ds:datastoreItem>
+</file>
+
+<file path=customXml/itemProps3.xml><?xml version="1.0" encoding="utf-8"?>
+<ds:datastoreItem xmlns:ds="http://schemas.openxmlformats.org/officeDocument/2006/customXml" ds:itemID="{CD09E4A4-50AD-4B9C-A997-6CFDC4C64AF1}"/>
+</file>
+
+<file path=customXml/itemProps4.xml><?xml version="1.0" encoding="utf-8"?>
 <ds:datastoreItem xmlns:ds="http://schemas.openxmlformats.org/officeDocument/2006/customXml" ds:itemID="{E8AB44A3-7C62-4BD2-82ED-8ABC209970FA}">
   <ds:schemaRefs>
     <ds:schemaRef ds:uri="http://schemas.openxmlformats.org/officeDocument/2006/bibliography"/>
   </ds:schemaRefs>
 </ds:datastoreItem>
-</file>
-
-<file path=customXml/itemProps3.xml><?xml version="1.0" encoding="utf-8"?>
-<ds:datastoreItem xmlns:ds="http://schemas.openxmlformats.org/officeDocument/2006/customXml" ds:itemID="{DF43E046-DB0C-42D1-8C73-AE38B52F1ED7}">
-  <ds:schemaRefs>
-    <ds:schemaRef ds:uri="http://schemas.microsoft.com/office/2006/metadata/contentType"/>
-    <ds:schemaRef ds:uri="http://schemas.microsoft.com/office/2006/metadata/properties/metaAttributes"/>
-    <ds:schemaRef ds:uri="http://www.w3.org/2001/XMLSchema"/>
-    <ds:schemaRef ds:uri="http://schemas.microsoft.com/office/2006/metadata/properties"/>
-    <ds:schemaRef ds:uri="cb45339b-ced9-4d0d-8f64-77573914d53b"/>
-    <ds:schemaRef ds:uri="43a3ca16-9c26-4813-b83f-4aec9927b43f"/>
-    <ds:schemaRef ds:uri="http://schemas.microsoft.com/office/2006/documentManagement/types"/>
-    <ds:schemaRef ds:uri="http://schemas.microsoft.com/office/infopath/2007/PartnerControls"/>
-    <ds:schemaRef ds:uri="http://schemas.openxmlformats.org/package/2006/metadata/core-properties"/>
-    <ds:schemaRef ds:uri="http://purl.org/dc/elements/1.1/"/>
-    <ds:schemaRef ds:uri="http://purl.org/dc/terms/"/>
-    <ds:schemaRef ds:uri="http://schemas.microsoft.com/internal/obd"/>
-  </ds:schemaRefs>
-</ds:datastoreItem>
-</file>
-
-<file path=customXml/itemProps4.xml><?xml version="1.0" encoding="utf-8"?>
-<ds:datastoreItem xmlns:ds="http://schemas.openxmlformats.org/officeDocument/2006/customXml" ds:itemID="{81CBDEC1-3B00-44ED-AD36-0268077980BA}">
-  <ds:schemaRefs>
-    <ds:schemaRef ds:uri="http://schemas.microsoft.com/sharepoint/v3/contenttype/forms"/>
-  </ds:schemaRefs>
-</ds:datastoreItem>
 </file>
--- a/fuentes/CFA2_84920096_DU.docx
+++ b/fuentes/CFA2_84920096_DU.docx
@@ -1,6 +1,6 @@
 
 <file path=word/document.xml><?xml version="1.0" encoding="utf-8"?>
-<w:document xmlns:wpc="http://schemas.microsoft.com/office/word/2010/wordprocessingCanvas" xmlns:cx="http://schemas.microsoft.com/office/drawing/2014/chartex" xmlns:cx1="http://schemas.microsoft.com/office/drawing/2015/9/8/chartex" xmlns:cx2="http://schemas.microsoft.com/office/drawing/2015/10/21/chartex" xmlns:cx3="http://schemas.microsoft.com/office/drawing/2016/5/9/chartex" xmlns:cx4="http://schemas.microsoft.com/office/drawing/2016/5/10/chartex" xmlns:cx5="http://schemas.microsoft.com/office/drawing/2016/5/11/chartex" xmlns:cx6="http://schemas.microsoft.com/office/drawing/2016/5/12/chartex" xmlns:cx7="http://schemas.microsoft.com/office/drawing/2016/5/13/chartex" xmlns:cx8="http://schemas.microsoft.com/office/drawing/2016/5/14/chartex" xmlns:mc="http://schemas.openxmlformats.org/markup-compatibility/2006" xmlns:aink="http://schemas.microsoft.com/office/drawing/2016/ink" xmlns:am3d="http://schemas.microsoft.com/office/drawing/2017/model3d" xmlns:o="urn:schemas-microsoft-com:office:office" xmlns:oel="http://schemas.microsoft.com/office/2019/extlst" xmlns:r="http://schemas.openxmlformats.org/officeDocument/2006/relationships" xmlns:m="http://schemas.openxmlformats.org/officeDocument/2006/math" xmlns:v="urn:schemas-microsoft-com:vml" xmlns:wp14="http://schemas.microsoft.com/office/word/2010/wordprocessingDrawing" xmlns:wp="http://schemas.openxmlformats.org/drawingml/2006/wordprocessingDrawing" xmlns:w10="urn:schemas-microsoft-com:office:word" xmlns:w="http://schemas.openxmlformats.org/wordprocessingml/2006/main" xmlns:w14="http://schemas.microsoft.com/office/word/2010/wordml" xmlns:w15="http://schemas.microsoft.com/office/word/2012/wordml" xmlns:w16cex="http://schemas.microsoft.com/office/word/2018/wordml/cex" xmlns:w16cid="http://schemas.microsoft.com/office/word/2016/wordml/cid" xmlns:w16="http://schemas.microsoft.com/office/word/2018/wordml" xmlns:w16du="http://schemas.microsoft.com/office/word/2023/wordml/word16du" xmlns:w16sdtdh="http://schemas.microsoft.com/office/word/2020/wordml/sdtdatahash" xmlns:w16sdtfl="http://schemas.microsoft.com/office/word/2024/wordml/sdtformatlock" xmlns:w16se="http://schemas.microsoft.com/office/word/2015/wordml/symex" xmlns:wpg="http://schemas.microsoft.com/office/word/2010/wordprocessingGroup" xmlns:wpi="http://schemas.microsoft.com/office/word/2010/wordprocessingInk" xmlns:wne="http://schemas.microsoft.com/office/word/2006/wordml" xmlns:wps="http://schemas.microsoft.com/office/word/2010/wordprocessingShape" mc:Ignorable="w14 w15 w16se w16cid w16 w16cex w16sdtdh w16sdtfl w16du wp14">
+<w:document xmlns:wpc="http://schemas.microsoft.com/office/word/2010/wordprocessingCanvas" xmlns:cx="http://schemas.microsoft.com/office/drawing/2014/chartex" xmlns:cx1="http://schemas.microsoft.com/office/drawing/2015/9/8/chartex" xmlns:cx2="http://schemas.microsoft.com/office/drawing/2015/10/21/chartex" xmlns:cx3="http://schemas.microsoft.com/office/drawing/2016/5/9/chartex" xmlns:cx4="http://schemas.microsoft.com/office/drawing/2016/5/10/chartex" xmlns:cx5="http://schemas.microsoft.com/office/drawing/2016/5/11/chartex" xmlns:cx6="http://schemas.microsoft.com/office/drawing/2016/5/12/chartex" xmlns:cx7="http://schemas.microsoft.com/office/drawing/2016/5/13/chartex" xmlns:cx8="http://schemas.microsoft.com/office/drawing/2016/5/14/chartex" xmlns:mc="http://schemas.openxmlformats.org/markup-compatibility/2006" xmlns:aink="http://schemas.microsoft.com/office/drawing/2016/ink" xmlns:am3d="http://schemas.microsoft.com/office/drawing/2017/model3d" xmlns:o="urn:schemas-microsoft-com:office:office" xmlns:r="http://schemas.openxmlformats.org/officeDocument/2006/relationships" xmlns:m="http://schemas.openxmlformats.org/officeDocument/2006/math" xmlns:v="urn:schemas-microsoft-com:vml" xmlns:wp14="http://schemas.microsoft.com/office/word/2010/wordprocessingDrawing" xmlns:wp="http://schemas.openxmlformats.org/drawingml/2006/wordprocessingDrawing" xmlns:w10="urn:schemas-microsoft-com:office:word" xmlns:w="http://schemas.openxmlformats.org/wordprocessingml/2006/main" xmlns:w14="http://schemas.microsoft.com/office/word/2010/wordml" xmlns:w15="http://schemas.microsoft.com/office/word/2012/wordml" xmlns:w16cex="http://schemas.microsoft.com/office/word/2018/wordml/cex" xmlns:w16cid="http://schemas.microsoft.com/office/word/2016/wordml/cid" xmlns:w16="http://schemas.microsoft.com/office/word/2018/wordml" xmlns:w16sdtdh="http://schemas.microsoft.com/office/word/2020/wordml/sdtdatahash" xmlns:w16se="http://schemas.microsoft.com/office/word/2015/wordml/symex" xmlns:wpg="http://schemas.microsoft.com/office/word/2010/wordprocessingGroup" xmlns:wpi="http://schemas.microsoft.com/office/word/2010/wordprocessingInk" xmlns:wne="http://schemas.microsoft.com/office/word/2006/wordml" xmlns:wps="http://schemas.microsoft.com/office/word/2010/wordprocessingShape" mc:Ignorable="w14 w15 w16se w16cid w16 w16cex w16sdtdh wp14">
   <w:body>
     <w:p>
       <w:pPr>
@@ -85,7 +85,7 @@
               </wp:anchor>
             </w:drawing>
           </mc:Choice>
-          <mc:Fallback>
+          <mc:Fallback xmlns:w16sdtfl="http://schemas.microsoft.com/office/word/2024/wordml/sdtformatlock" xmlns:w16du="http://schemas.microsoft.com/office/word/2023/wordml/word16du" xmlns:oel="http://schemas.microsoft.com/office/2019/extlst">
             <w:pict>
               <v:rect w14:anchorId="4E7873B1" id="Rectángulo 3" o:spid="_x0000_s1026" alt="&quot;&quot;" style="position:absolute;margin-left:-54pt;margin-top:31.65pt;width:613.85pt;height:204pt;z-index:-251655168;visibility:visible;mso-wrap-style:square;mso-height-percent:0;mso-wrap-distance-left:9pt;mso-wrap-distance-top:0;mso-wrap-distance-right:9pt;mso-wrap-distance-bottom:0;mso-position-horizontal:absolute;mso-position-horizontal-relative:text;mso-position-vertical:absolute;mso-position-vertical-relative:text;mso-height-percent:0;mso-height-relative:margin;v-text-anchor:middle" o:gfxdata="UEsDBBQABgAIAAAAIQC2gziS/gAAAOEBAAATAAAAW0NvbnRlbnRfVHlwZXNdLnhtbJSRQU7DMBBF&#10;90jcwfIWJU67QAgl6YK0S0CoHGBkTxKLZGx5TGhvj5O2G0SRWNoz/78nu9wcxkFMGNg6quQqL6RA&#10;0s5Y6ir5vt9lD1JwBDIwOMJKHpHlpr69KfdHjyxSmriSfYz+USnWPY7AufNIadK6MEJMx9ApD/oD&#10;OlTrorhX2lFEilmcO2RdNtjC5xDF9pCuTyYBB5bi6bQ4syoJ3g9WQ0ymaiLzg5KdCXlKLjvcW893&#10;SUOqXwnz5DrgnHtJTxOsQfEKIT7DmDSUCaxw7Rqn8787ZsmRM9e2VmPeBN4uqYvTtW7jvijg9N/y&#10;JsXecLq0q+WD6m8AAAD//wMAUEsDBBQABgAIAAAAIQA4/SH/1gAAAJQBAAALAAAAX3JlbHMvLnJl&#10;bHOkkMFqwzAMhu+DvYPRfXGawxijTi+j0GvpHsDYimMaW0Yy2fr2M4PBMnrbUb/Q94l/f/hMi1qR&#10;JVI2sOt6UJgd+ZiDgffL8ekFlFSbvV0oo4EbChzGx4f9GRdb25HMsYhqlCwG5lrLq9biZkxWOiqY&#10;22YiTra2kYMu1l1tQD30/bPm3wwYN0x18gb45AdQl1tp5j/sFB2T0FQ7R0nTNEV3j6o9feQzro1i&#10;OWA14Fm+Q8a1a8+Bvu/d/dMb2JY5uiPbhG/ktn4cqGU/er3pcvwCAAD//wMAUEsDBBQABgAIAAAA&#10;IQA7pdBEpwIAAJAFAAAOAAAAZHJzL2Uyb0RvYy54bWysVM1u2zAMvg/YOwi6r3bSePlBnSJI0GFA&#10;0RZth54VWYoNyKImKXGyt9mz7MVKyT/tumKHYTkookh+JD+TvLg81oochHUV6JyOzlJKhOZQVHqX&#10;02+PV59mlDjPdMEUaJHTk3D0cvnxw0VjFmIMJahCWIIg2i0ak9PSe7NIEsdLUTN3BkZoVEqwNfMo&#10;2l1SWNYgeq2ScZp+ThqwhbHAhXP4ummVdBnxpRTc30rphCcqp5ibj6eN5zacyfKCLXaWmbLiXRrs&#10;H7KoWaUx6AC1YZ6Rva3+gKorbsGB9Gcc6gSkrLiINWA1o/RNNQ8lMyLWguQ4M9Dk/h8svzncWVIV&#10;OZ2m2WycTSZTSjSr8VPdI3m/furdXgE5D0Q1xi3Q/sHc2U5yeA1VH6Wtwz/WQ46R3NNArjh6wvFx&#10;Op1ns3lGCUfdOJunszTSn7y4G+v8FwE1CZecWkwgksoO185jSDTtTUI0B6oqriqlomB327Wy5MDC&#10;l07PR5NNyBldfjNTOhhrCG6tOrwkobS2mHjzJyWCndL3QiI7mP44ZhL7UgxxGOdC+1GrKlkh2vBZ&#10;ir8+eujk4BFziYABWWL8AbsD6C1bkB67zbKzD64itvXgnP4tsdZ58IiRQfvBua402PcAFFbVRW7t&#10;e5JaagJLWyhO2DsW2qFyhl9V+N2umfN3zOIU4bzhZvC3eEgFTU6hu1FSgv3x3nuwx+ZGLSUNTmVO&#10;3fc9s4IS9VVj289Hk0kY4yhMsukYBftas32t0ft6DdgOI9xBhsdrsPeqv0oL9RMukFWIiiqmOcbO&#10;Kfe2F9a+3Ra4grhYraIZjq5h/lo/GB7AA6uhLx+PT8yarnk99v0N9BPMFm96uLUNnhpWew+yig3+&#10;wmvHN459bJxuRYW98lqOVi+LdPkMAAD//wMAUEsDBBQABgAIAAAAIQAs8qBh4AAAAAwBAAAPAAAA&#10;ZHJzL2Rvd25yZXYueG1sTI8xb8IwFIT3Sv0P1qvUDRw3FdAQB1WoUbdKoR06mviRRMTPwTaQ/Pua&#10;qYynO919l29G07MLOt9ZkiDmCTCk2uqOGgk/3+VsBcwHRVr1llDChB42xeNDrjJtr1ThZRcaFkvI&#10;Z0pCG8KQce7rFo3yczsgRe9gnVEhStdw7dQ1lpuevyTJghvVUVxo1YDbFuvj7mwk/H5s8bPC09fk&#10;3CROdNBlVQYpn5/G9zWwgGP4D8MNP6JDEZn29kzas17CTCSreCZIWKQpsFtCiLclsL2E16VIgRc5&#10;vz9R/AEAAP//AwBQSwECLQAUAAYACAAAACEAtoM4kv4AAADhAQAAEwAAAAAAAAAAAAAAAAAAAAAA&#10;W0NvbnRlbnRfVHlwZXNdLnhtbFBLAQItABQABgAIAAAAIQA4/SH/1gAAAJQBAAALAAAAAAAAAAAA&#10;AAAAAC8BAABfcmVscy8ucmVsc1BLAQItABQABgAIAAAAIQA7pdBEpwIAAJAFAAAOAAAAAAAAAAAA&#10;AAAAAC4CAABkcnMvZTJvRG9jLnhtbFBLAQItABQABgAIAAAAIQAs8qBh4AAAAAwBAAAPAAAAAAAA&#10;AAAAAAAAAAEFAABkcnMvZG93bnJldi54bWxQSwUGAAAAAAQABADzAAAADgYAAAAA&#10;" fillcolor="#00314d" stroked="f" strokeweight="1pt"/>
             </w:pict>
@@ -267,7 +267,7 @@
                 <v:stroke joinstyle="miter"/>
                 <v:path gradientshapeok="t" o:connecttype="rect"/>
               </v:shapetype>
-              <v:shape id="Cuadro de texto 2" o:spid="_x0000_s1026" type="#_x0000_t202" alt="&quot;&quot;" style="position:absolute;left:0;text-align:left;margin-left:-7.2pt;margin-top:33.5pt;width:488.95pt;height:143.25pt;z-index:251663360;visibility:visible;mso-wrap-style:square;mso-width-percent:0;mso-height-percent:0;mso-wrap-distance-left:9pt;mso-wrap-distance-top:3.6pt;mso-wrap-distance-right:9pt;mso-wrap-distance-bottom:3.6pt;mso-position-horizontal:absolute;mso-position-horizontal-relative:text;mso-position-vertical:absolute;mso-position-vertical-relative:text;mso-width-percent:0;mso-height-percent:0;mso-width-relative:margin;mso-height-relative:margin;v-text-anchor:top" o:gfxdata="UEsDBBQABgAIAAAAIQC2gziS/gAAAOEBAAATAAAAW0NvbnRlbnRfVHlwZXNdLnhtbJSRQU7DMBBF&#10;90jcwfIWJU67QAgl6YK0S0CoHGBkTxKLZGx5TGhvj5O2G0SRWNoz/78nu9wcxkFMGNg6quQqL6RA&#10;0s5Y6ir5vt9lD1JwBDIwOMJKHpHlpr69KfdHjyxSmriSfYz+USnWPY7AufNIadK6MEJMx9ApD/oD&#10;OlTrorhX2lFEilmcO2RdNtjC5xDF9pCuTyYBB5bi6bQ4syoJ3g9WQ0ymaiLzg5KdCXlKLjvcW893&#10;SUOqXwnz5DrgnHtJTxOsQfEKIT7DmDSUCaxw7Rqn8787ZsmRM9e2VmPeBN4uqYvTtW7jvijg9N/y&#10;JsXecLq0q+WD6m8AAAD//wMAUEsDBBQABgAIAAAAIQA4/SH/1gAAAJQBAAALAAAAX3JlbHMvLnJl&#10;bHOkkMFqwzAMhu+DvYPRfXGawxijTi+j0GvpHsDYimMaW0Yy2fr2M4PBMnrbUb/Q94l/f/hMi1qR&#10;JVI2sOt6UJgd+ZiDgffL8ekFlFSbvV0oo4EbChzGx4f9GRdb25HMsYhqlCwG5lrLq9biZkxWOiqY&#10;22YiTra2kYMu1l1tQD30/bPm3wwYN0x18gb45AdQl1tp5j/sFB2T0FQ7R0nTNEV3j6o9feQzro1i&#10;OWA14Fm+Q8a1a8+Bvu/d/dMb2JY5uiPbhG/ktn4cqGU/er3pcvwCAAD//wMAUEsDBBQABgAIAAAA&#10;IQDl70x13QEAAKQDAAAOAAAAZHJzL2Uyb0RvYy54bWysU8Fu2zAMvQ/YPwi6L46NJG2MOEXXosOA&#10;bh3Q7QNkWYqN2aJGKbGzrx8lO2m23YpeBImUHvkenzY3Q9eyg0LXgCl4OptzpoyEqjG7gv/4/vDh&#10;mjPnhalEC0YV/Kgcv9m+f7fpba4yqKGtFDICMS7vbcFr722eJE7WqhNuBlYZSmrATng64i6pUPSE&#10;3rVJNp+vkh6wsghSOUfR+zHJtxFfayX9k9ZOedYWnHrzccW4lmFNthuR71DYupFTG+IVXXSiMVT0&#10;DHUvvGB7bP6D6hqJ4ED7mYQuAa0bqSIHYpPO/2HzXAurIhcSx9mzTO7tYOXXw7P9hswPH2GgAUYS&#10;zj6C/OmYgbtamJ26RYS+VqKiwmmQLOmty6enQWqXuwBS9l+goiGLvYcINGjsgirEkxE6DeB4Fl0N&#10;nkkKrrL5erVaciYpl16n6+xqGWuI/PTcovOfFHQsbAqONNUILw6Pzod2RH66EqoZeGjaNk62NX8F&#10;6OIYUdEa0+tT/yMTP5QDvQ3BEqoj0UIYbUM2p00N+JuznixTcPdrL1Bx1n42JM06XSyCx+JhsbzK&#10;6ICXmfIyI4wkqIJ7zsbtnY++HBu+JQl1E8m9dDIJT1aInCfbBq9dnuOtl8+1/QMAAP//AwBQSwME&#10;FAAGAAgAAAAhAGwyUE7jAAAADwEAAA8AAABkcnMvZG93bnJldi54bWxMj09PwzAMxe9IfIfISNy2&#10;ZFtbWFd3mpi4ghh/JG5Zk7UVjVM12Vq+PeYEF8uWn5/fr9hOrhMXO4TWE8JirkBYqrxpqUZ4e32c&#10;3YMIUZPRnSeL8G0DbMvrq0Lnxo/0Yi+HWAs2oZBrhCbGPpcyVI11Osx9b4l3Jz84HXkcamkGPbK5&#10;6+RSqUw63RJ/aHRvHxpbfR3ODuH96fT5kajneu/SfvSTkuTWEvH2ZtpvuOw2IKKd4t8F/DJwfig5&#10;2NGfyQTRIcwWScJShOyOwViwzlYpiCPCKuVGloX8z1H+AAAA//8DAFBLAQItABQABgAIAAAAIQC2&#10;gziS/gAAAOEBAAATAAAAAAAAAAAAAAAAAAAAAABbQ29udGVudF9UeXBlc10ueG1sUEsBAi0AFAAG&#10;AAgAAAAhADj9If/WAAAAlAEAAAsAAAAAAAAAAAAAAAAALwEAAF9yZWxzLy5yZWxzUEsBAi0AFAAG&#10;AAgAAAAhAOXvTHXdAQAApAMAAA4AAAAAAAAAAAAAAAAALgIAAGRycy9lMm9Eb2MueG1sUEsBAi0A&#10;FAAGAAgAAAAhAGwyUE7jAAAADwEAAA8AAAAAAAAAAAAAAAAANwQAAGRycy9kb3ducmV2LnhtbFBL&#10;BQYAAAAABAAEAPMAAABHBQAAAAA=&#10;" filled="f" stroked="f">
+              <v:shape id="Cuadro de texto 2" o:spid="_x0000_s1026" type="#_x0000_t202" alt="&quot;&quot;" style="position:absolute;left:0;text-align:left;margin-left:-7.2pt;margin-top:33.5pt;width:488.95pt;height:143.25pt;z-index:251663360;visibility:visible;mso-wrap-style:square;mso-width-percent:0;mso-height-percent:0;mso-wrap-distance-left:9pt;mso-wrap-distance-top:3.6pt;mso-wrap-distance-right:9pt;mso-wrap-distance-bottom:3.6pt;mso-position-horizontal:absolute;mso-position-horizontal-relative:text;mso-position-vertical:absolute;mso-position-vertical-relative:text;mso-width-percent:0;mso-height-percent:0;mso-width-relative:margin;mso-height-relative:margin;v-text-anchor:top" o:gfxdata="UEsDBBQABgAIAAAAIQC2gziS/gAAAOEBAAATAAAAW0NvbnRlbnRfVHlwZXNdLnhtbJSRQU7DMBBF&#10;90jcwfIWJU67QAgl6YK0S0CoHGBkTxKLZGx5TGhvj5O2G0SRWNoz/78nu9wcxkFMGNg6quQqL6RA&#10;0s5Y6ir5vt9lD1JwBDIwOMJKHpHlpr69KfdHjyxSmriSfYz+USnWPY7AufNIadK6MEJMx9ApD/oD&#10;OlTrorhX2lFEilmcO2RdNtjC5xDF9pCuTyYBB5bi6bQ4syoJ3g9WQ0ymaiLzg5KdCXlKLjvcW893&#10;SUOqXwnz5DrgnHtJTxOsQfEKIT7DmDSUCaxw7Rqn8787ZsmRM9e2VmPeBN4uqYvTtW7jvijg9N/y&#10;JsXecLq0q+WD6m8AAAD//wMAUEsDBBQABgAIAAAAIQA4/SH/1gAAAJQBAAALAAAAX3JlbHMvLnJl&#10;bHOkkMFqwzAMhu+DvYPRfXGawxijTi+j0GvpHsDYimMaW0Yy2fr2M4PBMnrbUb/Q94l/f/hMi1qR&#10;JVI2sOt6UJgd+ZiDgffL8ekFlFSbvV0oo4EbChzGx4f9GRdb25HMsYhqlCwG5lrLq9biZkxWOiqY&#10;22YiTra2kYMu1l1tQD30/bPm3wwYN0x18gb45AdQl1tp5j/sFB2T0FQ7R0nTNEV3j6o9feQzro1i&#10;OWA14Fm+Q8a1a8+Bvu/d/dMb2JY5uiPbhG/ktn4cqGU/er3pcvwCAAD//wMAUEsDBBQABgAIAAAA&#10;IQDgrq8m+AEAANIDAAAOAAAAZHJzL2Uyb0RvYy54bWysU8tu2zAQvBfoPxC817IEP2LBcpA6SFEg&#10;fQBpP2BNUZZQicsuaUvu13dJOa7b3oJcCJK7HM4Mh+vboWvFUZNr0BQynUyl0EZh2Zh9Ib9/e3h3&#10;I4XzYEpo0ehCnrSTt5u3b9a9zXWGNbalJsEgxuW9LWTtvc2TxKlad+AmaLXhYoXUgecl7ZOSoGf0&#10;rk2y6XSR9EilJVTaOd69H4tyE/GrSiv/paqc9qItJHPzcaQ47sKYbNaQ7wls3agzDXgBiw4aw5de&#10;oO7BgzhQ8x9U1yhCh5WfKOwSrKpG6aiB1aTTf9Q81WB11MLmOHuxyb0erPp8/EqiKQuZpUspDHT8&#10;SNsDlISi1MLrwaPIgk29dTl3P1nu98N7HPi5o2RnH1H9cMLgtgaz13dE2NcaSqaZhpPJ1dERxwWQ&#10;Xf8JS74NDh4j0FBRFzxkVwSj83OdLk/EPITizUU2XS0WcykU19KbdJUt5/EOyJ+PW3L+g8ZOhEkh&#10;iTMQ4eH46HygA/lzS7jN4EPTtjEHrflrgxvHHR2DdD4dxAT+oxI/7IazOTssTyyLcAwZfwqe1Ei/&#10;pOg5YIV0Pw9AWor2o2FrVulsFhIZF7P5MuMFXVd21xUwiqEK6aUYp1sfUzwSvmMLqyaKC/RGJmfj&#10;OThR8znkIZnX69j15ytufgMAAP//AwBQSwMEFAAGAAgAAAAhANYyJineAAAACgEAAA8AAABkcnMv&#10;ZG93bnJldi54bWxMj01PwzAMhu9I/IfISNy2ZKwtrNSdEIgriPEhcctar61onKrJ1vLvMSe42fKj&#10;189bbGfXqxONofOMsFoaUMSVrztuEN5eHxc3oEK0XNveMyF8U4BteX5W2Lz2E7/QaRcbJSEccovQ&#10;xjjkWoeqJWfD0g/Ecjv40dko69joerSThLteXxmTaWc7lg+tHei+peprd3QI70+Hz4/EPDcPLh0m&#10;PxvNbqMRLy/mu1tQkeb4B8OvvqhDKU57f+Q6qB5hsUoSQRGya+kkwCZbp6D2COtUBl0W+n+F8gcA&#10;AP//AwBQSwECLQAUAAYACAAAACEAtoM4kv4AAADhAQAAEwAAAAAAAAAAAAAAAAAAAAAAW0NvbnRl&#10;bnRfVHlwZXNdLnhtbFBLAQItABQABgAIAAAAIQA4/SH/1gAAAJQBAAALAAAAAAAAAAAAAAAAAC8B&#10;AABfcmVscy8ucmVsc1BLAQItABQABgAIAAAAIQDgrq8m+AEAANIDAAAOAAAAAAAAAAAAAAAAAC4C&#10;AABkcnMvZTJvRG9jLnhtbFBLAQItABQABgAIAAAAIQDWMiYp3gAAAAoBAAAPAAAAAAAAAAAAAAAA&#10;AFIEAABkcnMvZG93bnJldi54bWxQSwUGAAAAAAQABADzAAAAXQUAAAAA&#10;" filled="f" stroked="f">
                 <v:textbox>
                   <w:txbxContent>
                     <w:p>
@@ -519,9 +519,10 @@
             <w:rPr>
               <w:rFonts w:eastAsiaTheme="minorEastAsia"/>
               <w:noProof/>
-              <w:sz w:val="24"/>
-              <w:szCs w:val="24"/>
-              <w:lang w:eastAsia="es-MX"/>
+              <w:kern w:val="0"/>
+              <w:sz w:val="22"/>
+              <w:lang w:eastAsia="es-CO"/>
+              <w14:ligatures w14:val="none"/>
             </w:rPr>
           </w:pPr>
           <w:r>
@@ -533,7 +534,7 @@
           <w:r>
             <w:fldChar w:fldCharType="separate"/>
           </w:r>
-          <w:hyperlink w:anchor="_Toc207309829" w:history="1">
+          <w:hyperlink w:anchor="_Toc209426362" w:history="1">
             <w:r>
               <w:rPr>
                 <w:rStyle w:val="Hipervnculo"/>
@@ -560,7 +561,7 @@
                 <w:noProof/>
                 <w:webHidden/>
               </w:rPr>
-              <w:instrText xml:space="preserve"> PAGEREF _Toc207309829 \h </w:instrText>
+              <w:instrText xml:space="preserve"> PAGEREF _Toc209426362 \h </w:instrText>
             </w:r>
             <w:r>
               <w:rPr>
@@ -595,18 +596,19 @@
           <w:pPr>
             <w:pStyle w:val="TDC1"/>
             <w:tabs>
-              <w:tab w:val="left" w:pos="1200"/>
+              <w:tab w:val="left" w:pos="1320"/>
               <w:tab w:val="right" w:leader="dot" w:pos="9962"/>
             </w:tabs>
             <w:rPr>
               <w:rFonts w:eastAsiaTheme="minorEastAsia"/>
               <w:noProof/>
-              <w:sz w:val="24"/>
-              <w:szCs w:val="24"/>
-              <w:lang w:eastAsia="es-MX"/>
+              <w:kern w:val="0"/>
+              <w:sz w:val="22"/>
+              <w:lang w:eastAsia="es-CO"/>
+              <w14:ligatures w14:val="none"/>
             </w:rPr>
           </w:pPr>
-          <w:hyperlink w:anchor="_Toc207309830" w:history="1">
+          <w:hyperlink w:anchor="_Toc209426363" w:history="1">
             <w:r>
               <w:rPr>
                 <w:rStyle w:val="Hipervnculo"/>
@@ -618,9 +620,10 @@
               <w:rPr>
                 <w:rFonts w:eastAsiaTheme="minorEastAsia"/>
                 <w:noProof/>
-                <w:sz w:val="24"/>
-                <w:szCs w:val="24"/>
-                <w:lang w:eastAsia="es-MX"/>
+                <w:kern w:val="0"/>
+                <w:sz w:val="22"/>
+                <w:lang w:eastAsia="es-CO"/>
+                <w14:ligatures w14:val="none"/>
               </w:rPr>
               <w:tab/>
             </w:r>
@@ -650,7 +653,7 @@
                 <w:noProof/>
                 <w:webHidden/>
               </w:rPr>
-              <w:instrText xml:space="preserve"> PAGEREF _Toc207309830 \h </w:instrText>
+              <w:instrText xml:space="preserve"> PAGEREF _Toc209426363 \h </w:instrText>
             </w:r>
             <w:r>
               <w:rPr>
@@ -687,12 +690,13 @@
             <w:rPr>
               <w:rFonts w:eastAsiaTheme="minorEastAsia"/>
               <w:noProof/>
-              <w:sz w:val="24"/>
-              <w:szCs w:val="24"/>
-              <w:lang w:eastAsia="es-MX"/>
+              <w:kern w:val="0"/>
+              <w:sz w:val="22"/>
+              <w:lang w:eastAsia="es-CO"/>
+              <w14:ligatures w14:val="none"/>
             </w:rPr>
           </w:pPr>
-          <w:hyperlink w:anchor="_Toc207309831" w:history="1">
+          <w:hyperlink w:anchor="_Toc209426364" w:history="1">
             <w:r>
               <w:rPr>
                 <w:rStyle w:val="Hipervnculo"/>
@@ -719,7 +723,7 @@
                 <w:noProof/>
                 <w:webHidden/>
               </w:rPr>
-              <w:instrText xml:space="preserve"> PAGEREF _Toc207309831 \h </w:instrText>
+              <w:instrText xml:space="preserve"> PAGEREF _Toc209426364 \h </w:instrText>
             </w:r>
             <w:r>
               <w:rPr>
@@ -756,12 +760,13 @@
             <w:rPr>
               <w:rFonts w:eastAsiaTheme="minorEastAsia"/>
               <w:noProof/>
-              <w:sz w:val="24"/>
-              <w:szCs w:val="24"/>
-              <w:lang w:eastAsia="es-MX"/>
+              <w:kern w:val="0"/>
+              <w:sz w:val="22"/>
+              <w:lang w:eastAsia="es-CO"/>
+              <w14:ligatures w14:val="none"/>
             </w:rPr>
           </w:pPr>
-          <w:hyperlink w:anchor="_Toc207309832" w:history="1">
+          <w:hyperlink w:anchor="_Toc209426365" w:history="1">
             <w:r>
               <w:rPr>
                 <w:rStyle w:val="Hipervnculo"/>
@@ -788,7 +793,7 @@
                 <w:noProof/>
                 <w:webHidden/>
               </w:rPr>
-              <w:instrText xml:space="preserve"> PAGEREF _Toc207309832 \h </w:instrText>
+              <w:instrText xml:space="preserve"> PAGEREF _Toc209426365 \h </w:instrText>
             </w:r>
             <w:r>
               <w:rPr>
@@ -825,12 +830,13 @@
             <w:rPr>
               <w:rFonts w:eastAsiaTheme="minorEastAsia"/>
               <w:noProof/>
-              <w:sz w:val="24"/>
-              <w:szCs w:val="24"/>
-              <w:lang w:eastAsia="es-MX"/>
+              <w:kern w:val="0"/>
+              <w:sz w:val="22"/>
+              <w:lang w:eastAsia="es-CO"/>
+              <w14:ligatures w14:val="none"/>
             </w:rPr>
           </w:pPr>
-          <w:hyperlink w:anchor="_Toc207309833" w:history="1">
+          <w:hyperlink w:anchor="_Toc209426366" w:history="1">
             <w:r>
               <w:rPr>
                 <w:rStyle w:val="Hipervnculo"/>
@@ -857,7 +863,7 @@
                 <w:noProof/>
                 <w:webHidden/>
               </w:rPr>
-              <w:instrText xml:space="preserve"> PAGEREF _Toc207309833 \h </w:instrText>
+              <w:instrText xml:space="preserve"> PAGEREF _Toc209426366 \h </w:instrText>
             </w:r>
             <w:r>
               <w:rPr>
@@ -892,18 +898,19 @@
           <w:pPr>
             <w:pStyle w:val="TDC1"/>
             <w:tabs>
-              <w:tab w:val="left" w:pos="1200"/>
+              <w:tab w:val="left" w:pos="1320"/>
               <w:tab w:val="right" w:leader="dot" w:pos="9962"/>
             </w:tabs>
             <w:rPr>
               <w:rFonts w:eastAsiaTheme="minorEastAsia"/>
               <w:noProof/>
-              <w:sz w:val="24"/>
-              <w:szCs w:val="24"/>
-              <w:lang w:eastAsia="es-MX"/>
+              <w:kern w:val="0"/>
+              <w:sz w:val="22"/>
+              <w:lang w:eastAsia="es-CO"/>
+              <w14:ligatures w14:val="none"/>
             </w:rPr>
           </w:pPr>
-          <w:hyperlink w:anchor="_Toc207309834" w:history="1">
+          <w:hyperlink w:anchor="_Toc209426367" w:history="1">
             <w:r>
               <w:rPr>
                 <w:rStyle w:val="Hipervnculo"/>
@@ -915,9 +922,10 @@
               <w:rPr>
                 <w:rFonts w:eastAsiaTheme="minorEastAsia"/>
                 <w:noProof/>
-                <w:sz w:val="24"/>
-                <w:szCs w:val="24"/>
-                <w:lang w:eastAsia="es-MX"/>
+                <w:kern w:val="0"/>
+                <w:sz w:val="22"/>
+                <w:lang w:eastAsia="es-CO"/>
+                <w14:ligatures w14:val="none"/>
               </w:rPr>
               <w:tab/>
             </w:r>
@@ -947,7 +955,7 @@
                 <w:noProof/>
                 <w:webHidden/>
               </w:rPr>
-              <w:instrText xml:space="preserve"> PAGEREF _Toc207309834 \h </w:instrText>
+              <w:instrText xml:space="preserve"> PAGEREF _Toc209426367 \h </w:instrText>
             </w:r>
             <w:r>
               <w:rPr>
@@ -984,12 +992,13 @@
             <w:rPr>
               <w:rFonts w:eastAsiaTheme="minorEastAsia"/>
               <w:noProof/>
-              <w:sz w:val="24"/>
-              <w:szCs w:val="24"/>
-              <w:lang w:eastAsia="es-MX"/>
+              <w:kern w:val="0"/>
+              <w:sz w:val="22"/>
+              <w:lang w:eastAsia="es-CO"/>
+              <w14:ligatures w14:val="none"/>
             </w:rPr>
           </w:pPr>
-          <w:hyperlink w:anchor="_Toc207309835" w:history="1">
+          <w:hyperlink w:anchor="_Toc209426368" w:history="1">
             <w:r>
               <w:rPr>
                 <w:rStyle w:val="Hipervnculo"/>
@@ -1016,7 +1025,7 @@
                 <w:noProof/>
                 <w:webHidden/>
               </w:rPr>
-              <w:instrText xml:space="preserve"> PAGEREF _Toc207309835 \h </w:instrText>
+              <w:instrText xml:space="preserve"> PAGEREF _Toc209426368 \h </w:instrText>
             </w:r>
             <w:r>
               <w:rPr>
@@ -1053,12 +1062,13 @@
             <w:rPr>
               <w:rFonts w:eastAsiaTheme="minorEastAsia"/>
               <w:noProof/>
-              <w:sz w:val="24"/>
-              <w:szCs w:val="24"/>
-              <w:lang w:eastAsia="es-MX"/>
+              <w:kern w:val="0"/>
+              <w:sz w:val="22"/>
+              <w:lang w:eastAsia="es-CO"/>
+              <w14:ligatures w14:val="none"/>
             </w:rPr>
           </w:pPr>
-          <w:hyperlink w:anchor="_Toc207309836" w:history="1">
+          <w:hyperlink w:anchor="_Toc209426369" w:history="1">
             <w:r>
               <w:rPr>
                 <w:rStyle w:val="Hipervnculo"/>
@@ -1085,7 +1095,7 @@
                 <w:noProof/>
                 <w:webHidden/>
               </w:rPr>
-              <w:instrText xml:space="preserve"> PAGEREF _Toc207309836 \h </w:instrText>
+              <w:instrText xml:space="preserve"> PAGEREF _Toc209426369 \h </w:instrText>
             </w:r>
             <w:r>
               <w:rPr>
@@ -1122,12 +1132,13 @@
             <w:rPr>
               <w:rFonts w:eastAsiaTheme="minorEastAsia"/>
               <w:noProof/>
-              <w:sz w:val="24"/>
-              <w:szCs w:val="24"/>
-              <w:lang w:eastAsia="es-MX"/>
+              <w:kern w:val="0"/>
+              <w:sz w:val="22"/>
+              <w:lang w:eastAsia="es-CO"/>
+              <w14:ligatures w14:val="none"/>
             </w:rPr>
           </w:pPr>
-          <w:hyperlink w:anchor="_Toc207309837" w:history="1">
+          <w:hyperlink w:anchor="_Toc209426370" w:history="1">
             <w:r>
               <w:rPr>
                 <w:rStyle w:val="Hipervnculo"/>
@@ -1154,7 +1165,7 @@
                 <w:noProof/>
                 <w:webHidden/>
               </w:rPr>
-              <w:instrText xml:space="preserve"> PAGEREF _Toc207309837 \h </w:instrText>
+              <w:instrText xml:space="preserve"> PAGEREF _Toc209426370 \h </w:instrText>
             </w:r>
             <w:r>
               <w:rPr>
@@ -1191,12 +1202,13 @@
             <w:rPr>
               <w:rFonts w:eastAsiaTheme="minorEastAsia"/>
               <w:noProof/>
-              <w:sz w:val="24"/>
-              <w:szCs w:val="24"/>
-              <w:lang w:eastAsia="es-MX"/>
+              <w:kern w:val="0"/>
+              <w:sz w:val="22"/>
+              <w:lang w:eastAsia="es-CO"/>
+              <w14:ligatures w14:val="none"/>
             </w:rPr>
           </w:pPr>
-          <w:hyperlink w:anchor="_Toc207309838" w:history="1">
+          <w:hyperlink w:anchor="_Toc209426371" w:history="1">
             <w:r>
               <w:rPr>
                 <w:rStyle w:val="Hipervnculo"/>
@@ -1223,7 +1235,7 @@
                 <w:noProof/>
                 <w:webHidden/>
               </w:rPr>
-              <w:instrText xml:space="preserve"> PAGEREF _Toc207309838 \h </w:instrText>
+              <w:instrText xml:space="preserve"> PAGEREF _Toc209426371 \h </w:instrText>
             </w:r>
             <w:r>
               <w:rPr>
@@ -1258,18 +1270,19 @@
           <w:pPr>
             <w:pStyle w:val="TDC1"/>
             <w:tabs>
-              <w:tab w:val="left" w:pos="1200"/>
+              <w:tab w:val="left" w:pos="1320"/>
               <w:tab w:val="right" w:leader="dot" w:pos="9962"/>
             </w:tabs>
             <w:rPr>
               <w:rFonts w:eastAsiaTheme="minorEastAsia"/>
               <w:noProof/>
-              <w:sz w:val="24"/>
-              <w:szCs w:val="24"/>
-              <w:lang w:eastAsia="es-MX"/>
+              <w:kern w:val="0"/>
+              <w:sz w:val="22"/>
+              <w:lang w:eastAsia="es-CO"/>
+              <w14:ligatures w14:val="none"/>
             </w:rPr>
           </w:pPr>
-          <w:hyperlink w:anchor="_Toc207309839" w:history="1">
+          <w:hyperlink w:anchor="_Toc209426372" w:history="1">
             <w:r>
               <w:rPr>
                 <w:rStyle w:val="Hipervnculo"/>
@@ -1281,9 +1294,10 @@
               <w:rPr>
                 <w:rFonts w:eastAsiaTheme="minorEastAsia"/>
                 <w:noProof/>
-                <w:sz w:val="24"/>
-                <w:szCs w:val="24"/>
-                <w:lang w:eastAsia="es-MX"/>
+                <w:kern w:val="0"/>
+                <w:sz w:val="22"/>
+                <w:lang w:eastAsia="es-CO"/>
+                <w14:ligatures w14:val="none"/>
               </w:rPr>
               <w:tab/>
             </w:r>
@@ -1313,7 +1327,7 @@
                 <w:noProof/>
                 <w:webHidden/>
               </w:rPr>
-              <w:instrText xml:space="preserve"> PAGEREF _Toc207309839 \h </w:instrText>
+              <w:instrText xml:space="preserve"> PAGEREF _Toc209426372 \h </w:instrText>
             </w:r>
             <w:r>
               <w:rPr>
@@ -1350,12 +1364,13 @@
             <w:rPr>
               <w:rFonts w:eastAsiaTheme="minorEastAsia"/>
               <w:noProof/>
-              <w:sz w:val="24"/>
-              <w:szCs w:val="24"/>
-              <w:lang w:eastAsia="es-MX"/>
+              <w:kern w:val="0"/>
+              <w:sz w:val="22"/>
+              <w:lang w:eastAsia="es-CO"/>
+              <w14:ligatures w14:val="none"/>
             </w:rPr>
           </w:pPr>
-          <w:hyperlink w:anchor="_Toc207309840" w:history="1">
+          <w:hyperlink w:anchor="_Toc209426373" w:history="1">
             <w:r>
               <w:rPr>
                 <w:rStyle w:val="Hipervnculo"/>
@@ -1382,7 +1397,7 @@
                 <w:noProof/>
                 <w:webHidden/>
               </w:rPr>
-              <w:instrText xml:space="preserve"> PAGEREF _Toc207309840 \h </w:instrText>
+              <w:instrText xml:space="preserve"> PAGEREF _Toc209426373 \h </w:instrText>
             </w:r>
             <w:r>
               <w:rPr>
@@ -1419,12 +1434,13 @@
             <w:rPr>
               <w:rFonts w:eastAsiaTheme="minorEastAsia"/>
               <w:noProof/>
-              <w:sz w:val="24"/>
-              <w:szCs w:val="24"/>
-              <w:lang w:eastAsia="es-MX"/>
+              <w:kern w:val="0"/>
+              <w:sz w:val="22"/>
+              <w:lang w:eastAsia="es-CO"/>
+              <w14:ligatures w14:val="none"/>
             </w:rPr>
           </w:pPr>
-          <w:hyperlink w:anchor="_Toc207309841" w:history="1">
+          <w:hyperlink w:anchor="_Toc209426374" w:history="1">
             <w:r>
               <w:rPr>
                 <w:rStyle w:val="Hipervnculo"/>
@@ -1451,7 +1467,7 @@
                 <w:noProof/>
                 <w:webHidden/>
               </w:rPr>
-              <w:instrText xml:space="preserve"> PAGEREF _Toc207309841 \h </w:instrText>
+              <w:instrText xml:space="preserve"> PAGEREF _Toc209426374 \h </w:instrText>
             </w:r>
             <w:r>
               <w:rPr>
@@ -1488,12 +1504,13 @@
             <w:rPr>
               <w:rFonts w:eastAsiaTheme="minorEastAsia"/>
               <w:noProof/>
-              <w:sz w:val="24"/>
-              <w:szCs w:val="24"/>
-              <w:lang w:eastAsia="es-MX"/>
+              <w:kern w:val="0"/>
+              <w:sz w:val="22"/>
+              <w:lang w:eastAsia="es-CO"/>
+              <w14:ligatures w14:val="none"/>
             </w:rPr>
           </w:pPr>
-          <w:hyperlink w:anchor="_Toc207309842" w:history="1">
+          <w:hyperlink w:anchor="_Toc209426375" w:history="1">
             <w:r>
               <w:rPr>
                 <w:rStyle w:val="Hipervnculo"/>
@@ -1520,7 +1537,7 @@
                 <w:noProof/>
                 <w:webHidden/>
               </w:rPr>
-              <w:instrText xml:space="preserve"> PAGEREF _Toc207309842 \h </w:instrText>
+              <w:instrText xml:space="preserve"> PAGEREF _Toc209426375 \h </w:instrText>
             </w:r>
             <w:r>
               <w:rPr>
@@ -1557,12 +1574,13 @@
             <w:rPr>
               <w:rFonts w:eastAsiaTheme="minorEastAsia"/>
               <w:noProof/>
-              <w:sz w:val="24"/>
-              <w:szCs w:val="24"/>
-              <w:lang w:eastAsia="es-MX"/>
+              <w:kern w:val="0"/>
+              <w:sz w:val="22"/>
+              <w:lang w:eastAsia="es-CO"/>
+              <w14:ligatures w14:val="none"/>
             </w:rPr>
           </w:pPr>
-          <w:hyperlink w:anchor="_Toc207309843" w:history="1">
+          <w:hyperlink w:anchor="_Toc209426376" w:history="1">
             <w:r>
               <w:rPr>
                 <w:rStyle w:val="Hipervnculo"/>
@@ -1589,7 +1607,7 @@
                 <w:noProof/>
                 <w:webHidden/>
               </w:rPr>
-              <w:instrText xml:space="preserve"> PAGEREF _Toc207309843 \h </w:instrText>
+              <w:instrText xml:space="preserve"> PAGEREF _Toc209426376 \h </w:instrText>
             </w:r>
             <w:r>
               <w:rPr>
@@ -1626,12 +1644,13 @@
             <w:rPr>
               <w:rFonts w:eastAsiaTheme="minorEastAsia"/>
               <w:noProof/>
-              <w:sz w:val="24"/>
-              <w:szCs w:val="24"/>
-              <w:lang w:eastAsia="es-MX"/>
+              <w:kern w:val="0"/>
+              <w:sz w:val="22"/>
+              <w:lang w:eastAsia="es-CO"/>
+              <w14:ligatures w14:val="none"/>
             </w:rPr>
           </w:pPr>
-          <w:hyperlink w:anchor="_Toc207309844" w:history="1">
+          <w:hyperlink w:anchor="_Toc209426377" w:history="1">
             <w:r>
               <w:rPr>
                 <w:rStyle w:val="Hipervnculo"/>
@@ -1658,7 +1677,7 @@
                 <w:noProof/>
                 <w:webHidden/>
               </w:rPr>
-              <w:instrText xml:space="preserve"> PAGEREF _Toc207309844 \h </w:instrText>
+              <w:instrText xml:space="preserve"> PAGEREF _Toc209426377 \h </w:instrText>
             </w:r>
             <w:r>
               <w:rPr>
@@ -1693,18 +1712,19 @@
           <w:pPr>
             <w:pStyle w:val="TDC1"/>
             <w:tabs>
-              <w:tab w:val="left" w:pos="1200"/>
+              <w:tab w:val="left" w:pos="1320"/>
               <w:tab w:val="right" w:leader="dot" w:pos="9962"/>
             </w:tabs>
             <w:rPr>
               <w:rFonts w:eastAsiaTheme="minorEastAsia"/>
               <w:noProof/>
-              <w:sz w:val="24"/>
-              <w:szCs w:val="24"/>
-              <w:lang w:eastAsia="es-MX"/>
+              <w:kern w:val="0"/>
+              <w:sz w:val="22"/>
+              <w:lang w:eastAsia="es-CO"/>
+              <w14:ligatures w14:val="none"/>
             </w:rPr>
           </w:pPr>
-          <w:hyperlink w:anchor="_Toc207309845" w:history="1">
+          <w:hyperlink w:anchor="_Toc209426378" w:history="1">
             <w:r>
               <w:rPr>
                 <w:rStyle w:val="Hipervnculo"/>
@@ -1716,9 +1736,10 @@
               <w:rPr>
                 <w:rFonts w:eastAsiaTheme="minorEastAsia"/>
                 <w:noProof/>
-                <w:sz w:val="24"/>
-                <w:szCs w:val="24"/>
-                <w:lang w:eastAsia="es-MX"/>
+                <w:kern w:val="0"/>
+                <w:sz w:val="22"/>
+                <w:lang w:eastAsia="es-CO"/>
+                <w14:ligatures w14:val="none"/>
               </w:rPr>
               <w:tab/>
             </w:r>
@@ -1748,7 +1769,7 @@
                 <w:noProof/>
                 <w:webHidden/>
               </w:rPr>
-              <w:instrText xml:space="preserve"> PAGEREF _Toc207309845 \h </w:instrText>
+              <w:instrText xml:space="preserve"> PAGEREF _Toc209426378 \h </w:instrText>
             </w:r>
             <w:r>
               <w:rPr>
@@ -1785,12 +1806,13 @@
             <w:rPr>
               <w:rFonts w:eastAsiaTheme="minorEastAsia"/>
               <w:noProof/>
-              <w:sz w:val="24"/>
-              <w:szCs w:val="24"/>
-              <w:lang w:eastAsia="es-MX"/>
+              <w:kern w:val="0"/>
+              <w:sz w:val="22"/>
+              <w:lang w:eastAsia="es-CO"/>
+              <w14:ligatures w14:val="none"/>
             </w:rPr>
           </w:pPr>
-          <w:hyperlink w:anchor="_Toc207309846" w:history="1">
+          <w:hyperlink w:anchor="_Toc209426379" w:history="1">
             <w:r>
               <w:rPr>
                 <w:rStyle w:val="Hipervnculo"/>
@@ -1817,7 +1839,7 @@
                 <w:noProof/>
                 <w:webHidden/>
               </w:rPr>
-              <w:instrText xml:space="preserve"> PAGEREF _Toc207309846 \h </w:instrText>
+              <w:instrText xml:space="preserve"> PAGEREF _Toc209426379 \h </w:instrText>
             </w:r>
             <w:r>
               <w:rPr>
@@ -1854,12 +1876,13 @@
             <w:rPr>
               <w:rFonts w:eastAsiaTheme="minorEastAsia"/>
               <w:noProof/>
-              <w:sz w:val="24"/>
-              <w:szCs w:val="24"/>
-              <w:lang w:eastAsia="es-MX"/>
+              <w:kern w:val="0"/>
+              <w:sz w:val="22"/>
+              <w:lang w:eastAsia="es-CO"/>
+              <w14:ligatures w14:val="none"/>
             </w:rPr>
           </w:pPr>
-          <w:hyperlink w:anchor="_Toc207309847" w:history="1">
+          <w:hyperlink w:anchor="_Toc209426380" w:history="1">
             <w:r>
               <w:rPr>
                 <w:rStyle w:val="Hipervnculo"/>
@@ -1886,7 +1909,7 @@
                 <w:noProof/>
                 <w:webHidden/>
               </w:rPr>
-              <w:instrText xml:space="preserve"> PAGEREF _Toc207309847 \h </w:instrText>
+              <w:instrText xml:space="preserve"> PAGEREF _Toc209426380 \h </w:instrText>
             </w:r>
             <w:r>
               <w:rPr>
@@ -1923,12 +1946,13 @@
             <w:rPr>
               <w:rFonts w:eastAsiaTheme="minorEastAsia"/>
               <w:noProof/>
-              <w:sz w:val="24"/>
-              <w:szCs w:val="24"/>
-              <w:lang w:eastAsia="es-MX"/>
+              <w:kern w:val="0"/>
+              <w:sz w:val="22"/>
+              <w:lang w:eastAsia="es-CO"/>
+              <w14:ligatures w14:val="none"/>
             </w:rPr>
           </w:pPr>
-          <w:hyperlink w:anchor="_Toc207309848" w:history="1">
+          <w:hyperlink w:anchor="_Toc209426381" w:history="1">
             <w:r>
               <w:rPr>
                 <w:rStyle w:val="Hipervnculo"/>
@@ -1955,7 +1979,7 @@
                 <w:noProof/>
                 <w:webHidden/>
               </w:rPr>
-              <w:instrText xml:space="preserve"> PAGEREF _Toc207309848 \h </w:instrText>
+              <w:instrText xml:space="preserve"> PAGEREF _Toc209426381 \h </w:instrText>
             </w:r>
             <w:r>
               <w:rPr>
@@ -1992,12 +2016,13 @@
             <w:rPr>
               <w:rFonts w:eastAsiaTheme="minorEastAsia"/>
               <w:noProof/>
-              <w:sz w:val="24"/>
-              <w:szCs w:val="24"/>
-              <w:lang w:eastAsia="es-MX"/>
+              <w:kern w:val="0"/>
+              <w:sz w:val="22"/>
+              <w:lang w:eastAsia="es-CO"/>
+              <w14:ligatures w14:val="none"/>
             </w:rPr>
           </w:pPr>
-          <w:hyperlink w:anchor="_Toc207309849" w:history="1">
+          <w:hyperlink w:anchor="_Toc209426382" w:history="1">
             <w:r>
               <w:rPr>
                 <w:rStyle w:val="Hipervnculo"/>
@@ -2024,7 +2049,7 @@
                 <w:noProof/>
                 <w:webHidden/>
               </w:rPr>
-              <w:instrText xml:space="preserve"> PAGEREF _Toc207309849 \h </w:instrText>
+              <w:instrText xml:space="preserve"> PAGEREF _Toc209426382 \h </w:instrText>
             </w:r>
             <w:r>
               <w:rPr>
@@ -2061,12 +2086,13 @@
             <w:rPr>
               <w:rFonts w:eastAsiaTheme="minorEastAsia"/>
               <w:noProof/>
-              <w:sz w:val="24"/>
-              <w:szCs w:val="24"/>
-              <w:lang w:eastAsia="es-MX"/>
+              <w:kern w:val="0"/>
+              <w:sz w:val="22"/>
+              <w:lang w:eastAsia="es-CO"/>
+              <w14:ligatures w14:val="none"/>
             </w:rPr>
           </w:pPr>
-          <w:hyperlink w:anchor="_Toc207309850" w:history="1">
+          <w:hyperlink w:anchor="_Toc209426383" w:history="1">
             <w:r>
               <w:rPr>
                 <w:rStyle w:val="Hipervnculo"/>
@@ -2093,7 +2119,7 @@
                 <w:noProof/>
                 <w:webHidden/>
               </w:rPr>
-              <w:instrText xml:space="preserve"> PAGEREF _Toc207309850 \h </w:instrText>
+              <w:instrText xml:space="preserve"> PAGEREF _Toc209426383 \h </w:instrText>
             </w:r>
             <w:r>
               <w:rPr>
@@ -2133,12 +2159,13 @@
             <w:rPr>
               <w:rFonts w:eastAsiaTheme="minorEastAsia"/>
               <w:noProof/>
-              <w:sz w:val="24"/>
-              <w:szCs w:val="24"/>
-              <w:lang w:eastAsia="es-MX"/>
+              <w:kern w:val="0"/>
+              <w:sz w:val="22"/>
+              <w:lang w:eastAsia="es-CO"/>
+              <w14:ligatures w14:val="none"/>
             </w:rPr>
           </w:pPr>
-          <w:hyperlink w:anchor="_Toc207309851" w:history="1">
+          <w:hyperlink w:anchor="_Toc209426384" w:history="1">
             <w:r>
               <w:rPr>
                 <w:rStyle w:val="Hipervnculo"/>
@@ -2165,7 +2192,7 @@
                 <w:noProof/>
                 <w:webHidden/>
               </w:rPr>
-              <w:instrText xml:space="preserve"> PAGEREF _Toc207309851 \h </w:instrText>
+              <w:instrText xml:space="preserve"> PAGEREF _Toc209426384 \h </w:instrText>
             </w:r>
             <w:r>
               <w:rPr>
@@ -2205,12 +2232,13 @@
             <w:rPr>
               <w:rFonts w:eastAsiaTheme="minorEastAsia"/>
               <w:noProof/>
-              <w:sz w:val="24"/>
-              <w:szCs w:val="24"/>
-              <w:lang w:eastAsia="es-MX"/>
+              <w:kern w:val="0"/>
+              <w:sz w:val="22"/>
+              <w:lang w:eastAsia="es-CO"/>
+              <w14:ligatures w14:val="none"/>
             </w:rPr>
           </w:pPr>
-          <w:hyperlink w:anchor="_Toc207309852" w:history="1">
+          <w:hyperlink w:anchor="_Toc209426385" w:history="1">
             <w:r>
               <w:rPr>
                 <w:rStyle w:val="Hipervnculo"/>
@@ -2237,7 +2265,7 @@
                 <w:noProof/>
                 <w:webHidden/>
               </w:rPr>
-              <w:instrText xml:space="preserve"> PAGEREF _Toc207309852 \h </w:instrText>
+              <w:instrText xml:space="preserve"> PAGEREF _Toc209426385 \h </w:instrText>
             </w:r>
             <w:r>
               <w:rPr>
@@ -2277,12 +2305,13 @@
             <w:rPr>
               <w:rFonts w:eastAsiaTheme="minorEastAsia"/>
               <w:noProof/>
-              <w:sz w:val="24"/>
-              <w:szCs w:val="24"/>
-              <w:lang w:eastAsia="es-MX"/>
+              <w:kern w:val="0"/>
+              <w:sz w:val="22"/>
+              <w:lang w:eastAsia="es-CO"/>
+              <w14:ligatures w14:val="none"/>
             </w:rPr>
           </w:pPr>
-          <w:hyperlink w:anchor="_Toc207309853" w:history="1">
+          <w:hyperlink w:anchor="_Toc209426386" w:history="1">
             <w:r>
               <w:rPr>
                 <w:rStyle w:val="Hipervnculo"/>
@@ -2309,7 +2338,7 @@
                 <w:noProof/>
                 <w:webHidden/>
               </w:rPr>
-              <w:instrText xml:space="preserve"> PAGEREF _Toc207309853 \h </w:instrText>
+              <w:instrText xml:space="preserve"> PAGEREF _Toc209426386 \h </w:instrText>
             </w:r>
             <w:r>
               <w:rPr>
@@ -2349,12 +2378,13 @@
             <w:rPr>
               <w:rFonts w:eastAsiaTheme="minorEastAsia"/>
               <w:noProof/>
-              <w:sz w:val="24"/>
-              <w:szCs w:val="24"/>
-              <w:lang w:eastAsia="es-MX"/>
+              <w:kern w:val="0"/>
+              <w:sz w:val="22"/>
+              <w:lang w:eastAsia="es-CO"/>
+              <w14:ligatures w14:val="none"/>
             </w:rPr>
           </w:pPr>
-          <w:hyperlink w:anchor="_Toc207309854" w:history="1">
+          <w:hyperlink w:anchor="_Toc209426387" w:history="1">
             <w:r>
               <w:rPr>
                 <w:rStyle w:val="Hipervnculo"/>
@@ -2381,7 +2411,7 @@
                 <w:noProof/>
                 <w:webHidden/>
               </w:rPr>
-              <w:instrText xml:space="preserve"> PAGEREF _Toc207309854 \h </w:instrText>
+              <w:instrText xml:space="preserve"> PAGEREF _Toc209426387 \h </w:instrText>
             </w:r>
             <w:r>
               <w:rPr>
@@ -2421,12 +2451,13 @@
             <w:rPr>
               <w:rFonts w:eastAsiaTheme="minorEastAsia"/>
               <w:noProof/>
-              <w:sz w:val="24"/>
-              <w:szCs w:val="24"/>
-              <w:lang w:eastAsia="es-MX"/>
+              <w:kern w:val="0"/>
+              <w:sz w:val="22"/>
+              <w:lang w:eastAsia="es-CO"/>
+              <w14:ligatures w14:val="none"/>
             </w:rPr>
           </w:pPr>
-          <w:hyperlink w:anchor="_Toc207309855" w:history="1">
+          <w:hyperlink w:anchor="_Toc209426388" w:history="1">
             <w:r>
               <w:rPr>
                 <w:rStyle w:val="Hipervnculo"/>
@@ -2453,7 +2484,7 @@
                 <w:noProof/>
                 <w:webHidden/>
               </w:rPr>
-              <w:instrText xml:space="preserve"> PAGEREF _Toc207309855 \h </w:instrText>
+              <w:instrText xml:space="preserve"> PAGEREF _Toc209426388 \h </w:instrText>
             </w:r>
             <w:r>
               <w:rPr>
@@ -2518,7 +2549,7 @@
       <w:pPr>
         <w:pStyle w:val="Titulosgenerales"/>
       </w:pPr>
-      <w:bookmarkStart w:id="0" w:name="_Toc207309829"/>
+      <w:bookmarkStart w:id="0" w:name="_Toc209426362"/>
       <w:r>
         <w:lastRenderedPageBreak/>
         <w:t>Introducción</w:t>
@@ -2872,7 +2903,7 @@
       <w:pPr>
         <w:pStyle w:val="Ttulo1"/>
       </w:pPr>
-      <w:bookmarkStart w:id="1" w:name="_Toc207309830"/>
+      <w:bookmarkStart w:id="1" w:name="_Toc209426363"/>
       <w:r>
         <w:lastRenderedPageBreak/>
         <w:t>Aseguramiento de la carga</w:t>
@@ -2908,7 +2939,7 @@
       <w:pPr>
         <w:pStyle w:val="Ttulo2"/>
       </w:pPr>
-      <w:bookmarkStart w:id="2" w:name="_Toc207309831"/>
+      <w:bookmarkStart w:id="2" w:name="_Toc209426364"/>
       <w:r>
         <w:t>1.1 Concepto</w:t>
       </w:r>
@@ -3612,7 +3643,7 @@
       <w:pPr>
         <w:pStyle w:val="Ttulo2"/>
       </w:pPr>
-      <w:bookmarkStart w:id="3" w:name="_Toc207309832"/>
+      <w:bookmarkStart w:id="3" w:name="_Toc209426365"/>
       <w:r>
         <w:t xml:space="preserve">1.2 </w:t>
       </w:r>
@@ -4635,7 +4666,7 @@
       <w:pPr>
         <w:pStyle w:val="Ttulo2"/>
       </w:pPr>
-      <w:bookmarkStart w:id="4" w:name="_Toc207309833"/>
+      <w:bookmarkStart w:id="4" w:name="_Toc209426366"/>
       <w:r>
         <w:t xml:space="preserve">1.3 </w:t>
       </w:r>
@@ -6041,7 +6072,7 @@
       <w:pPr>
         <w:pStyle w:val="Ttulo1"/>
       </w:pPr>
-      <w:bookmarkStart w:id="5" w:name="_Toc207309834"/>
+      <w:bookmarkStart w:id="5" w:name="_Toc209426367"/>
       <w:r>
         <w:lastRenderedPageBreak/>
         <w:t>Paletas</w:t>
@@ -6078,7 +6109,7 @@
       <w:pPr>
         <w:pStyle w:val="Ttulo2"/>
       </w:pPr>
-      <w:bookmarkStart w:id="6" w:name="_Toc207309835"/>
+      <w:bookmarkStart w:id="6" w:name="_Toc209426368"/>
       <w:r>
         <w:t xml:space="preserve">2.1 </w:t>
       </w:r>
@@ -6302,7 +6333,7 @@
       <w:pPr>
         <w:pStyle w:val="Ttulo2"/>
       </w:pPr>
-      <w:bookmarkStart w:id="7" w:name="_Toc207309836"/>
+      <w:bookmarkStart w:id="7" w:name="_Toc209426369"/>
       <w:r>
         <w:lastRenderedPageBreak/>
         <w:t xml:space="preserve">2.2 </w:t>
@@ -6371,10 +6402,10 @@
           <w:noProof/>
         </w:rPr>
         <w:drawing>
-          <wp:inline distT="0" distB="0" distL="0" distR="0" wp14:anchorId="12F255B8" wp14:editId="5B90A473">
+          <wp:inline distT="0" distB="0" distL="0" distR="0" wp14:anchorId="12F255B8" wp14:editId="2557A31E">
             <wp:extent cx="2668772" cy="1862413"/>
             <wp:effectExtent l="0" t="0" r="0" b="5080"/>
-            <wp:docPr id="3" name="Imagen 3" descr="Paletas de madera.">
+            <wp:docPr id="3" name="Imagen 3" descr="Se muestra las paletas de madera.">
               <a:extLst xmlns:a="http://schemas.openxmlformats.org/drawingml/2006/main">
                 <a:ext uri="{C183D7F6-B498-43B3-948B-1728B52AA6E4}">
                   <adec:decorative xmlns:adec="http://schemas.microsoft.com/office/drawing/2017/decorative" val="0"/>
@@ -6388,7 +6419,7 @@
               <a:graphicData uri="http://schemas.openxmlformats.org/drawingml/2006/picture">
                 <pic:pic xmlns:pic="http://schemas.openxmlformats.org/drawingml/2006/picture">
                   <pic:nvPicPr>
-                    <pic:cNvPr id="3" name="Imagen 3" descr="Paletas de madera.">
+                    <pic:cNvPr id="3" name="Imagen 3" descr="Se muestra las paletas de madera.">
                       <a:extLst>
                         <a:ext uri="{C183D7F6-B498-43B3-948B-1728B52AA6E4}">
                           <adec:decorative xmlns:adec="http://schemas.microsoft.com/office/drawing/2017/decorative" val="0"/>
@@ -6640,10 +6671,10 @@
           <w:noProof/>
         </w:rPr>
         <w:drawing>
-          <wp:inline distT="0" distB="0" distL="0" distR="0" wp14:anchorId="79E29D04" wp14:editId="024992C8">
+          <wp:inline distT="0" distB="0" distL="0" distR="0" wp14:anchorId="79E29D04" wp14:editId="2264BD19">
             <wp:extent cx="3083442" cy="2151792"/>
             <wp:effectExtent l="0" t="0" r="3175" b="1270"/>
-            <wp:docPr id="5" name="Imagen 5" descr="Paleta de plástico."/>
+            <wp:docPr id="5" name="Imagen 5" descr="Se muestra las paletas de plástico."/>
             <wp:cNvGraphicFramePr>
               <a:graphicFrameLocks xmlns:a="http://schemas.openxmlformats.org/drawingml/2006/main" noChangeAspect="1"/>
             </wp:cNvGraphicFramePr>
@@ -6651,7 +6682,7 @@
               <a:graphicData uri="http://schemas.openxmlformats.org/drawingml/2006/picture">
                 <pic:pic xmlns:pic="http://schemas.openxmlformats.org/drawingml/2006/picture">
                   <pic:nvPicPr>
-                    <pic:cNvPr id="5" name="Imagen 5" descr="Paleta de plástico."/>
+                    <pic:cNvPr id="5" name="Imagen 5" descr="Se muestra las paletas de plástico."/>
                     <pic:cNvPicPr>
                       <a:picLocks noChangeAspect="1" noChangeArrowheads="1"/>
                     </pic:cNvPicPr>
@@ -6878,10 +6909,10 @@
           <w:noProof/>
         </w:rPr>
         <w:drawing>
-          <wp:inline distT="0" distB="0" distL="0" distR="0" wp14:anchorId="77A52B90" wp14:editId="7EBBB632">
+          <wp:inline distT="0" distB="0" distL="0" distR="0" wp14:anchorId="77A52B90" wp14:editId="563EEC8C">
             <wp:extent cx="2583712" cy="1803054"/>
             <wp:effectExtent l="0" t="0" r="7620" b="6985"/>
-            <wp:docPr id="6" name="Imagen 6" descr="Paleta de metal (acero o aluminio)."/>
+            <wp:docPr id="6" name="Imagen 6" descr="Se muestra las paletas de metal (acero o aluminio)."/>
             <wp:cNvGraphicFramePr>
               <a:graphicFrameLocks xmlns:a="http://schemas.openxmlformats.org/drawingml/2006/main" noChangeAspect="1"/>
             </wp:cNvGraphicFramePr>
@@ -6889,7 +6920,7 @@
               <a:graphicData uri="http://schemas.openxmlformats.org/drawingml/2006/picture">
                 <pic:pic xmlns:pic="http://schemas.openxmlformats.org/drawingml/2006/picture">
                   <pic:nvPicPr>
-                    <pic:cNvPr id="6" name="Imagen 6" descr="Paleta de metal (acero o aluminio)."/>
+                    <pic:cNvPr id="6" name="Imagen 6" descr="Se muestra las paletas de metal (acero o aluminio)."/>
                     <pic:cNvPicPr>
                       <a:picLocks noChangeAspect="1" noChangeArrowheads="1"/>
                     </pic:cNvPicPr>
@@ -7166,10 +7197,10 @@
           <w:noProof/>
         </w:rPr>
         <w:drawing>
-          <wp:inline distT="0" distB="0" distL="0" distR="0" wp14:anchorId="4B0FD554" wp14:editId="3F536E50">
+          <wp:inline distT="0" distB="0" distL="0" distR="0" wp14:anchorId="4B0FD554" wp14:editId="6B66824B">
             <wp:extent cx="2573079" cy="1795633"/>
             <wp:effectExtent l="0" t="0" r="0" b="0"/>
-            <wp:docPr id="7" name="Imagen 7" descr="Paleta de cartón o corcho."/>
+            <wp:docPr id="7" name="Imagen 7" descr="Se muestra las paletas de cartón o corcho."/>
             <wp:cNvGraphicFramePr>
               <a:graphicFrameLocks xmlns:a="http://schemas.openxmlformats.org/drawingml/2006/main" noChangeAspect="1"/>
             </wp:cNvGraphicFramePr>
@@ -7177,7 +7208,7 @@
               <a:graphicData uri="http://schemas.openxmlformats.org/drawingml/2006/picture">
                 <pic:pic xmlns:pic="http://schemas.openxmlformats.org/drawingml/2006/picture">
                   <pic:nvPicPr>
-                    <pic:cNvPr id="7" name="Imagen 7" descr="Paleta de cartón o corcho."/>
+                    <pic:cNvPr id="7" name="Imagen 7" descr="Se muestra las paletas de cartón o corcho."/>
                     <pic:cNvPicPr>
                       <a:picLocks noChangeAspect="1" noChangeArrowheads="1"/>
                     </pic:cNvPicPr>
@@ -7455,10 +7486,10 @@
           <w:noProof/>
         </w:rPr>
         <w:drawing>
-          <wp:inline distT="0" distB="0" distL="0" distR="0" wp14:anchorId="6D8FED55" wp14:editId="3948F7B3">
+          <wp:inline distT="0" distB="0" distL="0" distR="0" wp14:anchorId="6D8FED55" wp14:editId="0B030D71">
             <wp:extent cx="5518298" cy="3104458"/>
             <wp:effectExtent l="0" t="0" r="6350" b="1270"/>
-            <wp:docPr id="8" name="Imagen 8" descr="Palet de dos entradas (2 vías)"/>
+            <wp:docPr id="8" name="Imagen 8" descr="Palet de dos entradas (2 vías)."/>
             <wp:cNvGraphicFramePr>
               <a:graphicFrameLocks xmlns:a="http://schemas.openxmlformats.org/drawingml/2006/main" noChangeAspect="1"/>
             </wp:cNvGraphicFramePr>
@@ -7466,7 +7497,7 @@
               <a:graphicData uri="http://schemas.openxmlformats.org/drawingml/2006/picture">
                 <pic:pic xmlns:pic="http://schemas.openxmlformats.org/drawingml/2006/picture">
                   <pic:nvPicPr>
-                    <pic:cNvPr id="8" name="Imagen 8" descr="Palet de dos entradas (2 vías)"/>
+                    <pic:cNvPr id="8" name="Imagen 8" descr="Palet de dos entradas (2 vías)."/>
                     <pic:cNvPicPr>
                       <a:picLocks noChangeAspect="1" noChangeArrowheads="1"/>
                     </pic:cNvPicPr>
@@ -7568,10 +7599,10 @@
           <w:noProof/>
         </w:rPr>
         <w:drawing>
-          <wp:inline distT="0" distB="0" distL="0" distR="0" wp14:anchorId="4C9F0E16" wp14:editId="309E0595">
+          <wp:inline distT="0" distB="0" distL="0" distR="0" wp14:anchorId="4C9F0E16" wp14:editId="7561EB07">
             <wp:extent cx="5178056" cy="2913046"/>
             <wp:effectExtent l="0" t="0" r="3810" b="1905"/>
-            <wp:docPr id="9" name="Imagen 9" descr="Palet de cuatro entradas (4 vías)"/>
+            <wp:docPr id="9" name="Imagen 9" descr="Palet de cuatro entradas (4 vías)."/>
             <wp:cNvGraphicFramePr>
               <a:graphicFrameLocks xmlns:a="http://schemas.openxmlformats.org/drawingml/2006/main" noChangeAspect="1"/>
             </wp:cNvGraphicFramePr>
@@ -7579,7 +7610,7 @@
               <a:graphicData uri="http://schemas.openxmlformats.org/drawingml/2006/picture">
                 <pic:pic xmlns:pic="http://schemas.openxmlformats.org/drawingml/2006/picture">
                   <pic:nvPicPr>
-                    <pic:cNvPr id="9" name="Imagen 9" descr="Palet de cuatro entradas (4 vías)"/>
+                    <pic:cNvPr id="9" name="Imagen 9" descr="Palet de cuatro entradas (4 vías)."/>
                     <pic:cNvPicPr>
                       <a:picLocks noChangeAspect="1" noChangeArrowheads="1"/>
                     </pic:cNvPicPr>
@@ -7674,10 +7705,10 @@
           <w:noProof/>
         </w:rPr>
         <w:drawing>
-          <wp:inline distT="0" distB="0" distL="0" distR="0" wp14:anchorId="320976A1" wp14:editId="28A72E0A">
+          <wp:inline distT="0" distB="0" distL="0" distR="0" wp14:anchorId="320976A1" wp14:editId="4F2CE78B">
             <wp:extent cx="5624624" cy="3164274"/>
             <wp:effectExtent l="0" t="0" r="0" b="0"/>
-            <wp:docPr id="10" name="Imagen 10" descr="Palet reversible (de doble cara)"/>
+            <wp:docPr id="10" name="Imagen 10" descr="Palet reversible (de doble cara)."/>
             <wp:cNvGraphicFramePr>
               <a:graphicFrameLocks xmlns:a="http://schemas.openxmlformats.org/drawingml/2006/main" noChangeAspect="1"/>
             </wp:cNvGraphicFramePr>
@@ -7685,7 +7716,7 @@
               <a:graphicData uri="http://schemas.openxmlformats.org/drawingml/2006/picture">
                 <pic:pic xmlns:pic="http://schemas.openxmlformats.org/drawingml/2006/picture">
                   <pic:nvPicPr>
-                    <pic:cNvPr id="10" name="Imagen 10" descr="Palet reversible (de doble cara)"/>
+                    <pic:cNvPr id="10" name="Imagen 10" descr="Palet reversible (de doble cara)."/>
                     <pic:cNvPicPr>
                       <a:picLocks noChangeAspect="1" noChangeArrowheads="1"/>
                     </pic:cNvPicPr>
@@ -7779,10 +7810,10 @@
           <w:noProof/>
         </w:rPr>
         <w:drawing>
-          <wp:inline distT="0" distB="0" distL="0" distR="0" wp14:anchorId="3E293204" wp14:editId="7D470567">
+          <wp:inline distT="0" distB="0" distL="0" distR="0" wp14:anchorId="3E293204" wp14:editId="20D95FB3">
             <wp:extent cx="5507666" cy="3098477"/>
             <wp:effectExtent l="0" t="0" r="0" b="6985"/>
-            <wp:docPr id="11" name="Imagen 11" descr="Palet cerrado (bloque)"/>
+            <wp:docPr id="11" name="Imagen 11" descr="Palet cerrado (bloque)."/>
             <wp:cNvGraphicFramePr>
               <a:graphicFrameLocks xmlns:a="http://schemas.openxmlformats.org/drawingml/2006/main" noChangeAspect="1"/>
             </wp:cNvGraphicFramePr>
@@ -7790,7 +7821,7 @@
               <a:graphicData uri="http://schemas.openxmlformats.org/drawingml/2006/picture">
                 <pic:pic xmlns:pic="http://schemas.openxmlformats.org/drawingml/2006/picture">
                   <pic:nvPicPr>
-                    <pic:cNvPr id="11" name="Imagen 11" descr="Palet cerrado (bloque)"/>
+                    <pic:cNvPr id="11" name="Imagen 11" descr="Palet cerrado (bloque)."/>
                     <pic:cNvPicPr>
                       <a:picLocks noChangeAspect="1" noChangeArrowheads="1"/>
                     </pic:cNvPicPr>
@@ -8038,7 +8069,7 @@
       <w:pPr>
         <w:pStyle w:val="Ttulo2"/>
       </w:pPr>
-      <w:bookmarkStart w:id="8" w:name="_Toc207309837"/>
+      <w:bookmarkStart w:id="8" w:name="_Toc209426370"/>
       <w:r>
         <w:t xml:space="preserve">2.3 </w:t>
       </w:r>
@@ -8267,7 +8298,7 @@
       <w:pPr>
         <w:pStyle w:val="Ttulo2"/>
       </w:pPr>
-      <w:bookmarkStart w:id="9" w:name="_Toc207309838"/>
+      <w:bookmarkStart w:id="9" w:name="_Toc209426371"/>
       <w:r>
         <w:t xml:space="preserve">2.4 </w:t>
       </w:r>
@@ -8532,7 +8563,7 @@
       <w:pPr>
         <w:pStyle w:val="Ttulo1"/>
       </w:pPr>
-      <w:bookmarkStart w:id="10" w:name="_Toc207309839"/>
+      <w:bookmarkStart w:id="10" w:name="_Toc209426372"/>
       <w:r>
         <w:lastRenderedPageBreak/>
         <w:t>Embalaje</w:t>
@@ -8568,7 +8599,7 @@
       <w:pPr>
         <w:pStyle w:val="Ttulo2"/>
       </w:pPr>
-      <w:bookmarkStart w:id="11" w:name="_Toc207309840"/>
+      <w:bookmarkStart w:id="11" w:name="_Toc209426373"/>
       <w:r>
         <w:t xml:space="preserve">3.1 </w:t>
       </w:r>
@@ -8718,7 +8749,7 @@
       <w:pPr>
         <w:pStyle w:val="Ttulo2"/>
       </w:pPr>
-      <w:bookmarkStart w:id="12" w:name="_Toc207309841"/>
+      <w:bookmarkStart w:id="12" w:name="_Toc209426374"/>
       <w:r>
         <w:t xml:space="preserve">3.2 </w:t>
       </w:r>
@@ -9172,7 +9203,7 @@
       <w:pPr>
         <w:pStyle w:val="Ttulo2"/>
       </w:pPr>
-      <w:bookmarkStart w:id="13" w:name="_Toc207309842"/>
+      <w:bookmarkStart w:id="13" w:name="_Toc209426375"/>
       <w:r>
         <w:lastRenderedPageBreak/>
         <w:t xml:space="preserve">3.3 </w:t>
@@ -9353,7 +9384,7 @@
       <w:pPr>
         <w:pStyle w:val="Ttulo2"/>
       </w:pPr>
-      <w:bookmarkStart w:id="14" w:name="_Toc207309843"/>
+      <w:bookmarkStart w:id="14" w:name="_Toc209426376"/>
       <w:r>
         <w:t xml:space="preserve">3.4 </w:t>
       </w:r>
@@ -9507,7 +9538,7 @@
       <w:pPr>
         <w:pStyle w:val="Ttulo2"/>
       </w:pPr>
-      <w:bookmarkStart w:id="15" w:name="_Toc207309844"/>
+      <w:bookmarkStart w:id="15" w:name="_Toc209426377"/>
       <w:r>
         <w:t xml:space="preserve">3.5 </w:t>
       </w:r>
@@ -9851,7 +9882,7 @@
       <w:pPr>
         <w:pStyle w:val="Ttulo1"/>
       </w:pPr>
-      <w:bookmarkStart w:id="16" w:name="_Toc207309845"/>
+      <w:bookmarkStart w:id="16" w:name="_Toc209426378"/>
       <w:r>
         <w:lastRenderedPageBreak/>
         <w:t>Contenedores</w:t>
@@ -9881,7 +9912,7 @@
       <w:pPr>
         <w:pStyle w:val="Ttulo2"/>
       </w:pPr>
-      <w:bookmarkStart w:id="17" w:name="_Toc207309846"/>
+      <w:bookmarkStart w:id="17" w:name="_Toc209426379"/>
       <w:r>
         <w:t xml:space="preserve">4.1 </w:t>
       </w:r>
@@ -9926,7 +9957,7 @@
       <w:pPr>
         <w:pStyle w:val="Ttulo2"/>
       </w:pPr>
-      <w:bookmarkStart w:id="18" w:name="_Toc207309847"/>
+      <w:bookmarkStart w:id="18" w:name="_Toc209426380"/>
       <w:r>
         <w:t xml:space="preserve">4.2 </w:t>
       </w:r>
@@ -10316,7 +10347,7 @@
       <w:pPr>
         <w:pStyle w:val="Ttulo2"/>
       </w:pPr>
-      <w:bookmarkStart w:id="19" w:name="_Toc207309848"/>
+      <w:bookmarkStart w:id="19" w:name="_Toc209426381"/>
       <w:r>
         <w:t xml:space="preserve">4.3 </w:t>
       </w:r>
@@ -10516,7 +10547,7 @@
       <w:pPr>
         <w:pStyle w:val="Ttulo2"/>
       </w:pPr>
-      <w:bookmarkStart w:id="20" w:name="_Toc207309849"/>
+      <w:bookmarkStart w:id="20" w:name="_Toc209426382"/>
       <w:r>
         <w:t xml:space="preserve">4.4 </w:t>
       </w:r>
@@ -11628,7 +11659,7 @@
       <w:pPr>
         <w:pStyle w:val="Ttulo2"/>
       </w:pPr>
-      <w:bookmarkStart w:id="21" w:name="_Toc207309850"/>
+      <w:bookmarkStart w:id="21" w:name="_Toc209426383"/>
       <w:r>
         <w:t xml:space="preserve">4.5 </w:t>
       </w:r>
@@ -11915,7 +11946,7 @@
           <w:color w:val="000000" w:themeColor="text1"/>
         </w:rPr>
       </w:pPr>
-      <w:bookmarkStart w:id="22" w:name="_Toc207309851"/>
+      <w:bookmarkStart w:id="22" w:name="_Toc209426384"/>
       <w:r>
         <w:rPr>
           <w:color w:val="000000" w:themeColor="text1"/>
@@ -12015,7 +12046,7 @@
           <w:color w:val="000000" w:themeColor="text1"/>
         </w:rPr>
       </w:pPr>
-      <w:bookmarkStart w:id="23" w:name="_Toc207309852"/>
+      <w:bookmarkStart w:id="23" w:name="_Toc209426385"/>
       <w:r>
         <w:rPr>
           <w:color w:val="000000" w:themeColor="text1"/>
@@ -12834,7 +12865,7 @@
           <w:color w:val="000000" w:themeColor="text1"/>
         </w:rPr>
       </w:pPr>
-      <w:bookmarkStart w:id="24" w:name="_Toc207309853"/>
+      <w:bookmarkStart w:id="24" w:name="_Toc209426386"/>
       <w:r>
         <w:rPr>
           <w:color w:val="000000" w:themeColor="text1"/>
@@ -13322,7 +13353,7 @@
           <w:color w:val="000000" w:themeColor="text1"/>
         </w:rPr>
       </w:pPr>
-      <w:bookmarkStart w:id="25" w:name="_Toc207309854"/>
+      <w:bookmarkStart w:id="25" w:name="_Toc209426387"/>
       <w:r>
         <w:rPr>
           <w:color w:val="000000" w:themeColor="text1"/>
@@ -13718,7 +13749,7 @@
           <w:color w:val="000000" w:themeColor="text1"/>
         </w:rPr>
       </w:pPr>
-      <w:bookmarkStart w:id="26" w:name="_Toc207309855"/>
+      <w:bookmarkStart w:id="26" w:name="_Toc209426388"/>
       <w:r>
         <w:rPr>
           <w:color w:val="000000" w:themeColor="text1"/>
@@ -14817,7 +14848,7 @@
 </file>
 
 <file path=word/endnotes.xml><?xml version="1.0" encoding="utf-8"?>
-<w:endnotes xmlns:wpc="http://schemas.microsoft.com/office/word/2010/wordprocessingCanvas" xmlns:cx="http://schemas.microsoft.com/office/drawing/2014/chartex" xmlns:cx1="http://schemas.microsoft.com/office/drawing/2015/9/8/chartex" xmlns:cx2="http://schemas.microsoft.com/office/drawing/2015/10/21/chartex" xmlns:cx3="http://schemas.microsoft.com/office/drawing/2016/5/9/chartex" xmlns:cx4="http://schemas.microsoft.com/office/drawing/2016/5/10/chartex" xmlns:cx5="http://schemas.microsoft.com/office/drawing/2016/5/11/chartex" xmlns:cx6="http://schemas.microsoft.com/office/drawing/2016/5/12/chartex" xmlns:cx7="http://schemas.microsoft.com/office/drawing/2016/5/13/chartex" xmlns:cx8="http://schemas.microsoft.com/office/drawing/2016/5/14/chartex" xmlns:mc="http://schemas.openxmlformats.org/markup-compatibility/2006" xmlns:aink="http://schemas.microsoft.com/office/drawing/2016/ink" xmlns:am3d="http://schemas.microsoft.com/office/drawing/2017/model3d" xmlns:o="urn:schemas-microsoft-com:office:office" xmlns:oel="http://schemas.microsoft.com/office/2019/extlst" xmlns:r="http://schemas.openxmlformats.org/officeDocument/2006/relationships" xmlns:m="http://schemas.openxmlformats.org/officeDocument/2006/math" xmlns:v="urn:schemas-microsoft-com:vml" xmlns:wp14="http://schemas.microsoft.com/office/word/2010/wordprocessingDrawing" xmlns:wp="http://schemas.openxmlformats.org/drawingml/2006/wordprocessingDrawing" xmlns:w10="urn:schemas-microsoft-com:office:word" xmlns:w="http://schemas.openxmlformats.org/wordprocessingml/2006/main" xmlns:w14="http://schemas.microsoft.com/office/word/2010/wordml" xmlns:w15="http://schemas.microsoft.com/office/word/2012/wordml" xmlns:w16cex="http://schemas.microsoft.com/office/word/2018/wordml/cex" xmlns:w16cid="http://schemas.microsoft.com/office/word/2016/wordml/cid" xmlns:w16="http://schemas.microsoft.com/office/word/2018/wordml" xmlns:w16du="http://schemas.microsoft.com/office/word/2023/wordml/word16du" xmlns:w16sdtdh="http://schemas.microsoft.com/office/word/2020/wordml/sdtdatahash" xmlns:w16sdtfl="http://schemas.microsoft.com/office/word/2024/wordml/sdtformatlock" xmlns:w16se="http://schemas.microsoft.com/office/word/2015/wordml/symex" xmlns:wpg="http://schemas.microsoft.com/office/word/2010/wordprocessingGroup" xmlns:wpi="http://schemas.microsoft.com/office/word/2010/wordprocessingInk" xmlns:wne="http://schemas.microsoft.com/office/word/2006/wordml" xmlns:wps="http://schemas.microsoft.com/office/word/2010/wordprocessingShape" mc:Ignorable="w14 w15 w16se w16cid w16 w16cex w16sdtdh w16sdtfl w16du wp14">
+<w:endnotes xmlns:wpc="http://schemas.microsoft.com/office/word/2010/wordprocessingCanvas" xmlns:cx="http://schemas.microsoft.com/office/drawing/2014/chartex" xmlns:cx1="http://schemas.microsoft.com/office/drawing/2015/9/8/chartex" xmlns:cx2="http://schemas.microsoft.com/office/drawing/2015/10/21/chartex" xmlns:cx3="http://schemas.microsoft.com/office/drawing/2016/5/9/chartex" xmlns:cx4="http://schemas.microsoft.com/office/drawing/2016/5/10/chartex" xmlns:cx5="http://schemas.microsoft.com/office/drawing/2016/5/11/chartex" xmlns:cx6="http://schemas.microsoft.com/office/drawing/2016/5/12/chartex" xmlns:cx7="http://schemas.microsoft.com/office/drawing/2016/5/13/chartex" xmlns:cx8="http://schemas.microsoft.com/office/drawing/2016/5/14/chartex" xmlns:mc="http://schemas.openxmlformats.org/markup-compatibility/2006" xmlns:aink="http://schemas.microsoft.com/office/drawing/2016/ink" xmlns:am3d="http://schemas.microsoft.com/office/drawing/2017/model3d" xmlns:o="urn:schemas-microsoft-com:office:office" xmlns:r="http://schemas.openxmlformats.org/officeDocument/2006/relationships" xmlns:m="http://schemas.openxmlformats.org/officeDocument/2006/math" xmlns:v="urn:schemas-microsoft-com:vml" xmlns:wp14="http://schemas.microsoft.com/office/word/2010/wordprocessingDrawing" xmlns:wp="http://schemas.openxmlformats.org/drawingml/2006/wordprocessingDrawing" xmlns:w10="urn:schemas-microsoft-com:office:word" xmlns:w="http://schemas.openxmlformats.org/wordprocessingml/2006/main" xmlns:w14="http://schemas.microsoft.com/office/word/2010/wordml" xmlns:w15="http://schemas.microsoft.com/office/word/2012/wordml" xmlns:w16cex="http://schemas.microsoft.com/office/word/2018/wordml/cex" xmlns:w16cid="http://schemas.microsoft.com/office/word/2016/wordml/cid" xmlns:w16="http://schemas.microsoft.com/office/word/2018/wordml" xmlns:w16sdtdh="http://schemas.microsoft.com/office/word/2020/wordml/sdtdatahash" xmlns:w16se="http://schemas.microsoft.com/office/word/2015/wordml/symex" xmlns:wpg="http://schemas.microsoft.com/office/word/2010/wordprocessingGroup" xmlns:wpi="http://schemas.microsoft.com/office/word/2010/wordprocessingInk" xmlns:wne="http://schemas.microsoft.com/office/word/2006/wordml" xmlns:wps="http://schemas.microsoft.com/office/word/2010/wordprocessingShape" mc:Ignorable="w14 w15 w16se w16cid w16 w16cex w16sdtdh wp14">
   <w:endnote w:type="separator" w:id="-1">
     <w:p>
       <w:pPr>
@@ -14842,7 +14873,7 @@
 </file>
 
 <file path=word/footer1.xml><?xml version="1.0" encoding="utf-8"?>
-<w:ftr xmlns:wpc="http://schemas.microsoft.com/office/word/2010/wordprocessingCanvas" xmlns:cx="http://schemas.microsoft.com/office/drawing/2014/chartex" xmlns:cx1="http://schemas.microsoft.com/office/drawing/2015/9/8/chartex" xmlns:cx2="http://schemas.microsoft.com/office/drawing/2015/10/21/chartex" xmlns:cx3="http://schemas.microsoft.com/office/drawing/2016/5/9/chartex" xmlns:cx4="http://schemas.microsoft.com/office/drawing/2016/5/10/chartex" xmlns:cx5="http://schemas.microsoft.com/office/drawing/2016/5/11/chartex" xmlns:cx6="http://schemas.microsoft.com/office/drawing/2016/5/12/chartex" xmlns:cx7="http://schemas.microsoft.com/office/drawing/2016/5/13/chartex" xmlns:cx8="http://schemas.microsoft.com/office/drawing/2016/5/14/chartex" xmlns:mc="http://schemas.openxmlformats.org/markup-compatibility/2006" xmlns:aink="http://schemas.microsoft.com/office/drawing/2016/ink" xmlns:am3d="http://schemas.microsoft.com/office/drawing/2017/model3d" xmlns:o="urn:schemas-microsoft-com:office:office" xmlns:oel="http://schemas.microsoft.com/office/2019/extlst" xmlns:r="http://schemas.openxmlformats.org/officeDocument/2006/relationships" xmlns:m="http://schemas.openxmlformats.org/officeDocument/2006/math" xmlns:v="urn:schemas-microsoft-com:vml" xmlns:wp14="http://schemas.microsoft.com/office/word/2010/wordprocessingDrawing" xmlns:wp="http://schemas.openxmlformats.org/drawingml/2006/wordprocessingDrawing" xmlns:w10="urn:schemas-microsoft-com:office:word" xmlns:w="http://schemas.openxmlformats.org/wordprocessingml/2006/main" xmlns:w14="http://schemas.microsoft.com/office/word/2010/wordml" xmlns:w15="http://schemas.microsoft.com/office/word/2012/wordml" xmlns:w16cex="http://schemas.microsoft.com/office/word/2018/wordml/cex" xmlns:w16cid="http://schemas.microsoft.com/office/word/2016/wordml/cid" xmlns:w16="http://schemas.microsoft.com/office/word/2018/wordml" xmlns:w16du="http://schemas.microsoft.com/office/word/2023/wordml/word16du" xmlns:w16sdtdh="http://schemas.microsoft.com/office/word/2020/wordml/sdtdatahash" xmlns:w16sdtfl="http://schemas.microsoft.com/office/word/2024/wordml/sdtformatlock" xmlns:w16se="http://schemas.microsoft.com/office/word/2015/wordml/symex" xmlns:wpg="http://schemas.microsoft.com/office/word/2010/wordprocessingGroup" xmlns:wpi="http://schemas.microsoft.com/office/word/2010/wordprocessingInk" xmlns:wne="http://schemas.microsoft.com/office/word/2006/wordml" xmlns:wps="http://schemas.microsoft.com/office/word/2010/wordprocessingShape" mc:Ignorable="w14 w15 w16se w16cid w16 w16cex w16sdtdh w16sdtfl w16du wp14">
+<w:ftr xmlns:wpc="http://schemas.microsoft.com/office/word/2010/wordprocessingCanvas" xmlns:cx="http://schemas.microsoft.com/office/drawing/2014/chartex" xmlns:cx1="http://schemas.microsoft.com/office/drawing/2015/9/8/chartex" xmlns:cx2="http://schemas.microsoft.com/office/drawing/2015/10/21/chartex" xmlns:cx3="http://schemas.microsoft.com/office/drawing/2016/5/9/chartex" xmlns:cx4="http://schemas.microsoft.com/office/drawing/2016/5/10/chartex" xmlns:cx5="http://schemas.microsoft.com/office/drawing/2016/5/11/chartex" xmlns:cx6="http://schemas.microsoft.com/office/drawing/2016/5/12/chartex" xmlns:cx7="http://schemas.microsoft.com/office/drawing/2016/5/13/chartex" xmlns:cx8="http://schemas.microsoft.com/office/drawing/2016/5/14/chartex" xmlns:mc="http://schemas.openxmlformats.org/markup-compatibility/2006" xmlns:aink="http://schemas.microsoft.com/office/drawing/2016/ink" xmlns:am3d="http://schemas.microsoft.com/office/drawing/2017/model3d" xmlns:o="urn:schemas-microsoft-com:office:office" xmlns:r="http://schemas.openxmlformats.org/officeDocument/2006/relationships" xmlns:m="http://schemas.openxmlformats.org/officeDocument/2006/math" xmlns:v="urn:schemas-microsoft-com:vml" xmlns:wp14="http://schemas.microsoft.com/office/word/2010/wordprocessingDrawing" xmlns:wp="http://schemas.openxmlformats.org/drawingml/2006/wordprocessingDrawing" xmlns:w10="urn:schemas-microsoft-com:office:word" xmlns:w="http://schemas.openxmlformats.org/wordprocessingml/2006/main" xmlns:w14="http://schemas.microsoft.com/office/word/2010/wordml" xmlns:w15="http://schemas.microsoft.com/office/word/2012/wordml" xmlns:w16cex="http://schemas.microsoft.com/office/word/2018/wordml/cex" xmlns:w16cid="http://schemas.microsoft.com/office/word/2016/wordml/cid" xmlns:w16="http://schemas.microsoft.com/office/word/2018/wordml" xmlns:w16sdtdh="http://schemas.microsoft.com/office/word/2020/wordml/sdtdatahash" xmlns:w16se="http://schemas.microsoft.com/office/word/2015/wordml/symex" xmlns:wpg="http://schemas.microsoft.com/office/word/2010/wordprocessingGroup" xmlns:wpi="http://schemas.microsoft.com/office/word/2010/wordprocessingInk" xmlns:wne="http://schemas.microsoft.com/office/word/2006/wordml" xmlns:wps="http://schemas.microsoft.com/office/word/2010/wordprocessingShape" mc:Ignorable="w14 w15 w16se w16cid w16 w16cex w16sdtdh wp14">
   <w:sdt>
     <w:sdtPr>
       <w:id w:val="-701017035"/>
@@ -14851,6 +14882,7 @@
         <w:docPartUnique/>
       </w:docPartObj>
     </w:sdtPr>
+    <w:sdtEndPr/>
     <w:sdtContent>
       <w:p>
         <w:pPr>
@@ -14869,7 +14901,7 @@
 </file>
 
 <file path=word/footer2.xml><?xml version="1.0" encoding="utf-8"?>
-<w:ftr xmlns:wpc="http://schemas.microsoft.com/office/word/2010/wordprocessingCanvas" xmlns:cx="http://schemas.microsoft.com/office/drawing/2014/chartex" xmlns:cx1="http://schemas.microsoft.com/office/drawing/2015/9/8/chartex" xmlns:cx2="http://schemas.microsoft.com/office/drawing/2015/10/21/chartex" xmlns:cx3="http://schemas.microsoft.com/office/drawing/2016/5/9/chartex" xmlns:cx4="http://schemas.microsoft.com/office/drawing/2016/5/10/chartex" xmlns:cx5="http://schemas.microsoft.com/office/drawing/2016/5/11/chartex" xmlns:cx6="http://schemas.microsoft.com/office/drawing/2016/5/12/chartex" xmlns:cx7="http://schemas.microsoft.com/office/drawing/2016/5/13/chartex" xmlns:cx8="http://schemas.microsoft.com/office/drawing/2016/5/14/chartex" xmlns:mc="http://schemas.openxmlformats.org/markup-compatibility/2006" xmlns:aink="http://schemas.microsoft.com/office/drawing/2016/ink" xmlns:am3d="http://schemas.microsoft.com/office/drawing/2017/model3d" xmlns:o="urn:schemas-microsoft-com:office:office" xmlns:oel="http://schemas.microsoft.com/office/2019/extlst" xmlns:r="http://schemas.openxmlformats.org/officeDocument/2006/relationships" xmlns:m="http://schemas.openxmlformats.org/officeDocument/2006/math" xmlns:v="urn:schemas-microsoft-com:vml" xmlns:wp14="http://schemas.microsoft.com/office/word/2010/wordprocessingDrawing" xmlns:wp="http://schemas.openxmlformats.org/drawingml/2006/wordprocessingDrawing" xmlns:w10="urn:schemas-microsoft-com:office:word" xmlns:w="http://schemas.openxmlformats.org/wordprocessingml/2006/main" xmlns:w14="http://schemas.microsoft.com/office/word/2010/wordml" xmlns:w15="http://schemas.microsoft.com/office/word/2012/wordml" xmlns:w16cex="http://schemas.microsoft.com/office/word/2018/wordml/cex" xmlns:w16cid="http://schemas.microsoft.com/office/word/2016/wordml/cid" xmlns:w16="http://schemas.microsoft.com/office/word/2018/wordml" xmlns:w16du="http://schemas.microsoft.com/office/word/2023/wordml/word16du" xmlns:w16sdtdh="http://schemas.microsoft.com/office/word/2020/wordml/sdtdatahash" xmlns:w16sdtfl="http://schemas.microsoft.com/office/word/2024/wordml/sdtformatlock" xmlns:w16se="http://schemas.microsoft.com/office/word/2015/wordml/symex" xmlns:wpg="http://schemas.microsoft.com/office/word/2010/wordprocessingGroup" xmlns:wpi="http://schemas.microsoft.com/office/word/2010/wordprocessingInk" xmlns:wne="http://schemas.microsoft.com/office/word/2006/wordml" xmlns:wps="http://schemas.microsoft.com/office/word/2010/wordprocessingShape" mc:Ignorable="w14 w15 w16se w16cid w16 w16cex w16sdtdh w16sdtfl w16du wp14">
+<w:ftr xmlns:wpc="http://schemas.microsoft.com/office/word/2010/wordprocessingCanvas" xmlns:cx="http://schemas.microsoft.com/office/drawing/2014/chartex" xmlns:cx1="http://schemas.microsoft.com/office/drawing/2015/9/8/chartex" xmlns:cx2="http://schemas.microsoft.com/office/drawing/2015/10/21/chartex" xmlns:cx3="http://schemas.microsoft.com/office/drawing/2016/5/9/chartex" xmlns:cx4="http://schemas.microsoft.com/office/drawing/2016/5/10/chartex" xmlns:cx5="http://schemas.microsoft.com/office/drawing/2016/5/11/chartex" xmlns:cx6="http://schemas.microsoft.com/office/drawing/2016/5/12/chartex" xmlns:cx7="http://schemas.microsoft.com/office/drawing/2016/5/13/chartex" xmlns:cx8="http://schemas.microsoft.com/office/drawing/2016/5/14/chartex" xmlns:mc="http://schemas.openxmlformats.org/markup-compatibility/2006" xmlns:aink="http://schemas.microsoft.com/office/drawing/2016/ink" xmlns:am3d="http://schemas.microsoft.com/office/drawing/2017/model3d" xmlns:o="urn:schemas-microsoft-com:office:office" xmlns:r="http://schemas.openxmlformats.org/officeDocument/2006/relationships" xmlns:m="http://schemas.openxmlformats.org/officeDocument/2006/math" xmlns:v="urn:schemas-microsoft-com:vml" xmlns:wp14="http://schemas.microsoft.com/office/word/2010/wordprocessingDrawing" xmlns:wp="http://schemas.openxmlformats.org/drawingml/2006/wordprocessingDrawing" xmlns:w10="urn:schemas-microsoft-com:office:word" xmlns:w="http://schemas.openxmlformats.org/wordprocessingml/2006/main" xmlns:w14="http://schemas.microsoft.com/office/word/2010/wordml" xmlns:w15="http://schemas.microsoft.com/office/word/2012/wordml" xmlns:w16cex="http://schemas.microsoft.com/office/word/2018/wordml/cex" xmlns:w16cid="http://schemas.microsoft.com/office/word/2016/wordml/cid" xmlns:w16="http://schemas.microsoft.com/office/word/2018/wordml" xmlns:w16sdtdh="http://schemas.microsoft.com/office/word/2020/wordml/sdtdatahash" xmlns:w16se="http://schemas.microsoft.com/office/word/2015/wordml/symex" xmlns:wpg="http://schemas.microsoft.com/office/word/2010/wordprocessingGroup" xmlns:wpi="http://schemas.microsoft.com/office/word/2010/wordprocessingInk" xmlns:wne="http://schemas.microsoft.com/office/word/2006/wordml" xmlns:wps="http://schemas.microsoft.com/office/word/2010/wordprocessingShape" mc:Ignorable="w14 w15 w16se w16cid w16 w16cex w16sdtdh wp14">
   <w:sdt>
     <w:sdtPr>
       <w:id w:val="-1465197936"/>
@@ -14878,6 +14910,7 @@
         <w:docPartUnique/>
       </w:docPartObj>
     </w:sdtPr>
+    <w:sdtEndPr/>
     <w:sdtContent>
       <w:p>
         <w:pPr>
@@ -14978,7 +15011,7 @@
                   <v:stroke joinstyle="miter"/>
                   <v:path gradientshapeok="t" o:connecttype="rect"/>
                 </v:shapetype>
-                <v:shape id="_x0000_s1027" type="#_x0000_t202" alt="&quot;&quot;" style="position:absolute;left:0;text-align:left;margin-left:16.1pt;margin-top:.65pt;width:455.15pt;height:41.4pt;z-index:251661312;visibility:visible;mso-wrap-style:square;mso-width-percent:0;mso-height-percent:0;mso-wrap-distance-left:9pt;mso-wrap-distance-top:3.6pt;mso-wrap-distance-right:9pt;mso-wrap-distance-bottom:3.6pt;mso-position-horizontal:absolute;mso-position-horizontal-relative:text;mso-position-vertical:absolute;mso-position-vertical-relative:text;mso-width-percent:0;mso-height-percent:0;mso-width-relative:margin;mso-height-relative:margin;v-text-anchor:top" o:gfxdata="UEsDBBQABgAIAAAAIQC2gziS/gAAAOEBAAATAAAAW0NvbnRlbnRfVHlwZXNdLnhtbJSRQU7DMBBF&#10;90jcwfIWJU67QAgl6YK0S0CoHGBkTxKLZGx5TGhvj5O2G0SRWNoz/78nu9wcxkFMGNg6quQqL6RA&#10;0s5Y6ir5vt9lD1JwBDIwOMJKHpHlpr69KfdHjyxSmriSfYz+USnWPY7AufNIadK6MEJMx9ApD/oD&#10;OlTrorhX2lFEilmcO2RdNtjC5xDF9pCuTyYBB5bi6bQ4syoJ3g9WQ0ymaiLzg5KdCXlKLjvcW893&#10;SUOqXwnz5DrgnHtJTxOsQfEKIT7DmDSUCaxw7Rqn8787ZsmRM9e2VmPeBN4uqYvTtW7jvijg9N/y&#10;JsXecLq0q+WD6m8AAAD//wMAUEsDBBQABgAIAAAAIQA4/SH/1gAAAJQBAAALAAAAX3JlbHMvLnJl&#10;bHOkkMFqwzAMhu+DvYPRfXGawxijTi+j0GvpHsDYimMaW0Yy2fr2M4PBMnrbUb/Q94l/f/hMi1qR&#10;JVI2sOt6UJgd+ZiDgffL8ekFlFSbvV0oo4EbChzGx4f9GRdb25HMsYhqlCwG5lrLq9biZkxWOiqY&#10;22YiTra2kYMu1l1tQD30/bPm3wwYN0x18gb45AdQl1tp5j/sFB2T0FQ7R0nTNEV3j6o9feQzro1i&#10;OWA14Fm+Q8a1a8+Bvu/d/dMb2JY5uiPbhG/ktn4cqGU/er3pcvwCAAD//wMAUEsDBBQABgAIAAAA&#10;IQCVHvnIDAIAAPYDAAAOAAAAZHJzL2Uyb0RvYy54bWysU9tu2zAMfR+wfxD0vtgJkjYx4hRdugwD&#10;ugvQ7QNkWY6FyaJGKbGzrx+luGm2vQ3TgyCK1CF5eLS+GzrDjgq9Blvy6STnTFkJtbb7kn/7unuz&#10;5MwHYWthwKqSn5Tnd5vXr9a9K9QMWjC1QkYg1he9K3kbgiuyzMtWdcJPwClLzgawE4FM3Gc1ip7Q&#10;O5PN8vwm6wFrhyCV93T7cHbyTcJvGiXD56bxKjBTcqotpB3TXsU926xFsUfhWi3HMsQ/VNEJbSnp&#10;BepBBMEOqP+C6rRE8NCEiYQug6bRUqUeqJtp/kc3T61wKvVC5Hh3ocn/P1j56fjkviALw1sYaICp&#10;Ce8eQX73zMK2FXav7hGhb5WoKfE0Upb1zhfj00i1L3wEqfqPUNOQxSFAAhoa7CIr1CcjdBrA6UK6&#10;GgKTdLm4XeY3K3JJ8i1mi8V0mVKI4vm1Qx/eK+hYPJQcaagJXRwffYjViOI5JCbzYHS908YkA/fV&#10;1iA7ChLALq0R/bcwY1lf8hWlT8gW4vukjU4HEqjRXcmXeVxnyUQ23tk6hQShzflMlRg70hMZOXMT&#10;hmqgwEhTBfWJiEI4C5E+Dh1awJ+c9STCkvsfB4GKM/PBEtmr6XweVZuM+eJ2RgZee6prj7CSoEoe&#10;ODsftyEpPfJg4Z6G0ujE10slY60krkTj+BGieq/tFPXyXTe/AAAA//8DAFBLAwQUAAYACAAAACEA&#10;D0WvlOAAAAAMAQAADwAAAGRycy9kb3ducmV2LnhtbExPyW6DMBC9V8o/WBOpl6oxIWQjmKiLGvWa&#10;NB8wYAdQ8RhhJ5C/7/TUXkaaeW/eku1H24qb6X3jSMF8FoEwVDrdUKXg/PXxvAHhA5LG1pFRcDce&#10;9vnkIcNUu4GO5nYKlWAR8ikqqEPoUil9WRuLfuY6Q4xdXG8x8NpXUvc4sLhtZRxFK2mxIXaosTNv&#10;tSm/T1er4PI5PC23Q3EI5/UxWb1isy7cXanH6fi+4/GyAxHMGP4+4LcD54ecgxXuStqLVsEijpnJ&#10;9wUIhrdJvARRKNgkc5B5Jv+XyH8AAAD//wMAUEsBAi0AFAAGAAgAAAAhALaDOJL+AAAA4QEAABMA&#10;AAAAAAAAAAAAAAAAAAAAAFtDb250ZW50X1R5cGVzXS54bWxQSwECLQAUAAYACAAAACEAOP0h/9YA&#10;AACUAQAACwAAAAAAAAAAAAAAAAAvAQAAX3JlbHMvLnJlbHNQSwECLQAUAAYACAAAACEAlR75yAwC&#10;AAD2AwAADgAAAAAAAAAAAAAAAAAuAgAAZHJzL2Uyb0RvYy54bWxQSwECLQAUAAYACAAAACEAD0Wv&#10;lOAAAAAMAQAADwAAAAAAAAAAAAAAAABmBAAAZHJzL2Rvd25yZXYueG1sUEsFBgAAAAAEAAQA8wAA&#10;AHMFAAAAAA==&#10;" stroked="f">
+                <v:shape id="_x0000_s1027" type="#_x0000_t202" alt="&quot;&quot;" style="position:absolute;left:0;text-align:left;margin-left:16.1pt;margin-top:.65pt;width:455.15pt;height:41.4pt;z-index:251661312;visibility:visible;mso-wrap-style:square;mso-width-percent:0;mso-height-percent:0;mso-wrap-distance-left:9pt;mso-wrap-distance-top:3.6pt;mso-wrap-distance-right:9pt;mso-wrap-distance-bottom:3.6pt;mso-position-horizontal:absolute;mso-position-horizontal-relative:text;mso-position-vertical:absolute;mso-position-vertical-relative:text;mso-width-percent:0;mso-height-percent:0;mso-width-relative:margin;mso-height-relative:margin;v-text-anchor:top" o:gfxdata="UEsDBBQABgAIAAAAIQC2gziS/gAAAOEBAAATAAAAW0NvbnRlbnRfVHlwZXNdLnhtbJSRQU7DMBBF&#10;90jcwfIWJU67QAgl6YK0S0CoHGBkTxKLZGx5TGhvj5O2G0SRWNoz/78nu9wcxkFMGNg6quQqL6RA&#10;0s5Y6ir5vt9lD1JwBDIwOMJKHpHlpr69KfdHjyxSmriSfYz+USnWPY7AufNIadK6MEJMx9ApD/oD&#10;OlTrorhX2lFEilmcO2RdNtjC5xDF9pCuTyYBB5bi6bQ4syoJ3g9WQ0ymaiLzg5KdCXlKLjvcW893&#10;SUOqXwnz5DrgnHtJTxOsQfEKIT7DmDSUCaxw7Rqn8787ZsmRM9e2VmPeBN4uqYvTtW7jvijg9N/y&#10;JsXecLq0q+WD6m8AAAD//wMAUEsDBBQABgAIAAAAIQA4/SH/1gAAAJQBAAALAAAAX3JlbHMvLnJl&#10;bHOkkMFqwzAMhu+DvYPRfXGawxijTi+j0GvpHsDYimMaW0Yy2fr2M4PBMnrbUb/Q94l/f/hMi1qR&#10;JVI2sOt6UJgd+ZiDgffL8ekFlFSbvV0oo4EbChzGx4f9GRdb25HMsYhqlCwG5lrLq9biZkxWOiqY&#10;22YiTra2kYMu1l1tQD30/bPm3wwYN0x18gb45AdQl1tp5j/sFB2T0FQ7R0nTNEV3j6o9feQzro1i&#10;OWA14Fm+Q8a1a8+Bvu/d/dMb2JY5uiPbhG/ktn4cqGU/er3pcvwCAAD//wMAUEsDBBQABgAIAAAA&#10;IQDL0DiEKQIAACsEAAAOAAAAZHJzL2Uyb0RvYy54bWysU9tu2zAMfR+wfxD0vjgxkjYx4hRdugwD&#10;ugvQ7QNoSY6FyaInKbGzrx8lp2m2vQ3Tg0CJ4uHhIbW+G1rDjsp5jbbks8mUM2UFSm33Jf/2dfdm&#10;yZkPYCUYtKrkJ+X53eb1q3XfFSrHBo1UjhGI9UXflbwJoSuyzItGteAn2ClLzhpdC4GObp9JBz2h&#10;tybLp9ObrEcnO4dCeU+3D6OTbxJ+XSsRPte1V4GZkhO3kHaX9iru2WYNxd5B12hxpgH/wKIFbSnp&#10;BeoBArCD039BtVo49FiHicA2w7rWQqUaqJrZ9I9qnhroVKqFxPHdRSb//2DFp+MXx7Sk3uWzxWqZ&#10;3+Ykk4WWerU9gHTIpGJBDQFZHtXqO19Q0FNHYWF4iwNFpsp994jiu2cWtw3Yvbp3DvtGgSS2sxiZ&#10;XYWOOD6CVP1HlJQNDgET0FC7NkpJ4jBCJzqnS6eIBxN0ubhdTm9W5BLkW+SLxWyZUkDxHN05H94r&#10;bFk0Su5oEhI6HB99iGygeH4Sk3k0Wu60Meng9tXWOHYEmppdWmf0354Zy/qSryh9QrYY49NAtTrQ&#10;VBvdlnw5jSuGQxHVeGdlsgNoM9rExNizPFGRUZswVAM9jJpVKE8klMNxeum3kdGg+8lZT5Nbcv/j&#10;AE5xZj5YEns1m8/jqKfDfJEa6q491bUHrCCokgfORnMb0veIfC3eU1NqnfR6YXLmShOZZDz/njjy&#10;1+f06uWPb34BAAD//wMAUEsDBBQABgAIAAAAIQAvKB2H2wAAAAcBAAAPAAAAZHJzL2Rvd25yZXYu&#10;eG1sTI7dToNAEIXvTXyHzZh4Y+xSSv+QpVETjbetfYABpkBkZwm7LfTtHa/s5fnJOV+2m2ynLjT4&#10;1rGB+SwCRVy6quXawPH743kDygfkCjvHZOBKHnb5/V2GaeVG3tPlEGolI+xTNNCE0Kda+7Ihi37m&#10;emLJTm6wGEQOta4GHGXcdjqOopW22LI8NNjTe0Plz+FsDZy+xqfldiw+w3G9T1Zv2K4LdzXm8WF6&#10;fQEVaAr/ZfjDF3TIhalwZ6686gws4lia4i9ASbxN4iWowsAmmYPOM33Ln/8CAAD//wMAUEsBAi0A&#10;FAAGAAgAAAAhALaDOJL+AAAA4QEAABMAAAAAAAAAAAAAAAAAAAAAAFtDb250ZW50X1R5cGVzXS54&#10;bWxQSwECLQAUAAYACAAAACEAOP0h/9YAAACUAQAACwAAAAAAAAAAAAAAAAAvAQAAX3JlbHMvLnJl&#10;bHNQSwECLQAUAAYACAAAACEAy9A4hCkCAAArBAAADgAAAAAAAAAAAAAAAAAuAgAAZHJzL2Uyb0Rv&#10;Yy54bWxQSwECLQAUAAYACAAAACEALygdh9sAAAAHAQAADwAAAAAAAAAAAAAAAACDBAAAZHJzL2Rv&#10;d25yZXYueG1sUEsFBgAAAAAEAAQA8wAAAIsFAAAAAA==&#10;" stroked="f">
                   <v:textbox>
                     <w:txbxContent>
                       <w:p>
@@ -15035,7 +15068,7 @@
 </file>
 
 <file path=word/footnotes.xml><?xml version="1.0" encoding="utf-8"?>
-<w:footnotes xmlns:wpc="http://schemas.microsoft.com/office/word/2010/wordprocessingCanvas" xmlns:cx="http://schemas.microsoft.com/office/drawing/2014/chartex" xmlns:cx1="http://schemas.microsoft.com/office/drawing/2015/9/8/chartex" xmlns:cx2="http://schemas.microsoft.com/office/drawing/2015/10/21/chartex" xmlns:cx3="http://schemas.microsoft.com/office/drawing/2016/5/9/chartex" xmlns:cx4="http://schemas.microsoft.com/office/drawing/2016/5/10/chartex" xmlns:cx5="http://schemas.microsoft.com/office/drawing/2016/5/11/chartex" xmlns:cx6="http://schemas.microsoft.com/office/drawing/2016/5/12/chartex" xmlns:cx7="http://schemas.microsoft.com/office/drawing/2016/5/13/chartex" xmlns:cx8="http://schemas.microsoft.com/office/drawing/2016/5/14/chartex" xmlns:mc="http://schemas.openxmlformats.org/markup-compatibility/2006" xmlns:aink="http://schemas.microsoft.com/office/drawing/2016/ink" xmlns:am3d="http://schemas.microsoft.com/office/drawing/2017/model3d" xmlns:o="urn:schemas-microsoft-com:office:office" xmlns:oel="http://schemas.microsoft.com/office/2019/extlst" xmlns:r="http://schemas.openxmlformats.org/officeDocument/2006/relationships" xmlns:m="http://schemas.openxmlformats.org/officeDocument/2006/math" xmlns:v="urn:schemas-microsoft-com:vml" xmlns:wp14="http://schemas.microsoft.com/office/word/2010/wordprocessingDrawing" xmlns:wp="http://schemas.openxmlformats.org/drawingml/2006/wordprocessingDrawing" xmlns:w10="urn:schemas-microsoft-com:office:word" xmlns:w="http://schemas.openxmlformats.org/wordprocessingml/2006/main" xmlns:w14="http://schemas.microsoft.com/office/word/2010/wordml" xmlns:w15="http://schemas.microsoft.com/office/word/2012/wordml" xmlns:w16cex="http://schemas.microsoft.com/office/word/2018/wordml/cex" xmlns:w16cid="http://schemas.microsoft.com/office/word/2016/wordml/cid" xmlns:w16="http://schemas.microsoft.com/office/word/2018/wordml" xmlns:w16du="http://schemas.microsoft.com/office/word/2023/wordml/word16du" xmlns:w16sdtdh="http://schemas.microsoft.com/office/word/2020/wordml/sdtdatahash" xmlns:w16sdtfl="http://schemas.microsoft.com/office/word/2024/wordml/sdtformatlock" xmlns:w16se="http://schemas.microsoft.com/office/word/2015/wordml/symex" xmlns:wpg="http://schemas.microsoft.com/office/word/2010/wordprocessingGroup" xmlns:wpi="http://schemas.microsoft.com/office/word/2010/wordprocessingInk" xmlns:wne="http://schemas.microsoft.com/office/word/2006/wordml" xmlns:wps="http://schemas.microsoft.com/office/word/2010/wordprocessingShape" mc:Ignorable="w14 w15 w16se w16cid w16 w16cex w16sdtdh w16sdtfl w16du wp14">
+<w:footnotes xmlns:wpc="http://schemas.microsoft.com/office/word/2010/wordprocessingCanvas" xmlns:cx="http://schemas.microsoft.com/office/drawing/2014/chartex" xmlns:cx1="http://schemas.microsoft.com/office/drawing/2015/9/8/chartex" xmlns:cx2="http://schemas.microsoft.com/office/drawing/2015/10/21/chartex" xmlns:cx3="http://schemas.microsoft.com/office/drawing/2016/5/9/chartex" xmlns:cx4="http://schemas.microsoft.com/office/drawing/2016/5/10/chartex" xmlns:cx5="http://schemas.microsoft.com/office/drawing/2016/5/11/chartex" xmlns:cx6="http://schemas.microsoft.com/office/drawing/2016/5/12/chartex" xmlns:cx7="http://schemas.microsoft.com/office/drawing/2016/5/13/chartex" xmlns:cx8="http://schemas.microsoft.com/office/drawing/2016/5/14/chartex" xmlns:mc="http://schemas.openxmlformats.org/markup-compatibility/2006" xmlns:aink="http://schemas.microsoft.com/office/drawing/2016/ink" xmlns:am3d="http://schemas.microsoft.com/office/drawing/2017/model3d" xmlns:o="urn:schemas-microsoft-com:office:office" xmlns:r="http://schemas.openxmlformats.org/officeDocument/2006/relationships" xmlns:m="http://schemas.openxmlformats.org/officeDocument/2006/math" xmlns:v="urn:schemas-microsoft-com:vml" xmlns:wp14="http://schemas.microsoft.com/office/word/2010/wordprocessingDrawing" xmlns:wp="http://schemas.openxmlformats.org/drawingml/2006/wordprocessingDrawing" xmlns:w10="urn:schemas-microsoft-com:office:word" xmlns:w="http://schemas.openxmlformats.org/wordprocessingml/2006/main" xmlns:w14="http://schemas.microsoft.com/office/word/2010/wordml" xmlns:w15="http://schemas.microsoft.com/office/word/2012/wordml" xmlns:w16cex="http://schemas.microsoft.com/office/word/2018/wordml/cex" xmlns:w16cid="http://schemas.microsoft.com/office/word/2016/wordml/cid" xmlns:w16="http://schemas.microsoft.com/office/word/2018/wordml" xmlns:w16sdtdh="http://schemas.microsoft.com/office/word/2020/wordml/sdtdatahash" xmlns:w16se="http://schemas.microsoft.com/office/word/2015/wordml/symex" xmlns:wpg="http://schemas.microsoft.com/office/word/2010/wordprocessingGroup" xmlns:wpi="http://schemas.microsoft.com/office/word/2010/wordprocessingInk" xmlns:wne="http://schemas.microsoft.com/office/word/2006/wordml" xmlns:wps="http://schemas.microsoft.com/office/word/2010/wordprocessingShape" mc:Ignorable="w14 w15 w16se w16cid w16 w16cex w16sdtdh wp14">
   <w:footnote w:type="separator" w:id="-1">
     <w:p>
       <w:pPr>
@@ -15060,7 +15093,7 @@
 </file>
 
 <file path=word/header1.xml><?xml version="1.0" encoding="utf-8"?>
-<w:hdr xmlns:wpc="http://schemas.microsoft.com/office/word/2010/wordprocessingCanvas" xmlns:cx="http://schemas.microsoft.com/office/drawing/2014/chartex" xmlns:cx1="http://schemas.microsoft.com/office/drawing/2015/9/8/chartex" xmlns:cx2="http://schemas.microsoft.com/office/drawing/2015/10/21/chartex" xmlns:cx3="http://schemas.microsoft.com/office/drawing/2016/5/9/chartex" xmlns:cx4="http://schemas.microsoft.com/office/drawing/2016/5/10/chartex" xmlns:cx5="http://schemas.microsoft.com/office/drawing/2016/5/11/chartex" xmlns:cx6="http://schemas.microsoft.com/office/drawing/2016/5/12/chartex" xmlns:cx7="http://schemas.microsoft.com/office/drawing/2016/5/13/chartex" xmlns:cx8="http://schemas.microsoft.com/office/drawing/2016/5/14/chartex" xmlns:mc="http://schemas.openxmlformats.org/markup-compatibility/2006" xmlns:aink="http://schemas.microsoft.com/office/drawing/2016/ink" xmlns:am3d="http://schemas.microsoft.com/office/drawing/2017/model3d" xmlns:o="urn:schemas-microsoft-com:office:office" xmlns:oel="http://schemas.microsoft.com/office/2019/extlst" xmlns:r="http://schemas.openxmlformats.org/officeDocument/2006/relationships" xmlns:m="http://schemas.openxmlformats.org/officeDocument/2006/math" xmlns:v="urn:schemas-microsoft-com:vml" xmlns:wp14="http://schemas.microsoft.com/office/word/2010/wordprocessingDrawing" xmlns:wp="http://schemas.openxmlformats.org/drawingml/2006/wordprocessingDrawing" xmlns:w10="urn:schemas-microsoft-com:office:word" xmlns:w="http://schemas.openxmlformats.org/wordprocessingml/2006/main" xmlns:w14="http://schemas.microsoft.com/office/word/2010/wordml" xmlns:w15="http://schemas.microsoft.com/office/word/2012/wordml" xmlns:w16cex="http://schemas.microsoft.com/office/word/2018/wordml/cex" xmlns:w16cid="http://schemas.microsoft.com/office/word/2016/wordml/cid" xmlns:w16="http://schemas.microsoft.com/office/word/2018/wordml" xmlns:w16du="http://schemas.microsoft.com/office/word/2023/wordml/word16du" xmlns:w16sdtdh="http://schemas.microsoft.com/office/word/2020/wordml/sdtdatahash" xmlns:w16sdtfl="http://schemas.microsoft.com/office/word/2024/wordml/sdtformatlock" xmlns:w16se="http://schemas.microsoft.com/office/word/2015/wordml/symex" xmlns:wpg="http://schemas.microsoft.com/office/word/2010/wordprocessingGroup" xmlns:wpi="http://schemas.microsoft.com/office/word/2010/wordprocessingInk" xmlns:wne="http://schemas.microsoft.com/office/word/2006/wordml" xmlns:wps="http://schemas.microsoft.com/office/word/2010/wordprocessingShape" mc:Ignorable="w14 w15 w16se w16cid w16 w16cex w16sdtdh w16sdtfl w16du wp14">
+<w:hdr xmlns:wpc="http://schemas.microsoft.com/office/word/2010/wordprocessingCanvas" xmlns:cx="http://schemas.microsoft.com/office/drawing/2014/chartex" xmlns:cx1="http://schemas.microsoft.com/office/drawing/2015/9/8/chartex" xmlns:cx2="http://schemas.microsoft.com/office/drawing/2015/10/21/chartex" xmlns:cx3="http://schemas.microsoft.com/office/drawing/2016/5/9/chartex" xmlns:cx4="http://schemas.microsoft.com/office/drawing/2016/5/10/chartex" xmlns:cx5="http://schemas.microsoft.com/office/drawing/2016/5/11/chartex" xmlns:cx6="http://schemas.microsoft.com/office/drawing/2016/5/12/chartex" xmlns:cx7="http://schemas.microsoft.com/office/drawing/2016/5/13/chartex" xmlns:cx8="http://schemas.microsoft.com/office/drawing/2016/5/14/chartex" xmlns:mc="http://schemas.openxmlformats.org/markup-compatibility/2006" xmlns:aink="http://schemas.microsoft.com/office/drawing/2016/ink" xmlns:am3d="http://schemas.microsoft.com/office/drawing/2017/model3d" xmlns:o="urn:schemas-microsoft-com:office:office" xmlns:r="http://schemas.openxmlformats.org/officeDocument/2006/relationships" xmlns:m="http://schemas.openxmlformats.org/officeDocument/2006/math" xmlns:v="urn:schemas-microsoft-com:vml" xmlns:wp14="http://schemas.microsoft.com/office/word/2010/wordprocessingDrawing" xmlns:wp="http://schemas.openxmlformats.org/drawingml/2006/wordprocessingDrawing" xmlns:w10="urn:schemas-microsoft-com:office:word" xmlns:w="http://schemas.openxmlformats.org/wordprocessingml/2006/main" xmlns:w14="http://schemas.microsoft.com/office/word/2010/wordml" xmlns:w15="http://schemas.microsoft.com/office/word/2012/wordml" xmlns:w16cex="http://schemas.microsoft.com/office/word/2018/wordml/cex" xmlns:w16cid="http://schemas.microsoft.com/office/word/2016/wordml/cid" xmlns:w16="http://schemas.microsoft.com/office/word/2018/wordml" xmlns:w16sdtdh="http://schemas.microsoft.com/office/word/2020/wordml/sdtdatahash" xmlns:w16se="http://schemas.microsoft.com/office/word/2015/wordml/symex" xmlns:wpg="http://schemas.microsoft.com/office/word/2010/wordprocessingGroup" xmlns:wpi="http://schemas.microsoft.com/office/word/2010/wordprocessingInk" xmlns:wne="http://schemas.microsoft.com/office/word/2006/wordml" xmlns:wps="http://schemas.microsoft.com/office/word/2010/wordprocessingShape" mc:Ignorable="w14 w15 w16se w16cid w16 w16cex w16sdtdh wp14">
   <w:p>
     <w:pPr>
       <w:pStyle w:val="Encabezado"/>
@@ -15146,7 +15179,7 @@
 </file>
 
 <file path=word/numbering.xml><?xml version="1.0" encoding="utf-8"?>
-<w:numbering xmlns:wpc="http://schemas.microsoft.com/office/word/2010/wordprocessingCanvas" xmlns:cx="http://schemas.microsoft.com/office/drawing/2014/chartex" xmlns:cx1="http://schemas.microsoft.com/office/drawing/2015/9/8/chartex" xmlns:cx2="http://schemas.microsoft.com/office/drawing/2015/10/21/chartex" xmlns:cx3="http://schemas.microsoft.com/office/drawing/2016/5/9/chartex" xmlns:cx4="http://schemas.microsoft.com/office/drawing/2016/5/10/chartex" xmlns:cx5="http://schemas.microsoft.com/office/drawing/2016/5/11/chartex" xmlns:cx6="http://schemas.microsoft.com/office/drawing/2016/5/12/chartex" xmlns:cx7="http://schemas.microsoft.com/office/drawing/2016/5/13/chartex" xmlns:cx8="http://schemas.microsoft.com/office/drawing/2016/5/14/chartex" xmlns:mc="http://schemas.openxmlformats.org/markup-compatibility/2006" xmlns:aink="http://schemas.microsoft.com/office/drawing/2016/ink" xmlns:am3d="http://schemas.microsoft.com/office/drawing/2017/model3d" xmlns:o="urn:schemas-microsoft-com:office:office" xmlns:oel="http://schemas.microsoft.com/office/2019/extlst" xmlns:r="http://schemas.openxmlformats.org/officeDocument/2006/relationships" xmlns:m="http://schemas.openxmlformats.org/officeDocument/2006/math" xmlns:v="urn:schemas-microsoft-com:vml" xmlns:wp14="http://schemas.microsoft.com/office/word/2010/wordprocessingDrawing" xmlns:wp="http://schemas.openxmlformats.org/drawingml/2006/wordprocessingDrawing" xmlns:w10="urn:schemas-microsoft-com:office:word" xmlns:w="http://schemas.openxmlformats.org/wordprocessingml/2006/main" xmlns:w14="http://schemas.microsoft.com/office/word/2010/wordml" xmlns:w15="http://schemas.microsoft.com/office/word/2012/wordml" xmlns:w16cex="http://schemas.microsoft.com/office/word/2018/wordml/cex" xmlns:w16cid="http://schemas.microsoft.com/office/word/2016/wordml/cid" xmlns:w16="http://schemas.microsoft.com/office/word/2018/wordml" xmlns:w16du="http://schemas.microsoft.com/office/word/2023/wordml/word16du" xmlns:w16sdtdh="http://schemas.microsoft.com/office/word/2020/wordml/sdtdatahash" xmlns:w16sdtfl="http://schemas.microsoft.com/office/word/2024/wordml/sdtformatlock" xmlns:w16se="http://schemas.microsoft.com/office/word/2015/wordml/symex" xmlns:wpg="http://schemas.microsoft.com/office/word/2010/wordprocessingGroup" xmlns:wpi="http://schemas.microsoft.com/office/word/2010/wordprocessingInk" xmlns:wne="http://schemas.microsoft.com/office/word/2006/wordml" xmlns:wps="http://schemas.microsoft.com/office/word/2010/wordprocessingShape" mc:Ignorable="w14 w15 w16se w16cid w16 w16cex w16sdtdh w16sdtfl w16du wp14">
+<w:numbering xmlns:wpc="http://schemas.microsoft.com/office/word/2010/wordprocessingCanvas" xmlns:cx="http://schemas.microsoft.com/office/drawing/2014/chartex" xmlns:cx1="http://schemas.microsoft.com/office/drawing/2015/9/8/chartex" xmlns:cx2="http://schemas.microsoft.com/office/drawing/2015/10/21/chartex" xmlns:cx3="http://schemas.microsoft.com/office/drawing/2016/5/9/chartex" xmlns:cx4="http://schemas.microsoft.com/office/drawing/2016/5/10/chartex" xmlns:cx5="http://schemas.microsoft.com/office/drawing/2016/5/11/chartex" xmlns:cx6="http://schemas.microsoft.com/office/drawing/2016/5/12/chartex" xmlns:cx7="http://schemas.microsoft.com/office/drawing/2016/5/13/chartex" xmlns:cx8="http://schemas.microsoft.com/office/drawing/2016/5/14/chartex" xmlns:mc="http://schemas.openxmlformats.org/markup-compatibility/2006" xmlns:aink="http://schemas.microsoft.com/office/drawing/2016/ink" xmlns:am3d="http://schemas.microsoft.com/office/drawing/2017/model3d" xmlns:o="urn:schemas-microsoft-com:office:office" xmlns:r="http://schemas.openxmlformats.org/officeDocument/2006/relationships" xmlns:m="http://schemas.openxmlformats.org/officeDocument/2006/math" xmlns:v="urn:schemas-microsoft-com:vml" xmlns:wp14="http://schemas.microsoft.com/office/word/2010/wordprocessingDrawing" xmlns:wp="http://schemas.openxmlformats.org/drawingml/2006/wordprocessingDrawing" xmlns:w10="urn:schemas-microsoft-com:office:word" xmlns:w="http://schemas.openxmlformats.org/wordprocessingml/2006/main" xmlns:w14="http://schemas.microsoft.com/office/word/2010/wordml" xmlns:w15="http://schemas.microsoft.com/office/word/2012/wordml" xmlns:w16cex="http://schemas.microsoft.com/office/word/2018/wordml/cex" xmlns:w16cid="http://schemas.microsoft.com/office/word/2016/wordml/cid" xmlns:w16="http://schemas.microsoft.com/office/word/2018/wordml" xmlns:w16sdtdh="http://schemas.microsoft.com/office/word/2020/wordml/sdtdatahash" xmlns:w16se="http://schemas.microsoft.com/office/word/2015/wordml/symex" xmlns:wpg="http://schemas.microsoft.com/office/word/2010/wordprocessingGroup" xmlns:wpi="http://schemas.microsoft.com/office/word/2010/wordprocessingInk" xmlns:wne="http://schemas.microsoft.com/office/word/2006/wordml" xmlns:wps="http://schemas.microsoft.com/office/word/2010/wordprocessingShape" mc:Ignorable="w14 w15 w16se w16cid w16 w16cex w16sdtdh wp14">
   <w:abstractNum w:abstractNumId="0" w15:restartNumberingAfterBreak="0">
     <w:nsid w:val="FFFFFF89"/>
     <w:multiLevelType w:val="singleLevel"/>
@@ -19159,121 +19192,121 @@
       </w:rPr>
     </w:lvl>
   </w:abstractNum>
-  <w:num w:numId="1" w16cid:durableId="1741782281">
+  <w:num w:numId="1">
     <w:abstractNumId w:val="0"/>
   </w:num>
-  <w:num w:numId="2" w16cid:durableId="1085805648">
+  <w:num w:numId="2">
     <w:abstractNumId w:val="12"/>
   </w:num>
-  <w:num w:numId="3" w16cid:durableId="2006667855">
+  <w:num w:numId="3">
     <w:abstractNumId w:val="26"/>
   </w:num>
-  <w:num w:numId="4" w16cid:durableId="340548600">
+  <w:num w:numId="4">
     <w:abstractNumId w:val="20"/>
   </w:num>
-  <w:num w:numId="5" w16cid:durableId="1881285245">
+  <w:num w:numId="5">
     <w:abstractNumId w:val="31"/>
   </w:num>
-  <w:num w:numId="6" w16cid:durableId="1206135649">
+  <w:num w:numId="6">
     <w:abstractNumId w:val="25"/>
   </w:num>
-  <w:num w:numId="7" w16cid:durableId="1274480398">
+  <w:num w:numId="7">
     <w:abstractNumId w:val="5"/>
   </w:num>
-  <w:num w:numId="8" w16cid:durableId="1977643646">
+  <w:num w:numId="8">
     <w:abstractNumId w:val="32"/>
   </w:num>
-  <w:num w:numId="9" w16cid:durableId="2095741637">
+  <w:num w:numId="9">
     <w:abstractNumId w:val="23"/>
   </w:num>
-  <w:num w:numId="10" w16cid:durableId="589312969">
+  <w:num w:numId="10">
     <w:abstractNumId w:val="11"/>
   </w:num>
-  <w:num w:numId="11" w16cid:durableId="585574201">
+  <w:num w:numId="11">
     <w:abstractNumId w:val="22"/>
   </w:num>
-  <w:num w:numId="12" w16cid:durableId="682781472">
+  <w:num w:numId="12">
     <w:abstractNumId w:val="3"/>
   </w:num>
-  <w:num w:numId="13" w16cid:durableId="200939335">
+  <w:num w:numId="13">
     <w:abstractNumId w:val="33"/>
   </w:num>
-  <w:num w:numId="14" w16cid:durableId="129442238">
+  <w:num w:numId="14">
     <w:abstractNumId w:val="2"/>
   </w:num>
-  <w:num w:numId="15" w16cid:durableId="1336960141">
+  <w:num w:numId="15">
     <w:abstractNumId w:val="7"/>
   </w:num>
-  <w:num w:numId="16" w16cid:durableId="751119535">
+  <w:num w:numId="16">
     <w:abstractNumId w:val="15"/>
   </w:num>
-  <w:num w:numId="17" w16cid:durableId="1924948286">
+  <w:num w:numId="17">
     <w:abstractNumId w:val="28"/>
   </w:num>
-  <w:num w:numId="18" w16cid:durableId="796601741">
+  <w:num w:numId="18">
     <w:abstractNumId w:val="14"/>
   </w:num>
-  <w:num w:numId="19" w16cid:durableId="583297811">
+  <w:num w:numId="19">
     <w:abstractNumId w:val="29"/>
   </w:num>
-  <w:num w:numId="20" w16cid:durableId="678001553">
+  <w:num w:numId="20">
     <w:abstractNumId w:val="24"/>
   </w:num>
-  <w:num w:numId="21" w16cid:durableId="538128066">
+  <w:num w:numId="21">
     <w:abstractNumId w:val="34"/>
   </w:num>
-  <w:num w:numId="22" w16cid:durableId="158888369">
+  <w:num w:numId="22">
     <w:abstractNumId w:val="4"/>
   </w:num>
-  <w:num w:numId="23" w16cid:durableId="926422251">
+  <w:num w:numId="23">
     <w:abstractNumId w:val="9"/>
   </w:num>
-  <w:num w:numId="24" w16cid:durableId="445349572">
+  <w:num w:numId="24">
     <w:abstractNumId w:val="1"/>
   </w:num>
-  <w:num w:numId="25" w16cid:durableId="2142920570">
+  <w:num w:numId="25">
     <w:abstractNumId w:val="10"/>
   </w:num>
-  <w:num w:numId="26" w16cid:durableId="1711953475">
+  <w:num w:numId="26">
     <w:abstractNumId w:val="19"/>
   </w:num>
-  <w:num w:numId="27" w16cid:durableId="226691457">
+  <w:num w:numId="27">
     <w:abstractNumId w:val="18"/>
   </w:num>
-  <w:num w:numId="28" w16cid:durableId="1613592844">
+  <w:num w:numId="28">
     <w:abstractNumId w:val="30"/>
   </w:num>
-  <w:num w:numId="29" w16cid:durableId="813376893">
+  <w:num w:numId="29">
     <w:abstractNumId w:val="13"/>
   </w:num>
-  <w:num w:numId="30" w16cid:durableId="113985095">
+  <w:num w:numId="30">
     <w:abstractNumId w:val="6"/>
   </w:num>
-  <w:num w:numId="31" w16cid:durableId="19623276">
+  <w:num w:numId="31">
     <w:abstractNumId w:val="35"/>
   </w:num>
-  <w:num w:numId="32" w16cid:durableId="1111315899">
+  <w:num w:numId="32">
     <w:abstractNumId w:val="17"/>
   </w:num>
-  <w:num w:numId="33" w16cid:durableId="1272709913">
+  <w:num w:numId="33">
     <w:abstractNumId w:val="16"/>
   </w:num>
-  <w:num w:numId="34" w16cid:durableId="1950889674">
+  <w:num w:numId="34">
     <w:abstractNumId w:val="36"/>
   </w:num>
-  <w:num w:numId="35" w16cid:durableId="237714097">
+  <w:num w:numId="35">
     <w:abstractNumId w:val="31"/>
     <w:lvlOverride w:ilvl="0">
       <w:startOverride w:val="1"/>
     </w:lvlOverride>
   </w:num>
-  <w:num w:numId="36" w16cid:durableId="668949850">
+  <w:num w:numId="36">
     <w:abstractNumId w:val="27"/>
   </w:num>
-  <w:num w:numId="37" w16cid:durableId="686559992">
+  <w:num w:numId="37">
     <w:abstractNumId w:val="21"/>
   </w:num>
-  <w:num w:numId="38" w16cid:durableId="323625501">
+  <w:num w:numId="38">
     <w:abstractNumId w:val="8"/>
   </w:num>
   <w:numIdMacAtCleanup w:val="29"/>
@@ -19281,7 +19314,7 @@
 </file>
 
 <file path=word/styles.xml><?xml version="1.0" encoding="utf-8"?>
-<w:styles xmlns:mc="http://schemas.openxmlformats.org/markup-compatibility/2006" xmlns:r="http://schemas.openxmlformats.org/officeDocument/2006/relationships" xmlns:w="http://schemas.openxmlformats.org/wordprocessingml/2006/main" xmlns:w14="http://schemas.microsoft.com/office/word/2010/wordml" xmlns:w15="http://schemas.microsoft.com/office/word/2012/wordml" xmlns:w16cex="http://schemas.microsoft.com/office/word/2018/wordml/cex" xmlns:w16cid="http://schemas.microsoft.com/office/word/2016/wordml/cid" xmlns:w16="http://schemas.microsoft.com/office/word/2018/wordml" xmlns:w16du="http://schemas.microsoft.com/office/word/2023/wordml/word16du" xmlns:w16sdtdh="http://schemas.microsoft.com/office/word/2020/wordml/sdtdatahash" xmlns:w16sdtfl="http://schemas.microsoft.com/office/word/2024/wordml/sdtformatlock" xmlns:w16se="http://schemas.microsoft.com/office/word/2015/wordml/symex" mc:Ignorable="w14 w15 w16se w16cid w16 w16cex w16sdtdh w16sdtfl w16du">
+<w:styles xmlns:mc="http://schemas.openxmlformats.org/markup-compatibility/2006" xmlns:r="http://schemas.openxmlformats.org/officeDocument/2006/relationships" xmlns:w="http://schemas.openxmlformats.org/wordprocessingml/2006/main" xmlns:w14="http://schemas.microsoft.com/office/word/2010/wordml" xmlns:w15="http://schemas.microsoft.com/office/word/2012/wordml" xmlns:w16cex="http://schemas.microsoft.com/office/word/2018/wordml/cex" xmlns:w16cid="http://schemas.microsoft.com/office/word/2016/wordml/cid" xmlns:w16="http://schemas.microsoft.com/office/word/2018/wordml" xmlns:w16sdtdh="http://schemas.microsoft.com/office/word/2020/wordml/sdtdatahash" xmlns:w16se="http://schemas.microsoft.com/office/word/2015/wordml/symex" mc:Ignorable="w14 w15 w16se w16cid w16 w16cex w16sdtdh">
   <w:docDefaults>
     <w:rPrDefault>
       <w:rPr>
@@ -20872,26 +20905,6 @@
 </file>
 
 <file path=customXml/item1.xml><?xml version="1.0" encoding="utf-8"?>
-<p:properties xmlns:p="http://schemas.microsoft.com/office/2006/metadata/properties" xmlns:xsi="http://www.w3.org/2001/XMLSchema-instance" xmlns:pc="http://schemas.microsoft.com/office/infopath/2007/PartnerControls">
-  <documentManagement>
-    <TaxCatchAll xmlns="adccf511-daff-4bcb-9072-914cedbf4c7e" xsi:nil="true"/>
-    <lcf76f155ced4ddcb4097134ff3c332f xmlns="a70d3c18-0869-45a1-9f75-4b4b8f0f32be">
-      <Terms xmlns="http://schemas.microsoft.com/office/infopath/2007/PartnerControls"/>
-    </lcf76f155ced4ddcb4097134ff3c332f>
-  </documentManagement>
-</p:properties>
-</file>
-
-<file path=customXml/item2.xml><?xml version="1.0" encoding="utf-8"?>
-<?mso-contentType ?>
-<FormTemplates xmlns="http://schemas.microsoft.com/sharepoint/v3/contenttype/forms">
-  <Display>DocumentLibraryForm</Display>
-  <Edit>DocumentLibraryForm</Edit>
-  <New>DocumentLibraryForm</New>
-</FormTemplates>
-</file>
-
-<file path=customXml/item3.xml><?xml version="1.0" encoding="utf-8"?>
 <ct:contentTypeSchema xmlns:ct="http://schemas.microsoft.com/office/2006/metadata/contentType" xmlns:ma="http://schemas.microsoft.com/office/2006/metadata/properties/metaAttributes" ct:_="" ma:_="" ma:contentTypeName="Documento" ma:contentTypeID="0x010100FC2B1768DD5A774EB396CCAB0DE361C1" ma:contentTypeVersion="11" ma:contentTypeDescription="Crear nuevo documento." ma:contentTypeScope="" ma:versionID="e4c9e5a511fbaffd8485e537f9595e10">
   <xsd:schema xmlns:xsd="http://www.w3.org/2001/XMLSchema" xmlns:xs="http://www.w3.org/2001/XMLSchema" xmlns:p="http://schemas.microsoft.com/office/2006/metadata/properties" xmlns:ns2="a70d3c18-0869-45a1-9f75-4b4b8f0f32be" xmlns:ns3="adccf511-daff-4bcb-9072-914cedbf4c7e" targetNamespace="http://schemas.microsoft.com/office/2006/metadata/properties" ma:root="true" ma:fieldsID="bbeeb7fdd5dcda06cd18867ba2c601ed" ns2:_="" ns3:_="">
     <xsd:import namespace="a70d3c18-0869-45a1-9f75-4b4b8f0f32be"/>
@@ -21086,17 +21099,45 @@
 </ct:contentTypeSchema>
 </file>
 
+<file path=customXml/item2.xml><?xml version="1.0" encoding="utf-8"?>
+<?mso-contentType ?>
+<FormTemplates xmlns="http://schemas.microsoft.com/sharepoint/v3/contenttype/forms">
+  <Display>DocumentLibraryForm</Display>
+  <Edit>DocumentLibraryForm</Edit>
+  <New>DocumentLibraryForm</New>
+</FormTemplates>
+</file>
+
+<file path=customXml/item3.xml><?xml version="1.0" encoding="utf-8"?>
+<p:properties xmlns:p="http://schemas.microsoft.com/office/2006/metadata/properties" xmlns:xsi="http://www.w3.org/2001/XMLSchema-instance" xmlns:pc="http://schemas.microsoft.com/office/infopath/2007/PartnerControls">
+  <documentManagement>
+    <TaxCatchAll xmlns="adccf511-daff-4bcb-9072-914cedbf4c7e" xsi:nil="true"/>
+    <lcf76f155ced4ddcb4097134ff3c332f xmlns="a70d3c18-0869-45a1-9f75-4b4b8f0f32be">
+      <Terms xmlns="http://schemas.microsoft.com/office/infopath/2007/PartnerControls"/>
+    </lcf76f155ced4ddcb4097134ff3c332f>
+  </documentManagement>
+</p:properties>
+</file>
+
 <file path=customXml/item4.xml><?xml version="1.0" encoding="utf-8"?>
 <b:Sources xmlns:b="http://schemas.openxmlformats.org/officeDocument/2006/bibliography" xmlns="http://schemas.openxmlformats.org/officeDocument/2006/bibliography" SelectedStyle="\APASixthEditionOfficeOnline.xsl" StyleName="APA" Version="6"/>
 </file>
 
 <file path=customXml/itemProps1.xml><?xml version="1.0" encoding="utf-8"?>
-<ds:datastoreItem xmlns:ds="http://schemas.openxmlformats.org/officeDocument/2006/customXml" ds:itemID="{1145D752-ACC1-45E1-AB53-0C756F67FC7F}">
+<ds:datastoreItem xmlns:ds="http://schemas.openxmlformats.org/officeDocument/2006/customXml" ds:itemID="{CD09E4A4-50AD-4B9C-A997-6CFDC4C64AF1}">
   <ds:schemaRefs>
+    <ds:schemaRef ds:uri="http://schemas.microsoft.com/office/2006/metadata/contentType"/>
+    <ds:schemaRef ds:uri="http://schemas.microsoft.com/office/2006/metadata/properties/metaAttributes"/>
+    <ds:schemaRef ds:uri="http://www.w3.org/2001/XMLSchema"/>
     <ds:schemaRef ds:uri="http://schemas.microsoft.com/office/2006/metadata/properties"/>
+    <ds:schemaRef ds:uri="a70d3c18-0869-45a1-9f75-4b4b8f0f32be"/>
+    <ds:schemaRef ds:uri="adccf511-daff-4bcb-9072-914cedbf4c7e"/>
+    <ds:schemaRef ds:uri="http://schemas.microsoft.com/office/2006/documentManagement/types"/>
     <ds:schemaRef ds:uri="http://schemas.microsoft.com/office/infopath/2007/PartnerControls"/>
-    <ds:schemaRef ds:uri="adccf511-daff-4bcb-9072-914cedbf4c7e"/>
-    <ds:schemaRef ds:uri="a70d3c18-0869-45a1-9f75-4b4b8f0f32be"/>
+    <ds:schemaRef ds:uri="http://schemas.openxmlformats.org/package/2006/metadata/core-properties"/>
+    <ds:schemaRef ds:uri="http://purl.org/dc/elements/1.1/"/>
+    <ds:schemaRef ds:uri="http://purl.org/dc/terms/"/>
+    <ds:schemaRef ds:uri="http://schemas.microsoft.com/internal/obd"/>
   </ds:schemaRefs>
 </ds:datastoreItem>
 </file>
@@ -21110,7 +21151,14 @@
 </file>
 
 <file path=customXml/itemProps3.xml><?xml version="1.0" encoding="utf-8"?>
-<ds:datastoreItem xmlns:ds="http://schemas.openxmlformats.org/officeDocument/2006/customXml" ds:itemID="{CD09E4A4-50AD-4B9C-A997-6CFDC4C64AF1}"/>
+<ds:datastoreItem xmlns:ds="http://schemas.openxmlformats.org/officeDocument/2006/customXml" ds:itemID="{1145D752-ACC1-45E1-AB53-0C756F67FC7F}">
+  <ds:schemaRefs>
+    <ds:schemaRef ds:uri="http://schemas.microsoft.com/office/2006/metadata/properties"/>
+    <ds:schemaRef ds:uri="http://schemas.microsoft.com/office/infopath/2007/PartnerControls"/>
+    <ds:schemaRef ds:uri="adccf511-daff-4bcb-9072-914cedbf4c7e"/>
+    <ds:schemaRef ds:uri="a70d3c18-0869-45a1-9f75-4b4b8f0f32be"/>
+  </ds:schemaRefs>
+</ds:datastoreItem>
 </file>
 
 <file path=customXml/itemProps4.xml><?xml version="1.0" encoding="utf-8"?>
